--- a/docs/Thu2_Ca3_Nhom4_23130102_BuiVanHieu.docx
+++ b/docs/Thu2_Ca3_Nhom4_23130102_BuiVanHieu.docx
@@ -281,8 +281,6 @@
       <w:pPr>
         <w:spacing w:line="360" w:lineRule="auto"/>
       </w:pPr>
-      <w:bookmarkStart w:id="57" w:name="_GoBack"/>
-      <w:bookmarkEnd w:id="57"/>
     </w:p>
     <w:p>
       <w:pPr>
@@ -3732,11 +3730,11 @@
           <w:szCs w:val="28"/>
         </w:rPr>
       </w:pPr>
-      <w:bookmarkStart w:id="8" w:name="_Toc228887504"/>
-      <w:bookmarkStart w:id="9" w:name="_Toc229251621"/>
-      <w:bookmarkStart w:id="10" w:name="_Toc3516"/>
-      <w:bookmarkStart w:id="11" w:name="_Toc229943261"/>
-      <w:bookmarkStart w:id="12" w:name="_Toc228888348"/>
+      <w:bookmarkStart w:id="8" w:name="_Toc3516"/>
+      <w:bookmarkStart w:id="9" w:name="_Toc229943261"/>
+      <w:bookmarkStart w:id="10" w:name="_Toc229251621"/>
+      <w:bookmarkStart w:id="11" w:name="_Toc228888348"/>
+      <w:bookmarkStart w:id="12" w:name="_Toc228887504"/>
       <w:r>
         <w:t>1.1. Tổng quan đề tài</w:t>
       </w:r>
@@ -3784,8 +3782,8 @@
         <w:spacing w:before="0" w:line="312" w:lineRule="auto"/>
         <w:ind w:left="720"/>
       </w:pPr>
-      <w:bookmarkStart w:id="13" w:name="_Toc229251622"/>
-      <w:bookmarkStart w:id="14" w:name="_Toc228887505"/>
+      <w:bookmarkStart w:id="13" w:name="_Toc228887505"/>
+      <w:bookmarkStart w:id="14" w:name="_Toc229251622"/>
       <w:bookmarkStart w:id="15" w:name="_Toc228888349"/>
       <w:bookmarkStart w:id="16" w:name="_Toc229943262"/>
       <w:bookmarkStart w:id="17" w:name="_Toc4596"/>
@@ -5854,9 +5852,9 @@
               </w:rPr>
             </w:pPr>
             <w:bookmarkStart w:id="20" w:name="_Toc228888351"/>
-            <w:bookmarkStart w:id="21" w:name="_Toc229251624"/>
-            <w:bookmarkStart w:id="22" w:name="_Toc229943264"/>
-            <w:bookmarkStart w:id="23" w:name="_Toc228887507"/>
+            <w:bookmarkStart w:id="21" w:name="_Toc229943264"/>
+            <w:bookmarkStart w:id="22" w:name="_Toc228887507"/>
+            <w:bookmarkStart w:id="23" w:name="_Toc229251624"/>
             <w:r>
               <w:t>FR01</w:t>
             </w:r>
@@ -11576,6 +11574,12 @@
             <w:insideH w:val="single" w:color="auto" w:sz="4" w:space="0"/>
             <w:insideV w:val="single" w:color="auto" w:sz="4" w:space="0"/>
           </w:tblBorders>
+          <w:tblCellMar>
+            <w:top w:w="0" w:type="dxa"/>
+            <w:left w:w="10" w:type="dxa"/>
+            <w:bottom w:w="0" w:type="dxa"/>
+            <w:right w:w="10" w:type="dxa"/>
+          </w:tblCellMar>
         </w:tblPrEx>
         <w:tc>
           <w:tcPr>
@@ -13169,12 +13173,6 @@
             <w:insideH w:val="single" w:color="auto" w:sz="4" w:space="0"/>
             <w:insideV w:val="single" w:color="auto" w:sz="4" w:space="0"/>
           </w:tblBorders>
-          <w:tblCellMar>
-            <w:top w:w="0" w:type="dxa"/>
-            <w:left w:w="10" w:type="dxa"/>
-            <w:bottom w:w="0" w:type="dxa"/>
-            <w:right w:w="10" w:type="dxa"/>
-          </w:tblCellMar>
         </w:tblPrEx>
         <w:tc>
           <w:tcPr>
@@ -15558,6 +15556,878 @@
     </w:p>
     <w:p>
       <w:pPr>
+        <w:pStyle w:val="3"/>
+        <w:widowControl/>
+        <w:spacing w:line="360" w:lineRule="auto"/>
+        <w:rPr>
+          <w:lang w:val="en-US"/>
+        </w:rPr>
+      </w:pPr>
+      <w:r>
+        <w:rPr>
+          <w:lang w:val="en-US"/>
+        </w:rPr>
+        <w:t>6.9. TC04-09: Phim không thuộc trạng thái được hiển thị</w:t>
+      </w:r>
+    </w:p>
+    <w:tbl>
+      <w:tblPr>
+        <w:tblStyle w:val="9"/>
+        <w:tblW w:w="9026" w:type="dxa"/>
+        <w:tblInd w:w="0" w:type="dxa"/>
+        <w:tblBorders>
+          <w:top w:val="single" w:color="auto" w:sz="4" w:space="0"/>
+          <w:left w:val="single" w:color="auto" w:sz="4" w:space="0"/>
+          <w:bottom w:val="single" w:color="auto" w:sz="4" w:space="0"/>
+          <w:right w:val="single" w:color="auto" w:sz="4" w:space="0"/>
+          <w:insideH w:val="single" w:color="auto" w:sz="4" w:space="0"/>
+          <w:insideV w:val="single" w:color="auto" w:sz="4" w:space="0"/>
+        </w:tblBorders>
+        <w:shd w:val="clear"/>
+        <w:tblLayout w:type="autofit"/>
+        <w:tblCellMar>
+          <w:top w:w="0" w:type="dxa"/>
+          <w:left w:w="10" w:type="dxa"/>
+          <w:bottom w:w="0" w:type="dxa"/>
+          <w:right w:w="10" w:type="dxa"/>
+        </w:tblCellMar>
+      </w:tblPr>
+      <w:tblGrid>
+        <w:gridCol w:w="2000"/>
+        <w:gridCol w:w="7026"/>
+      </w:tblGrid>
+      <w:tr>
+        <w:tblPrEx>
+          <w:tblBorders>
+            <w:top w:val="single" w:color="auto" w:sz="4" w:space="0"/>
+            <w:left w:val="single" w:color="auto" w:sz="4" w:space="0"/>
+            <w:bottom w:val="single" w:color="auto" w:sz="4" w:space="0"/>
+            <w:right w:val="single" w:color="auto" w:sz="4" w:space="0"/>
+            <w:insideH w:val="single" w:color="auto" w:sz="4" w:space="0"/>
+            <w:insideV w:val="single" w:color="auto" w:sz="4" w:space="0"/>
+          </w:tblBorders>
+          <w:tblCellMar>
+            <w:top w:w="0" w:type="dxa"/>
+            <w:left w:w="10" w:type="dxa"/>
+            <w:bottom w:w="0" w:type="dxa"/>
+            <w:right w:w="10" w:type="dxa"/>
+          </w:tblCellMar>
+        </w:tblPrEx>
+        <w:tc>
+          <w:tcPr>
+            <w:tcW w:w="2000" w:type="dxa"/>
+            <w:tcBorders>
+              <w:top w:val="single" w:color="000000" w:sz="6" w:space="0"/>
+              <w:left w:val="single" w:color="000000" w:sz="6" w:space="0"/>
+              <w:bottom w:val="single" w:color="000000" w:sz="6" w:space="0"/>
+              <w:right w:val="single" w:color="000000" w:sz="6" w:space="0"/>
+            </w:tcBorders>
+            <w:shd w:val="clear" w:color="auto" w:fill="D9D9D9"/>
+            <w:tcMar>
+              <w:top w:w="80" w:type="dxa"/>
+              <w:left w:w="120" w:type="dxa"/>
+              <w:bottom w:w="80" w:type="dxa"/>
+              <w:right w:w="120" w:type="dxa"/>
+            </w:tcMar>
+            <w:vAlign w:val="center"/>
+          </w:tcPr>
+          <w:p>
+            <w:pPr>
+              <w:keepNext w:val="0"/>
+              <w:keepLines w:val="0"/>
+              <w:widowControl/>
+              <w:suppressLineNumbers w:val="0"/>
+              <w:spacing w:before="0" w:beforeAutospacing="0" w:after="0" w:afterAutospacing="0"/>
+              <w:ind w:left="0" w:right="0"/>
+              <w:jc w:val="left"/>
+              <w:rPr>
+                <w:bdr w:val="none" w:color="auto" w:sz="0" w:space="0"/>
+              </w:rPr>
+            </w:pPr>
+            <w:r>
+              <w:rPr>
+                <w:rFonts w:hint="default" w:ascii="Times New Roman" w:hAnsi="Times New Roman" w:eastAsia="Times New Roman" w:cs="Times New Roman"/>
+                <w:b/>
+                <w:bCs/>
+                <w:color w:val="auto"/>
+                <w:kern w:val="0"/>
+                <w:sz w:val="24"/>
+                <w:szCs w:val="24"/>
+                <w:bdr w:val="none" w:color="auto" w:sz="0" w:space="0"/>
+                <w:lang w:val="en-US" w:eastAsia="zh-CN" w:bidi="ar"/>
+              </w:rPr>
+              <w:t>TC ID</w:t>
+            </w:r>
+          </w:p>
+        </w:tc>
+        <w:tc>
+          <w:tcPr>
+            <w:tcW w:w="7026" w:type="dxa"/>
+            <w:tcBorders>
+              <w:top w:val="single" w:color="000000" w:sz="6" w:space="0"/>
+              <w:left w:val="single" w:color="000000" w:sz="6" w:space="0"/>
+              <w:bottom w:val="single" w:color="000000" w:sz="6" w:space="0"/>
+              <w:right w:val="single" w:color="000000" w:sz="6" w:space="0"/>
+            </w:tcBorders>
+            <w:shd w:val="clear"/>
+            <w:tcMar>
+              <w:top w:w="80" w:type="dxa"/>
+              <w:left w:w="120" w:type="dxa"/>
+              <w:bottom w:w="80" w:type="dxa"/>
+              <w:right w:w="120" w:type="dxa"/>
+            </w:tcMar>
+            <w:vAlign w:val="center"/>
+          </w:tcPr>
+          <w:p>
+            <w:pPr>
+              <w:keepNext w:val="0"/>
+              <w:keepLines w:val="0"/>
+              <w:widowControl/>
+              <w:suppressLineNumbers w:val="0"/>
+              <w:spacing w:before="0" w:beforeAutospacing="0" w:after="0" w:afterAutospacing="0"/>
+              <w:ind w:left="0" w:right="0"/>
+              <w:jc w:val="left"/>
+              <w:rPr>
+                <w:bdr w:val="none" w:color="auto" w:sz="0" w:space="0"/>
+              </w:rPr>
+            </w:pPr>
+            <w:r>
+              <w:rPr>
+                <w:rFonts w:hint="default" w:ascii="Times New Roman" w:hAnsi="Times New Roman" w:eastAsia="Times New Roman" w:cs="Times New Roman"/>
+                <w:kern w:val="0"/>
+                <w:sz w:val="24"/>
+                <w:szCs w:val="24"/>
+                <w:bdr w:val="none" w:color="auto" w:sz="0" w:space="0"/>
+                <w:lang w:val="en-US" w:eastAsia="zh-CN" w:bidi="ar"/>
+              </w:rPr>
+              <w:t>TC04-09</w:t>
+            </w:r>
+          </w:p>
+        </w:tc>
+      </w:tr>
+      <w:tr>
+        <w:tblPrEx>
+          <w:tblBorders>
+            <w:top w:val="single" w:color="auto" w:sz="4" w:space="0"/>
+            <w:left w:val="single" w:color="auto" w:sz="4" w:space="0"/>
+            <w:bottom w:val="single" w:color="auto" w:sz="4" w:space="0"/>
+            <w:right w:val="single" w:color="auto" w:sz="4" w:space="0"/>
+            <w:insideH w:val="single" w:color="auto" w:sz="4" w:space="0"/>
+            <w:insideV w:val="single" w:color="auto" w:sz="4" w:space="0"/>
+          </w:tblBorders>
+          <w:shd w:val="clear"/>
+          <w:tblCellMar>
+            <w:top w:w="0" w:type="dxa"/>
+            <w:left w:w="10" w:type="dxa"/>
+            <w:bottom w:w="0" w:type="dxa"/>
+            <w:right w:w="10" w:type="dxa"/>
+          </w:tblCellMar>
+        </w:tblPrEx>
+        <w:tc>
+          <w:tcPr>
+            <w:tcW w:w="2000" w:type="dxa"/>
+            <w:tcBorders>
+              <w:top w:val="single" w:color="000000" w:sz="6" w:space="0"/>
+              <w:left w:val="single" w:color="000000" w:sz="6" w:space="0"/>
+              <w:bottom w:val="single" w:color="000000" w:sz="6" w:space="0"/>
+              <w:right w:val="single" w:color="000000" w:sz="6" w:space="0"/>
+            </w:tcBorders>
+            <w:shd w:val="clear" w:color="auto" w:fill="D9D9D9"/>
+            <w:tcMar>
+              <w:top w:w="80" w:type="dxa"/>
+              <w:left w:w="120" w:type="dxa"/>
+              <w:bottom w:w="80" w:type="dxa"/>
+              <w:right w:w="120" w:type="dxa"/>
+            </w:tcMar>
+            <w:vAlign w:val="center"/>
+          </w:tcPr>
+          <w:p>
+            <w:pPr>
+              <w:keepNext w:val="0"/>
+              <w:keepLines w:val="0"/>
+              <w:widowControl/>
+              <w:suppressLineNumbers w:val="0"/>
+              <w:spacing w:before="0" w:beforeAutospacing="0" w:after="0" w:afterAutospacing="0"/>
+              <w:ind w:left="0" w:right="0"/>
+              <w:jc w:val="left"/>
+              <w:rPr>
+                <w:bdr w:val="none" w:color="auto" w:sz="0" w:space="0"/>
+              </w:rPr>
+            </w:pPr>
+            <w:r>
+              <w:rPr>
+                <w:rFonts w:hint="default" w:ascii="Times New Roman" w:hAnsi="Times New Roman" w:eastAsia="Times New Roman" w:cs="Times New Roman"/>
+                <w:b/>
+                <w:bCs/>
+                <w:color w:val="auto"/>
+                <w:kern w:val="0"/>
+                <w:sz w:val="24"/>
+                <w:szCs w:val="24"/>
+                <w:bdr w:val="none" w:color="auto" w:sz="0" w:space="0"/>
+                <w:lang w:val="en-US" w:eastAsia="zh-CN" w:bidi="ar"/>
+              </w:rPr>
+              <w:t>Mô tả</w:t>
+            </w:r>
+          </w:p>
+        </w:tc>
+        <w:tc>
+          <w:tcPr>
+            <w:tcW w:w="7026" w:type="dxa"/>
+            <w:tcBorders>
+              <w:top w:val="single" w:color="000000" w:sz="6" w:space="0"/>
+              <w:left w:val="single" w:color="000000" w:sz="6" w:space="0"/>
+              <w:bottom w:val="single" w:color="000000" w:sz="6" w:space="0"/>
+              <w:right w:val="single" w:color="000000" w:sz="6" w:space="0"/>
+            </w:tcBorders>
+            <w:shd w:val="clear"/>
+            <w:tcMar>
+              <w:top w:w="80" w:type="dxa"/>
+              <w:left w:w="120" w:type="dxa"/>
+              <w:bottom w:w="80" w:type="dxa"/>
+              <w:right w:w="120" w:type="dxa"/>
+            </w:tcMar>
+            <w:vAlign w:val="center"/>
+          </w:tcPr>
+          <w:p>
+            <w:pPr>
+              <w:keepNext w:val="0"/>
+              <w:keepLines w:val="0"/>
+              <w:widowControl/>
+              <w:suppressLineNumbers w:val="0"/>
+              <w:spacing w:before="0" w:beforeAutospacing="0" w:after="0" w:afterAutospacing="0"/>
+              <w:ind w:left="0" w:right="0"/>
+              <w:jc w:val="left"/>
+              <w:rPr>
+                <w:bdr w:val="none" w:color="auto" w:sz="0" w:space="0"/>
+              </w:rPr>
+            </w:pPr>
+            <w:r>
+              <w:rPr>
+                <w:rFonts w:hint="default" w:ascii="Times New Roman" w:hAnsi="Times New Roman" w:eastAsia="Times New Roman" w:cs="Times New Roman"/>
+                <w:kern w:val="0"/>
+                <w:sz w:val="24"/>
+                <w:szCs w:val="24"/>
+                <w:bdr w:val="none" w:color="auto" w:sz="0" w:space="0"/>
+                <w:lang w:val="en-US" w:eastAsia="zh-CN" w:bidi="ar"/>
+              </w:rPr>
+              <w:t>Kiểm tra trường hợp khách hàng truy cập trực tiếp trang chi tiết của một phim có trạng thái khác NOW_SHOWING.</w:t>
+            </w:r>
+          </w:p>
+        </w:tc>
+      </w:tr>
+      <w:tr>
+        <w:tblPrEx>
+          <w:tblBorders>
+            <w:top w:val="single" w:color="auto" w:sz="4" w:space="0"/>
+            <w:left w:val="single" w:color="auto" w:sz="4" w:space="0"/>
+            <w:bottom w:val="single" w:color="auto" w:sz="4" w:space="0"/>
+            <w:right w:val="single" w:color="auto" w:sz="4" w:space="0"/>
+            <w:insideH w:val="single" w:color="auto" w:sz="4" w:space="0"/>
+            <w:insideV w:val="single" w:color="auto" w:sz="4" w:space="0"/>
+          </w:tblBorders>
+          <w:shd w:val="clear"/>
+          <w:tblCellMar>
+            <w:top w:w="0" w:type="dxa"/>
+            <w:left w:w="10" w:type="dxa"/>
+            <w:bottom w:w="0" w:type="dxa"/>
+            <w:right w:w="10" w:type="dxa"/>
+          </w:tblCellMar>
+        </w:tblPrEx>
+        <w:tc>
+          <w:tcPr>
+            <w:tcW w:w="2000" w:type="dxa"/>
+            <w:tcBorders>
+              <w:top w:val="single" w:color="000000" w:sz="6" w:space="0"/>
+              <w:left w:val="single" w:color="000000" w:sz="6" w:space="0"/>
+              <w:bottom w:val="single" w:color="000000" w:sz="6" w:space="0"/>
+              <w:right w:val="single" w:color="000000" w:sz="6" w:space="0"/>
+            </w:tcBorders>
+            <w:shd w:val="clear" w:color="auto" w:fill="D9D9D9"/>
+            <w:tcMar>
+              <w:top w:w="80" w:type="dxa"/>
+              <w:left w:w="120" w:type="dxa"/>
+              <w:bottom w:w="80" w:type="dxa"/>
+              <w:right w:w="120" w:type="dxa"/>
+            </w:tcMar>
+            <w:vAlign w:val="center"/>
+          </w:tcPr>
+          <w:p>
+            <w:pPr>
+              <w:keepNext w:val="0"/>
+              <w:keepLines w:val="0"/>
+              <w:widowControl/>
+              <w:suppressLineNumbers w:val="0"/>
+              <w:spacing w:before="0" w:beforeAutospacing="0" w:after="0" w:afterAutospacing="0"/>
+              <w:ind w:left="0" w:right="0"/>
+              <w:jc w:val="left"/>
+              <w:rPr>
+                <w:bdr w:val="none" w:color="auto" w:sz="0" w:space="0"/>
+              </w:rPr>
+            </w:pPr>
+            <w:r>
+              <w:rPr>
+                <w:rFonts w:hint="default" w:ascii="Times New Roman" w:hAnsi="Times New Roman" w:eastAsia="Times New Roman" w:cs="Times New Roman"/>
+                <w:b/>
+                <w:bCs/>
+                <w:color w:val="auto"/>
+                <w:kern w:val="0"/>
+                <w:sz w:val="24"/>
+                <w:szCs w:val="24"/>
+                <w:bdr w:val="none" w:color="auto" w:sz="0" w:space="0"/>
+                <w:lang w:val="en-US" w:eastAsia="zh-CN" w:bidi="ar"/>
+              </w:rPr>
+              <w:t>Tiền điều kiện</w:t>
+            </w:r>
+          </w:p>
+        </w:tc>
+        <w:tc>
+          <w:tcPr>
+            <w:tcW w:w="7026" w:type="dxa"/>
+            <w:tcBorders>
+              <w:top w:val="single" w:color="000000" w:sz="6" w:space="0"/>
+              <w:left w:val="single" w:color="000000" w:sz="6" w:space="0"/>
+              <w:bottom w:val="single" w:color="000000" w:sz="6" w:space="0"/>
+              <w:right w:val="single" w:color="000000" w:sz="6" w:space="0"/>
+            </w:tcBorders>
+            <w:shd w:val="clear"/>
+            <w:tcMar>
+              <w:top w:w="80" w:type="dxa"/>
+              <w:left w:w="120" w:type="dxa"/>
+              <w:bottom w:w="80" w:type="dxa"/>
+              <w:right w:w="120" w:type="dxa"/>
+            </w:tcMar>
+            <w:vAlign w:val="center"/>
+          </w:tcPr>
+          <w:p>
+            <w:pPr>
+              <w:keepNext w:val="0"/>
+              <w:keepLines w:val="0"/>
+              <w:widowControl/>
+              <w:suppressLineNumbers w:val="0"/>
+              <w:spacing w:before="0" w:beforeAutospacing="0" w:after="0" w:afterAutospacing="0"/>
+              <w:ind w:left="0" w:right="0"/>
+              <w:jc w:val="left"/>
+              <w:rPr>
+                <w:bdr w:val="none" w:color="auto" w:sz="0" w:space="0"/>
+              </w:rPr>
+            </w:pPr>
+            <w:r>
+              <w:rPr>
+                <w:rFonts w:hint="default" w:ascii="Times New Roman" w:hAnsi="Times New Roman" w:eastAsia="Times New Roman" w:cs="Times New Roman"/>
+                <w:kern w:val="0"/>
+                <w:sz w:val="24"/>
+                <w:szCs w:val="24"/>
+                <w:bdr w:val="none" w:color="auto" w:sz="0" w:space="0"/>
+                <w:lang w:val="en-US" w:eastAsia="zh-CN" w:bidi="ar"/>
+              </w:rPr>
+              <w:t>1. Hệ thống đang hoạt động bình thường.</w:t>
+            </w:r>
+          </w:p>
+          <w:p>
+            <w:pPr>
+              <w:keepNext w:val="0"/>
+              <w:keepLines w:val="0"/>
+              <w:widowControl/>
+              <w:suppressLineNumbers w:val="0"/>
+              <w:spacing w:before="0" w:beforeAutospacing="0" w:after="0" w:afterAutospacing="0"/>
+              <w:ind w:left="0" w:right="0"/>
+              <w:jc w:val="left"/>
+              <w:rPr>
+                <w:bdr w:val="none" w:color="auto" w:sz="0" w:space="0"/>
+              </w:rPr>
+            </w:pPr>
+            <w:r>
+              <w:rPr>
+                <w:rFonts w:hint="default" w:ascii="Times New Roman" w:hAnsi="Times New Roman" w:eastAsia="Times New Roman" w:cs="Times New Roman"/>
+                <w:kern w:val="0"/>
+                <w:sz w:val="24"/>
+                <w:szCs w:val="24"/>
+                <w:bdr w:val="none" w:color="auto" w:sz="0" w:space="0"/>
+                <w:lang w:val="en-US" w:eastAsia="zh-CN" w:bidi="ar"/>
+              </w:rPr>
+              <w:t>2. Trong cơ sở dữ liệu có phim tồn tại nhưng status khác NOW_SHOWING, ví dụ HIDDEN hoặc COMING_SOON.</w:t>
+            </w:r>
+          </w:p>
+          <w:p>
+            <w:pPr>
+              <w:keepNext w:val="0"/>
+              <w:keepLines w:val="0"/>
+              <w:widowControl/>
+              <w:suppressLineNumbers w:val="0"/>
+              <w:spacing w:before="0" w:beforeAutospacing="0" w:after="0" w:afterAutospacing="0"/>
+              <w:ind w:left="0" w:right="0"/>
+              <w:jc w:val="left"/>
+              <w:rPr>
+                <w:bdr w:val="none" w:color="auto" w:sz="0" w:space="0"/>
+              </w:rPr>
+            </w:pPr>
+            <w:r>
+              <w:rPr>
+                <w:rFonts w:hint="default" w:ascii="Times New Roman" w:hAnsi="Times New Roman" w:eastAsia="Times New Roman" w:cs="Times New Roman"/>
+                <w:kern w:val="0"/>
+                <w:sz w:val="24"/>
+                <w:szCs w:val="24"/>
+                <w:bdr w:val="none" w:color="auto" w:sz="0" w:space="0"/>
+                <w:lang w:val="en-US" w:eastAsia="zh-CN" w:bidi="ar"/>
+              </w:rPr>
+              <w:t>3. MovieDAO.findById(id) chỉ truy vấn phim có status = NOW_SHOWING.</w:t>
+            </w:r>
+          </w:p>
+        </w:tc>
+      </w:tr>
+      <w:tr>
+        <w:tblPrEx>
+          <w:tblBorders>
+            <w:top w:val="single" w:color="auto" w:sz="4" w:space="0"/>
+            <w:left w:val="single" w:color="auto" w:sz="4" w:space="0"/>
+            <w:bottom w:val="single" w:color="auto" w:sz="4" w:space="0"/>
+            <w:right w:val="single" w:color="auto" w:sz="4" w:space="0"/>
+            <w:insideH w:val="single" w:color="auto" w:sz="4" w:space="0"/>
+            <w:insideV w:val="single" w:color="auto" w:sz="4" w:space="0"/>
+          </w:tblBorders>
+          <w:shd w:val="clear"/>
+          <w:tblCellMar>
+            <w:top w:w="0" w:type="dxa"/>
+            <w:left w:w="10" w:type="dxa"/>
+            <w:bottom w:w="0" w:type="dxa"/>
+            <w:right w:w="10" w:type="dxa"/>
+          </w:tblCellMar>
+        </w:tblPrEx>
+        <w:tc>
+          <w:tcPr>
+            <w:tcW w:w="2000" w:type="dxa"/>
+            <w:tcBorders>
+              <w:top w:val="single" w:color="000000" w:sz="6" w:space="0"/>
+              <w:left w:val="single" w:color="000000" w:sz="6" w:space="0"/>
+              <w:bottom w:val="single" w:color="000000" w:sz="6" w:space="0"/>
+              <w:right w:val="single" w:color="000000" w:sz="6" w:space="0"/>
+            </w:tcBorders>
+            <w:shd w:val="clear" w:color="auto" w:fill="D9D9D9"/>
+            <w:tcMar>
+              <w:top w:w="80" w:type="dxa"/>
+              <w:left w:w="120" w:type="dxa"/>
+              <w:bottom w:w="80" w:type="dxa"/>
+              <w:right w:w="120" w:type="dxa"/>
+            </w:tcMar>
+            <w:vAlign w:val="center"/>
+          </w:tcPr>
+          <w:p>
+            <w:pPr>
+              <w:keepNext w:val="0"/>
+              <w:keepLines w:val="0"/>
+              <w:widowControl/>
+              <w:suppressLineNumbers w:val="0"/>
+              <w:spacing w:before="0" w:beforeAutospacing="0" w:after="0" w:afterAutospacing="0"/>
+              <w:ind w:left="0" w:right="0"/>
+              <w:jc w:val="left"/>
+              <w:rPr>
+                <w:bdr w:val="none" w:color="auto" w:sz="0" w:space="0"/>
+              </w:rPr>
+            </w:pPr>
+            <w:r>
+              <w:rPr>
+                <w:rFonts w:hint="default" w:ascii="Times New Roman" w:hAnsi="Times New Roman" w:eastAsia="Times New Roman" w:cs="Times New Roman"/>
+                <w:b/>
+                <w:bCs/>
+                <w:color w:val="auto"/>
+                <w:kern w:val="0"/>
+                <w:sz w:val="24"/>
+                <w:szCs w:val="24"/>
+                <w:bdr w:val="none" w:color="auto" w:sz="0" w:space="0"/>
+                <w:lang w:val="en-US" w:eastAsia="zh-CN" w:bidi="ar"/>
+              </w:rPr>
+              <w:t>Các bước thực hiện</w:t>
+            </w:r>
+          </w:p>
+        </w:tc>
+        <w:tc>
+          <w:tcPr>
+            <w:tcW w:w="7026" w:type="dxa"/>
+            <w:tcBorders>
+              <w:top w:val="single" w:color="000000" w:sz="6" w:space="0"/>
+              <w:left w:val="single" w:color="000000" w:sz="6" w:space="0"/>
+              <w:bottom w:val="single" w:color="000000" w:sz="6" w:space="0"/>
+              <w:right w:val="single" w:color="000000" w:sz="6" w:space="0"/>
+            </w:tcBorders>
+            <w:shd w:val="clear"/>
+            <w:tcMar>
+              <w:top w:w="80" w:type="dxa"/>
+              <w:left w:w="120" w:type="dxa"/>
+              <w:bottom w:w="80" w:type="dxa"/>
+              <w:right w:w="120" w:type="dxa"/>
+            </w:tcMar>
+            <w:vAlign w:val="center"/>
+          </w:tcPr>
+          <w:p>
+            <w:pPr>
+              <w:keepNext w:val="0"/>
+              <w:keepLines w:val="0"/>
+              <w:widowControl/>
+              <w:suppressLineNumbers w:val="0"/>
+              <w:spacing w:before="0" w:beforeAutospacing="0" w:after="0" w:afterAutospacing="0"/>
+              <w:ind w:left="0" w:right="0"/>
+              <w:jc w:val="left"/>
+              <w:rPr>
+                <w:bdr w:val="none" w:color="auto" w:sz="0" w:space="0"/>
+              </w:rPr>
+            </w:pPr>
+            <w:r>
+              <w:rPr>
+                <w:rFonts w:hint="default" w:ascii="Times New Roman" w:hAnsi="Times New Roman" w:eastAsia="Times New Roman" w:cs="Times New Roman"/>
+                <w:kern w:val="0"/>
+                <w:sz w:val="24"/>
+                <w:szCs w:val="24"/>
+                <w:bdr w:val="none" w:color="auto" w:sz="0" w:space="0"/>
+                <w:lang w:val="en-US" w:eastAsia="zh-CN" w:bidi="ar"/>
+              </w:rPr>
+              <w:t>1. Mở trình duyệt, truy cập trực tiếp URL: /movie-detail?id={id}.</w:t>
+            </w:r>
+          </w:p>
+          <w:p>
+            <w:pPr>
+              <w:keepNext w:val="0"/>
+              <w:keepLines w:val="0"/>
+              <w:widowControl/>
+              <w:suppressLineNumbers w:val="0"/>
+              <w:spacing w:before="0" w:beforeAutospacing="0" w:after="0" w:afterAutospacing="0"/>
+              <w:ind w:left="0" w:right="0"/>
+              <w:jc w:val="left"/>
+              <w:rPr>
+                <w:bdr w:val="none" w:color="auto" w:sz="0" w:space="0"/>
+              </w:rPr>
+            </w:pPr>
+            <w:r>
+              <w:rPr>
+                <w:rFonts w:hint="default" w:ascii="Times New Roman" w:hAnsi="Times New Roman" w:eastAsia="Times New Roman" w:cs="Times New Roman"/>
+                <w:kern w:val="0"/>
+                <w:sz w:val="24"/>
+                <w:szCs w:val="24"/>
+                <w:bdr w:val="none" w:color="auto" w:sz="0" w:space="0"/>
+                <w:lang w:val="en-US" w:eastAsia="zh-CN" w:bidi="ar"/>
+              </w:rPr>
+              <w:t>2. MovieController nhận request và kiểm tra id hợp lệ.</w:t>
+            </w:r>
+          </w:p>
+          <w:p>
+            <w:pPr>
+              <w:keepNext w:val="0"/>
+              <w:keepLines w:val="0"/>
+              <w:widowControl/>
+              <w:suppressLineNumbers w:val="0"/>
+              <w:spacing w:before="0" w:beforeAutospacing="0" w:after="0" w:afterAutospacing="0"/>
+              <w:ind w:left="0" w:right="0"/>
+              <w:jc w:val="left"/>
+              <w:rPr>
+                <w:bdr w:val="none" w:color="auto" w:sz="0" w:space="0"/>
+              </w:rPr>
+            </w:pPr>
+            <w:r>
+              <w:rPr>
+                <w:rFonts w:hint="default" w:ascii="Times New Roman" w:hAnsi="Times New Roman" w:eastAsia="Times New Roman" w:cs="Times New Roman"/>
+                <w:kern w:val="0"/>
+                <w:sz w:val="24"/>
+                <w:szCs w:val="24"/>
+                <w:bdr w:val="none" w:color="auto" w:sz="0" w:space="0"/>
+                <w:lang w:val="en-US" w:eastAsia="zh-CN" w:bidi="ar"/>
+              </w:rPr>
+              <w:t>3. MovieController gọi MovieService.getMovieDetail(id).</w:t>
+            </w:r>
+          </w:p>
+          <w:p>
+            <w:pPr>
+              <w:keepNext w:val="0"/>
+              <w:keepLines w:val="0"/>
+              <w:widowControl/>
+              <w:suppressLineNumbers w:val="0"/>
+              <w:spacing w:before="0" w:beforeAutospacing="0" w:after="0" w:afterAutospacing="0"/>
+              <w:ind w:left="0" w:right="0"/>
+              <w:jc w:val="left"/>
+              <w:rPr>
+                <w:bdr w:val="none" w:color="auto" w:sz="0" w:space="0"/>
+              </w:rPr>
+            </w:pPr>
+            <w:r>
+              <w:rPr>
+                <w:rFonts w:hint="default" w:ascii="Times New Roman" w:hAnsi="Times New Roman" w:eastAsia="Times New Roman" w:cs="Times New Roman"/>
+                <w:kern w:val="0"/>
+                <w:sz w:val="24"/>
+                <w:szCs w:val="24"/>
+                <w:bdr w:val="none" w:color="auto" w:sz="0" w:space="0"/>
+                <w:lang w:val="en-US" w:eastAsia="zh-CN" w:bidi="ar"/>
+              </w:rPr>
+              <w:t>4. MovieService gọi MovieDAO.findById(id).</w:t>
+            </w:r>
+          </w:p>
+          <w:p>
+            <w:pPr>
+              <w:keepNext w:val="0"/>
+              <w:keepLines w:val="0"/>
+              <w:widowControl/>
+              <w:suppressLineNumbers w:val="0"/>
+              <w:spacing w:before="0" w:beforeAutospacing="0" w:after="0" w:afterAutospacing="0"/>
+              <w:ind w:left="0" w:right="0"/>
+              <w:jc w:val="left"/>
+              <w:rPr>
+                <w:bdr w:val="none" w:color="auto" w:sz="0" w:space="0"/>
+              </w:rPr>
+            </w:pPr>
+            <w:r>
+              <w:rPr>
+                <w:rFonts w:hint="default" w:ascii="Times New Roman" w:hAnsi="Times New Roman" w:eastAsia="Times New Roman" w:cs="Times New Roman"/>
+                <w:kern w:val="0"/>
+                <w:sz w:val="24"/>
+                <w:szCs w:val="24"/>
+                <w:bdr w:val="none" w:color="auto" w:sz="0" w:space="0"/>
+                <w:lang w:val="en-US" w:eastAsia="zh-CN" w:bidi="ar"/>
+              </w:rPr>
+              <w:t>5. MovieDAO truy vấn phim theo id và điều kiện status = NOW_SHOWING.</w:t>
+            </w:r>
+          </w:p>
+          <w:p>
+            <w:pPr>
+              <w:keepNext w:val="0"/>
+              <w:keepLines w:val="0"/>
+              <w:widowControl/>
+              <w:suppressLineNumbers w:val="0"/>
+              <w:spacing w:before="0" w:beforeAutospacing="0" w:after="0" w:afterAutospacing="0"/>
+              <w:ind w:left="0" w:right="0"/>
+              <w:jc w:val="left"/>
+              <w:rPr>
+                <w:bdr w:val="none" w:color="auto" w:sz="0" w:space="0"/>
+              </w:rPr>
+            </w:pPr>
+            <w:r>
+              <w:rPr>
+                <w:rFonts w:hint="default" w:ascii="Times New Roman" w:hAnsi="Times New Roman" w:eastAsia="Times New Roman" w:cs="Times New Roman"/>
+                <w:kern w:val="0"/>
+                <w:sz w:val="24"/>
+                <w:szCs w:val="24"/>
+                <w:bdr w:val="none" w:color="auto" w:sz="0" w:space="0"/>
+                <w:lang w:val="en-US" w:eastAsia="zh-CN" w:bidi="ar"/>
+              </w:rPr>
+              <w:t>6. Vì phim không thỏa điều kiện trạng thái, MovieDAO trả về null.</w:t>
+            </w:r>
+          </w:p>
+          <w:p>
+            <w:pPr>
+              <w:keepNext w:val="0"/>
+              <w:keepLines w:val="0"/>
+              <w:widowControl/>
+              <w:suppressLineNumbers w:val="0"/>
+              <w:spacing w:before="0" w:beforeAutospacing="0" w:after="0" w:afterAutospacing="0"/>
+              <w:ind w:left="0" w:right="0"/>
+              <w:jc w:val="left"/>
+              <w:rPr>
+                <w:bdr w:val="none" w:color="auto" w:sz="0" w:space="0"/>
+              </w:rPr>
+            </w:pPr>
+            <w:r>
+              <w:rPr>
+                <w:rFonts w:hint="default" w:ascii="Times New Roman" w:hAnsi="Times New Roman" w:eastAsia="Times New Roman" w:cs="Times New Roman"/>
+                <w:kern w:val="0"/>
+                <w:sz w:val="24"/>
+                <w:szCs w:val="24"/>
+                <w:bdr w:val="none" w:color="auto" w:sz="0" w:space="0"/>
+                <w:lang w:val="en-US" w:eastAsia="zh-CN" w:bidi="ar"/>
+              </w:rPr>
+              <w:t>7. MovieController kiểm tra movie == null.</w:t>
+            </w:r>
+          </w:p>
+        </w:tc>
+      </w:tr>
+      <w:tr>
+        <w:tblPrEx>
+          <w:tblBorders>
+            <w:top w:val="single" w:color="auto" w:sz="4" w:space="0"/>
+            <w:left w:val="single" w:color="auto" w:sz="4" w:space="0"/>
+            <w:bottom w:val="single" w:color="auto" w:sz="4" w:space="0"/>
+            <w:right w:val="single" w:color="auto" w:sz="4" w:space="0"/>
+            <w:insideH w:val="single" w:color="auto" w:sz="4" w:space="0"/>
+            <w:insideV w:val="single" w:color="auto" w:sz="4" w:space="0"/>
+          </w:tblBorders>
+          <w:shd w:val="clear"/>
+          <w:tblCellMar>
+            <w:top w:w="0" w:type="dxa"/>
+            <w:left w:w="10" w:type="dxa"/>
+            <w:bottom w:w="0" w:type="dxa"/>
+            <w:right w:w="10" w:type="dxa"/>
+          </w:tblCellMar>
+        </w:tblPrEx>
+        <w:tc>
+          <w:tcPr>
+            <w:tcW w:w="2000" w:type="dxa"/>
+            <w:tcBorders>
+              <w:top w:val="single" w:color="000000" w:sz="6" w:space="0"/>
+              <w:left w:val="single" w:color="000000" w:sz="6" w:space="0"/>
+              <w:bottom w:val="single" w:color="000000" w:sz="6" w:space="0"/>
+              <w:right w:val="single" w:color="000000" w:sz="6" w:space="0"/>
+            </w:tcBorders>
+            <w:shd w:val="clear" w:color="auto" w:fill="D9D9D9"/>
+            <w:tcMar>
+              <w:top w:w="80" w:type="dxa"/>
+              <w:left w:w="120" w:type="dxa"/>
+              <w:bottom w:w="80" w:type="dxa"/>
+              <w:right w:w="120" w:type="dxa"/>
+            </w:tcMar>
+            <w:vAlign w:val="center"/>
+          </w:tcPr>
+          <w:p>
+            <w:pPr>
+              <w:keepNext w:val="0"/>
+              <w:keepLines w:val="0"/>
+              <w:widowControl/>
+              <w:suppressLineNumbers w:val="0"/>
+              <w:spacing w:before="0" w:beforeAutospacing="0" w:after="0" w:afterAutospacing="0"/>
+              <w:ind w:left="0" w:right="0"/>
+              <w:jc w:val="left"/>
+              <w:rPr>
+                <w:bdr w:val="none" w:color="auto" w:sz="0" w:space="0"/>
+              </w:rPr>
+            </w:pPr>
+            <w:r>
+              <w:rPr>
+                <w:rFonts w:hint="default" w:ascii="Times New Roman" w:hAnsi="Times New Roman" w:eastAsia="Times New Roman" w:cs="Times New Roman"/>
+                <w:b/>
+                <w:bCs/>
+                <w:color w:val="auto"/>
+                <w:kern w:val="0"/>
+                <w:sz w:val="24"/>
+                <w:szCs w:val="24"/>
+                <w:bdr w:val="none" w:color="auto" w:sz="0" w:space="0"/>
+                <w:lang w:val="en-US" w:eastAsia="zh-CN" w:bidi="ar"/>
+              </w:rPr>
+              <w:t>Kết quả mong đợi</w:t>
+            </w:r>
+          </w:p>
+        </w:tc>
+        <w:tc>
+          <w:tcPr>
+            <w:tcW w:w="7026" w:type="dxa"/>
+            <w:tcBorders>
+              <w:top w:val="single" w:color="000000" w:sz="6" w:space="0"/>
+              <w:left w:val="single" w:color="000000" w:sz="6" w:space="0"/>
+              <w:bottom w:val="single" w:color="000000" w:sz="6" w:space="0"/>
+              <w:right w:val="single" w:color="000000" w:sz="6" w:space="0"/>
+            </w:tcBorders>
+            <w:shd w:val="clear"/>
+            <w:tcMar>
+              <w:top w:w="80" w:type="dxa"/>
+              <w:left w:w="120" w:type="dxa"/>
+              <w:bottom w:w="80" w:type="dxa"/>
+              <w:right w:w="120" w:type="dxa"/>
+            </w:tcMar>
+            <w:vAlign w:val="center"/>
+          </w:tcPr>
+          <w:p>
+            <w:pPr>
+              <w:keepNext w:val="0"/>
+              <w:keepLines w:val="0"/>
+              <w:widowControl/>
+              <w:suppressLineNumbers w:val="0"/>
+              <w:spacing w:before="0" w:beforeAutospacing="0" w:after="0" w:afterAutospacing="0"/>
+              <w:ind w:left="0" w:right="0"/>
+              <w:jc w:val="left"/>
+              <w:rPr>
+                <w:bdr w:val="none" w:color="auto" w:sz="0" w:space="0"/>
+              </w:rPr>
+            </w:pPr>
+            <w:r>
+              <w:rPr>
+                <w:rFonts w:hint="default" w:ascii="Times New Roman" w:hAnsi="Times New Roman" w:eastAsia="Times New Roman" w:cs="Times New Roman"/>
+                <w:kern w:val="0"/>
+                <w:sz w:val="24"/>
+                <w:szCs w:val="24"/>
+                <w:bdr w:val="none" w:color="auto" w:sz="0" w:space="0"/>
+                <w:lang w:val="en-US" w:eastAsia="zh-CN" w:bidi="ar"/>
+              </w:rPr>
+              <w:t>1. Hệ thống không hiển thị trang chi tiết của phim không hợp lệ.</w:t>
+            </w:r>
+          </w:p>
+          <w:p>
+            <w:pPr>
+              <w:keepNext w:val="0"/>
+              <w:keepLines w:val="0"/>
+              <w:widowControl/>
+              <w:suppressLineNumbers w:val="0"/>
+              <w:spacing w:before="0" w:beforeAutospacing="0" w:after="0" w:afterAutospacing="0"/>
+              <w:ind w:left="0" w:right="0"/>
+              <w:jc w:val="left"/>
+              <w:rPr>
+                <w:bdr w:val="none" w:color="auto" w:sz="0" w:space="0"/>
+              </w:rPr>
+            </w:pPr>
+            <w:r>
+              <w:rPr>
+                <w:rFonts w:hint="default" w:ascii="Times New Roman" w:hAnsi="Times New Roman" w:eastAsia="Times New Roman" w:cs="Times New Roman"/>
+                <w:kern w:val="0"/>
+                <w:sz w:val="24"/>
+                <w:szCs w:val="24"/>
+                <w:bdr w:val="none" w:color="auto" w:sz="0" w:space="0"/>
+                <w:lang w:val="en-US" w:eastAsia="zh-CN" w:bidi="ar"/>
+              </w:rPr>
+              <w:t>2. Hệ thống redirect về trang danh sách phim (/movies).</w:t>
+            </w:r>
+          </w:p>
+          <w:p>
+            <w:pPr>
+              <w:keepNext w:val="0"/>
+              <w:keepLines w:val="0"/>
+              <w:widowControl/>
+              <w:suppressLineNumbers w:val="0"/>
+              <w:spacing w:before="0" w:beforeAutospacing="0" w:after="0" w:afterAutospacing="0"/>
+              <w:ind w:left="0" w:right="0"/>
+              <w:jc w:val="left"/>
+              <w:rPr>
+                <w:bdr w:val="none" w:color="auto" w:sz="0" w:space="0"/>
+              </w:rPr>
+            </w:pPr>
+            <w:r>
+              <w:rPr>
+                <w:rFonts w:hint="default" w:ascii="Times New Roman" w:hAnsi="Times New Roman" w:eastAsia="Times New Roman" w:cs="Times New Roman"/>
+                <w:kern w:val="0"/>
+                <w:sz w:val="24"/>
+                <w:szCs w:val="24"/>
+                <w:bdr w:val="none" w:color="auto" w:sz="0" w:space="0"/>
+                <w:lang w:val="en-US" w:eastAsia="zh-CN" w:bidi="ar"/>
+              </w:rPr>
+              <w:t>3. Không phát sinh lỗi HTTP 500.</w:t>
+            </w:r>
+          </w:p>
+          <w:p>
+            <w:pPr>
+              <w:keepNext w:val="0"/>
+              <w:keepLines w:val="0"/>
+              <w:widowControl/>
+              <w:suppressLineNumbers w:val="0"/>
+              <w:spacing w:before="0" w:beforeAutospacing="0" w:after="0" w:afterAutospacing="0"/>
+              <w:ind w:left="0" w:right="0"/>
+              <w:jc w:val="left"/>
+              <w:rPr>
+                <w:bdr w:val="none" w:color="auto" w:sz="0" w:space="0"/>
+              </w:rPr>
+            </w:pPr>
+            <w:r>
+              <w:rPr>
+                <w:rFonts w:hint="default" w:ascii="Times New Roman" w:hAnsi="Times New Roman" w:eastAsia="Times New Roman" w:cs="Times New Roman"/>
+                <w:kern w:val="0"/>
+                <w:sz w:val="24"/>
+                <w:szCs w:val="24"/>
+                <w:bdr w:val="none" w:color="auto" w:sz="0" w:space="0"/>
+                <w:lang w:val="en-US" w:eastAsia="zh-CN" w:bidi="ar"/>
+              </w:rPr>
+              <w:t>4. Không có dữ liệu phim không được phép hiển thị xuất hiện trên giao diện.</w:t>
+            </w:r>
+          </w:p>
+        </w:tc>
+      </w:tr>
+    </w:tbl>
+    <w:p>
+      <w:pPr>
+        <w:spacing w:line="360" w:lineRule="auto"/>
+      </w:pPr>
+    </w:p>
+    <w:p>
+      <w:pPr>
         <w:pStyle w:val="2"/>
         <w:pageBreakBefore/>
         <w:spacing w:line="360" w:lineRule="auto"/>
@@ -15576,8 +16446,8 @@
           <w:rFonts w:ascii="Arial" w:hAnsi="Arial"/>
         </w:rPr>
       </w:pPr>
-      <w:bookmarkStart w:id="43" w:name="_Toc228887530"/>
-      <w:bookmarkStart w:id="44" w:name="_Toc9810"/>
+      <w:bookmarkStart w:id="43" w:name="_Toc9810"/>
+      <w:bookmarkStart w:id="44" w:name="_Toc228887530"/>
       <w:bookmarkStart w:id="45" w:name="_Toc7416"/>
       <w:r>
         <w:rPr>
@@ -17537,7 +18407,7 @@
   <w:docDefaults>
     <w:rPrDefault>
       <w:rPr>
-        <w:rFonts w:ascii="Times New Roman" w:hAnsi="Times New Roman" w:eastAsia="Times New Roman" w:cs="Times New Roman"/>
+        <w:rFonts w:ascii="Times New Roman" w:hAnsi="Times New Roman" w:eastAsia="SimSun" w:cs="Times New Roman"/>
       </w:rPr>
     </w:rPrDefault>
     <w:pPrDefault/>
@@ -17562,8 +18432,8 @@
     <w:lsdException w:unhideWhenUsed="0" w:uiPriority="0" w:semiHidden="0" w:name="index 7"/>
     <w:lsdException w:unhideWhenUsed="0" w:uiPriority="0" w:semiHidden="0" w:name="index 8"/>
     <w:lsdException w:unhideWhenUsed="0" w:uiPriority="0" w:semiHidden="0" w:name="index 9"/>
-    <w:lsdException w:unhideWhenUsed="0" w:uiPriority="0" w:semiHidden="0" w:name="toc 1"/>
-    <w:lsdException w:unhideWhenUsed="0" w:uiPriority="0" w:semiHidden="0" w:name="toc 2"/>
+    <w:lsdException w:qFormat="1" w:unhideWhenUsed="0" w:uiPriority="0" w:semiHidden="0" w:name="toc 1"/>
+    <w:lsdException w:qFormat="1" w:unhideWhenUsed="0" w:uiPriority="0" w:semiHidden="0" w:name="toc 2"/>
     <w:lsdException w:unhideWhenUsed="0" w:uiPriority="0" w:semiHidden="0" w:name="toc 3"/>
     <w:lsdException w:unhideWhenUsed="0" w:uiPriority="0" w:semiHidden="0" w:name="toc 4"/>
     <w:lsdException w:unhideWhenUsed="0" w:uiPriority="0" w:semiHidden="0" w:name="toc 5"/>
@@ -17608,7 +18478,7 @@
     <w:lsdException w:qFormat="1" w:unhideWhenUsed="0" w:uiPriority="0" w:semiHidden="0" w:name="Title"/>
     <w:lsdException w:unhideWhenUsed="0" w:uiPriority="0" w:semiHidden="0" w:name="Closing"/>
     <w:lsdException w:unhideWhenUsed="0" w:uiPriority="0" w:semiHidden="0" w:name="Signature"/>
-    <w:lsdException w:uiPriority="1" w:semiHidden="0" w:name="Default Paragraph Font"/>
+    <w:lsdException w:qFormat="1" w:uiPriority="1" w:semiHidden="0" w:name="Default Paragraph Font"/>
     <w:lsdException w:unhideWhenUsed="0" w:uiPriority="0" w:semiHidden="0" w:name="Body Text"/>
     <w:lsdException w:unhideWhenUsed="0" w:uiPriority="0" w:semiHidden="0" w:name="Body Text Indent"/>
     <w:lsdException w:unhideWhenUsed="0" w:uiPriority="0" w:semiHidden="0" w:name="List Continue"/>
@@ -17827,6 +18697,7 @@
     <w:name w:val="heading 2"/>
     <w:basedOn w:val="1"/>
     <w:next w:val="1"/>
+    <w:link w:val="22"/>
     <w:qFormat/>
     <w:uiPriority w:val="0"/>
     <w:pPr>
@@ -17913,6 +18784,7 @@
   <w:style w:type="character" w:default="1" w:styleId="8">
     <w:name w:val="Default Paragraph Font"/>
     <w:unhideWhenUsed/>
+    <w:qFormat/>
     <w:uiPriority w:val="1"/>
   </w:style>
   <w:style w:type="table" w:default="1" w:styleId="9">
@@ -17920,6 +18792,19 @@
     <w:semiHidden/>
     <w:unhideWhenUsed/>
     <w:uiPriority w:val="99"/>
+    <w:pPr>
+      <w:keepNext w:val="0"/>
+      <w:keepLines w:val="0"/>
+      <w:widowControl/>
+      <w:suppressLineNumbers w:val="0"/>
+      <w:spacing w:before="0" w:beforeAutospacing="0" w:after="0" w:afterAutospacing="0"/>
+      <w:ind w:left="0" w:right="0"/>
+    </w:pPr>
+    <w:rPr>
+      <w:rFonts w:hint="default" w:ascii="Times New Roman" w:hAnsi="Times New Roman" w:cs="Times New Roman"/>
+      <w:sz w:val="20"/>
+      <w:szCs w:val="20"/>
+    </w:rPr>
     <w:tblPr>
       <w:tblCellMar>
         <w:top w:w="0" w:type="dxa"/>
@@ -18014,12 +18899,14 @@
     <w:name w:val="toc 1"/>
     <w:basedOn w:val="1"/>
     <w:next w:val="1"/>
+    <w:qFormat/>
     <w:uiPriority w:val="0"/>
   </w:style>
   <w:style w:type="paragraph" w:styleId="18">
     <w:name w:val="toc 2"/>
     <w:basedOn w:val="1"/>
     <w:next w:val="1"/>
+    <w:qFormat/>
     <w:uiPriority w:val="0"/>
     <w:pPr>
       <w:ind w:left="420" w:leftChars="200"/>
@@ -18053,6 +18940,18 @@
     <w:rPr>
       <w:sz w:val="20"/>
       <w:szCs w:val="20"/>
+    </w:rPr>
+  </w:style>
+  <w:style w:type="character" w:customStyle="1" w:styleId="22">
+    <w:name w:val="Heading 2 Char"/>
+    <w:link w:val="3"/>
+    <w:uiPriority w:val="0"/>
+    <w:rPr>
+      <w:b/>
+      <w:bCs/>
+      <w:color w:val="000000"/>
+      <w:sz w:val="26"/>
+      <w:szCs w:val="26"/>
     </w:rPr>
   </w:style>
 </w:styles>

--- a/docs/Thu2_Ca3_Nhom4_23130102_BuiVanHieu.docx
+++ b/docs/Thu2_Ca3_Nhom4_23130102_BuiVanHieu.docx
@@ -652,9 +652,9 @@
           <w:lang w:val="en-US"/>
         </w:rPr>
       </w:pPr>
-      <w:bookmarkStart w:id="0" w:name="_Toc4054"/>
-      <w:bookmarkStart w:id="1" w:name="_Toc19443"/>
-      <w:bookmarkStart w:id="2" w:name="_Toc231414231"/>
+      <w:bookmarkStart w:id="0" w:name="_Toc19443"/>
+      <w:bookmarkStart w:id="1" w:name="_Toc231414231"/>
+      <w:bookmarkStart w:id="2" w:name="_Toc4054"/>
       <w:r>
         <w:rPr>
           <w:lang w:val="en-US"/>
@@ -2007,9 +2007,9 @@
           <w:lang w:val="en-US"/>
         </w:rPr>
       </w:pPr>
-      <w:bookmarkStart w:id="3" w:name="_Toc231414232"/>
+      <w:bookmarkStart w:id="3" w:name="_Toc6801"/>
       <w:bookmarkStart w:id="4" w:name="_Toc5590"/>
-      <w:bookmarkStart w:id="5" w:name="_Toc6801"/>
+      <w:bookmarkStart w:id="5" w:name="_Toc231414232"/>
       <w:r>
         <w:rPr>
           <w:lang w:val="en-US"/>
@@ -2203,16 +2203,7 @@
           <w:color w:val="000000"/>
           <w:lang w:val="en-US"/>
         </w:rPr>
-        <w:t>Tổng hợp sơ đồ kiến trúc hệ thống, sơ đ</w:t>
-      </w:r>
-      <w:bookmarkStart w:id="144" w:name="_GoBack"/>
-      <w:bookmarkEnd w:id="144"/>
-      <w:r>
-        <w:rPr>
-          <w:color w:val="000000"/>
-          <w:lang w:val="en-US"/>
-        </w:rPr>
-        <w:t>ồ cơ sở dữ liệu và các giao diện thực tế của hệ thống.</w:t>
+        <w:t>Tổng hợp sơ đồ kiến trúc hệ thống, sơ đồ cơ sở dữ liệu và các giao diện thực tế của hệ thống.</w:t>
       </w:r>
     </w:p>
     <w:p>
@@ -2280,6 +2271,7 @@
             <w:insideH w:val="single" w:color="auto" w:sz="4" w:space="0"/>
             <w:insideV w:val="single" w:color="auto" w:sz="4" w:space="0"/>
           </w:tblBorders>
+          <w:shd w:val="clear" w:color="auto" w:fill="auto"/>
           <w:tblCellMar>
             <w:top w:w="0" w:type="dxa"/>
             <w:left w:w="108" w:type="dxa"/>
@@ -2654,9 +2646,9 @@
           <w:lang w:val="en-US"/>
         </w:rPr>
       </w:pPr>
-      <w:bookmarkStart w:id="6" w:name="_Toc231414233"/>
-      <w:bookmarkStart w:id="7" w:name="_Toc7225"/>
-      <w:bookmarkStart w:id="8" w:name="_Toc22296"/>
+      <w:bookmarkStart w:id="6" w:name="_Toc7225"/>
+      <w:bookmarkStart w:id="7" w:name="_Toc22296"/>
+      <w:bookmarkStart w:id="8" w:name="_Toc231414233"/>
       <w:r>
         <w:rPr>
           <w:lang w:val="en-US"/>
@@ -5169,8 +5161,8 @@
           <w:lang w:val="en-US"/>
         </w:rPr>
       </w:pPr>
-      <w:bookmarkStart w:id="12" w:name="_Toc28286"/>
-      <w:bookmarkStart w:id="13" w:name="_Toc30409"/>
+      <w:bookmarkStart w:id="12" w:name="_Toc30409"/>
+      <w:bookmarkStart w:id="13" w:name="_Toc28286"/>
       <w:bookmarkStart w:id="14" w:name="_Toc231414235"/>
       <w:r>
         <w:rPr>
@@ -5217,8 +5209,8 @@
         </w:rPr>
       </w:pPr>
       <w:bookmarkStart w:id="15" w:name="_Toc9067"/>
-      <w:bookmarkStart w:id="16" w:name="_Toc231414236"/>
-      <w:bookmarkStart w:id="17" w:name="_Toc1909"/>
+      <w:bookmarkStart w:id="16" w:name="_Toc1909"/>
+      <w:bookmarkStart w:id="17" w:name="_Toc231414236"/>
       <w:r>
         <w:rPr>
           <w:lang w:val="en-US"/>
@@ -5263,8 +5255,8 @@
           <w:lang w:val="en-US"/>
         </w:rPr>
       </w:pPr>
-      <w:bookmarkStart w:id="18" w:name="_Toc9270"/>
-      <w:bookmarkStart w:id="19" w:name="_Toc3926"/>
+      <w:bookmarkStart w:id="18" w:name="_Toc3926"/>
+      <w:bookmarkStart w:id="19" w:name="_Toc9270"/>
       <w:bookmarkStart w:id="20" w:name="_Toc231414237"/>
       <w:r>
         <w:rPr>
@@ -5311,9 +5303,9 @@
           <w:lang w:val="en-US"/>
         </w:rPr>
       </w:pPr>
-      <w:bookmarkStart w:id="21" w:name="_Toc231414238"/>
+      <w:bookmarkStart w:id="21" w:name="_Toc30898"/>
       <w:bookmarkStart w:id="22" w:name="_Toc20435"/>
-      <w:bookmarkStart w:id="23" w:name="_Toc30898"/>
+      <w:bookmarkStart w:id="23" w:name="_Toc231414238"/>
       <w:r>
         <w:rPr>
           <w:lang w:val="en-US"/>
@@ -5335,13 +5327,13 @@
           <w:lang w:val="en-US"/>
         </w:rPr>
       </w:pPr>
-      <w:bookmarkStart w:id="24" w:name="_Toc228887504"/>
-      <w:bookmarkStart w:id="25" w:name="_Toc229251621"/>
-      <w:bookmarkStart w:id="26" w:name="_Toc3516"/>
-      <w:bookmarkStart w:id="27" w:name="_Toc228888348"/>
-      <w:bookmarkStart w:id="28" w:name="_Toc231414239"/>
+      <w:bookmarkStart w:id="24" w:name="_Toc229251621"/>
+      <w:bookmarkStart w:id="25" w:name="_Toc3516"/>
+      <w:bookmarkStart w:id="26" w:name="_Toc15567"/>
+      <w:bookmarkStart w:id="27" w:name="_Toc228887504"/>
+      <w:bookmarkStart w:id="28" w:name="_Toc228888348"/>
       <w:bookmarkStart w:id="29" w:name="_Toc229943261"/>
-      <w:bookmarkStart w:id="30" w:name="_Toc15567"/>
+      <w:bookmarkStart w:id="30" w:name="_Toc231414239"/>
       <w:r>
         <w:rPr>
           <w:lang w:val="en-US"/>
@@ -5418,13 +5410,13 @@
           <w:lang w:val="en-US"/>
         </w:rPr>
       </w:pPr>
-      <w:bookmarkStart w:id="31" w:name="_Toc228887505"/>
-      <w:bookmarkStart w:id="32" w:name="_Toc229943262"/>
-      <w:bookmarkStart w:id="33" w:name="_Toc229251622"/>
-      <w:bookmarkStart w:id="34" w:name="_Toc228888349"/>
-      <w:bookmarkStart w:id="35" w:name="_Toc4596"/>
-      <w:bookmarkStart w:id="36" w:name="_Toc231414240"/>
-      <w:bookmarkStart w:id="37" w:name="_Toc1553"/>
+      <w:bookmarkStart w:id="31" w:name="_Toc228888349"/>
+      <w:bookmarkStart w:id="32" w:name="_Toc228887505"/>
+      <w:bookmarkStart w:id="33" w:name="_Toc229943262"/>
+      <w:bookmarkStart w:id="34" w:name="_Toc229251622"/>
+      <w:bookmarkStart w:id="35" w:name="_Toc1553"/>
+      <w:bookmarkStart w:id="36" w:name="_Toc4596"/>
+      <w:bookmarkStart w:id="37" w:name="_Toc231414240"/>
       <w:r>
         <w:rPr>
           <w:lang w:val="en-US"/>
@@ -6415,9 +6407,9 @@
           <w:lang w:val="en-US"/>
         </w:rPr>
       </w:pPr>
-      <w:bookmarkStart w:id="38" w:name="_Toc22329"/>
+      <w:bookmarkStart w:id="38" w:name="_Toc6816"/>
       <w:bookmarkStart w:id="39" w:name="_Toc231414241"/>
-      <w:bookmarkStart w:id="40" w:name="_Toc6816"/>
+      <w:bookmarkStart w:id="40" w:name="_Toc22329"/>
       <w:r>
         <w:rPr>
           <w:lang w:val="en-US"/>
@@ -8509,10 +8501,10 @@
                 <w:szCs w:val="28"/>
               </w:rPr>
             </w:pPr>
-            <w:bookmarkStart w:id="44" w:name="_Toc229251624"/>
-            <w:bookmarkStart w:id="45" w:name="_Toc228887507"/>
-            <w:bookmarkStart w:id="46" w:name="_Toc229943264"/>
-            <w:bookmarkStart w:id="47" w:name="_Toc228888351"/>
+            <w:bookmarkStart w:id="44" w:name="_Toc228888351"/>
+            <w:bookmarkStart w:id="45" w:name="_Toc229943264"/>
+            <w:bookmarkStart w:id="46" w:name="_Toc228887507"/>
+            <w:bookmarkStart w:id="47" w:name="_Toc229251624"/>
             <w:r>
               <w:rPr>
                 <w:rFonts w:hint="default" w:ascii="Times New Roman" w:hAnsi="Times New Roman" w:eastAsia="Times New Roman" w:cs="Times New Roman"/>
@@ -8604,6 +8596,147 @@
                 <w:lang w:val="en-US" w:eastAsia="zh-CN" w:bidi="ar"/>
               </w:rPr>
               <w:t>UR01</w:t>
+            </w:r>
+          </w:p>
+        </w:tc>
+      </w:tr>
+      <w:tr>
+        <w:tblPrEx>
+          <w:tblBorders>
+            <w:top w:val="single" w:color="auto" w:sz="4" w:space="0"/>
+            <w:left w:val="single" w:color="auto" w:sz="4" w:space="0"/>
+            <w:bottom w:val="single" w:color="auto" w:sz="4" w:space="0"/>
+            <w:right w:val="single" w:color="auto" w:sz="4" w:space="0"/>
+            <w:insideH w:val="single" w:color="auto" w:sz="4" w:space="0"/>
+            <w:insideV w:val="single" w:color="auto" w:sz="4" w:space="0"/>
+          </w:tblBorders>
+          <w:tblCellMar>
+            <w:top w:w="0" w:type="dxa"/>
+            <w:left w:w="108" w:type="dxa"/>
+            <w:bottom w:w="0" w:type="dxa"/>
+            <w:right w:w="108" w:type="dxa"/>
+          </w:tblCellMar>
+        </w:tblPrEx>
+        <w:tc>
+          <w:tcPr>
+            <w:tcW w:w="1854" w:type="dxa"/>
+            <w:tcBorders>
+              <w:top w:val="single" w:color="auto" w:sz="4" w:space="0"/>
+              <w:left w:val="single" w:color="auto" w:sz="4" w:space="0"/>
+              <w:bottom w:val="single" w:color="auto" w:sz="4" w:space="0"/>
+              <w:right w:val="single" w:color="auto" w:sz="4" w:space="0"/>
+            </w:tcBorders>
+            <w:shd w:val="clear" w:color="auto" w:fill="auto"/>
+            <w:vAlign w:val="center"/>
+          </w:tcPr>
+          <w:p>
+            <w:pPr>
+              <w:keepNext w:val="0"/>
+              <w:keepLines w:val="0"/>
+              <w:widowControl/>
+              <w:suppressLineNumbers w:val="0"/>
+              <w:spacing w:before="0" w:beforeAutospacing="0" w:after="120" w:afterAutospacing="0" w:line="312" w:lineRule="auto"/>
+              <w:ind w:left="0" w:right="0"/>
+              <w:jc w:val="left"/>
+              <w:rPr>
+                <w:rFonts w:hint="default"/>
+                <w:b/>
+                <w:bCs/>
+                <w:sz w:val="28"/>
+                <w:szCs w:val="28"/>
+              </w:rPr>
+            </w:pPr>
+            <w:r>
+              <w:rPr>
+                <w:rFonts w:hint="default" w:ascii="Times New Roman" w:hAnsi="Times New Roman" w:eastAsia="Times New Roman" w:cs="Times New Roman"/>
+                <w:kern w:val="0"/>
+                <w:sz w:val="24"/>
+                <w:szCs w:val="24"/>
+                <w:lang w:val="en-US" w:eastAsia="zh-CN" w:bidi="ar"/>
+              </w:rPr>
+              <w:t>FR02</w:t>
+            </w:r>
+          </w:p>
+        </w:tc>
+        <w:tc>
+          <w:tcPr>
+            <w:tcW w:w="3726" w:type="dxa"/>
+            <w:tcBorders>
+              <w:top w:val="single" w:color="auto" w:sz="4" w:space="0"/>
+              <w:left w:val="single" w:color="auto" w:sz="4" w:space="0"/>
+              <w:bottom w:val="single" w:color="auto" w:sz="4" w:space="0"/>
+              <w:right w:val="single" w:color="auto" w:sz="4" w:space="0"/>
+            </w:tcBorders>
+            <w:shd w:val="clear" w:color="auto" w:fill="auto"/>
+            <w:vAlign w:val="center"/>
+          </w:tcPr>
+          <w:p>
+            <w:pPr>
+              <w:keepNext w:val="0"/>
+              <w:keepLines w:val="0"/>
+              <w:widowControl/>
+              <w:suppressLineNumbers w:val="0"/>
+              <w:spacing w:before="0" w:beforeAutospacing="0" w:after="120" w:afterAutospacing="0" w:line="312" w:lineRule="auto"/>
+              <w:ind w:left="0" w:right="0"/>
+              <w:jc w:val="left"/>
+              <w:rPr>
+                <w:rFonts w:hint="default"/>
+                <w:b/>
+                <w:bCs/>
+                <w:sz w:val="28"/>
+                <w:szCs w:val="28"/>
+              </w:rPr>
+            </w:pPr>
+            <w:r>
+              <w:rPr>
+                <w:rFonts w:hint="default" w:ascii="Times New Roman" w:hAnsi="Times New Roman" w:eastAsia="Times New Roman" w:cs="Times New Roman"/>
+                <w:kern w:val="0"/>
+                <w:sz w:val="24"/>
+                <w:szCs w:val="24"/>
+                <w:lang w:val="en-US" w:eastAsia="zh-CN" w:bidi="ar"/>
+              </w:rPr>
+              <w:t>Hệ thống cho phép khách hàng đăng nhập vào hệ thống bằng tài khoản đã đăng ký.</w:t>
+            </w:r>
+          </w:p>
+        </w:tc>
+        <w:tc>
+          <w:tcPr>
+            <w:tcW w:w="3726" w:type="dxa"/>
+            <w:tcBorders>
+              <w:top w:val="single" w:color="auto" w:sz="4" w:space="0"/>
+              <w:left w:val="single" w:color="auto" w:sz="4" w:space="0"/>
+              <w:bottom w:val="single" w:color="auto" w:sz="4" w:space="0"/>
+              <w:right w:val="single" w:color="auto" w:sz="4" w:space="0"/>
+            </w:tcBorders>
+            <w:shd w:val="clear" w:color="auto" w:fill="auto"/>
+            <w:vAlign w:val="center"/>
+          </w:tcPr>
+          <w:p>
+            <w:pPr>
+              <w:keepNext w:val="0"/>
+              <w:keepLines w:val="0"/>
+              <w:widowControl/>
+              <w:suppressLineNumbers w:val="0"/>
+              <w:spacing w:before="0" w:beforeAutospacing="0" w:after="120" w:afterAutospacing="0" w:line="312" w:lineRule="auto"/>
+              <w:ind w:left="0" w:right="0"/>
+              <w:jc w:val="left"/>
+              <w:rPr>
+                <w:rFonts w:hint="default"/>
+                <w:b/>
+                <w:bCs/>
+                <w:sz w:val="28"/>
+                <w:szCs w:val="28"/>
+              </w:rPr>
+            </w:pPr>
+            <w:r>
+              <w:rPr>
+                <w:rFonts w:hint="default" w:ascii="Times New Roman" w:hAnsi="Times New Roman" w:eastAsia="Times New Roman" w:cs="Times New Roman"/>
+                <w:kern w:val="0"/>
+                <w:sz w:val="24"/>
+                <w:szCs w:val="24"/>
+                <w:lang w:val="en-US" w:eastAsia="zh-CN" w:bidi="ar"/>
+              </w:rPr>
+              <w:t>UR02</w:t>
             </w:r>
           </w:p>
         </w:tc>
@@ -8663,7 +8796,7 @@
                 <w:szCs w:val="24"/>
                 <w:lang w:val="en-US" w:eastAsia="zh-CN" w:bidi="ar"/>
               </w:rPr>
-              <w:t>FR02</w:t>
+              <w:t>FR03</w:t>
             </w:r>
           </w:p>
         </w:tc>
@@ -8704,7 +8837,7 @@
                 <w:szCs w:val="24"/>
                 <w:lang w:val="en-US" w:eastAsia="zh-CN" w:bidi="ar"/>
               </w:rPr>
-              <w:t>Hệ thống cho phép khách hàng đăng nhập vào hệ thống bằng tài khoản đã đăng ký.</w:t>
+              <w:t>Hệ thống cho phép khách hàng tìm kiếm phim theo tên phim hoặc từ khóa liên quan.</w:t>
             </w:r>
           </w:p>
         </w:tc>
@@ -8745,7 +8878,148 @@
                 <w:szCs w:val="24"/>
                 <w:lang w:val="en-US" w:eastAsia="zh-CN" w:bidi="ar"/>
               </w:rPr>
-              <w:t>UR02</w:t>
+              <w:t>UR03</w:t>
+            </w:r>
+          </w:p>
+        </w:tc>
+      </w:tr>
+      <w:tr>
+        <w:tblPrEx>
+          <w:tblBorders>
+            <w:top w:val="single" w:color="auto" w:sz="4" w:space="0"/>
+            <w:left w:val="single" w:color="auto" w:sz="4" w:space="0"/>
+            <w:bottom w:val="single" w:color="auto" w:sz="4" w:space="0"/>
+            <w:right w:val="single" w:color="auto" w:sz="4" w:space="0"/>
+            <w:insideH w:val="single" w:color="auto" w:sz="4" w:space="0"/>
+            <w:insideV w:val="single" w:color="auto" w:sz="4" w:space="0"/>
+          </w:tblBorders>
+          <w:tblCellMar>
+            <w:top w:w="0" w:type="dxa"/>
+            <w:left w:w="108" w:type="dxa"/>
+            <w:bottom w:w="0" w:type="dxa"/>
+            <w:right w:w="108" w:type="dxa"/>
+          </w:tblCellMar>
+        </w:tblPrEx>
+        <w:tc>
+          <w:tcPr>
+            <w:tcW w:w="1854" w:type="dxa"/>
+            <w:tcBorders>
+              <w:top w:val="single" w:color="auto" w:sz="4" w:space="0"/>
+              <w:left w:val="single" w:color="auto" w:sz="4" w:space="0"/>
+              <w:bottom w:val="single" w:color="auto" w:sz="4" w:space="0"/>
+              <w:right w:val="single" w:color="auto" w:sz="4" w:space="0"/>
+            </w:tcBorders>
+            <w:shd w:val="clear" w:color="auto" w:fill="auto"/>
+            <w:vAlign w:val="center"/>
+          </w:tcPr>
+          <w:p>
+            <w:pPr>
+              <w:keepNext w:val="0"/>
+              <w:keepLines w:val="0"/>
+              <w:widowControl/>
+              <w:suppressLineNumbers w:val="0"/>
+              <w:spacing w:before="0" w:beforeAutospacing="0" w:after="120" w:afterAutospacing="0" w:line="312" w:lineRule="auto"/>
+              <w:ind w:left="0" w:right="0"/>
+              <w:jc w:val="left"/>
+              <w:rPr>
+                <w:rFonts w:hint="default"/>
+                <w:b/>
+                <w:bCs/>
+                <w:sz w:val="28"/>
+                <w:szCs w:val="28"/>
+              </w:rPr>
+            </w:pPr>
+            <w:r>
+              <w:rPr>
+                <w:rFonts w:hint="default" w:ascii="Times New Roman" w:hAnsi="Times New Roman" w:eastAsia="Times New Roman" w:cs="Times New Roman"/>
+                <w:kern w:val="0"/>
+                <w:sz w:val="24"/>
+                <w:szCs w:val="24"/>
+                <w:lang w:val="en-US" w:eastAsia="zh-CN" w:bidi="ar"/>
+              </w:rPr>
+              <w:t>FR04</w:t>
+            </w:r>
+          </w:p>
+        </w:tc>
+        <w:tc>
+          <w:tcPr>
+            <w:tcW w:w="3726" w:type="dxa"/>
+            <w:tcBorders>
+              <w:top w:val="single" w:color="auto" w:sz="4" w:space="0"/>
+              <w:left w:val="single" w:color="auto" w:sz="4" w:space="0"/>
+              <w:bottom w:val="single" w:color="auto" w:sz="4" w:space="0"/>
+              <w:right w:val="single" w:color="auto" w:sz="4" w:space="0"/>
+            </w:tcBorders>
+            <w:shd w:val="clear" w:color="auto" w:fill="auto"/>
+            <w:vAlign w:val="center"/>
+          </w:tcPr>
+          <w:p>
+            <w:pPr>
+              <w:keepNext w:val="0"/>
+              <w:keepLines w:val="0"/>
+              <w:widowControl/>
+              <w:suppressLineNumbers w:val="0"/>
+              <w:spacing w:before="0" w:beforeAutospacing="0" w:after="120" w:afterAutospacing="0" w:line="312" w:lineRule="auto"/>
+              <w:ind w:left="0" w:right="0"/>
+              <w:jc w:val="left"/>
+              <w:rPr>
+                <w:rFonts w:hint="default"/>
+                <w:b/>
+                <w:bCs/>
+                <w:sz w:val="28"/>
+                <w:szCs w:val="28"/>
+              </w:rPr>
+            </w:pPr>
+            <w:r>
+              <w:rPr>
+                <w:rFonts w:hint="default" w:ascii="Times New Roman" w:hAnsi="Times New Roman" w:eastAsia="Times New Roman" w:cs="Times New Roman"/>
+                <w:kern w:val="0"/>
+                <w:sz w:val="24"/>
+                <w:szCs w:val="24"/>
+                <w:lang w:val="en-US" w:eastAsia="zh-CN" w:bidi="ar"/>
+              </w:rPr>
+              <w:t>Hệ thống hiển thị thông tin chi tiết của phim gồm tên phim, mô tả, thời lượng, thể loại, độ tuổi và trailer nếu có.</w:t>
+            </w:r>
+          </w:p>
+        </w:tc>
+        <w:tc>
+          <w:tcPr>
+            <w:tcW w:w="3726" w:type="dxa"/>
+            <w:tcBorders>
+              <w:top w:val="single" w:color="auto" w:sz="4" w:space="0"/>
+              <w:left w:val="single" w:color="auto" w:sz="4" w:space="0"/>
+              <w:bottom w:val="single" w:color="auto" w:sz="4" w:space="0"/>
+              <w:right w:val="single" w:color="auto" w:sz="4" w:space="0"/>
+            </w:tcBorders>
+            <w:shd w:val="clear" w:color="auto" w:fill="auto"/>
+            <w:vAlign w:val="center"/>
+          </w:tcPr>
+          <w:p>
+            <w:pPr>
+              <w:keepNext w:val="0"/>
+              <w:keepLines w:val="0"/>
+              <w:widowControl/>
+              <w:suppressLineNumbers w:val="0"/>
+              <w:spacing w:before="0" w:beforeAutospacing="0" w:after="120" w:afterAutospacing="0" w:line="312" w:lineRule="auto"/>
+              <w:ind w:left="0" w:right="0"/>
+              <w:jc w:val="left"/>
+              <w:rPr>
+                <w:rFonts w:hint="default"/>
+                <w:b/>
+                <w:bCs/>
+                <w:sz w:val="28"/>
+                <w:szCs w:val="28"/>
+              </w:rPr>
+            </w:pPr>
+            <w:r>
+              <w:rPr>
+                <w:rFonts w:hint="default" w:ascii="Times New Roman" w:hAnsi="Times New Roman" w:eastAsia="Times New Roman" w:cs="Times New Roman"/>
+                <w:kern w:val="0"/>
+                <w:sz w:val="24"/>
+                <w:szCs w:val="24"/>
+                <w:lang w:val="en-US" w:eastAsia="zh-CN" w:bidi="ar"/>
+              </w:rPr>
+              <w:t>UR04</w:t>
             </w:r>
           </w:p>
         </w:tc>
@@ -8805,7 +9079,7 @@
                 <w:szCs w:val="24"/>
                 <w:lang w:val="en-US" w:eastAsia="zh-CN" w:bidi="ar"/>
               </w:rPr>
-              <w:t>FR03</w:t>
+              <w:t>FR05</w:t>
             </w:r>
           </w:p>
         </w:tc>
@@ -8846,7 +9120,7 @@
                 <w:szCs w:val="24"/>
                 <w:lang w:val="en-US" w:eastAsia="zh-CN" w:bidi="ar"/>
               </w:rPr>
-              <w:t>Hệ thống cho phép khách hàng tìm kiếm phim theo tên phim hoặc từ khóa liên quan.</w:t>
+              <w:t>Hệ thống hiển thị danh sách lịch chiếu của từng bộ phim theo ngày, giờ chiếu và phòng chiếu.</w:t>
             </w:r>
           </w:p>
         </w:tc>
@@ -8887,7 +9161,7 @@
                 <w:szCs w:val="24"/>
                 <w:lang w:val="en-US" w:eastAsia="zh-CN" w:bidi="ar"/>
               </w:rPr>
-              <w:t>UR03</w:t>
+              <w:t>UR05</w:t>
             </w:r>
           </w:p>
         </w:tc>
@@ -8947,7 +9221,7 @@
                 <w:szCs w:val="24"/>
                 <w:lang w:val="en-US" w:eastAsia="zh-CN" w:bidi="ar"/>
               </w:rPr>
-              <w:t>FR04</w:t>
+              <w:t>FR06</w:t>
             </w:r>
           </w:p>
         </w:tc>
@@ -8988,7 +9262,7 @@
                 <w:szCs w:val="24"/>
                 <w:lang w:val="en-US" w:eastAsia="zh-CN" w:bidi="ar"/>
               </w:rPr>
-              <w:t>Hệ thống hiển thị thông tin chi tiết của phim gồm tên phim, mô tả, thời lượng, thể loại, độ tuổi và trailer nếu có.</w:t>
+              <w:t>Hệ thống cho phép khách hàng chọn suất chiếu và ghế ngồi để đặt vé.</w:t>
             </w:r>
           </w:p>
         </w:tc>
@@ -9029,7 +9303,7 @@
                 <w:szCs w:val="24"/>
                 <w:lang w:val="en-US" w:eastAsia="zh-CN" w:bidi="ar"/>
               </w:rPr>
-              <w:t>UR04</w:t>
+              <w:t>UR06</w:t>
             </w:r>
           </w:p>
         </w:tc>
@@ -9089,7 +9363,7 @@
                 <w:szCs w:val="24"/>
                 <w:lang w:val="en-US" w:eastAsia="zh-CN" w:bidi="ar"/>
               </w:rPr>
-              <w:t>FR05</w:t>
+              <w:t>FR07</w:t>
             </w:r>
           </w:p>
         </w:tc>
@@ -9130,7 +9404,7 @@
                 <w:szCs w:val="24"/>
                 <w:lang w:val="en-US" w:eastAsia="zh-CN" w:bidi="ar"/>
               </w:rPr>
-              <w:t>Hệ thống hiển thị danh sách lịch chiếu của từng bộ phim theo ngày, giờ chiếu và phòng chiếu.</w:t>
+              <w:t>Hệ thống kiểm tra trạng thái ghế trước khi tạo đơn đặt vé để tránh trùng ghế.</w:t>
             </w:r>
           </w:p>
         </w:tc>
@@ -9171,7 +9445,148 @@
                 <w:szCs w:val="24"/>
                 <w:lang w:val="en-US" w:eastAsia="zh-CN" w:bidi="ar"/>
               </w:rPr>
-              <w:t>UR05</w:t>
+              <w:t>UR06</w:t>
+            </w:r>
+          </w:p>
+        </w:tc>
+      </w:tr>
+      <w:tr>
+        <w:tblPrEx>
+          <w:tblBorders>
+            <w:top w:val="single" w:color="auto" w:sz="4" w:space="0"/>
+            <w:left w:val="single" w:color="auto" w:sz="4" w:space="0"/>
+            <w:bottom w:val="single" w:color="auto" w:sz="4" w:space="0"/>
+            <w:right w:val="single" w:color="auto" w:sz="4" w:space="0"/>
+            <w:insideH w:val="single" w:color="auto" w:sz="4" w:space="0"/>
+            <w:insideV w:val="single" w:color="auto" w:sz="4" w:space="0"/>
+          </w:tblBorders>
+          <w:tblCellMar>
+            <w:top w:w="0" w:type="dxa"/>
+            <w:left w:w="108" w:type="dxa"/>
+            <w:bottom w:w="0" w:type="dxa"/>
+            <w:right w:w="108" w:type="dxa"/>
+          </w:tblCellMar>
+        </w:tblPrEx>
+        <w:tc>
+          <w:tcPr>
+            <w:tcW w:w="1854" w:type="dxa"/>
+            <w:tcBorders>
+              <w:top w:val="single" w:color="auto" w:sz="4" w:space="0"/>
+              <w:left w:val="single" w:color="auto" w:sz="4" w:space="0"/>
+              <w:bottom w:val="single" w:color="auto" w:sz="4" w:space="0"/>
+              <w:right w:val="single" w:color="auto" w:sz="4" w:space="0"/>
+            </w:tcBorders>
+            <w:shd w:val="clear" w:color="auto" w:fill="auto"/>
+            <w:vAlign w:val="center"/>
+          </w:tcPr>
+          <w:p>
+            <w:pPr>
+              <w:keepNext w:val="0"/>
+              <w:keepLines w:val="0"/>
+              <w:widowControl/>
+              <w:suppressLineNumbers w:val="0"/>
+              <w:spacing w:before="0" w:beforeAutospacing="0" w:after="120" w:afterAutospacing="0" w:line="312" w:lineRule="auto"/>
+              <w:ind w:left="0" w:right="0"/>
+              <w:jc w:val="left"/>
+              <w:rPr>
+                <w:rFonts w:hint="default"/>
+                <w:b/>
+                <w:bCs/>
+                <w:sz w:val="28"/>
+                <w:szCs w:val="28"/>
+              </w:rPr>
+            </w:pPr>
+            <w:r>
+              <w:rPr>
+                <w:rFonts w:hint="default" w:ascii="Times New Roman" w:hAnsi="Times New Roman" w:eastAsia="Times New Roman" w:cs="Times New Roman"/>
+                <w:kern w:val="0"/>
+                <w:sz w:val="24"/>
+                <w:szCs w:val="24"/>
+                <w:lang w:val="en-US" w:eastAsia="zh-CN" w:bidi="ar"/>
+              </w:rPr>
+              <w:t>FR08</w:t>
+            </w:r>
+          </w:p>
+        </w:tc>
+        <w:tc>
+          <w:tcPr>
+            <w:tcW w:w="3726" w:type="dxa"/>
+            <w:tcBorders>
+              <w:top w:val="single" w:color="auto" w:sz="4" w:space="0"/>
+              <w:left w:val="single" w:color="auto" w:sz="4" w:space="0"/>
+              <w:bottom w:val="single" w:color="auto" w:sz="4" w:space="0"/>
+              <w:right w:val="single" w:color="auto" w:sz="4" w:space="0"/>
+            </w:tcBorders>
+            <w:shd w:val="clear" w:color="auto" w:fill="auto"/>
+            <w:vAlign w:val="center"/>
+          </w:tcPr>
+          <w:p>
+            <w:pPr>
+              <w:keepNext w:val="0"/>
+              <w:keepLines w:val="0"/>
+              <w:widowControl/>
+              <w:suppressLineNumbers w:val="0"/>
+              <w:spacing w:before="0" w:beforeAutospacing="0" w:after="120" w:afterAutospacing="0" w:line="312" w:lineRule="auto"/>
+              <w:ind w:left="0" w:right="0"/>
+              <w:jc w:val="left"/>
+              <w:rPr>
+                <w:rFonts w:hint="default"/>
+                <w:b/>
+                <w:bCs/>
+                <w:sz w:val="28"/>
+                <w:szCs w:val="28"/>
+              </w:rPr>
+            </w:pPr>
+            <w:r>
+              <w:rPr>
+                <w:rFonts w:hint="default" w:ascii="Times New Roman" w:hAnsi="Times New Roman" w:eastAsia="Times New Roman" w:cs="Times New Roman"/>
+                <w:kern w:val="0"/>
+                <w:sz w:val="24"/>
+                <w:szCs w:val="24"/>
+                <w:lang w:val="en-US" w:eastAsia="zh-CN" w:bidi="ar"/>
+              </w:rPr>
+              <w:t>Hệ thống tạo đơn đặt vé sau khi khách hàng xác nhận thông tin đặt vé.</w:t>
+            </w:r>
+          </w:p>
+        </w:tc>
+        <w:tc>
+          <w:tcPr>
+            <w:tcW w:w="3726" w:type="dxa"/>
+            <w:tcBorders>
+              <w:top w:val="single" w:color="auto" w:sz="4" w:space="0"/>
+              <w:left w:val="single" w:color="auto" w:sz="4" w:space="0"/>
+              <w:bottom w:val="single" w:color="auto" w:sz="4" w:space="0"/>
+              <w:right w:val="single" w:color="auto" w:sz="4" w:space="0"/>
+            </w:tcBorders>
+            <w:shd w:val="clear" w:color="auto" w:fill="auto"/>
+            <w:vAlign w:val="center"/>
+          </w:tcPr>
+          <w:p>
+            <w:pPr>
+              <w:keepNext w:val="0"/>
+              <w:keepLines w:val="0"/>
+              <w:widowControl/>
+              <w:suppressLineNumbers w:val="0"/>
+              <w:spacing w:before="0" w:beforeAutospacing="0" w:after="120" w:afterAutospacing="0" w:line="312" w:lineRule="auto"/>
+              <w:ind w:left="0" w:right="0"/>
+              <w:jc w:val="left"/>
+              <w:rPr>
+                <w:rFonts w:hint="default"/>
+                <w:b/>
+                <w:bCs/>
+                <w:sz w:val="28"/>
+                <w:szCs w:val="28"/>
+              </w:rPr>
+            </w:pPr>
+            <w:r>
+              <w:rPr>
+                <w:rFonts w:hint="default" w:ascii="Times New Roman" w:hAnsi="Times New Roman" w:eastAsia="Times New Roman" w:cs="Times New Roman"/>
+                <w:kern w:val="0"/>
+                <w:sz w:val="24"/>
+                <w:szCs w:val="24"/>
+                <w:lang w:val="en-US" w:eastAsia="zh-CN" w:bidi="ar"/>
+              </w:rPr>
+              <w:t>UR06</w:t>
             </w:r>
           </w:p>
         </w:tc>
@@ -9231,7 +9646,7 @@
                 <w:szCs w:val="24"/>
                 <w:lang w:val="en-US" w:eastAsia="zh-CN" w:bidi="ar"/>
               </w:rPr>
-              <w:t>FR06</w:t>
+              <w:t>FR09</w:t>
             </w:r>
           </w:p>
         </w:tc>
@@ -9272,7 +9687,7 @@
                 <w:szCs w:val="24"/>
                 <w:lang w:val="en-US" w:eastAsia="zh-CN" w:bidi="ar"/>
               </w:rPr>
-              <w:t>Hệ thống cho phép khách hàng chọn suất chiếu và ghế ngồi để đặt vé.</w:t>
+              <w:t>Hệ thống cho phép khách hàng thanh toán đơn đặt vé thông qua phương thức thanh toán được hỗ trợ.</w:t>
             </w:r>
           </w:p>
         </w:tc>
@@ -9313,7 +9728,148 @@
                 <w:szCs w:val="24"/>
                 <w:lang w:val="en-US" w:eastAsia="zh-CN" w:bidi="ar"/>
               </w:rPr>
-              <w:t>UR06</w:t>
+              <w:t>UR07</w:t>
+            </w:r>
+          </w:p>
+        </w:tc>
+      </w:tr>
+      <w:tr>
+        <w:tblPrEx>
+          <w:tblBorders>
+            <w:top w:val="single" w:color="auto" w:sz="4" w:space="0"/>
+            <w:left w:val="single" w:color="auto" w:sz="4" w:space="0"/>
+            <w:bottom w:val="single" w:color="auto" w:sz="4" w:space="0"/>
+            <w:right w:val="single" w:color="auto" w:sz="4" w:space="0"/>
+            <w:insideH w:val="single" w:color="auto" w:sz="4" w:space="0"/>
+            <w:insideV w:val="single" w:color="auto" w:sz="4" w:space="0"/>
+          </w:tblBorders>
+          <w:tblCellMar>
+            <w:top w:w="0" w:type="dxa"/>
+            <w:left w:w="108" w:type="dxa"/>
+            <w:bottom w:w="0" w:type="dxa"/>
+            <w:right w:w="108" w:type="dxa"/>
+          </w:tblCellMar>
+        </w:tblPrEx>
+        <w:tc>
+          <w:tcPr>
+            <w:tcW w:w="1854" w:type="dxa"/>
+            <w:tcBorders>
+              <w:top w:val="single" w:color="auto" w:sz="4" w:space="0"/>
+              <w:left w:val="single" w:color="auto" w:sz="4" w:space="0"/>
+              <w:bottom w:val="single" w:color="auto" w:sz="4" w:space="0"/>
+              <w:right w:val="single" w:color="auto" w:sz="4" w:space="0"/>
+            </w:tcBorders>
+            <w:shd w:val="clear" w:color="auto" w:fill="auto"/>
+            <w:vAlign w:val="center"/>
+          </w:tcPr>
+          <w:p>
+            <w:pPr>
+              <w:keepNext w:val="0"/>
+              <w:keepLines w:val="0"/>
+              <w:widowControl/>
+              <w:suppressLineNumbers w:val="0"/>
+              <w:spacing w:before="0" w:beforeAutospacing="0" w:after="120" w:afterAutospacing="0" w:line="312" w:lineRule="auto"/>
+              <w:ind w:left="0" w:right="0"/>
+              <w:jc w:val="left"/>
+              <w:rPr>
+                <w:rFonts w:hint="default"/>
+                <w:b/>
+                <w:bCs/>
+                <w:sz w:val="28"/>
+                <w:szCs w:val="28"/>
+              </w:rPr>
+            </w:pPr>
+            <w:r>
+              <w:rPr>
+                <w:rFonts w:hint="default" w:ascii="Times New Roman" w:hAnsi="Times New Roman" w:eastAsia="Times New Roman" w:cs="Times New Roman"/>
+                <w:kern w:val="0"/>
+                <w:sz w:val="24"/>
+                <w:szCs w:val="24"/>
+                <w:lang w:val="en-US" w:eastAsia="zh-CN" w:bidi="ar"/>
+              </w:rPr>
+              <w:t>FR10</w:t>
+            </w:r>
+          </w:p>
+        </w:tc>
+        <w:tc>
+          <w:tcPr>
+            <w:tcW w:w="3726" w:type="dxa"/>
+            <w:tcBorders>
+              <w:top w:val="single" w:color="auto" w:sz="4" w:space="0"/>
+              <w:left w:val="single" w:color="auto" w:sz="4" w:space="0"/>
+              <w:bottom w:val="single" w:color="auto" w:sz="4" w:space="0"/>
+              <w:right w:val="single" w:color="auto" w:sz="4" w:space="0"/>
+            </w:tcBorders>
+            <w:shd w:val="clear" w:color="auto" w:fill="auto"/>
+            <w:vAlign w:val="center"/>
+          </w:tcPr>
+          <w:p>
+            <w:pPr>
+              <w:keepNext w:val="0"/>
+              <w:keepLines w:val="0"/>
+              <w:widowControl/>
+              <w:suppressLineNumbers w:val="0"/>
+              <w:spacing w:before="0" w:beforeAutospacing="0" w:after="120" w:afterAutospacing="0" w:line="312" w:lineRule="auto"/>
+              <w:ind w:left="0" w:right="0"/>
+              <w:jc w:val="left"/>
+              <w:rPr>
+                <w:rFonts w:hint="default"/>
+                <w:b/>
+                <w:bCs/>
+                <w:sz w:val="28"/>
+                <w:szCs w:val="28"/>
+              </w:rPr>
+            </w:pPr>
+            <w:r>
+              <w:rPr>
+                <w:rFonts w:hint="default" w:ascii="Times New Roman" w:hAnsi="Times New Roman" w:eastAsia="Times New Roman" w:cs="Times New Roman"/>
+                <w:kern w:val="0"/>
+                <w:sz w:val="24"/>
+                <w:szCs w:val="24"/>
+                <w:lang w:val="en-US" w:eastAsia="zh-CN" w:bidi="ar"/>
+              </w:rPr>
+              <w:t>Hệ thống cập nhật trạng thái thanh toán và trạng thái đơn đặt vé sau khi thanh toán thành công hoặc thất bại.</w:t>
+            </w:r>
+          </w:p>
+        </w:tc>
+        <w:tc>
+          <w:tcPr>
+            <w:tcW w:w="3726" w:type="dxa"/>
+            <w:tcBorders>
+              <w:top w:val="single" w:color="auto" w:sz="4" w:space="0"/>
+              <w:left w:val="single" w:color="auto" w:sz="4" w:space="0"/>
+              <w:bottom w:val="single" w:color="auto" w:sz="4" w:space="0"/>
+              <w:right w:val="single" w:color="auto" w:sz="4" w:space="0"/>
+            </w:tcBorders>
+            <w:shd w:val="clear" w:color="auto" w:fill="auto"/>
+            <w:vAlign w:val="center"/>
+          </w:tcPr>
+          <w:p>
+            <w:pPr>
+              <w:keepNext w:val="0"/>
+              <w:keepLines w:val="0"/>
+              <w:widowControl/>
+              <w:suppressLineNumbers w:val="0"/>
+              <w:spacing w:before="0" w:beforeAutospacing="0" w:after="120" w:afterAutospacing="0" w:line="312" w:lineRule="auto"/>
+              <w:ind w:left="0" w:right="0"/>
+              <w:jc w:val="left"/>
+              <w:rPr>
+                <w:rFonts w:hint="default"/>
+                <w:b/>
+                <w:bCs/>
+                <w:sz w:val="28"/>
+                <w:szCs w:val="28"/>
+              </w:rPr>
+            </w:pPr>
+            <w:r>
+              <w:rPr>
+                <w:rFonts w:hint="default" w:ascii="Times New Roman" w:hAnsi="Times New Roman" w:eastAsia="Times New Roman" w:cs="Times New Roman"/>
+                <w:kern w:val="0"/>
+                <w:sz w:val="24"/>
+                <w:szCs w:val="24"/>
+                <w:lang w:val="en-US" w:eastAsia="zh-CN" w:bidi="ar"/>
+              </w:rPr>
+              <w:t>UR07</w:t>
             </w:r>
           </w:p>
         </w:tc>
@@ -9373,7 +9929,7 @@
                 <w:szCs w:val="24"/>
                 <w:lang w:val="en-US" w:eastAsia="zh-CN" w:bidi="ar"/>
               </w:rPr>
-              <w:t>FR07</w:t>
+              <w:t>FR11</w:t>
             </w:r>
           </w:p>
         </w:tc>
@@ -9414,7 +9970,7 @@
                 <w:szCs w:val="24"/>
                 <w:lang w:val="en-US" w:eastAsia="zh-CN" w:bidi="ar"/>
               </w:rPr>
-              <w:t>Hệ thống kiểm tra trạng thái ghế trước khi tạo đơn đặt vé để tránh trùng ghế.</w:t>
+              <w:t>Hệ thống cho phép người quản trị thêm, sửa, xóa và ẩn/hiện thông tin phim.</w:t>
             </w:r>
           </w:p>
         </w:tc>
@@ -9455,7 +10011,7 @@
                 <w:szCs w:val="24"/>
                 <w:lang w:val="en-US" w:eastAsia="zh-CN" w:bidi="ar"/>
               </w:rPr>
-              <w:t>UR06</w:t>
+              <w:t>UR09</w:t>
             </w:r>
           </w:p>
         </w:tc>
@@ -9515,7 +10071,7 @@
                 <w:szCs w:val="24"/>
                 <w:lang w:val="en-US" w:eastAsia="zh-CN" w:bidi="ar"/>
               </w:rPr>
-              <w:t>FR08</w:t>
+              <w:t>FR12</w:t>
             </w:r>
           </w:p>
         </w:tc>
@@ -9556,7 +10112,7 @@
                 <w:szCs w:val="24"/>
                 <w:lang w:val="en-US" w:eastAsia="zh-CN" w:bidi="ar"/>
               </w:rPr>
-              <w:t>Hệ thống tạo đơn đặt vé sau khi khách hàng xác nhận thông tin đặt vé.</w:t>
+              <w:t>Hệ thống cho phép người quản trị thêm, sửa, xóa lịch chiếu của phim.</w:t>
             </w:r>
           </w:p>
         </w:tc>
@@ -9597,7 +10153,7 @@
                 <w:szCs w:val="24"/>
                 <w:lang w:val="en-US" w:eastAsia="zh-CN" w:bidi="ar"/>
               </w:rPr>
-              <w:t>UR06</w:t>
+              <w:t>UR08</w:t>
             </w:r>
           </w:p>
         </w:tc>
@@ -9657,7 +10213,7 @@
                 <w:szCs w:val="24"/>
                 <w:lang w:val="en-US" w:eastAsia="zh-CN" w:bidi="ar"/>
               </w:rPr>
-              <w:t>FR09</w:t>
+              <w:t>FR13</w:t>
             </w:r>
           </w:p>
         </w:tc>
@@ -9698,7 +10254,7 @@
                 <w:szCs w:val="24"/>
                 <w:lang w:val="en-US" w:eastAsia="zh-CN" w:bidi="ar"/>
               </w:rPr>
-              <w:t>Hệ thống cho phép khách hàng thanh toán đơn đặt vé thông qua phương thức thanh toán được hỗ trợ.</w:t>
+              <w:t>Hệ thống cho phép người quản trị xem danh sách đơn đặt vé của khách hàng.</w:t>
             </w:r>
           </w:p>
         </w:tc>
@@ -9739,7 +10295,7 @@
                 <w:szCs w:val="24"/>
                 <w:lang w:val="en-US" w:eastAsia="zh-CN" w:bidi="ar"/>
               </w:rPr>
-              <w:t>UR07</w:t>
+              <w:t>UR10</w:t>
             </w:r>
           </w:p>
         </w:tc>
@@ -9772,7 +10328,7 @@
               <w:right w:val="single" w:color="auto" w:sz="4" w:space="0"/>
             </w:tcBorders>
             <w:shd w:val="clear" w:color="auto" w:fill="auto"/>
-            <w:vAlign w:val="center"/>
+            <w:vAlign w:val="top"/>
           </w:tcPr>
           <w:p>
             <w:pPr>
@@ -9785,21 +10341,18 @@
               <w:jc w:val="left"/>
               <w:rPr>
                 <w:rFonts w:hint="default"/>
-                <w:b/>
-                <w:bCs/>
-                <w:sz w:val="28"/>
-                <w:szCs w:val="28"/>
-              </w:rPr>
-            </w:pPr>
-            <w:r>
-              <w:rPr>
-                <w:rFonts w:hint="default" w:ascii="Times New Roman" w:hAnsi="Times New Roman" w:eastAsia="Times New Roman" w:cs="Times New Roman"/>
-                <w:kern w:val="0"/>
-                <w:sz w:val="24"/>
-                <w:szCs w:val="24"/>
-                <w:lang w:val="en-US" w:eastAsia="zh-CN" w:bidi="ar"/>
-              </w:rPr>
-              <w:t>FR10</w:t>
+                <w:szCs w:val="26"/>
+              </w:rPr>
+            </w:pPr>
+            <w:r>
+              <w:rPr>
+                <w:rFonts w:hint="default" w:ascii="Times New Roman" w:hAnsi="Times New Roman" w:eastAsia="Times New Roman" w:cs="Times New Roman"/>
+                <w:kern w:val="0"/>
+                <w:sz w:val="24"/>
+                <w:szCs w:val="26"/>
+                <w:lang w:val="en-US" w:eastAsia="zh-CN" w:bidi="ar"/>
+              </w:rPr>
+              <w:t>FR14</w:t>
             </w:r>
           </w:p>
         </w:tc>
@@ -9813,7 +10366,7 @@
               <w:right w:val="single" w:color="auto" w:sz="4" w:space="0"/>
             </w:tcBorders>
             <w:shd w:val="clear" w:color="auto" w:fill="auto"/>
-            <w:vAlign w:val="center"/>
+            <w:vAlign w:val="top"/>
           </w:tcPr>
           <w:p>
             <w:pPr>
@@ -9826,21 +10379,18 @@
               <w:jc w:val="left"/>
               <w:rPr>
                 <w:rFonts w:hint="default"/>
-                <w:b/>
-                <w:bCs/>
-                <w:sz w:val="28"/>
-                <w:szCs w:val="28"/>
-              </w:rPr>
-            </w:pPr>
-            <w:r>
-              <w:rPr>
-                <w:rFonts w:hint="default" w:ascii="Times New Roman" w:hAnsi="Times New Roman" w:eastAsia="Times New Roman" w:cs="Times New Roman"/>
-                <w:kern w:val="0"/>
-                <w:sz w:val="24"/>
-                <w:szCs w:val="24"/>
-                <w:lang w:val="en-US" w:eastAsia="zh-CN" w:bidi="ar"/>
-              </w:rPr>
-              <w:t>Hệ thống cập nhật trạng thái thanh toán và trạng thái đơn đặt vé sau khi thanh toán thành công hoặc thất bại.</w:t>
+                <w:szCs w:val="26"/>
+              </w:rPr>
+            </w:pPr>
+            <w:r>
+              <w:rPr>
+                <w:rFonts w:hint="default" w:ascii="Times New Roman" w:hAnsi="Times New Roman" w:eastAsia="Times New Roman" w:cs="Times New Roman"/>
+                <w:kern w:val="0"/>
+                <w:sz w:val="24"/>
+                <w:szCs w:val="26"/>
+                <w:lang w:val="en-US" w:eastAsia="zh-CN" w:bidi="ar"/>
+              </w:rPr>
+              <w:t>Hệ thống cho phép người quản trị xem chi tiết đơn đặt vé và trạng thái thanh toán.</w:t>
             </w:r>
           </w:p>
         </w:tc>
@@ -9854,566 +10404,6 @@
               <w:right w:val="single" w:color="auto" w:sz="4" w:space="0"/>
             </w:tcBorders>
             <w:shd w:val="clear" w:color="auto" w:fill="auto"/>
-            <w:vAlign w:val="center"/>
-          </w:tcPr>
-          <w:p>
-            <w:pPr>
-              <w:keepNext w:val="0"/>
-              <w:keepLines w:val="0"/>
-              <w:widowControl/>
-              <w:suppressLineNumbers w:val="0"/>
-              <w:spacing w:before="0" w:beforeAutospacing="0" w:after="120" w:afterAutospacing="0" w:line="312" w:lineRule="auto"/>
-              <w:ind w:left="0" w:right="0"/>
-              <w:jc w:val="left"/>
-              <w:rPr>
-                <w:rFonts w:hint="default"/>
-                <w:b/>
-                <w:bCs/>
-                <w:sz w:val="28"/>
-                <w:szCs w:val="28"/>
-              </w:rPr>
-            </w:pPr>
-            <w:r>
-              <w:rPr>
-                <w:rFonts w:hint="default" w:ascii="Times New Roman" w:hAnsi="Times New Roman" w:eastAsia="Times New Roman" w:cs="Times New Roman"/>
-                <w:kern w:val="0"/>
-                <w:sz w:val="24"/>
-                <w:szCs w:val="24"/>
-                <w:lang w:val="en-US" w:eastAsia="zh-CN" w:bidi="ar"/>
-              </w:rPr>
-              <w:t>UR07</w:t>
-            </w:r>
-          </w:p>
-        </w:tc>
-      </w:tr>
-      <w:tr>
-        <w:tblPrEx>
-          <w:tblBorders>
-            <w:top w:val="single" w:color="auto" w:sz="4" w:space="0"/>
-            <w:left w:val="single" w:color="auto" w:sz="4" w:space="0"/>
-            <w:bottom w:val="single" w:color="auto" w:sz="4" w:space="0"/>
-            <w:right w:val="single" w:color="auto" w:sz="4" w:space="0"/>
-            <w:insideH w:val="single" w:color="auto" w:sz="4" w:space="0"/>
-            <w:insideV w:val="single" w:color="auto" w:sz="4" w:space="0"/>
-          </w:tblBorders>
-          <w:shd w:val="clear" w:color="auto" w:fill="auto"/>
-          <w:tblCellMar>
-            <w:top w:w="0" w:type="dxa"/>
-            <w:left w:w="108" w:type="dxa"/>
-            <w:bottom w:w="0" w:type="dxa"/>
-            <w:right w:w="108" w:type="dxa"/>
-          </w:tblCellMar>
-        </w:tblPrEx>
-        <w:tc>
-          <w:tcPr>
-            <w:tcW w:w="1854" w:type="dxa"/>
-            <w:tcBorders>
-              <w:top w:val="single" w:color="auto" w:sz="4" w:space="0"/>
-              <w:left w:val="single" w:color="auto" w:sz="4" w:space="0"/>
-              <w:bottom w:val="single" w:color="auto" w:sz="4" w:space="0"/>
-              <w:right w:val="single" w:color="auto" w:sz="4" w:space="0"/>
-            </w:tcBorders>
-            <w:shd w:val="clear" w:color="auto" w:fill="auto"/>
-            <w:vAlign w:val="center"/>
-          </w:tcPr>
-          <w:p>
-            <w:pPr>
-              <w:keepNext w:val="0"/>
-              <w:keepLines w:val="0"/>
-              <w:widowControl/>
-              <w:suppressLineNumbers w:val="0"/>
-              <w:spacing w:before="0" w:beforeAutospacing="0" w:after="120" w:afterAutospacing="0" w:line="312" w:lineRule="auto"/>
-              <w:ind w:left="0" w:right="0"/>
-              <w:jc w:val="left"/>
-              <w:rPr>
-                <w:rFonts w:hint="default"/>
-                <w:b/>
-                <w:bCs/>
-                <w:sz w:val="28"/>
-                <w:szCs w:val="28"/>
-              </w:rPr>
-            </w:pPr>
-            <w:r>
-              <w:rPr>
-                <w:rFonts w:hint="default" w:ascii="Times New Roman" w:hAnsi="Times New Roman" w:eastAsia="Times New Roman" w:cs="Times New Roman"/>
-                <w:kern w:val="0"/>
-                <w:sz w:val="24"/>
-                <w:szCs w:val="24"/>
-                <w:lang w:val="en-US" w:eastAsia="zh-CN" w:bidi="ar"/>
-              </w:rPr>
-              <w:t>FR11</w:t>
-            </w:r>
-          </w:p>
-        </w:tc>
-        <w:tc>
-          <w:tcPr>
-            <w:tcW w:w="3726" w:type="dxa"/>
-            <w:tcBorders>
-              <w:top w:val="single" w:color="auto" w:sz="4" w:space="0"/>
-              <w:left w:val="single" w:color="auto" w:sz="4" w:space="0"/>
-              <w:bottom w:val="single" w:color="auto" w:sz="4" w:space="0"/>
-              <w:right w:val="single" w:color="auto" w:sz="4" w:space="0"/>
-            </w:tcBorders>
-            <w:shd w:val="clear" w:color="auto" w:fill="auto"/>
-            <w:vAlign w:val="center"/>
-          </w:tcPr>
-          <w:p>
-            <w:pPr>
-              <w:keepNext w:val="0"/>
-              <w:keepLines w:val="0"/>
-              <w:widowControl/>
-              <w:suppressLineNumbers w:val="0"/>
-              <w:spacing w:before="0" w:beforeAutospacing="0" w:after="120" w:afterAutospacing="0" w:line="312" w:lineRule="auto"/>
-              <w:ind w:left="0" w:right="0"/>
-              <w:jc w:val="left"/>
-              <w:rPr>
-                <w:rFonts w:hint="default"/>
-                <w:b/>
-                <w:bCs/>
-                <w:sz w:val="28"/>
-                <w:szCs w:val="28"/>
-              </w:rPr>
-            </w:pPr>
-            <w:r>
-              <w:rPr>
-                <w:rFonts w:hint="default" w:ascii="Times New Roman" w:hAnsi="Times New Roman" w:eastAsia="Times New Roman" w:cs="Times New Roman"/>
-                <w:kern w:val="0"/>
-                <w:sz w:val="24"/>
-                <w:szCs w:val="24"/>
-                <w:lang w:val="en-US" w:eastAsia="zh-CN" w:bidi="ar"/>
-              </w:rPr>
-              <w:t>Hệ thống cho phép người quản trị thêm, sửa, xóa và ẩn/hiện thông tin phim.</w:t>
-            </w:r>
-          </w:p>
-        </w:tc>
-        <w:tc>
-          <w:tcPr>
-            <w:tcW w:w="3726" w:type="dxa"/>
-            <w:tcBorders>
-              <w:top w:val="single" w:color="auto" w:sz="4" w:space="0"/>
-              <w:left w:val="single" w:color="auto" w:sz="4" w:space="0"/>
-              <w:bottom w:val="single" w:color="auto" w:sz="4" w:space="0"/>
-              <w:right w:val="single" w:color="auto" w:sz="4" w:space="0"/>
-            </w:tcBorders>
-            <w:shd w:val="clear" w:color="auto" w:fill="auto"/>
-            <w:vAlign w:val="center"/>
-          </w:tcPr>
-          <w:p>
-            <w:pPr>
-              <w:keepNext w:val="0"/>
-              <w:keepLines w:val="0"/>
-              <w:widowControl/>
-              <w:suppressLineNumbers w:val="0"/>
-              <w:spacing w:before="0" w:beforeAutospacing="0" w:after="120" w:afterAutospacing="0" w:line="312" w:lineRule="auto"/>
-              <w:ind w:left="0" w:right="0"/>
-              <w:jc w:val="left"/>
-              <w:rPr>
-                <w:rFonts w:hint="default"/>
-                <w:b/>
-                <w:bCs/>
-                <w:sz w:val="28"/>
-                <w:szCs w:val="28"/>
-              </w:rPr>
-            </w:pPr>
-            <w:r>
-              <w:rPr>
-                <w:rFonts w:hint="default" w:ascii="Times New Roman" w:hAnsi="Times New Roman" w:eastAsia="Times New Roman" w:cs="Times New Roman"/>
-                <w:kern w:val="0"/>
-                <w:sz w:val="24"/>
-                <w:szCs w:val="24"/>
-                <w:lang w:val="en-US" w:eastAsia="zh-CN" w:bidi="ar"/>
-              </w:rPr>
-              <w:t>UR09</w:t>
-            </w:r>
-          </w:p>
-        </w:tc>
-      </w:tr>
-      <w:tr>
-        <w:tblPrEx>
-          <w:tblBorders>
-            <w:top w:val="single" w:color="auto" w:sz="4" w:space="0"/>
-            <w:left w:val="single" w:color="auto" w:sz="4" w:space="0"/>
-            <w:bottom w:val="single" w:color="auto" w:sz="4" w:space="0"/>
-            <w:right w:val="single" w:color="auto" w:sz="4" w:space="0"/>
-            <w:insideH w:val="single" w:color="auto" w:sz="4" w:space="0"/>
-            <w:insideV w:val="single" w:color="auto" w:sz="4" w:space="0"/>
-          </w:tblBorders>
-          <w:shd w:val="clear" w:color="auto" w:fill="auto"/>
-          <w:tblCellMar>
-            <w:top w:w="0" w:type="dxa"/>
-            <w:left w:w="108" w:type="dxa"/>
-            <w:bottom w:w="0" w:type="dxa"/>
-            <w:right w:w="108" w:type="dxa"/>
-          </w:tblCellMar>
-        </w:tblPrEx>
-        <w:tc>
-          <w:tcPr>
-            <w:tcW w:w="1854" w:type="dxa"/>
-            <w:tcBorders>
-              <w:top w:val="single" w:color="auto" w:sz="4" w:space="0"/>
-              <w:left w:val="single" w:color="auto" w:sz="4" w:space="0"/>
-              <w:bottom w:val="single" w:color="auto" w:sz="4" w:space="0"/>
-              <w:right w:val="single" w:color="auto" w:sz="4" w:space="0"/>
-            </w:tcBorders>
-            <w:shd w:val="clear" w:color="auto" w:fill="auto"/>
-            <w:vAlign w:val="center"/>
-          </w:tcPr>
-          <w:p>
-            <w:pPr>
-              <w:keepNext w:val="0"/>
-              <w:keepLines w:val="0"/>
-              <w:widowControl/>
-              <w:suppressLineNumbers w:val="0"/>
-              <w:spacing w:before="0" w:beforeAutospacing="0" w:after="120" w:afterAutospacing="0" w:line="312" w:lineRule="auto"/>
-              <w:ind w:left="0" w:right="0"/>
-              <w:jc w:val="left"/>
-              <w:rPr>
-                <w:rFonts w:hint="default"/>
-                <w:b/>
-                <w:bCs/>
-                <w:sz w:val="28"/>
-                <w:szCs w:val="28"/>
-              </w:rPr>
-            </w:pPr>
-            <w:r>
-              <w:rPr>
-                <w:rFonts w:hint="default" w:ascii="Times New Roman" w:hAnsi="Times New Roman" w:eastAsia="Times New Roman" w:cs="Times New Roman"/>
-                <w:kern w:val="0"/>
-                <w:sz w:val="24"/>
-                <w:szCs w:val="24"/>
-                <w:lang w:val="en-US" w:eastAsia="zh-CN" w:bidi="ar"/>
-              </w:rPr>
-              <w:t>FR12</w:t>
-            </w:r>
-          </w:p>
-        </w:tc>
-        <w:tc>
-          <w:tcPr>
-            <w:tcW w:w="3726" w:type="dxa"/>
-            <w:tcBorders>
-              <w:top w:val="single" w:color="auto" w:sz="4" w:space="0"/>
-              <w:left w:val="single" w:color="auto" w:sz="4" w:space="0"/>
-              <w:bottom w:val="single" w:color="auto" w:sz="4" w:space="0"/>
-              <w:right w:val="single" w:color="auto" w:sz="4" w:space="0"/>
-            </w:tcBorders>
-            <w:shd w:val="clear" w:color="auto" w:fill="auto"/>
-            <w:vAlign w:val="center"/>
-          </w:tcPr>
-          <w:p>
-            <w:pPr>
-              <w:keepNext w:val="0"/>
-              <w:keepLines w:val="0"/>
-              <w:widowControl/>
-              <w:suppressLineNumbers w:val="0"/>
-              <w:spacing w:before="0" w:beforeAutospacing="0" w:after="120" w:afterAutospacing="0" w:line="312" w:lineRule="auto"/>
-              <w:ind w:left="0" w:right="0"/>
-              <w:jc w:val="left"/>
-              <w:rPr>
-                <w:rFonts w:hint="default"/>
-                <w:b/>
-                <w:bCs/>
-                <w:sz w:val="28"/>
-                <w:szCs w:val="28"/>
-              </w:rPr>
-            </w:pPr>
-            <w:r>
-              <w:rPr>
-                <w:rFonts w:hint="default" w:ascii="Times New Roman" w:hAnsi="Times New Roman" w:eastAsia="Times New Roman" w:cs="Times New Roman"/>
-                <w:kern w:val="0"/>
-                <w:sz w:val="24"/>
-                <w:szCs w:val="24"/>
-                <w:lang w:val="en-US" w:eastAsia="zh-CN" w:bidi="ar"/>
-              </w:rPr>
-              <w:t>Hệ thống cho phép người quản trị thêm, sửa, xóa lịch chiếu của phim.</w:t>
-            </w:r>
-          </w:p>
-        </w:tc>
-        <w:tc>
-          <w:tcPr>
-            <w:tcW w:w="3726" w:type="dxa"/>
-            <w:tcBorders>
-              <w:top w:val="single" w:color="auto" w:sz="4" w:space="0"/>
-              <w:left w:val="single" w:color="auto" w:sz="4" w:space="0"/>
-              <w:bottom w:val="single" w:color="auto" w:sz="4" w:space="0"/>
-              <w:right w:val="single" w:color="auto" w:sz="4" w:space="0"/>
-            </w:tcBorders>
-            <w:shd w:val="clear" w:color="auto" w:fill="auto"/>
-            <w:vAlign w:val="center"/>
-          </w:tcPr>
-          <w:p>
-            <w:pPr>
-              <w:keepNext w:val="0"/>
-              <w:keepLines w:val="0"/>
-              <w:widowControl/>
-              <w:suppressLineNumbers w:val="0"/>
-              <w:spacing w:before="0" w:beforeAutospacing="0" w:after="120" w:afterAutospacing="0" w:line="312" w:lineRule="auto"/>
-              <w:ind w:left="0" w:right="0"/>
-              <w:jc w:val="left"/>
-              <w:rPr>
-                <w:rFonts w:hint="default"/>
-                <w:b/>
-                <w:bCs/>
-                <w:sz w:val="28"/>
-                <w:szCs w:val="28"/>
-              </w:rPr>
-            </w:pPr>
-            <w:r>
-              <w:rPr>
-                <w:rFonts w:hint="default" w:ascii="Times New Roman" w:hAnsi="Times New Roman" w:eastAsia="Times New Roman" w:cs="Times New Roman"/>
-                <w:kern w:val="0"/>
-                <w:sz w:val="24"/>
-                <w:szCs w:val="24"/>
-                <w:lang w:val="en-US" w:eastAsia="zh-CN" w:bidi="ar"/>
-              </w:rPr>
-              <w:t>UR08</w:t>
-            </w:r>
-          </w:p>
-        </w:tc>
-      </w:tr>
-      <w:tr>
-        <w:tblPrEx>
-          <w:tblBorders>
-            <w:top w:val="single" w:color="auto" w:sz="4" w:space="0"/>
-            <w:left w:val="single" w:color="auto" w:sz="4" w:space="0"/>
-            <w:bottom w:val="single" w:color="auto" w:sz="4" w:space="0"/>
-            <w:right w:val="single" w:color="auto" w:sz="4" w:space="0"/>
-            <w:insideH w:val="single" w:color="auto" w:sz="4" w:space="0"/>
-            <w:insideV w:val="single" w:color="auto" w:sz="4" w:space="0"/>
-          </w:tblBorders>
-          <w:tblCellMar>
-            <w:top w:w="0" w:type="dxa"/>
-            <w:left w:w="108" w:type="dxa"/>
-            <w:bottom w:w="0" w:type="dxa"/>
-            <w:right w:w="108" w:type="dxa"/>
-          </w:tblCellMar>
-        </w:tblPrEx>
-        <w:tc>
-          <w:tcPr>
-            <w:tcW w:w="1854" w:type="dxa"/>
-            <w:tcBorders>
-              <w:top w:val="single" w:color="auto" w:sz="4" w:space="0"/>
-              <w:left w:val="single" w:color="auto" w:sz="4" w:space="0"/>
-              <w:bottom w:val="single" w:color="auto" w:sz="4" w:space="0"/>
-              <w:right w:val="single" w:color="auto" w:sz="4" w:space="0"/>
-            </w:tcBorders>
-            <w:shd w:val="clear" w:color="auto" w:fill="auto"/>
-            <w:vAlign w:val="center"/>
-          </w:tcPr>
-          <w:p>
-            <w:pPr>
-              <w:keepNext w:val="0"/>
-              <w:keepLines w:val="0"/>
-              <w:widowControl/>
-              <w:suppressLineNumbers w:val="0"/>
-              <w:spacing w:before="0" w:beforeAutospacing="0" w:after="120" w:afterAutospacing="0" w:line="312" w:lineRule="auto"/>
-              <w:ind w:left="0" w:right="0"/>
-              <w:jc w:val="left"/>
-              <w:rPr>
-                <w:rFonts w:hint="default"/>
-                <w:b/>
-                <w:bCs/>
-                <w:sz w:val="28"/>
-                <w:szCs w:val="28"/>
-              </w:rPr>
-            </w:pPr>
-            <w:r>
-              <w:rPr>
-                <w:rFonts w:hint="default" w:ascii="Times New Roman" w:hAnsi="Times New Roman" w:eastAsia="Times New Roman" w:cs="Times New Roman"/>
-                <w:kern w:val="0"/>
-                <w:sz w:val="24"/>
-                <w:szCs w:val="24"/>
-                <w:lang w:val="en-US" w:eastAsia="zh-CN" w:bidi="ar"/>
-              </w:rPr>
-              <w:t>FR13</w:t>
-            </w:r>
-          </w:p>
-        </w:tc>
-        <w:tc>
-          <w:tcPr>
-            <w:tcW w:w="3726" w:type="dxa"/>
-            <w:tcBorders>
-              <w:top w:val="single" w:color="auto" w:sz="4" w:space="0"/>
-              <w:left w:val="single" w:color="auto" w:sz="4" w:space="0"/>
-              <w:bottom w:val="single" w:color="auto" w:sz="4" w:space="0"/>
-              <w:right w:val="single" w:color="auto" w:sz="4" w:space="0"/>
-            </w:tcBorders>
-            <w:shd w:val="clear" w:color="auto" w:fill="auto"/>
-            <w:vAlign w:val="center"/>
-          </w:tcPr>
-          <w:p>
-            <w:pPr>
-              <w:keepNext w:val="0"/>
-              <w:keepLines w:val="0"/>
-              <w:widowControl/>
-              <w:suppressLineNumbers w:val="0"/>
-              <w:spacing w:before="0" w:beforeAutospacing="0" w:after="120" w:afterAutospacing="0" w:line="312" w:lineRule="auto"/>
-              <w:ind w:left="0" w:right="0"/>
-              <w:jc w:val="left"/>
-              <w:rPr>
-                <w:rFonts w:hint="default"/>
-                <w:b/>
-                <w:bCs/>
-                <w:sz w:val="28"/>
-                <w:szCs w:val="28"/>
-              </w:rPr>
-            </w:pPr>
-            <w:r>
-              <w:rPr>
-                <w:rFonts w:hint="default" w:ascii="Times New Roman" w:hAnsi="Times New Roman" w:eastAsia="Times New Roman" w:cs="Times New Roman"/>
-                <w:kern w:val="0"/>
-                <w:sz w:val="24"/>
-                <w:szCs w:val="24"/>
-                <w:lang w:val="en-US" w:eastAsia="zh-CN" w:bidi="ar"/>
-              </w:rPr>
-              <w:t>Hệ thống cho phép người quản trị xem danh sách đơn đặt vé của khách hàng.</w:t>
-            </w:r>
-          </w:p>
-        </w:tc>
-        <w:tc>
-          <w:tcPr>
-            <w:tcW w:w="3726" w:type="dxa"/>
-            <w:tcBorders>
-              <w:top w:val="single" w:color="auto" w:sz="4" w:space="0"/>
-              <w:left w:val="single" w:color="auto" w:sz="4" w:space="0"/>
-              <w:bottom w:val="single" w:color="auto" w:sz="4" w:space="0"/>
-              <w:right w:val="single" w:color="auto" w:sz="4" w:space="0"/>
-            </w:tcBorders>
-            <w:shd w:val="clear" w:color="auto" w:fill="auto"/>
-            <w:vAlign w:val="center"/>
-          </w:tcPr>
-          <w:p>
-            <w:pPr>
-              <w:keepNext w:val="0"/>
-              <w:keepLines w:val="0"/>
-              <w:widowControl/>
-              <w:suppressLineNumbers w:val="0"/>
-              <w:spacing w:before="0" w:beforeAutospacing="0" w:after="120" w:afterAutospacing="0" w:line="312" w:lineRule="auto"/>
-              <w:ind w:left="0" w:right="0"/>
-              <w:jc w:val="left"/>
-              <w:rPr>
-                <w:rFonts w:hint="default"/>
-                <w:b/>
-                <w:bCs/>
-                <w:sz w:val="28"/>
-                <w:szCs w:val="28"/>
-              </w:rPr>
-            </w:pPr>
-            <w:r>
-              <w:rPr>
-                <w:rFonts w:hint="default" w:ascii="Times New Roman" w:hAnsi="Times New Roman" w:eastAsia="Times New Roman" w:cs="Times New Roman"/>
-                <w:kern w:val="0"/>
-                <w:sz w:val="24"/>
-                <w:szCs w:val="24"/>
-                <w:lang w:val="en-US" w:eastAsia="zh-CN" w:bidi="ar"/>
-              </w:rPr>
-              <w:t>UR10</w:t>
-            </w:r>
-          </w:p>
-        </w:tc>
-      </w:tr>
-      <w:tr>
-        <w:tblPrEx>
-          <w:tblBorders>
-            <w:top w:val="single" w:color="auto" w:sz="4" w:space="0"/>
-            <w:left w:val="single" w:color="auto" w:sz="4" w:space="0"/>
-            <w:bottom w:val="single" w:color="auto" w:sz="4" w:space="0"/>
-            <w:right w:val="single" w:color="auto" w:sz="4" w:space="0"/>
-            <w:insideH w:val="single" w:color="auto" w:sz="4" w:space="0"/>
-            <w:insideV w:val="single" w:color="auto" w:sz="4" w:space="0"/>
-          </w:tblBorders>
-          <w:tblCellMar>
-            <w:top w:w="0" w:type="dxa"/>
-            <w:left w:w="108" w:type="dxa"/>
-            <w:bottom w:w="0" w:type="dxa"/>
-            <w:right w:w="108" w:type="dxa"/>
-          </w:tblCellMar>
-        </w:tblPrEx>
-        <w:tc>
-          <w:tcPr>
-            <w:tcW w:w="1854" w:type="dxa"/>
-            <w:tcBorders>
-              <w:top w:val="single" w:color="auto" w:sz="4" w:space="0"/>
-              <w:left w:val="single" w:color="auto" w:sz="4" w:space="0"/>
-              <w:bottom w:val="single" w:color="auto" w:sz="4" w:space="0"/>
-              <w:right w:val="single" w:color="auto" w:sz="4" w:space="0"/>
-            </w:tcBorders>
-            <w:shd w:val="clear" w:color="auto" w:fill="auto"/>
-            <w:vAlign w:val="top"/>
-          </w:tcPr>
-          <w:p>
-            <w:pPr>
-              <w:keepNext w:val="0"/>
-              <w:keepLines w:val="0"/>
-              <w:widowControl/>
-              <w:suppressLineNumbers w:val="0"/>
-              <w:spacing w:before="0" w:beforeAutospacing="0" w:after="120" w:afterAutospacing="0" w:line="312" w:lineRule="auto"/>
-              <w:ind w:left="0" w:right="0"/>
-              <w:jc w:val="left"/>
-              <w:rPr>
-                <w:rFonts w:hint="default"/>
-                <w:szCs w:val="26"/>
-              </w:rPr>
-            </w:pPr>
-            <w:r>
-              <w:rPr>
-                <w:rFonts w:hint="default" w:ascii="Times New Roman" w:hAnsi="Times New Roman" w:eastAsia="Times New Roman" w:cs="Times New Roman"/>
-                <w:kern w:val="0"/>
-                <w:sz w:val="24"/>
-                <w:szCs w:val="26"/>
-                <w:lang w:val="en-US" w:eastAsia="zh-CN" w:bidi="ar"/>
-              </w:rPr>
-              <w:t>FR14</w:t>
-            </w:r>
-          </w:p>
-        </w:tc>
-        <w:tc>
-          <w:tcPr>
-            <w:tcW w:w="3726" w:type="dxa"/>
-            <w:tcBorders>
-              <w:top w:val="single" w:color="auto" w:sz="4" w:space="0"/>
-              <w:left w:val="single" w:color="auto" w:sz="4" w:space="0"/>
-              <w:bottom w:val="single" w:color="auto" w:sz="4" w:space="0"/>
-              <w:right w:val="single" w:color="auto" w:sz="4" w:space="0"/>
-            </w:tcBorders>
-            <w:shd w:val="clear" w:color="auto" w:fill="auto"/>
-            <w:vAlign w:val="top"/>
-          </w:tcPr>
-          <w:p>
-            <w:pPr>
-              <w:keepNext w:val="0"/>
-              <w:keepLines w:val="0"/>
-              <w:widowControl/>
-              <w:suppressLineNumbers w:val="0"/>
-              <w:spacing w:before="0" w:beforeAutospacing="0" w:after="120" w:afterAutospacing="0" w:line="312" w:lineRule="auto"/>
-              <w:ind w:left="0" w:right="0"/>
-              <w:jc w:val="left"/>
-              <w:rPr>
-                <w:rFonts w:hint="default"/>
-                <w:szCs w:val="26"/>
-              </w:rPr>
-            </w:pPr>
-            <w:r>
-              <w:rPr>
-                <w:rFonts w:hint="default" w:ascii="Times New Roman" w:hAnsi="Times New Roman" w:eastAsia="Times New Roman" w:cs="Times New Roman"/>
-                <w:kern w:val="0"/>
-                <w:sz w:val="24"/>
-                <w:szCs w:val="26"/>
-                <w:lang w:val="en-US" w:eastAsia="zh-CN" w:bidi="ar"/>
-              </w:rPr>
-              <w:t>Hệ thống cho phép người quản trị xem chi tiết đơn đặt vé và trạng thái thanh toán.</w:t>
-            </w:r>
-          </w:p>
-        </w:tc>
-        <w:tc>
-          <w:tcPr>
-            <w:tcW w:w="3726" w:type="dxa"/>
-            <w:tcBorders>
-              <w:top w:val="single" w:color="auto" w:sz="4" w:space="0"/>
-              <w:left w:val="single" w:color="auto" w:sz="4" w:space="0"/>
-              <w:bottom w:val="single" w:color="auto" w:sz="4" w:space="0"/>
-              <w:right w:val="single" w:color="auto" w:sz="4" w:space="0"/>
-            </w:tcBorders>
-            <w:shd w:val="clear" w:color="auto" w:fill="auto"/>
             <w:vAlign w:val="top"/>
           </w:tcPr>
           <w:p>
@@ -10465,9 +10455,9 @@
           <w:lang w:val="en-US"/>
         </w:rPr>
       </w:pPr>
-      <w:bookmarkStart w:id="48" w:name="_Toc382"/>
+      <w:bookmarkStart w:id="48" w:name="_Toc8765"/>
       <w:bookmarkStart w:id="49" w:name="_Toc231414243"/>
-      <w:bookmarkStart w:id="50" w:name="_Toc8765"/>
+      <w:bookmarkStart w:id="50" w:name="_Toc382"/>
       <w:r>
         <w:rPr>
           <w:lang w:val="en-US"/>
@@ -10749,7 +10739,6 @@
             <w:insideH w:val="single" w:color="auto" w:sz="4" w:space="0"/>
             <w:insideV w:val="single" w:color="auto" w:sz="4" w:space="0"/>
           </w:tblBorders>
-          <w:shd w:val="clear" w:color="auto" w:fill="auto"/>
           <w:tblCellMar>
             <w:top w:w="0" w:type="dxa"/>
             <w:left w:w="108" w:type="dxa"/>
@@ -11740,9 +11729,9 @@
           <w:lang w:val="en-US"/>
         </w:rPr>
       </w:pPr>
-      <w:bookmarkStart w:id="51" w:name="_Toc14852"/>
+      <w:bookmarkStart w:id="51" w:name="_Toc231414244"/>
       <w:bookmarkStart w:id="52" w:name="_Toc29555"/>
-      <w:bookmarkStart w:id="53" w:name="_Toc231414244"/>
+      <w:bookmarkStart w:id="53" w:name="_Toc14852"/>
       <w:r>
         <w:rPr>
           <w:lang w:val="en-US"/>
@@ -11912,9 +11901,9 @@
           <w:lang w:val="en-US"/>
         </w:rPr>
       </w:pPr>
-      <w:bookmarkStart w:id="54" w:name="_Toc22629"/>
+      <w:bookmarkStart w:id="54" w:name="_Toc231414245"/>
       <w:bookmarkStart w:id="55" w:name="_Toc14980"/>
-      <w:bookmarkStart w:id="56" w:name="_Toc231414245"/>
+      <w:bookmarkStart w:id="56" w:name="_Toc22629"/>
       <w:r>
         <w:rPr>
           <w:lang w:val="en-US"/>
@@ -11934,8 +11923,8 @@
           <w:lang w:val="en-US"/>
         </w:rPr>
       </w:pPr>
-      <w:bookmarkStart w:id="57" w:name="_Toc7349"/>
-      <w:bookmarkStart w:id="58" w:name="_Toc231414246"/>
+      <w:bookmarkStart w:id="57" w:name="_Toc231414246"/>
+      <w:bookmarkStart w:id="58" w:name="_Toc7349"/>
       <w:bookmarkStart w:id="59" w:name="_Toc30027"/>
       <w:r>
         <w:rPr>
@@ -12138,8 +12127,8 @@
         </w:rPr>
       </w:pPr>
       <w:bookmarkStart w:id="60" w:name="_Toc22913"/>
-      <w:bookmarkStart w:id="61" w:name="_Toc1750"/>
-      <w:bookmarkStart w:id="62" w:name="_Toc231414247"/>
+      <w:bookmarkStart w:id="61" w:name="_Toc231414247"/>
+      <w:bookmarkStart w:id="62" w:name="_Toc1750"/>
       <w:r>
         <w:rPr>
           <w:lang w:val="en-US"/>
@@ -12641,7 +12630,6 @@
             <w:insideH w:val="single" w:color="auto" w:sz="4" w:space="0"/>
             <w:insideV w:val="single" w:color="auto" w:sz="4" w:space="0"/>
           </w:tblBorders>
-          <w:shd w:val="clear" w:color="auto" w:fill="auto"/>
           <w:tblCellMar>
             <w:top w:w="0" w:type="dxa"/>
             <w:left w:w="10" w:type="dxa"/>
@@ -12965,7 +12953,6 @@
             <w:insideH w:val="single" w:color="auto" w:sz="4" w:space="0"/>
             <w:insideV w:val="single" w:color="auto" w:sz="4" w:space="0"/>
           </w:tblBorders>
-          <w:shd w:val="clear" w:color="auto" w:fill="auto"/>
           <w:tblCellMar>
             <w:top w:w="0" w:type="dxa"/>
             <w:left w:w="10" w:type="dxa"/>
@@ -13217,7 +13204,7 @@
                 <w:szCs w:val="24"/>
                 <w:lang w:val="en-US" w:eastAsia="zh-CN" w:bidi="ar"/>
               </w:rPr>
-              <w:t>3. Khách hàng đã truy cập trang danh sách phim (/movies) hoặc trang chủ (/home).</w:t>
+              <w:t>3. Khách hàng đã truy cập trang danh sách phim (/movies). Nếu đang ở trang chủ (/home), khách hàng cần nhấn nút “Xem phim” để chuyển sang trang danh sách phim trước</w:t>
             </w:r>
           </w:p>
         </w:tc>
@@ -13513,9 +13500,9 @@
           <w:lang w:val="en-US"/>
         </w:rPr>
       </w:pPr>
-      <w:bookmarkStart w:id="66" w:name="_Toc13122"/>
-      <w:bookmarkStart w:id="67" w:name="_Toc24085"/>
-      <w:bookmarkStart w:id="68" w:name="_Toc231414249"/>
+      <w:bookmarkStart w:id="66" w:name="_Toc231414249"/>
+      <w:bookmarkStart w:id="67" w:name="_Toc13122"/>
+      <w:bookmarkStart w:id="68" w:name="_Toc24085"/>
       <w:r>
         <w:rPr>
           <w:lang w:val="en-US"/>
@@ -13562,7 +13549,6 @@
             <w:insideH w:val="single" w:color="auto" w:sz="4" w:space="0"/>
             <w:insideV w:val="single" w:color="auto" w:sz="4" w:space="0"/>
           </w:tblBorders>
-          <w:shd w:val="clear" w:color="auto" w:fill="auto"/>
           <w:tblCellMar>
             <w:top w:w="0" w:type="dxa"/>
             <w:left w:w="10" w:type="dxa"/>
@@ -13766,7 +13752,7 @@
                 <w:szCs w:val="24"/>
                 <w:lang w:val="en-US" w:eastAsia="zh-CN" w:bidi="ar"/>
               </w:rPr>
-              <w:t>Khách hàng nhấn nút "Chi tiết" trên một movie card tại trang danh sách phim (/movies) hoặc trang chủ. Trình duyệt gửi HTTP GET request đến URL: /movie-detail?id={movieId}.</w:t>
+              <w:t>Khách hàng nhấn nút “Chi tiết” trên một movie card tại trang danh sách phim (/movies). Trình duyệt gửi HTTP GET request đến URL: /movie-detail?id={movieId}.</w:t>
             </w:r>
           </w:p>
         </w:tc>
@@ -13865,117 +13851,9 @@
             </w:pPr>
             <w:r>
               <w:rPr>
-                <w:rFonts w:hint="default" w:ascii="Times New Roman" w:hAnsi="Times New Roman" w:eastAsia="Times New Roman" w:cs="Times New Roman"/>
-                <w:kern w:val="0"/>
-                <w:sz w:val="24"/>
-                <w:szCs w:val="24"/>
-                <w:lang w:val="en-US" w:eastAsia="zh-CN" w:bidi="ar"/>
-              </w:rPr>
-              <w:t>MovieController tiếp nhận request. Controller lấy giá trị tham số id từ request (request.getParameter("id")). Nếu id là null hoặc chuỗi rỗng, Controller thực hiện redirect về /movies và kết thúc use case.</w:t>
-            </w:r>
-          </w:p>
-        </w:tc>
-      </w:tr>
-      <w:tr>
-        <w:tblPrEx>
-          <w:tblBorders>
-            <w:top w:val="single" w:color="auto" w:sz="4" w:space="0"/>
-            <w:left w:val="single" w:color="auto" w:sz="4" w:space="0"/>
-            <w:bottom w:val="single" w:color="auto" w:sz="4" w:space="0"/>
-            <w:right w:val="single" w:color="auto" w:sz="4" w:space="0"/>
-            <w:insideH w:val="single" w:color="auto" w:sz="4" w:space="0"/>
-            <w:insideV w:val="single" w:color="auto" w:sz="4" w:space="0"/>
-          </w:tblBorders>
-          <w:tblCellMar>
-            <w:top w:w="0" w:type="dxa"/>
-            <w:left w:w="10" w:type="dxa"/>
-            <w:bottom w:w="0" w:type="dxa"/>
-            <w:right w:w="10" w:type="dxa"/>
-          </w:tblCellMar>
-        </w:tblPrEx>
-        <w:tc>
-          <w:tcPr>
-            <w:tcW w:w="1200" w:type="dxa"/>
-            <w:tcBorders>
-              <w:top w:val="single" w:color="000000" w:sz="6" w:space="0"/>
-              <w:left w:val="single" w:color="000000" w:sz="6" w:space="0"/>
-              <w:bottom w:val="single" w:color="000000" w:sz="6" w:space="0"/>
-              <w:right w:val="single" w:color="000000" w:sz="6" w:space="0"/>
-            </w:tcBorders>
-            <w:shd w:val="clear" w:color="auto" w:fill="auto"/>
-            <w:tcMar>
-              <w:top w:w="80" w:type="dxa"/>
-              <w:left w:w="120" w:type="dxa"/>
-              <w:bottom w:w="80" w:type="dxa"/>
-              <w:right w:w="120" w:type="dxa"/>
-            </w:tcMar>
-            <w:vAlign w:val="center"/>
-          </w:tcPr>
-          <w:p>
-            <w:pPr>
-              <w:keepNext w:val="0"/>
-              <w:keepLines w:val="0"/>
-              <w:widowControl/>
-              <w:suppressLineNumbers w:val="0"/>
-              <w:spacing w:before="40" w:beforeAutospacing="0" w:after="40" w:afterAutospacing="0" w:line="360" w:lineRule="auto"/>
-              <w:ind w:left="0" w:right="0"/>
-              <w:jc w:val="center"/>
-              <w:rPr>
-                <w:rFonts w:hint="default"/>
-              </w:rPr>
-            </w:pPr>
-            <w:r>
-              <w:rPr>
-                <w:rFonts w:hint="default" w:ascii="Times New Roman" w:hAnsi="Times New Roman" w:eastAsia="Times New Roman" w:cs="Times New Roman"/>
-                <w:kern w:val="0"/>
-                <w:sz w:val="24"/>
-                <w:szCs w:val="24"/>
-                <w:lang w:val="en-US" w:eastAsia="zh-CN" w:bidi="ar"/>
-              </w:rPr>
-              <w:t>4.1.2</w:t>
-            </w:r>
-          </w:p>
-        </w:tc>
-        <w:tc>
-          <w:tcPr>
-            <w:tcW w:w="7826" w:type="dxa"/>
-            <w:tcBorders>
-              <w:top w:val="single" w:color="000000" w:sz="6" w:space="0"/>
-              <w:left w:val="single" w:color="000000" w:sz="6" w:space="0"/>
-              <w:bottom w:val="single" w:color="000000" w:sz="6" w:space="0"/>
-              <w:right w:val="single" w:color="000000" w:sz="6" w:space="0"/>
-            </w:tcBorders>
-            <w:shd w:val="clear" w:color="auto" w:fill="auto"/>
-            <w:tcMar>
-              <w:top w:w="80" w:type="dxa"/>
-              <w:left w:w="120" w:type="dxa"/>
-              <w:bottom w:w="80" w:type="dxa"/>
-              <w:right w:w="120" w:type="dxa"/>
-            </w:tcMar>
-            <w:vAlign w:val="center"/>
-          </w:tcPr>
-          <w:p>
-            <w:pPr>
-              <w:keepNext w:val="0"/>
-              <w:keepLines w:val="0"/>
-              <w:widowControl/>
-              <w:suppressLineNumbers w:val="0"/>
-              <w:spacing w:before="40" w:beforeAutospacing="0" w:after="40" w:afterAutospacing="0" w:line="360" w:lineRule="auto"/>
-              <w:ind w:left="0" w:right="0"/>
-              <w:jc w:val="left"/>
-              <w:rPr>
-                <w:rFonts w:hint="default"/>
-              </w:rPr>
-            </w:pPr>
-            <w:r>
-              <w:rPr>
-                <w:rFonts w:hint="default" w:ascii="Times New Roman" w:hAnsi="Times New Roman" w:eastAsia="Times New Roman" w:cs="Times New Roman"/>
-                <w:kern w:val="0"/>
-                <w:sz w:val="24"/>
-                <w:szCs w:val="24"/>
-                <w:lang w:val="en-US" w:eastAsia="zh-CN" w:bidi="ar"/>
-              </w:rPr>
-              <w:t>Controller chuyển đổi id sang kiểu số nguyên (Integer.parseInt). Nếu id không phải số hợp lệ, hệ thống phát sinh NumberFormatException. Controller redirect về /movies.</w:t>
+                <w:rFonts w:hint="default"/>
+              </w:rPr>
+              <w:t>MovieController tiếp nhận request. Controller lấy giá trị tham số id từ request bằng request.getParameter("id"). Nếu id là null hoặc chuỗi rỗng, Controller redirect về /movies?detailMessage=missing_id và kết thúc use case.</w:t>
             </w:r>
           </w:p>
         </w:tc>
@@ -14037,7 +13915,7 @@
                 <w:szCs w:val="24"/>
                 <w:lang w:val="en-US" w:eastAsia="zh-CN" w:bidi="ar"/>
               </w:rPr>
-              <w:t>4.1.3</w:t>
+              <w:t>4.1.2</w:t>
             </w:r>
           </w:p>
         </w:tc>
@@ -14074,13 +13952,9 @@
             </w:pPr>
             <w:r>
               <w:rPr>
-                <w:rFonts w:hint="default" w:ascii="Times New Roman" w:hAnsi="Times New Roman" w:eastAsia="Times New Roman" w:cs="Times New Roman"/>
-                <w:kern w:val="0"/>
-                <w:sz w:val="24"/>
-                <w:szCs w:val="24"/>
-                <w:lang w:val="en-US" w:eastAsia="zh-CN" w:bidi="ar"/>
-              </w:rPr>
-              <w:t>MovieController gọi phương thức getMovieDetail(id) của MovieService.</w:t>
+                <w:rFonts w:hint="default"/>
+              </w:rPr>
+              <w:t>Controller chuyển đổi id sang kiểu số nguyên bằng Integer.parseInt(idRaw). Nếu id không phải số hợp lệ, hệ thống phát sinh NumberFormatException. Controller bắt lỗi và redirect về /movies?detailMessage=invalid_id.</w:t>
             </w:r>
           </w:p>
         </w:tc>
@@ -14142,7 +14016,7 @@
                 <w:szCs w:val="24"/>
                 <w:lang w:val="en-US" w:eastAsia="zh-CN" w:bidi="ar"/>
               </w:rPr>
-              <w:t>4.1.4</w:t>
+              <w:t>4.1.3</w:t>
             </w:r>
           </w:p>
         </w:tc>
@@ -14185,7 +14059,7 @@
                 <w:szCs w:val="24"/>
                 <w:lang w:val="en-US" w:eastAsia="zh-CN" w:bidi="ar"/>
               </w:rPr>
-              <w:t>MovieService gọi phương thức findById(id) của MovieDAO để truy vấn thông tin phim từ cơ sở dữ liệu.</w:t>
+              <w:t>MovieController gọi phương thức getMovieDetail(id) của MovieService.</w:t>
             </w:r>
           </w:p>
         </w:tc>
@@ -14247,7 +14121,7 @@
                 <w:szCs w:val="24"/>
                 <w:lang w:val="en-US" w:eastAsia="zh-CN" w:bidi="ar"/>
               </w:rPr>
-              <w:t>4.1.5</w:t>
+              <w:t>4.1.4</w:t>
             </w:r>
           </w:p>
         </w:tc>
@@ -14290,7 +14164,7 @@
                 <w:szCs w:val="24"/>
                 <w:lang w:val="en-US" w:eastAsia="zh-CN" w:bidi="ar"/>
               </w:rPr>
-              <w:t>MovieDAO thực hiện câu truy vấn SQL lấy thông tin chi tiết phim từ bảng movies, kết hợp với movie_genres và genres để lấy danh sách thể loại. Câu truy vấn chỉ lấy phim có id tương ứng và có trạng thái NOW_SHOWING nhằm tránh trường hợp người dùng truy cập trực tiếp vào chi tiết phim không còn được hiển thị. Kết quả được ánh xạ thành đối tượng Movie thông qua JDBI BeanMapper.</w:t>
+              <w:t>MovieService gọi phương thức findById(id) của MovieDAO để truy vấn thông tin phim từ cơ sở dữ liệu.</w:t>
             </w:r>
           </w:p>
         </w:tc>
@@ -14352,7 +14226,7 @@
                 <w:szCs w:val="24"/>
                 <w:lang w:val="en-US" w:eastAsia="zh-CN" w:bidi="ar"/>
               </w:rPr>
-              <w:t>4.1.6</w:t>
+              <w:t>4.1.5</w:t>
             </w:r>
           </w:p>
         </w:tc>
@@ -14395,7 +14269,7 @@
                 <w:szCs w:val="24"/>
                 <w:lang w:val="en-US" w:eastAsia="zh-CN" w:bidi="ar"/>
               </w:rPr>
-              <w:t>MovieDAO trả về đối tượng Movie cho MovieService. Thông tin phim bao gồm: id, title, durationMinutes, ageRating, shortDescription, description, posterUrl, trailerUrl, releaseDate, status, genreNames.</w:t>
+              <w:t>MovieDAO thực hiện câu truy vấn SQL lấy thông tin chi tiết phim từ bảng movies, kết hợp với movie_genres và genres để lấy danh sách thể loại. Câu truy vấn chỉ lấy phim có id tương ứng và có trạng thái NOW_SHOWING nhằm tránh trường hợp người dùng truy cập trực tiếp vào chi tiết phim không còn được hiển thị. Kết quả được ánh xạ thành đối tượng Movie thông qua JDBI BeanMapper.</w:t>
             </w:r>
           </w:p>
         </w:tc>
@@ -14457,7 +14331,7 @@
                 <w:szCs w:val="24"/>
                 <w:lang w:val="en-US" w:eastAsia="zh-CN" w:bidi="ar"/>
               </w:rPr>
-              <w:t>4.1.7</w:t>
+              <w:t>4.1.6</w:t>
             </w:r>
           </w:p>
         </w:tc>
@@ -14500,7 +14374,7 @@
                 <w:szCs w:val="24"/>
                 <w:lang w:val="en-US" w:eastAsia="zh-CN" w:bidi="ar"/>
               </w:rPr>
-              <w:t>MovieService trả về đối tượng Movie cho MovieController. Nếu đối tượng Movie là null, tức là phim không tồn tại trong database hoặc không thuộc trạng thái được hiển thị, Controller redirect về /movies và kết thúc use case.</w:t>
+              <w:t>MovieDAO trả về đối tượng Movie cho MovieService. Thông tin phim bao gồm: id, title, durationMinutes, ageRating, shortDescription, description, posterUrl, trailerUrl, releaseDate, status, genreNames.</w:t>
             </w:r>
           </w:p>
         </w:tc>
@@ -14562,7 +14436,7 @@
                 <w:szCs w:val="24"/>
                 <w:lang w:val="en-US" w:eastAsia="zh-CN" w:bidi="ar"/>
               </w:rPr>
-              <w:t>4.1.8</w:t>
+              <w:t>4.1.7</w:t>
             </w:r>
           </w:p>
         </w:tc>
@@ -14605,7 +14479,7 @@
                 <w:szCs w:val="24"/>
                 <w:lang w:val="en-US" w:eastAsia="zh-CN" w:bidi="ar"/>
               </w:rPr>
-              <w:t>MovieController đặt đối tượng Movie vào request attribute với tên "movie" (request.setAttribute("movie", movie)) và forward request sang movie-detail.jsp.</w:t>
+              <w:t>MovieService trả về đối tượng Movie cho MovieController. Nếu đối tượng Movie là null, tức là phim không tồn tại trong database hoặc không thuộc trạng thái được hiển thị, Controller redirect về /movies?detailMessage=movie_not_available và kết thúc use case.</w:t>
             </w:r>
           </w:p>
         </w:tc>
@@ -14667,7 +14541,7 @@
                 <w:szCs w:val="24"/>
                 <w:lang w:val="en-US" w:eastAsia="zh-CN" w:bidi="ar"/>
               </w:rPr>
-              <w:t>4.1.9</w:t>
+              <w:t>4.1.8</w:t>
             </w:r>
           </w:p>
         </w:tc>
@@ -14710,7 +14584,7 @@
                 <w:szCs w:val="24"/>
                 <w:lang w:val="en-US" w:eastAsia="zh-CN" w:bidi="ar"/>
               </w:rPr>
-              <w:t>movie-detail.jsp hiển thị giao diện chi tiết phim gồm: poster phim (hoặc placeholder nếu không có posterUrl), tên phim, thời lượng (phút), giới hạn độ tuổi (ageRating), thể loại (genreNames), ngày khởi chiếu (releaseDate), mô tả ngắn (shortDescription), nội dung phim (description).</w:t>
+              <w:t>MovieController đặt đối tượng Movie vào request attribute với tên "movie" (request.setAttribute("movie", movie)) và forward request sang movie-detail.jsp.</w:t>
             </w:r>
           </w:p>
         </w:tc>
@@ -14772,7 +14646,7 @@
                 <w:szCs w:val="24"/>
                 <w:lang w:val="en-US" w:eastAsia="zh-CN" w:bidi="ar"/>
               </w:rPr>
-              <w:t>4.1.10</w:t>
+              <w:t>4.1.9</w:t>
             </w:r>
           </w:p>
         </w:tc>
@@ -14815,7 +14689,7 @@
                 <w:szCs w:val="24"/>
                 <w:lang w:val="en-US" w:eastAsia="zh-CN" w:bidi="ar"/>
               </w:rPr>
-              <w:t>Nếu trường trailerUrl không rỗng, hệ thống hiển thị nút "Trailer". Khi khách hàng nhấn nút này, JavaScript mở modal popup chứa iframe nhúng video trailer.</w:t>
+              <w:t>movie-detail.jsp hiển thị giao diện chi tiết phim gồm: poster phim (hoặc placeholder nếu không có posterUrl), tên phim, thời lượng (phút), giới hạn độ tuổi (ageRating), thể loại (genreNames), ngày khởi chiếu (releaseDate), mô tả ngắn (shortDescription), nội dung phim (description).</w:t>
             </w:r>
           </w:p>
         </w:tc>
@@ -14877,7 +14751,7 @@
                 <w:szCs w:val="24"/>
                 <w:lang w:val="en-US" w:eastAsia="zh-CN" w:bidi="ar"/>
               </w:rPr>
-              <w:t>4.1.11</w:t>
+              <w:t>4.1.10</w:t>
             </w:r>
           </w:p>
         </w:tc>
@@ -14920,7 +14794,7 @@
                 <w:szCs w:val="24"/>
                 <w:lang w:val="en-US" w:eastAsia="zh-CN" w:bidi="ar"/>
               </w:rPr>
-              <w:t>Hệ thống hiển thị nút "Xem lịch chiếu" với href trỏ đến /showtimes?movieId={id}. Khi khách hàng nhấn nút này, trình duyệt chuyển sang UC05 – Xem lịch chiếu.</w:t>
+              <w:t>Nếu trường trailerUrl không rỗng, hệ thống hiển thị nút "Trailer". Khi khách hàng nhấn nút này, JavaScript mở modal popup chứa iframe nhúng video trailer.</w:t>
             </w:r>
           </w:p>
         </w:tc>
@@ -14935,6 +14809,7 @@
             <w:insideH w:val="single" w:color="auto" w:sz="4" w:space="0"/>
             <w:insideV w:val="single" w:color="auto" w:sz="4" w:space="0"/>
           </w:tblBorders>
+          <w:shd w:val="clear" w:color="auto" w:fill="auto"/>
           <w:tblCellMar>
             <w:top w:w="0" w:type="dxa"/>
             <w:left w:w="10" w:type="dxa"/>
@@ -14981,7 +14856,7 @@
                 <w:szCs w:val="24"/>
                 <w:lang w:val="en-US" w:eastAsia="zh-CN" w:bidi="ar"/>
               </w:rPr>
-              <w:t>4.1.12</w:t>
+              <w:t>4.1.11</w:t>
             </w:r>
           </w:p>
         </w:tc>
@@ -15024,6 +14899,111 @@
                 <w:szCs w:val="24"/>
                 <w:lang w:val="en-US" w:eastAsia="zh-CN" w:bidi="ar"/>
               </w:rPr>
+              <w:t>Hệ thống hiển thị nút "Xem lịch chiếu" với href trỏ đến /showtimes?movieId={id}. Khi khách hàng nhấn nút này, trình duyệt chuyển sang UC05 – Xem lịch chiếu.</w:t>
+            </w:r>
+          </w:p>
+        </w:tc>
+      </w:tr>
+      <w:tr>
+        <w:tblPrEx>
+          <w:tblBorders>
+            <w:top w:val="single" w:color="auto" w:sz="4" w:space="0"/>
+            <w:left w:val="single" w:color="auto" w:sz="4" w:space="0"/>
+            <w:bottom w:val="single" w:color="auto" w:sz="4" w:space="0"/>
+            <w:right w:val="single" w:color="auto" w:sz="4" w:space="0"/>
+            <w:insideH w:val="single" w:color="auto" w:sz="4" w:space="0"/>
+            <w:insideV w:val="single" w:color="auto" w:sz="4" w:space="0"/>
+          </w:tblBorders>
+          <w:shd w:val="clear" w:color="auto" w:fill="auto"/>
+          <w:tblCellMar>
+            <w:top w:w="0" w:type="dxa"/>
+            <w:left w:w="10" w:type="dxa"/>
+            <w:bottom w:w="0" w:type="dxa"/>
+            <w:right w:w="10" w:type="dxa"/>
+          </w:tblCellMar>
+        </w:tblPrEx>
+        <w:tc>
+          <w:tcPr>
+            <w:tcW w:w="1200" w:type="dxa"/>
+            <w:tcBorders>
+              <w:top w:val="single" w:color="000000" w:sz="6" w:space="0"/>
+              <w:left w:val="single" w:color="000000" w:sz="6" w:space="0"/>
+              <w:bottom w:val="single" w:color="000000" w:sz="6" w:space="0"/>
+              <w:right w:val="single" w:color="000000" w:sz="6" w:space="0"/>
+            </w:tcBorders>
+            <w:shd w:val="clear" w:color="auto" w:fill="auto"/>
+            <w:tcMar>
+              <w:top w:w="80" w:type="dxa"/>
+              <w:left w:w="120" w:type="dxa"/>
+              <w:bottom w:w="80" w:type="dxa"/>
+              <w:right w:w="120" w:type="dxa"/>
+            </w:tcMar>
+            <w:vAlign w:val="center"/>
+          </w:tcPr>
+          <w:p>
+            <w:pPr>
+              <w:keepNext w:val="0"/>
+              <w:keepLines w:val="0"/>
+              <w:widowControl/>
+              <w:suppressLineNumbers w:val="0"/>
+              <w:spacing w:before="40" w:beforeAutospacing="0" w:after="40" w:afterAutospacing="0" w:line="360" w:lineRule="auto"/>
+              <w:ind w:left="0" w:right="0"/>
+              <w:jc w:val="center"/>
+              <w:rPr>
+                <w:rFonts w:hint="default"/>
+              </w:rPr>
+            </w:pPr>
+            <w:r>
+              <w:rPr>
+                <w:rFonts w:hint="default" w:ascii="Times New Roman" w:hAnsi="Times New Roman" w:eastAsia="Times New Roman" w:cs="Times New Roman"/>
+                <w:kern w:val="0"/>
+                <w:sz w:val="24"/>
+                <w:szCs w:val="24"/>
+                <w:lang w:val="en-US" w:eastAsia="zh-CN" w:bidi="ar"/>
+              </w:rPr>
+              <w:t>4.1.12</w:t>
+            </w:r>
+          </w:p>
+        </w:tc>
+        <w:tc>
+          <w:tcPr>
+            <w:tcW w:w="7826" w:type="dxa"/>
+            <w:tcBorders>
+              <w:top w:val="single" w:color="000000" w:sz="6" w:space="0"/>
+              <w:left w:val="single" w:color="000000" w:sz="6" w:space="0"/>
+              <w:bottom w:val="single" w:color="000000" w:sz="6" w:space="0"/>
+              <w:right w:val="single" w:color="000000" w:sz="6" w:space="0"/>
+            </w:tcBorders>
+            <w:shd w:val="clear" w:color="auto" w:fill="auto"/>
+            <w:tcMar>
+              <w:top w:w="80" w:type="dxa"/>
+              <w:left w:w="120" w:type="dxa"/>
+              <w:bottom w:w="80" w:type="dxa"/>
+              <w:right w:w="120" w:type="dxa"/>
+            </w:tcMar>
+            <w:vAlign w:val="center"/>
+          </w:tcPr>
+          <w:p>
+            <w:pPr>
+              <w:keepNext w:val="0"/>
+              <w:keepLines w:val="0"/>
+              <w:widowControl/>
+              <w:suppressLineNumbers w:val="0"/>
+              <w:spacing w:before="40" w:beforeAutospacing="0" w:after="40" w:afterAutospacing="0" w:line="360" w:lineRule="auto"/>
+              <w:ind w:left="0" w:right="0"/>
+              <w:jc w:val="left"/>
+              <w:rPr>
+                <w:rFonts w:hint="default"/>
+              </w:rPr>
+            </w:pPr>
+            <w:r>
+              <w:rPr>
+                <w:rFonts w:hint="default" w:ascii="Times New Roman" w:hAnsi="Times New Roman" w:eastAsia="Times New Roman" w:cs="Times New Roman"/>
+                <w:kern w:val="0"/>
+                <w:sz w:val="24"/>
+                <w:szCs w:val="24"/>
+                <w:lang w:val="en-US" w:eastAsia="zh-CN" w:bidi="ar"/>
+              </w:rPr>
               <w:t>Hệ thống hiển thị nút "Quay lại" với href trỏ đến /movies. Khách hàng có thể quay về danh sách phim bất kỳ lúc nào.</w:t>
             </w:r>
           </w:p>
@@ -15053,9 +15033,9 @@
           <w:lang w:val="en-US"/>
         </w:rPr>
       </w:pPr>
-      <w:bookmarkStart w:id="69" w:name="_Toc19633"/>
-      <w:bookmarkStart w:id="70" w:name="_Toc13905"/>
-      <w:bookmarkStart w:id="71" w:name="_Toc231414250"/>
+      <w:bookmarkStart w:id="69" w:name="_Toc13905"/>
+      <w:bookmarkStart w:id="70" w:name="_Toc231414250"/>
+      <w:bookmarkStart w:id="71" w:name="_Toc19633"/>
       <w:r>
         <w:rPr>
           <w:lang w:val="en-US"/>
@@ -15089,11 +15069,11 @@
         </w:tblCellMar>
       </w:tblPr>
       <w:tblGrid>
-        <w:gridCol w:w="599"/>
-        <w:gridCol w:w="1988"/>
-        <w:gridCol w:w="1196"/>
-        <w:gridCol w:w="2490"/>
-        <w:gridCol w:w="2753"/>
+        <w:gridCol w:w="569"/>
+        <w:gridCol w:w="1499"/>
+        <w:gridCol w:w="1033"/>
+        <w:gridCol w:w="2104"/>
+        <w:gridCol w:w="3821"/>
       </w:tblGrid>
       <w:tr>
         <w:tblPrEx>
@@ -15357,6 +15337,7 @@
             <w:insideH w:val="single" w:color="auto" w:sz="4" w:space="0"/>
             <w:insideV w:val="single" w:color="auto" w:sz="4" w:space="0"/>
           </w:tblBorders>
+          <w:shd w:val="clear" w:color="auto" w:fill="auto"/>
           <w:tblCellMar>
             <w:top w:w="0" w:type="dxa"/>
             <w:left w:w="10" w:type="dxa"/>
@@ -15569,13 +15550,9 @@
             </w:pPr>
             <w:r>
               <w:rPr>
-                <w:rFonts w:hint="default" w:ascii="Times New Roman" w:hAnsi="Times New Roman" w:eastAsia="Times New Roman" w:cs="Times New Roman"/>
-                <w:kern w:val="0"/>
-                <w:sz w:val="24"/>
-                <w:szCs w:val="24"/>
-                <w:lang w:val="en-US" w:eastAsia="zh-CN" w:bidi="ar"/>
-              </w:rPr>
-              <w:t>Controller phát hiện idRaw == null hoặc rỗng. Controller thực hiện redirect về /movies. Không có dữ liệu nào được truy vấn.</w:t>
+                <w:rFonts w:hint="default"/>
+              </w:rPr>
+              <w:t>Controller phát hiện idRaw == null hoặc rỗng. Controller redirect về /movies?detailMessage=missing_id. Trang danh sách phim hiển thị thông báo “Vui lòng chọn phim từ danh sách.” Không có dữ liệu nào được truy vấn.</w:t>
             </w:r>
           </w:p>
         </w:tc>
@@ -15590,6 +15567,7 @@
             <w:insideH w:val="single" w:color="auto" w:sz="4" w:space="0"/>
             <w:insideV w:val="single" w:color="auto" w:sz="4" w:space="0"/>
           </w:tblBorders>
+          <w:shd w:val="clear" w:color="auto" w:fill="auto"/>
           <w:tblCellMar>
             <w:top w:w="0" w:type="dxa"/>
             <w:left w:w="10" w:type="dxa"/>
@@ -15802,13 +15780,9 @@
             </w:pPr>
             <w:r>
               <w:rPr>
-                <w:rFonts w:hint="default" w:ascii="Times New Roman" w:hAnsi="Times New Roman" w:eastAsia="Times New Roman" w:cs="Times New Roman"/>
-                <w:kern w:val="0"/>
-                <w:sz w:val="24"/>
-                <w:szCs w:val="24"/>
-                <w:lang w:val="en-US" w:eastAsia="zh-CN" w:bidi="ar"/>
-              </w:rPr>
-              <w:t>Integer.parseInt("abc") phát sinh NumberFormatException. Controller redirect về /movies.</w:t>
+                <w:rFonts w:hint="default"/>
+              </w:rPr>
+              <w:t>Integer.parseInt(idRaw) phát sinh NumberFormatException. Controller redirect về /movies?detailMessage=invalid_id. Trang danh sách phim hiển thị thông báo “Mã phim không hợp lệ.”</w:t>
             </w:r>
           </w:p>
         </w:tc>
@@ -15823,6 +15797,7 @@
             <w:insideH w:val="single" w:color="auto" w:sz="4" w:space="0"/>
             <w:insideV w:val="single" w:color="auto" w:sz="4" w:space="0"/>
           </w:tblBorders>
+          <w:shd w:val="clear" w:color="auto" w:fill="auto"/>
           <w:tblCellMar>
             <w:top w:w="0" w:type="dxa"/>
             <w:left w:w="10" w:type="dxa"/>
@@ -16035,13 +16010,9 @@
             </w:pPr>
             <w:r>
               <w:rPr>
-                <w:rFonts w:hint="default" w:ascii="Times New Roman" w:hAnsi="Times New Roman" w:eastAsia="Times New Roman" w:cs="Times New Roman"/>
-                <w:kern w:val="0"/>
-                <w:sz w:val="24"/>
-                <w:szCs w:val="24"/>
-                <w:lang w:val="en-US" w:eastAsia="zh-CN" w:bidi="ar"/>
-              </w:rPr>
-              <w:t>MovieDAO.findById() trả về null. MovieService trả null về Controller. Controller redirect về /movies.</w:t>
+                <w:rFonts w:hint="default"/>
+              </w:rPr>
+              <w:t>MovieDAO.findById() trả về null. MovieService trả null về MovieController. Controller redirect về /movies?detailMessage=movie_not_available. Trang danh sách phim hiển thị thông báo “Không tìm thấy phim hoặc phim không còn được hiển thị.”</w:t>
             </w:r>
           </w:p>
         </w:tc>
@@ -16776,11 +16747,11 @@
         </w:tblCellMar>
       </w:tblPr>
       <w:tblGrid>
-        <w:gridCol w:w="625"/>
-        <w:gridCol w:w="1980"/>
-        <w:gridCol w:w="1170"/>
-        <w:gridCol w:w="2520"/>
-        <w:gridCol w:w="2762"/>
+        <w:gridCol w:w="599"/>
+        <w:gridCol w:w="1712"/>
+        <w:gridCol w:w="1061"/>
+        <w:gridCol w:w="2174"/>
+        <w:gridCol w:w="3737"/>
       </w:tblGrid>
       <w:tr>
         <w:tblPrEx>
@@ -17006,13 +16977,9 @@
             </w:pPr>
             <w:r>
               <w:rPr>
-                <w:rFonts w:hint="default" w:ascii="Times New Roman" w:hAnsi="Times New Roman" w:eastAsia="Times New Roman" w:cs="Times New Roman"/>
-                <w:kern w:val="0"/>
-                <w:sz w:val="24"/>
-                <w:szCs w:val="24"/>
-                <w:lang w:val="en-US" w:eastAsia="zh-CN" w:bidi="ar"/>
-              </w:rPr>
-              <w:t>MovieDAO.findById(id) chỉ truy vấn phim có status = NOW_SHOWING. Nếu phim không thỏa điều kiện, DAO trả về null. MovieService trả null về MovieController. Controller redirect về /movies và kết thúc use case.</w:t>
+                <w:rFonts w:hint="default"/>
+              </w:rPr>
+              <w:t>MovieDAO.findById(id) chỉ truy vấn phim có status = NOW_SHOWING. Nếu phim không thỏa điều kiện, DAO trả về null. MovieService trả null về MovieController. Controller redirect về /movies?detailMessage=movie_not_available và kết thúc use case.</w:t>
             </w:r>
           </w:p>
         </w:tc>
@@ -17122,20 +17089,11 @@
         </w:rPr>
       </w:pPr>
       <w:r>
-        <w:rPr>
-          <w:rFonts w:hint="default" w:ascii="Times New Roman" w:hAnsi="Times New Roman" w:eastAsia="Times New Roman" w:cs="Times New Roman"/>
-          <w:b/>
-          <w:bCs w:val="0"/>
-          <w:kern w:val="0"/>
-          <w:sz w:val="24"/>
-          <w:szCs w:val="32"/>
-          <w:lang w:val="en-US" w:eastAsia="zh-CN" w:bidi="ar"/>
-        </w:rPr>
         <w:drawing>
           <wp:inline distT="0" distB="0" distL="114300" distR="114300">
-            <wp:extent cx="5615940" cy="5417820"/>
-            <wp:effectExtent l="0" t="0" r="7620" b="7620"/>
-            <wp:docPr id="21" name="Picture 2"/>
+            <wp:extent cx="5749290" cy="3260725"/>
+            <wp:effectExtent l="0" t="0" r="11430" b="635"/>
+            <wp:docPr id="1" name="Picture 1"/>
             <wp:cNvGraphicFramePr>
               <a:graphicFrameLocks xmlns:a="http://schemas.openxmlformats.org/drawingml/2006/main" noChangeAspect="1"/>
             </wp:cNvGraphicFramePr>
@@ -17143,7 +17101,7 @@
               <a:graphicData uri="http://schemas.openxmlformats.org/drawingml/2006/picture">
                 <pic:pic xmlns:pic="http://schemas.openxmlformats.org/drawingml/2006/picture">
                   <pic:nvPicPr>
-                    <pic:cNvPr id="21" name="Picture 2"/>
+                    <pic:cNvPr id="1" name="Picture 1"/>
                     <pic:cNvPicPr>
                       <a:picLocks noChangeAspect="1"/>
                     </pic:cNvPicPr>
@@ -17157,7 +17115,7 @@
                   <pic:spPr>
                     <a:xfrm>
                       <a:off x="0" y="0"/>
-                      <a:ext cx="5615940" cy="5417820"/>
+                      <a:ext cx="5749290" cy="3260725"/>
                     </a:xfrm>
                     <a:prstGeom prst="rect">
                       <a:avLst/>
@@ -17476,9 +17434,9 @@
           <w:lang w:val="en-US"/>
         </w:rPr>
       </w:pPr>
-      <w:bookmarkStart w:id="75" w:name="_Toc16866"/>
-      <w:bookmarkStart w:id="76" w:name="_Toc231414252"/>
-      <w:bookmarkStart w:id="77" w:name="_Toc17615"/>
+      <w:bookmarkStart w:id="75" w:name="_Toc17615"/>
+      <w:bookmarkStart w:id="76" w:name="_Toc16866"/>
+      <w:bookmarkStart w:id="77" w:name="_Toc231414252"/>
       <w:r>
         <w:rPr>
           <w:lang w:val="en-US"/>
@@ -17537,9 +17495,9 @@
           <w:lang w:val="en-US"/>
         </w:rPr>
       </w:pPr>
-      <w:bookmarkStart w:id="78" w:name="_Toc866"/>
+      <w:bookmarkStart w:id="78" w:name="_Toc231414253"/>
       <w:bookmarkStart w:id="79" w:name="_Toc23109"/>
-      <w:bookmarkStart w:id="80" w:name="_Toc231414253"/>
+      <w:bookmarkStart w:id="80" w:name="_Toc866"/>
       <w:r>
         <w:rPr>
           <w:lang w:val="en-US"/>
@@ -17694,6 +17652,7 @@
             <w:insideH w:val="single" w:color="auto" w:sz="4" w:space="0"/>
             <w:insideV w:val="single" w:color="auto" w:sz="4" w:space="0"/>
           </w:tblBorders>
+          <w:shd w:val="clear" w:color="auto" w:fill="auto"/>
           <w:tblCellMar>
             <w:top w:w="0" w:type="dxa"/>
             <w:left w:w="10" w:type="dxa"/>
@@ -17935,6 +17894,7 @@
             <w:insideH w:val="single" w:color="auto" w:sz="4" w:space="0"/>
             <w:insideV w:val="single" w:color="auto" w:sz="4" w:space="0"/>
           </w:tblBorders>
+          <w:shd w:val="clear" w:color="auto" w:fill="auto"/>
           <w:tblCellMar>
             <w:top w:w="0" w:type="dxa"/>
             <w:left w:w="10" w:type="dxa"/>
@@ -18441,8 +18401,8 @@
           <w:lang w:val="en-US"/>
         </w:rPr>
       </w:pPr>
-      <w:bookmarkStart w:id="81" w:name="_Toc25255"/>
-      <w:bookmarkStart w:id="82" w:name="_Toc2272"/>
+      <w:bookmarkStart w:id="81" w:name="_Toc2272"/>
+      <w:bookmarkStart w:id="82" w:name="_Toc25255"/>
       <w:bookmarkStart w:id="83" w:name="_Toc231414254"/>
       <w:r>
         <w:rPr>
@@ -18453,6 +18413,1568 @@
       <w:bookmarkEnd w:id="81"/>
       <w:bookmarkEnd w:id="82"/>
       <w:bookmarkEnd w:id="83"/>
+    </w:p>
+    <w:tbl>
+      <w:tblPr>
+        <w:tblStyle w:val="9"/>
+        <w:tblW w:w="9026" w:type="dxa"/>
+        <w:tblInd w:w="0" w:type="dxa"/>
+        <w:tblBorders>
+          <w:top w:val="single" w:color="auto" w:sz="4" w:space="0"/>
+          <w:left w:val="single" w:color="auto" w:sz="4" w:space="0"/>
+          <w:bottom w:val="single" w:color="auto" w:sz="4" w:space="0"/>
+          <w:right w:val="single" w:color="auto" w:sz="4" w:space="0"/>
+          <w:insideH w:val="single" w:color="auto" w:sz="4" w:space="0"/>
+          <w:insideV w:val="single" w:color="auto" w:sz="4" w:space="0"/>
+        </w:tblBorders>
+        <w:shd w:val="clear" w:color="auto" w:fill="auto"/>
+        <w:tblLayout w:type="autofit"/>
+        <w:tblCellMar>
+          <w:top w:w="0" w:type="dxa"/>
+          <w:left w:w="10" w:type="dxa"/>
+          <w:bottom w:w="0" w:type="dxa"/>
+          <w:right w:w="10" w:type="dxa"/>
+        </w:tblCellMar>
+      </w:tblPr>
+      <w:tblGrid>
+        <w:gridCol w:w="2000"/>
+        <w:gridCol w:w="7026"/>
+      </w:tblGrid>
+      <w:tr>
+        <w:tblPrEx>
+          <w:tblBorders>
+            <w:top w:val="single" w:color="auto" w:sz="4" w:space="0"/>
+            <w:left w:val="single" w:color="auto" w:sz="4" w:space="0"/>
+            <w:bottom w:val="single" w:color="auto" w:sz="4" w:space="0"/>
+            <w:right w:val="single" w:color="auto" w:sz="4" w:space="0"/>
+            <w:insideH w:val="single" w:color="auto" w:sz="4" w:space="0"/>
+            <w:insideV w:val="single" w:color="auto" w:sz="4" w:space="0"/>
+          </w:tblBorders>
+          <w:shd w:val="clear" w:color="auto" w:fill="auto"/>
+        </w:tblPrEx>
+        <w:tc>
+          <w:tcPr>
+            <w:tcW w:w="2000" w:type="dxa"/>
+            <w:tcBorders>
+              <w:top w:val="single" w:color="000000" w:sz="6" w:space="0"/>
+              <w:left w:val="single" w:color="000000" w:sz="6" w:space="0"/>
+              <w:bottom w:val="single" w:color="000000" w:sz="6" w:space="0"/>
+              <w:right w:val="single" w:color="000000" w:sz="6" w:space="0"/>
+            </w:tcBorders>
+            <w:shd w:val="clear" w:color="auto" w:fill="D9D9D9"/>
+            <w:tcMar>
+              <w:top w:w="80" w:type="dxa"/>
+              <w:left w:w="120" w:type="dxa"/>
+              <w:bottom w:w="80" w:type="dxa"/>
+              <w:right w:w="120" w:type="dxa"/>
+            </w:tcMar>
+            <w:vAlign w:val="center"/>
+          </w:tcPr>
+          <w:p>
+            <w:pPr>
+              <w:keepNext w:val="0"/>
+              <w:keepLines w:val="0"/>
+              <w:widowControl/>
+              <w:suppressLineNumbers w:val="0"/>
+              <w:spacing w:before="40" w:beforeAutospacing="0" w:after="40" w:afterAutospacing="0" w:line="360" w:lineRule="auto"/>
+              <w:ind w:left="0" w:right="0"/>
+              <w:jc w:val="left"/>
+              <w:rPr>
+                <w:rFonts w:hint="default"/>
+              </w:rPr>
+            </w:pPr>
+            <w:r>
+              <w:rPr>
+                <w:rFonts w:hint="default" w:ascii="Times New Roman" w:hAnsi="Times New Roman" w:eastAsia="Times New Roman" w:cs="Times New Roman"/>
+                <w:b/>
+                <w:bCs/>
+                <w:color w:val="auto"/>
+                <w:kern w:val="0"/>
+                <w:sz w:val="24"/>
+                <w:szCs w:val="24"/>
+                <w:lang w:val="en-US" w:eastAsia="zh-CN" w:bidi="ar"/>
+              </w:rPr>
+              <w:t>TC ID</w:t>
+            </w:r>
+          </w:p>
+        </w:tc>
+        <w:tc>
+          <w:tcPr>
+            <w:tcW w:w="7026" w:type="dxa"/>
+            <w:tcBorders>
+              <w:top w:val="single" w:color="000000" w:sz="6" w:space="0"/>
+              <w:left w:val="single" w:color="000000" w:sz="6" w:space="0"/>
+              <w:bottom w:val="single" w:color="000000" w:sz="6" w:space="0"/>
+              <w:right w:val="single" w:color="000000" w:sz="6" w:space="0"/>
+            </w:tcBorders>
+            <w:shd w:val="clear" w:color="auto" w:fill="auto"/>
+            <w:tcMar>
+              <w:top w:w="80" w:type="dxa"/>
+              <w:left w:w="120" w:type="dxa"/>
+              <w:bottom w:w="80" w:type="dxa"/>
+              <w:right w:w="120" w:type="dxa"/>
+            </w:tcMar>
+            <w:vAlign w:val="center"/>
+          </w:tcPr>
+          <w:p>
+            <w:pPr>
+              <w:keepNext w:val="0"/>
+              <w:keepLines w:val="0"/>
+              <w:widowControl/>
+              <w:suppressLineNumbers w:val="0"/>
+              <w:spacing w:before="40" w:beforeAutospacing="0" w:after="40" w:afterAutospacing="0" w:line="360" w:lineRule="auto"/>
+              <w:ind w:left="0" w:right="0"/>
+              <w:jc w:val="left"/>
+              <w:rPr>
+                <w:rFonts w:hint="default"/>
+              </w:rPr>
+            </w:pPr>
+            <w:r>
+              <w:rPr>
+                <w:rFonts w:hint="default" w:ascii="Times New Roman" w:hAnsi="Times New Roman" w:eastAsia="Times New Roman" w:cs="Times New Roman"/>
+                <w:kern w:val="0"/>
+                <w:sz w:val="24"/>
+                <w:szCs w:val="24"/>
+                <w:lang w:val="en-US" w:eastAsia="zh-CN" w:bidi="ar"/>
+              </w:rPr>
+              <w:t>TC04-02</w:t>
+            </w:r>
+          </w:p>
+        </w:tc>
+      </w:tr>
+      <w:tr>
+        <w:tblPrEx>
+          <w:tblBorders>
+            <w:top w:val="single" w:color="auto" w:sz="4" w:space="0"/>
+            <w:left w:val="single" w:color="auto" w:sz="4" w:space="0"/>
+            <w:bottom w:val="single" w:color="auto" w:sz="4" w:space="0"/>
+            <w:right w:val="single" w:color="auto" w:sz="4" w:space="0"/>
+            <w:insideH w:val="single" w:color="auto" w:sz="4" w:space="0"/>
+            <w:insideV w:val="single" w:color="auto" w:sz="4" w:space="0"/>
+          </w:tblBorders>
+          <w:shd w:val="clear" w:color="auto" w:fill="auto"/>
+          <w:tblCellMar>
+            <w:top w:w="0" w:type="dxa"/>
+            <w:left w:w="10" w:type="dxa"/>
+            <w:bottom w:w="0" w:type="dxa"/>
+            <w:right w:w="10" w:type="dxa"/>
+          </w:tblCellMar>
+        </w:tblPrEx>
+        <w:tc>
+          <w:tcPr>
+            <w:tcW w:w="2000" w:type="dxa"/>
+            <w:tcBorders>
+              <w:top w:val="single" w:color="000000" w:sz="6" w:space="0"/>
+              <w:left w:val="single" w:color="000000" w:sz="6" w:space="0"/>
+              <w:bottom w:val="single" w:color="000000" w:sz="6" w:space="0"/>
+              <w:right w:val="single" w:color="000000" w:sz="6" w:space="0"/>
+            </w:tcBorders>
+            <w:shd w:val="clear" w:color="auto" w:fill="D9D9D9"/>
+            <w:tcMar>
+              <w:top w:w="80" w:type="dxa"/>
+              <w:left w:w="120" w:type="dxa"/>
+              <w:bottom w:w="80" w:type="dxa"/>
+              <w:right w:w="120" w:type="dxa"/>
+            </w:tcMar>
+            <w:vAlign w:val="center"/>
+          </w:tcPr>
+          <w:p>
+            <w:pPr>
+              <w:keepNext w:val="0"/>
+              <w:keepLines w:val="0"/>
+              <w:widowControl/>
+              <w:suppressLineNumbers w:val="0"/>
+              <w:spacing w:before="40" w:beforeAutospacing="0" w:after="40" w:afterAutospacing="0" w:line="360" w:lineRule="auto"/>
+              <w:ind w:left="0" w:right="0"/>
+              <w:jc w:val="left"/>
+              <w:rPr>
+                <w:rFonts w:hint="default"/>
+              </w:rPr>
+            </w:pPr>
+            <w:r>
+              <w:rPr>
+                <w:rFonts w:hint="default" w:ascii="Times New Roman" w:hAnsi="Times New Roman" w:eastAsia="Times New Roman" w:cs="Times New Roman"/>
+                <w:b/>
+                <w:bCs/>
+                <w:color w:val="auto"/>
+                <w:kern w:val="0"/>
+                <w:sz w:val="24"/>
+                <w:szCs w:val="24"/>
+                <w:lang w:val="en-US" w:eastAsia="zh-CN" w:bidi="ar"/>
+              </w:rPr>
+              <w:t>Mô tả</w:t>
+            </w:r>
+          </w:p>
+        </w:tc>
+        <w:tc>
+          <w:tcPr>
+            <w:tcW w:w="7026" w:type="dxa"/>
+            <w:tcBorders>
+              <w:top w:val="single" w:color="000000" w:sz="6" w:space="0"/>
+              <w:left w:val="single" w:color="000000" w:sz="6" w:space="0"/>
+              <w:bottom w:val="single" w:color="000000" w:sz="6" w:space="0"/>
+              <w:right w:val="single" w:color="000000" w:sz="6" w:space="0"/>
+            </w:tcBorders>
+            <w:shd w:val="clear" w:color="auto" w:fill="auto"/>
+            <w:tcMar>
+              <w:top w:w="80" w:type="dxa"/>
+              <w:left w:w="120" w:type="dxa"/>
+              <w:bottom w:w="80" w:type="dxa"/>
+              <w:right w:w="120" w:type="dxa"/>
+            </w:tcMar>
+            <w:vAlign w:val="center"/>
+          </w:tcPr>
+          <w:p>
+            <w:pPr>
+              <w:keepNext w:val="0"/>
+              <w:keepLines w:val="0"/>
+              <w:widowControl/>
+              <w:suppressLineNumbers w:val="0"/>
+              <w:spacing w:before="40" w:beforeAutospacing="0" w:after="40" w:afterAutospacing="0" w:line="360" w:lineRule="auto"/>
+              <w:ind w:left="0" w:right="0"/>
+              <w:jc w:val="left"/>
+              <w:rPr>
+                <w:rFonts w:hint="default"/>
+              </w:rPr>
+            </w:pPr>
+            <w:r>
+              <w:rPr>
+                <w:rFonts w:hint="default" w:ascii="Times New Roman" w:hAnsi="Times New Roman" w:eastAsia="Times New Roman" w:cs="Times New Roman"/>
+                <w:kern w:val="0"/>
+                <w:sz w:val="24"/>
+                <w:szCs w:val="24"/>
+                <w:lang w:val="en-US" w:eastAsia="zh-CN" w:bidi="ar"/>
+              </w:rPr>
+              <w:t>Truy cập trang chi tiết phim với id hợp lệ nhưng phim không tồn tại trong database.</w:t>
+            </w:r>
+          </w:p>
+        </w:tc>
+      </w:tr>
+      <w:tr>
+        <w:tblPrEx>
+          <w:tblBorders>
+            <w:top w:val="single" w:color="auto" w:sz="4" w:space="0"/>
+            <w:left w:val="single" w:color="auto" w:sz="4" w:space="0"/>
+            <w:bottom w:val="single" w:color="auto" w:sz="4" w:space="0"/>
+            <w:right w:val="single" w:color="auto" w:sz="4" w:space="0"/>
+            <w:insideH w:val="single" w:color="auto" w:sz="4" w:space="0"/>
+            <w:insideV w:val="single" w:color="auto" w:sz="4" w:space="0"/>
+          </w:tblBorders>
+          <w:shd w:val="clear" w:color="auto" w:fill="auto"/>
+          <w:tblCellMar>
+            <w:top w:w="0" w:type="dxa"/>
+            <w:left w:w="10" w:type="dxa"/>
+            <w:bottom w:w="0" w:type="dxa"/>
+            <w:right w:w="10" w:type="dxa"/>
+          </w:tblCellMar>
+        </w:tblPrEx>
+        <w:tc>
+          <w:tcPr>
+            <w:tcW w:w="2000" w:type="dxa"/>
+            <w:tcBorders>
+              <w:top w:val="single" w:color="000000" w:sz="6" w:space="0"/>
+              <w:left w:val="single" w:color="000000" w:sz="6" w:space="0"/>
+              <w:bottom w:val="single" w:color="000000" w:sz="6" w:space="0"/>
+              <w:right w:val="single" w:color="000000" w:sz="6" w:space="0"/>
+            </w:tcBorders>
+            <w:shd w:val="clear" w:color="auto" w:fill="D9D9D9"/>
+            <w:tcMar>
+              <w:top w:w="80" w:type="dxa"/>
+              <w:left w:w="120" w:type="dxa"/>
+              <w:bottom w:w="80" w:type="dxa"/>
+              <w:right w:w="120" w:type="dxa"/>
+            </w:tcMar>
+            <w:vAlign w:val="center"/>
+          </w:tcPr>
+          <w:p>
+            <w:pPr>
+              <w:keepNext w:val="0"/>
+              <w:keepLines w:val="0"/>
+              <w:widowControl/>
+              <w:suppressLineNumbers w:val="0"/>
+              <w:spacing w:before="40" w:beforeAutospacing="0" w:after="40" w:afterAutospacing="0" w:line="360" w:lineRule="auto"/>
+              <w:ind w:left="0" w:right="0"/>
+              <w:jc w:val="left"/>
+              <w:rPr>
+                <w:rFonts w:hint="default"/>
+              </w:rPr>
+            </w:pPr>
+            <w:r>
+              <w:rPr>
+                <w:rFonts w:hint="default" w:ascii="Times New Roman" w:hAnsi="Times New Roman" w:eastAsia="Times New Roman" w:cs="Times New Roman"/>
+                <w:b/>
+                <w:bCs/>
+                <w:color w:val="auto"/>
+                <w:kern w:val="0"/>
+                <w:sz w:val="24"/>
+                <w:szCs w:val="24"/>
+                <w:lang w:val="en-US" w:eastAsia="zh-CN" w:bidi="ar"/>
+              </w:rPr>
+              <w:t>Tiền điều kiện</w:t>
+            </w:r>
+          </w:p>
+        </w:tc>
+        <w:tc>
+          <w:tcPr>
+            <w:tcW w:w="7026" w:type="dxa"/>
+            <w:tcBorders>
+              <w:top w:val="single" w:color="000000" w:sz="6" w:space="0"/>
+              <w:left w:val="single" w:color="000000" w:sz="6" w:space="0"/>
+              <w:bottom w:val="single" w:color="000000" w:sz="6" w:space="0"/>
+              <w:right w:val="single" w:color="000000" w:sz="6" w:space="0"/>
+            </w:tcBorders>
+            <w:shd w:val="clear" w:color="auto" w:fill="auto"/>
+            <w:tcMar>
+              <w:top w:w="80" w:type="dxa"/>
+              <w:left w:w="120" w:type="dxa"/>
+              <w:bottom w:w="80" w:type="dxa"/>
+              <w:right w:w="120" w:type="dxa"/>
+            </w:tcMar>
+            <w:vAlign w:val="center"/>
+          </w:tcPr>
+          <w:p>
+            <w:pPr>
+              <w:keepNext w:val="0"/>
+              <w:keepLines w:val="0"/>
+              <w:widowControl/>
+              <w:suppressLineNumbers w:val="0"/>
+              <w:spacing w:before="20" w:beforeAutospacing="0" w:after="20" w:afterAutospacing="0" w:line="360" w:lineRule="auto"/>
+              <w:ind w:left="0" w:right="0"/>
+              <w:jc w:val="both"/>
+              <w:rPr>
+                <w:rFonts w:hint="default"/>
+              </w:rPr>
+            </w:pPr>
+            <w:r>
+              <w:rPr>
+                <w:rFonts w:hint="default" w:ascii="Times New Roman" w:hAnsi="Times New Roman" w:eastAsia="Times New Roman" w:cs="Times New Roman"/>
+                <w:color w:val="000000"/>
+                <w:kern w:val="0"/>
+                <w:sz w:val="24"/>
+                <w:szCs w:val="24"/>
+                <w:lang w:val="en-US" w:eastAsia="zh-CN" w:bidi="ar"/>
+              </w:rPr>
+              <w:t>1. Hệ thống đang hoạt động bình thường.</w:t>
+            </w:r>
+          </w:p>
+          <w:p>
+            <w:pPr>
+              <w:keepNext w:val="0"/>
+              <w:keepLines w:val="0"/>
+              <w:widowControl/>
+              <w:suppressLineNumbers w:val="0"/>
+              <w:spacing w:before="20" w:beforeAutospacing="0" w:after="20" w:afterAutospacing="0" w:line="360" w:lineRule="auto"/>
+              <w:ind w:left="0" w:right="0"/>
+              <w:jc w:val="both"/>
+              <w:rPr>
+                <w:rFonts w:hint="default"/>
+              </w:rPr>
+            </w:pPr>
+            <w:r>
+              <w:rPr>
+                <w:rFonts w:hint="default" w:ascii="Times New Roman" w:hAnsi="Times New Roman" w:eastAsia="Times New Roman" w:cs="Times New Roman"/>
+                <w:color w:val="000000"/>
+                <w:kern w:val="0"/>
+                <w:sz w:val="24"/>
+                <w:szCs w:val="24"/>
+                <w:lang w:val="en-US" w:eastAsia="zh-CN" w:bidi="ar"/>
+              </w:rPr>
+              <w:t>2. Không có phim nào trong database có id = 9999.</w:t>
+            </w:r>
+          </w:p>
+        </w:tc>
+      </w:tr>
+      <w:tr>
+        <w:tblPrEx>
+          <w:tblBorders>
+            <w:top w:val="single" w:color="auto" w:sz="4" w:space="0"/>
+            <w:left w:val="single" w:color="auto" w:sz="4" w:space="0"/>
+            <w:bottom w:val="single" w:color="auto" w:sz="4" w:space="0"/>
+            <w:right w:val="single" w:color="auto" w:sz="4" w:space="0"/>
+            <w:insideH w:val="single" w:color="auto" w:sz="4" w:space="0"/>
+            <w:insideV w:val="single" w:color="auto" w:sz="4" w:space="0"/>
+          </w:tblBorders>
+          <w:shd w:val="clear" w:color="auto" w:fill="auto"/>
+          <w:tblCellMar>
+            <w:top w:w="0" w:type="dxa"/>
+            <w:left w:w="10" w:type="dxa"/>
+            <w:bottom w:w="0" w:type="dxa"/>
+            <w:right w:w="10" w:type="dxa"/>
+          </w:tblCellMar>
+        </w:tblPrEx>
+        <w:tc>
+          <w:tcPr>
+            <w:tcW w:w="2000" w:type="dxa"/>
+            <w:tcBorders>
+              <w:top w:val="single" w:color="000000" w:sz="6" w:space="0"/>
+              <w:left w:val="single" w:color="000000" w:sz="6" w:space="0"/>
+              <w:bottom w:val="single" w:color="000000" w:sz="6" w:space="0"/>
+              <w:right w:val="single" w:color="000000" w:sz="6" w:space="0"/>
+            </w:tcBorders>
+            <w:shd w:val="clear" w:color="auto" w:fill="D9D9D9"/>
+            <w:tcMar>
+              <w:top w:w="80" w:type="dxa"/>
+              <w:left w:w="120" w:type="dxa"/>
+              <w:bottom w:w="80" w:type="dxa"/>
+              <w:right w:w="120" w:type="dxa"/>
+            </w:tcMar>
+            <w:vAlign w:val="center"/>
+          </w:tcPr>
+          <w:p>
+            <w:pPr>
+              <w:keepNext w:val="0"/>
+              <w:keepLines w:val="0"/>
+              <w:widowControl/>
+              <w:suppressLineNumbers w:val="0"/>
+              <w:spacing w:before="40" w:beforeAutospacing="0" w:after="40" w:afterAutospacing="0" w:line="360" w:lineRule="auto"/>
+              <w:ind w:left="0" w:right="0"/>
+              <w:jc w:val="left"/>
+              <w:rPr>
+                <w:rFonts w:hint="default"/>
+              </w:rPr>
+            </w:pPr>
+            <w:r>
+              <w:rPr>
+                <w:rFonts w:hint="default" w:ascii="Times New Roman" w:hAnsi="Times New Roman" w:eastAsia="Times New Roman" w:cs="Times New Roman"/>
+                <w:b/>
+                <w:bCs/>
+                <w:color w:val="auto"/>
+                <w:kern w:val="0"/>
+                <w:sz w:val="24"/>
+                <w:szCs w:val="24"/>
+                <w:lang w:val="en-US" w:eastAsia="zh-CN" w:bidi="ar"/>
+              </w:rPr>
+              <w:t>Các bước thực hiện</w:t>
+            </w:r>
+          </w:p>
+        </w:tc>
+        <w:tc>
+          <w:tcPr>
+            <w:tcW w:w="7026" w:type="dxa"/>
+            <w:tcBorders>
+              <w:top w:val="single" w:color="000000" w:sz="6" w:space="0"/>
+              <w:left w:val="single" w:color="000000" w:sz="6" w:space="0"/>
+              <w:bottom w:val="single" w:color="000000" w:sz="6" w:space="0"/>
+              <w:right w:val="single" w:color="000000" w:sz="6" w:space="0"/>
+            </w:tcBorders>
+            <w:shd w:val="clear" w:color="auto" w:fill="auto"/>
+            <w:tcMar>
+              <w:top w:w="80" w:type="dxa"/>
+              <w:left w:w="120" w:type="dxa"/>
+              <w:bottom w:w="80" w:type="dxa"/>
+              <w:right w:w="120" w:type="dxa"/>
+            </w:tcMar>
+            <w:vAlign w:val="center"/>
+          </w:tcPr>
+          <w:p>
+            <w:pPr>
+              <w:keepNext w:val="0"/>
+              <w:keepLines w:val="0"/>
+              <w:widowControl/>
+              <w:suppressLineNumbers w:val="0"/>
+              <w:spacing w:before="20" w:beforeAutospacing="0" w:after="20" w:afterAutospacing="0" w:line="360" w:lineRule="auto"/>
+              <w:ind w:left="0" w:right="0"/>
+              <w:jc w:val="both"/>
+              <w:rPr>
+                <w:rFonts w:hint="default"/>
+              </w:rPr>
+            </w:pPr>
+            <w:r>
+              <w:rPr>
+                <w:rFonts w:hint="default" w:ascii="Times New Roman" w:hAnsi="Times New Roman" w:eastAsia="Times New Roman" w:cs="Times New Roman"/>
+                <w:color w:val="000000"/>
+                <w:kern w:val="0"/>
+                <w:sz w:val="24"/>
+                <w:szCs w:val="24"/>
+                <w:lang w:val="en-US" w:eastAsia="zh-CN" w:bidi="ar"/>
+              </w:rPr>
+              <w:t>1. Mở trình duyệt, truy cập URL: /movie-detail?id=9999.</w:t>
+            </w:r>
+          </w:p>
+          <w:p>
+            <w:pPr>
+              <w:keepNext w:val="0"/>
+              <w:keepLines w:val="0"/>
+              <w:widowControl/>
+              <w:suppressLineNumbers w:val="0"/>
+              <w:spacing w:before="20" w:beforeAutospacing="0" w:after="20" w:afterAutospacing="0" w:line="360" w:lineRule="auto"/>
+              <w:ind w:left="0" w:right="0"/>
+              <w:jc w:val="both"/>
+              <w:rPr>
+                <w:rFonts w:hint="default"/>
+              </w:rPr>
+            </w:pPr>
+            <w:r>
+              <w:rPr>
+                <w:rFonts w:hint="default" w:ascii="Times New Roman" w:hAnsi="Times New Roman" w:eastAsia="Times New Roman" w:cs="Times New Roman"/>
+                <w:color w:val="000000"/>
+                <w:kern w:val="0"/>
+                <w:sz w:val="24"/>
+                <w:szCs w:val="24"/>
+                <w:lang w:val="en-US" w:eastAsia="zh-CN" w:bidi="ar"/>
+              </w:rPr>
+              <w:t>2. MovieController kiểm tra id = "9999" hợp lệ về dạng số.</w:t>
+            </w:r>
+          </w:p>
+          <w:p>
+            <w:pPr>
+              <w:keepNext w:val="0"/>
+              <w:keepLines w:val="0"/>
+              <w:widowControl/>
+              <w:suppressLineNumbers w:val="0"/>
+              <w:spacing w:before="20" w:beforeAutospacing="0" w:after="20" w:afterAutospacing="0" w:line="360" w:lineRule="auto"/>
+              <w:ind w:left="0" w:right="0"/>
+              <w:jc w:val="both"/>
+              <w:rPr>
+                <w:rFonts w:hint="default"/>
+              </w:rPr>
+            </w:pPr>
+            <w:r>
+              <w:rPr>
+                <w:rFonts w:hint="default" w:ascii="Times New Roman" w:hAnsi="Times New Roman" w:eastAsia="Times New Roman" w:cs="Times New Roman"/>
+                <w:color w:val="000000"/>
+                <w:kern w:val="0"/>
+                <w:sz w:val="24"/>
+                <w:szCs w:val="24"/>
+                <w:lang w:val="en-US" w:eastAsia="zh-CN" w:bidi="ar"/>
+              </w:rPr>
+              <w:t>3. MovieController gọi MovieService.getMovieDetail(9999).</w:t>
+            </w:r>
+          </w:p>
+          <w:p>
+            <w:pPr>
+              <w:keepNext w:val="0"/>
+              <w:keepLines w:val="0"/>
+              <w:widowControl/>
+              <w:suppressLineNumbers w:val="0"/>
+              <w:spacing w:before="20" w:beforeAutospacing="0" w:after="20" w:afterAutospacing="0" w:line="360" w:lineRule="auto"/>
+              <w:ind w:left="0" w:right="0"/>
+              <w:jc w:val="both"/>
+              <w:rPr>
+                <w:rFonts w:hint="default"/>
+              </w:rPr>
+            </w:pPr>
+            <w:r>
+              <w:rPr>
+                <w:rFonts w:hint="default" w:ascii="Times New Roman" w:hAnsi="Times New Roman" w:eastAsia="Times New Roman" w:cs="Times New Roman"/>
+                <w:color w:val="000000"/>
+                <w:kern w:val="0"/>
+                <w:sz w:val="24"/>
+                <w:szCs w:val="24"/>
+                <w:lang w:val="en-US" w:eastAsia="zh-CN" w:bidi="ar"/>
+              </w:rPr>
+              <w:t>4. MovieDAO thực thi truy vấn, không tìm thấy kết quả, trả về null.</w:t>
+            </w:r>
+          </w:p>
+          <w:p>
+            <w:pPr>
+              <w:keepNext w:val="0"/>
+              <w:keepLines w:val="0"/>
+              <w:widowControl/>
+              <w:suppressLineNumbers w:val="0"/>
+              <w:spacing w:before="20" w:beforeAutospacing="0" w:after="20" w:afterAutospacing="0" w:line="360" w:lineRule="auto"/>
+              <w:ind w:left="0" w:right="0"/>
+              <w:jc w:val="both"/>
+              <w:rPr>
+                <w:rFonts w:hint="default"/>
+              </w:rPr>
+            </w:pPr>
+            <w:r>
+              <w:rPr>
+                <w:rFonts w:hint="default" w:ascii="Times New Roman" w:hAnsi="Times New Roman" w:eastAsia="Times New Roman" w:cs="Times New Roman"/>
+                <w:color w:val="000000"/>
+                <w:kern w:val="0"/>
+                <w:sz w:val="24"/>
+                <w:szCs w:val="24"/>
+                <w:lang w:val="en-US" w:eastAsia="zh-CN" w:bidi="ar"/>
+              </w:rPr>
+              <w:t>5. MovieService trả null về MovieController.</w:t>
+            </w:r>
+          </w:p>
+          <w:p>
+            <w:pPr>
+              <w:keepNext w:val="0"/>
+              <w:keepLines w:val="0"/>
+              <w:widowControl/>
+              <w:suppressLineNumbers w:val="0"/>
+              <w:spacing w:before="20" w:beforeAutospacing="0" w:after="20" w:afterAutospacing="0" w:line="360" w:lineRule="auto"/>
+              <w:ind w:left="0" w:right="0"/>
+              <w:jc w:val="both"/>
+              <w:rPr>
+                <w:rFonts w:hint="default"/>
+              </w:rPr>
+            </w:pPr>
+            <w:r>
+              <w:rPr>
+                <w:rFonts w:hint="default" w:ascii="Times New Roman" w:hAnsi="Times New Roman" w:eastAsia="Times New Roman" w:cs="Times New Roman"/>
+                <w:color w:val="000000"/>
+                <w:kern w:val="0"/>
+                <w:sz w:val="24"/>
+                <w:szCs w:val="24"/>
+                <w:lang w:val="en-US" w:eastAsia="zh-CN" w:bidi="ar"/>
+              </w:rPr>
+              <w:t>6. MovieController kiểm tra movie == null.</w:t>
+            </w:r>
+          </w:p>
+        </w:tc>
+      </w:tr>
+      <w:tr>
+        <w:tblPrEx>
+          <w:tblBorders>
+            <w:top w:val="single" w:color="auto" w:sz="4" w:space="0"/>
+            <w:left w:val="single" w:color="auto" w:sz="4" w:space="0"/>
+            <w:bottom w:val="single" w:color="auto" w:sz="4" w:space="0"/>
+            <w:right w:val="single" w:color="auto" w:sz="4" w:space="0"/>
+            <w:insideH w:val="single" w:color="auto" w:sz="4" w:space="0"/>
+            <w:insideV w:val="single" w:color="auto" w:sz="4" w:space="0"/>
+          </w:tblBorders>
+          <w:shd w:val="clear" w:color="auto" w:fill="auto"/>
+          <w:tblCellMar>
+            <w:top w:w="0" w:type="dxa"/>
+            <w:left w:w="10" w:type="dxa"/>
+            <w:bottom w:w="0" w:type="dxa"/>
+            <w:right w:w="10" w:type="dxa"/>
+          </w:tblCellMar>
+        </w:tblPrEx>
+        <w:tc>
+          <w:tcPr>
+            <w:tcW w:w="2000" w:type="dxa"/>
+            <w:tcBorders>
+              <w:top w:val="single" w:color="000000" w:sz="6" w:space="0"/>
+              <w:left w:val="single" w:color="000000" w:sz="6" w:space="0"/>
+              <w:bottom w:val="single" w:color="000000" w:sz="6" w:space="0"/>
+              <w:right w:val="single" w:color="000000" w:sz="6" w:space="0"/>
+            </w:tcBorders>
+            <w:shd w:val="clear" w:color="auto" w:fill="D9D9D9"/>
+            <w:tcMar>
+              <w:top w:w="80" w:type="dxa"/>
+              <w:left w:w="120" w:type="dxa"/>
+              <w:bottom w:w="80" w:type="dxa"/>
+              <w:right w:w="120" w:type="dxa"/>
+            </w:tcMar>
+            <w:vAlign w:val="center"/>
+          </w:tcPr>
+          <w:p>
+            <w:pPr>
+              <w:keepNext w:val="0"/>
+              <w:keepLines w:val="0"/>
+              <w:widowControl/>
+              <w:suppressLineNumbers w:val="0"/>
+              <w:spacing w:before="40" w:beforeAutospacing="0" w:after="40" w:afterAutospacing="0" w:line="360" w:lineRule="auto"/>
+              <w:ind w:left="0" w:right="0"/>
+              <w:jc w:val="left"/>
+              <w:rPr>
+                <w:rFonts w:hint="default"/>
+              </w:rPr>
+            </w:pPr>
+            <w:r>
+              <w:rPr>
+                <w:rFonts w:hint="default" w:ascii="Times New Roman" w:hAnsi="Times New Roman" w:eastAsia="Times New Roman" w:cs="Times New Roman"/>
+                <w:b/>
+                <w:bCs/>
+                <w:color w:val="auto"/>
+                <w:kern w:val="0"/>
+                <w:sz w:val="24"/>
+                <w:szCs w:val="24"/>
+                <w:lang w:val="en-US" w:eastAsia="zh-CN" w:bidi="ar"/>
+              </w:rPr>
+              <w:t>Kết quả mong đợi</w:t>
+            </w:r>
+          </w:p>
+        </w:tc>
+        <w:tc>
+          <w:tcPr>
+            <w:tcW w:w="7026" w:type="dxa"/>
+            <w:tcBorders>
+              <w:top w:val="single" w:color="000000" w:sz="6" w:space="0"/>
+              <w:left w:val="single" w:color="000000" w:sz="6" w:space="0"/>
+              <w:bottom w:val="single" w:color="000000" w:sz="6" w:space="0"/>
+              <w:right w:val="single" w:color="000000" w:sz="6" w:space="0"/>
+            </w:tcBorders>
+            <w:shd w:val="clear" w:color="auto" w:fill="auto"/>
+            <w:tcMar>
+              <w:top w:w="80" w:type="dxa"/>
+              <w:left w:w="120" w:type="dxa"/>
+              <w:bottom w:w="80" w:type="dxa"/>
+              <w:right w:w="120" w:type="dxa"/>
+            </w:tcMar>
+            <w:vAlign w:val="center"/>
+          </w:tcPr>
+          <w:p>
+            <w:pPr>
+              <w:keepNext w:val="0"/>
+              <w:keepLines w:val="0"/>
+              <w:widowControl/>
+              <w:suppressLineNumbers w:val="0"/>
+              <w:spacing w:before="20" w:beforeAutospacing="0" w:after="20" w:afterAutospacing="0" w:line="360" w:lineRule="auto"/>
+              <w:ind w:left="0" w:right="0"/>
+              <w:jc w:val="both"/>
+              <w:rPr>
+                <w:rFonts w:hint="default"/>
+              </w:rPr>
+            </w:pPr>
+            <w:r>
+              <w:rPr>
+                <w:rFonts w:hint="default" w:ascii="Times New Roman" w:hAnsi="Times New Roman" w:eastAsia="Times New Roman" w:cs="Times New Roman"/>
+                <w:color w:val="000000"/>
+                <w:kern w:val="0"/>
+                <w:sz w:val="24"/>
+                <w:szCs w:val="24"/>
+                <w:lang w:val="en-US" w:eastAsia="zh-CN" w:bidi="ar"/>
+              </w:rPr>
+              <w:t>1. Hệ thống không hiển thị trang chi tiết phim.</w:t>
+            </w:r>
+          </w:p>
+          <w:p>
+            <w:pPr>
+              <w:keepNext w:val="0"/>
+              <w:keepLines w:val="0"/>
+              <w:widowControl/>
+              <w:suppressLineNumbers w:val="0"/>
+              <w:spacing w:before="20" w:beforeAutospacing="0" w:after="20" w:afterAutospacing="0" w:line="360" w:lineRule="auto"/>
+              <w:ind w:left="0" w:right="0"/>
+              <w:jc w:val="both"/>
+              <w:rPr>
+                <w:rFonts w:hint="default"/>
+              </w:rPr>
+            </w:pPr>
+            <w:r>
+              <w:rPr>
+                <w:rFonts w:hint="default" w:ascii="Times New Roman" w:hAnsi="Times New Roman" w:eastAsia="Times New Roman" w:cs="Times New Roman"/>
+                <w:color w:val="000000"/>
+                <w:kern w:val="0"/>
+                <w:sz w:val="24"/>
+                <w:szCs w:val="24"/>
+                <w:lang w:val="en-US" w:eastAsia="zh-CN" w:bidi="ar"/>
+              </w:rPr>
+              <w:t>2. Hệ thống redirect về /movies?detailMessage=movie_not_available và hiển thị thông báo “Không tìm thấy phim hoặc phim không còn được hiển thị.”</w:t>
+            </w:r>
+          </w:p>
+          <w:p>
+            <w:pPr>
+              <w:keepNext w:val="0"/>
+              <w:keepLines w:val="0"/>
+              <w:widowControl/>
+              <w:suppressLineNumbers w:val="0"/>
+              <w:spacing w:before="20" w:beforeAutospacing="0" w:after="20" w:afterAutospacing="0" w:line="360" w:lineRule="auto"/>
+              <w:ind w:left="0" w:right="0"/>
+              <w:jc w:val="both"/>
+              <w:rPr>
+                <w:rFonts w:hint="default"/>
+              </w:rPr>
+            </w:pPr>
+            <w:r>
+              <w:rPr>
+                <w:rFonts w:hint="default" w:ascii="Times New Roman" w:hAnsi="Times New Roman" w:eastAsia="Times New Roman" w:cs="Times New Roman"/>
+                <w:color w:val="000000"/>
+                <w:kern w:val="0"/>
+                <w:sz w:val="24"/>
+                <w:szCs w:val="24"/>
+                <w:lang w:val="en-US" w:eastAsia="zh-CN" w:bidi="ar"/>
+              </w:rPr>
+              <w:t>3. Không phát sinh lỗi HTTP 500.</w:t>
+            </w:r>
+          </w:p>
+          <w:p>
+            <w:pPr>
+              <w:keepNext w:val="0"/>
+              <w:keepLines w:val="0"/>
+              <w:widowControl/>
+              <w:suppressLineNumbers w:val="0"/>
+              <w:spacing w:before="20" w:beforeAutospacing="0" w:after="20" w:afterAutospacing="0" w:line="360" w:lineRule="auto"/>
+              <w:ind w:left="0" w:right="0"/>
+              <w:jc w:val="both"/>
+              <w:rPr>
+                <w:rFonts w:hint="default"/>
+              </w:rPr>
+            </w:pPr>
+            <w:r>
+              <w:rPr>
+                <w:rFonts w:hint="default" w:ascii="Times New Roman" w:hAnsi="Times New Roman" w:eastAsia="Times New Roman" w:cs="Times New Roman"/>
+                <w:color w:val="000000"/>
+                <w:kern w:val="0"/>
+                <w:sz w:val="24"/>
+                <w:szCs w:val="24"/>
+                <w:lang w:val="en-US" w:eastAsia="zh-CN" w:bidi="ar"/>
+              </w:rPr>
+              <w:t>4. Không có dữ liệu phim nào được hiển thị.</w:t>
+            </w:r>
+          </w:p>
+        </w:tc>
+      </w:tr>
+    </w:tbl>
+    <w:p>
+      <w:pPr>
+        <w:keepNext w:val="0"/>
+        <w:keepLines w:val="0"/>
+        <w:widowControl/>
+        <w:suppressLineNumbers w:val="0"/>
+        <w:spacing w:before="0" w:beforeAutospacing="0" w:after="0" w:afterAutospacing="0" w:line="360" w:lineRule="auto"/>
+        <w:ind w:left="0" w:right="0"/>
+        <w:jc w:val="left"/>
+        <w:rPr>
+          <w:lang w:val="en-US"/>
+        </w:rPr>
+      </w:pPr>
+    </w:p>
+    <w:p>
+      <w:pPr>
+        <w:pStyle w:val="3"/>
+        <w:widowControl/>
+        <w:spacing w:line="360" w:lineRule="auto"/>
+        <w:rPr>
+          <w:lang w:val="en-US"/>
+        </w:rPr>
+      </w:pPr>
+      <w:bookmarkStart w:id="84" w:name="_Toc14643"/>
+      <w:bookmarkStart w:id="85" w:name="_Toc13906"/>
+      <w:bookmarkStart w:id="86" w:name="_Toc231414255"/>
+      <w:r>
+        <w:rPr>
+          <w:lang w:val="en-US"/>
+        </w:rPr>
+        <w:t>6.3. TC04-03: Thiếu tham số id trong URL</w:t>
+      </w:r>
+      <w:bookmarkEnd w:id="84"/>
+      <w:bookmarkEnd w:id="85"/>
+      <w:bookmarkEnd w:id="86"/>
+    </w:p>
+    <w:tbl>
+      <w:tblPr>
+        <w:tblStyle w:val="9"/>
+        <w:tblW w:w="9026" w:type="dxa"/>
+        <w:tblInd w:w="0" w:type="dxa"/>
+        <w:tblBorders>
+          <w:top w:val="single" w:color="auto" w:sz="4" w:space="0"/>
+          <w:left w:val="single" w:color="auto" w:sz="4" w:space="0"/>
+          <w:bottom w:val="single" w:color="auto" w:sz="4" w:space="0"/>
+          <w:right w:val="single" w:color="auto" w:sz="4" w:space="0"/>
+          <w:insideH w:val="single" w:color="auto" w:sz="4" w:space="0"/>
+          <w:insideV w:val="single" w:color="auto" w:sz="4" w:space="0"/>
+        </w:tblBorders>
+        <w:shd w:val="clear" w:color="auto" w:fill="auto"/>
+        <w:tblLayout w:type="autofit"/>
+        <w:tblCellMar>
+          <w:top w:w="0" w:type="dxa"/>
+          <w:left w:w="10" w:type="dxa"/>
+          <w:bottom w:w="0" w:type="dxa"/>
+          <w:right w:w="10" w:type="dxa"/>
+        </w:tblCellMar>
+      </w:tblPr>
+      <w:tblGrid>
+        <w:gridCol w:w="2000"/>
+        <w:gridCol w:w="7026"/>
+      </w:tblGrid>
+      <w:tr>
+        <w:tblPrEx>
+          <w:tblBorders>
+            <w:top w:val="single" w:color="auto" w:sz="4" w:space="0"/>
+            <w:left w:val="single" w:color="auto" w:sz="4" w:space="0"/>
+            <w:bottom w:val="single" w:color="auto" w:sz="4" w:space="0"/>
+            <w:right w:val="single" w:color="auto" w:sz="4" w:space="0"/>
+            <w:insideH w:val="single" w:color="auto" w:sz="4" w:space="0"/>
+            <w:insideV w:val="single" w:color="auto" w:sz="4" w:space="0"/>
+          </w:tblBorders>
+          <w:shd w:val="clear" w:color="auto" w:fill="auto"/>
+        </w:tblPrEx>
+        <w:tc>
+          <w:tcPr>
+            <w:tcW w:w="2000" w:type="dxa"/>
+            <w:tcBorders>
+              <w:top w:val="single" w:color="000000" w:sz="6" w:space="0"/>
+              <w:left w:val="single" w:color="000000" w:sz="6" w:space="0"/>
+              <w:bottom w:val="single" w:color="000000" w:sz="6" w:space="0"/>
+              <w:right w:val="single" w:color="000000" w:sz="6" w:space="0"/>
+            </w:tcBorders>
+            <w:shd w:val="clear" w:color="auto" w:fill="D9D9D9"/>
+            <w:tcMar>
+              <w:top w:w="80" w:type="dxa"/>
+              <w:left w:w="120" w:type="dxa"/>
+              <w:bottom w:w="80" w:type="dxa"/>
+              <w:right w:w="120" w:type="dxa"/>
+            </w:tcMar>
+            <w:vAlign w:val="center"/>
+          </w:tcPr>
+          <w:p>
+            <w:pPr>
+              <w:keepNext w:val="0"/>
+              <w:keepLines w:val="0"/>
+              <w:widowControl/>
+              <w:suppressLineNumbers w:val="0"/>
+              <w:spacing w:before="40" w:beforeAutospacing="0" w:after="40" w:afterAutospacing="0" w:line="360" w:lineRule="auto"/>
+              <w:ind w:left="0" w:right="0"/>
+              <w:jc w:val="left"/>
+              <w:rPr>
+                <w:rFonts w:hint="default"/>
+              </w:rPr>
+            </w:pPr>
+            <w:r>
+              <w:rPr>
+                <w:rFonts w:hint="default" w:ascii="Times New Roman" w:hAnsi="Times New Roman" w:eastAsia="Times New Roman" w:cs="Times New Roman"/>
+                <w:b/>
+                <w:bCs/>
+                <w:color w:val="auto"/>
+                <w:kern w:val="0"/>
+                <w:sz w:val="24"/>
+                <w:szCs w:val="24"/>
+                <w:lang w:val="en-US" w:eastAsia="zh-CN" w:bidi="ar"/>
+              </w:rPr>
+              <w:t>TC ID</w:t>
+            </w:r>
+          </w:p>
+        </w:tc>
+        <w:tc>
+          <w:tcPr>
+            <w:tcW w:w="7026" w:type="dxa"/>
+            <w:tcBorders>
+              <w:top w:val="single" w:color="000000" w:sz="6" w:space="0"/>
+              <w:left w:val="single" w:color="000000" w:sz="6" w:space="0"/>
+              <w:bottom w:val="single" w:color="000000" w:sz="6" w:space="0"/>
+              <w:right w:val="single" w:color="000000" w:sz="6" w:space="0"/>
+            </w:tcBorders>
+            <w:shd w:val="clear" w:color="auto" w:fill="auto"/>
+            <w:tcMar>
+              <w:top w:w="80" w:type="dxa"/>
+              <w:left w:w="120" w:type="dxa"/>
+              <w:bottom w:w="80" w:type="dxa"/>
+              <w:right w:w="120" w:type="dxa"/>
+            </w:tcMar>
+            <w:vAlign w:val="center"/>
+          </w:tcPr>
+          <w:p>
+            <w:pPr>
+              <w:keepNext w:val="0"/>
+              <w:keepLines w:val="0"/>
+              <w:widowControl/>
+              <w:suppressLineNumbers w:val="0"/>
+              <w:spacing w:before="40" w:beforeAutospacing="0" w:after="40" w:afterAutospacing="0" w:line="360" w:lineRule="auto"/>
+              <w:ind w:left="0" w:right="0"/>
+              <w:jc w:val="left"/>
+              <w:rPr>
+                <w:rFonts w:hint="default"/>
+              </w:rPr>
+            </w:pPr>
+            <w:r>
+              <w:rPr>
+                <w:rFonts w:hint="default" w:ascii="Times New Roman" w:hAnsi="Times New Roman" w:eastAsia="Times New Roman" w:cs="Times New Roman"/>
+                <w:kern w:val="0"/>
+                <w:sz w:val="24"/>
+                <w:szCs w:val="24"/>
+                <w:lang w:val="en-US" w:eastAsia="zh-CN" w:bidi="ar"/>
+              </w:rPr>
+              <w:t>TC04-03</w:t>
+            </w:r>
+          </w:p>
+        </w:tc>
+      </w:tr>
+      <w:tr>
+        <w:tblPrEx>
+          <w:tblBorders>
+            <w:top w:val="single" w:color="auto" w:sz="4" w:space="0"/>
+            <w:left w:val="single" w:color="auto" w:sz="4" w:space="0"/>
+            <w:bottom w:val="single" w:color="auto" w:sz="4" w:space="0"/>
+            <w:right w:val="single" w:color="auto" w:sz="4" w:space="0"/>
+            <w:insideH w:val="single" w:color="auto" w:sz="4" w:space="0"/>
+            <w:insideV w:val="single" w:color="auto" w:sz="4" w:space="0"/>
+          </w:tblBorders>
+          <w:shd w:val="clear" w:color="auto" w:fill="auto"/>
+          <w:tblCellMar>
+            <w:top w:w="0" w:type="dxa"/>
+            <w:left w:w="10" w:type="dxa"/>
+            <w:bottom w:w="0" w:type="dxa"/>
+            <w:right w:w="10" w:type="dxa"/>
+          </w:tblCellMar>
+        </w:tblPrEx>
+        <w:tc>
+          <w:tcPr>
+            <w:tcW w:w="2000" w:type="dxa"/>
+            <w:tcBorders>
+              <w:top w:val="single" w:color="000000" w:sz="6" w:space="0"/>
+              <w:left w:val="single" w:color="000000" w:sz="6" w:space="0"/>
+              <w:bottom w:val="single" w:color="000000" w:sz="6" w:space="0"/>
+              <w:right w:val="single" w:color="000000" w:sz="6" w:space="0"/>
+            </w:tcBorders>
+            <w:shd w:val="clear" w:color="auto" w:fill="D9D9D9"/>
+            <w:tcMar>
+              <w:top w:w="80" w:type="dxa"/>
+              <w:left w:w="120" w:type="dxa"/>
+              <w:bottom w:w="80" w:type="dxa"/>
+              <w:right w:w="120" w:type="dxa"/>
+            </w:tcMar>
+            <w:vAlign w:val="center"/>
+          </w:tcPr>
+          <w:p>
+            <w:pPr>
+              <w:keepNext w:val="0"/>
+              <w:keepLines w:val="0"/>
+              <w:widowControl/>
+              <w:suppressLineNumbers w:val="0"/>
+              <w:spacing w:before="40" w:beforeAutospacing="0" w:after="40" w:afterAutospacing="0" w:line="360" w:lineRule="auto"/>
+              <w:ind w:left="0" w:right="0"/>
+              <w:jc w:val="left"/>
+              <w:rPr>
+                <w:rFonts w:hint="default"/>
+              </w:rPr>
+            </w:pPr>
+            <w:r>
+              <w:rPr>
+                <w:rFonts w:hint="default" w:ascii="Times New Roman" w:hAnsi="Times New Roman" w:eastAsia="Times New Roman" w:cs="Times New Roman"/>
+                <w:b/>
+                <w:bCs/>
+                <w:color w:val="auto"/>
+                <w:kern w:val="0"/>
+                <w:sz w:val="24"/>
+                <w:szCs w:val="24"/>
+                <w:lang w:val="en-US" w:eastAsia="zh-CN" w:bidi="ar"/>
+              </w:rPr>
+              <w:t>Mô tả</w:t>
+            </w:r>
+          </w:p>
+        </w:tc>
+        <w:tc>
+          <w:tcPr>
+            <w:tcW w:w="7026" w:type="dxa"/>
+            <w:tcBorders>
+              <w:top w:val="single" w:color="000000" w:sz="6" w:space="0"/>
+              <w:left w:val="single" w:color="000000" w:sz="6" w:space="0"/>
+              <w:bottom w:val="single" w:color="000000" w:sz="6" w:space="0"/>
+              <w:right w:val="single" w:color="000000" w:sz="6" w:space="0"/>
+            </w:tcBorders>
+            <w:shd w:val="clear" w:color="auto" w:fill="auto"/>
+            <w:tcMar>
+              <w:top w:w="80" w:type="dxa"/>
+              <w:left w:w="120" w:type="dxa"/>
+              <w:bottom w:w="80" w:type="dxa"/>
+              <w:right w:w="120" w:type="dxa"/>
+            </w:tcMar>
+            <w:vAlign w:val="center"/>
+          </w:tcPr>
+          <w:p>
+            <w:pPr>
+              <w:keepNext w:val="0"/>
+              <w:keepLines w:val="0"/>
+              <w:widowControl/>
+              <w:suppressLineNumbers w:val="0"/>
+              <w:spacing w:before="40" w:beforeAutospacing="0" w:after="40" w:afterAutospacing="0" w:line="360" w:lineRule="auto"/>
+              <w:ind w:left="0" w:right="0"/>
+              <w:jc w:val="left"/>
+              <w:rPr>
+                <w:rFonts w:hint="default"/>
+              </w:rPr>
+            </w:pPr>
+            <w:r>
+              <w:rPr>
+                <w:rFonts w:hint="default" w:ascii="Times New Roman" w:hAnsi="Times New Roman" w:eastAsia="Times New Roman" w:cs="Times New Roman"/>
+                <w:kern w:val="0"/>
+                <w:sz w:val="24"/>
+                <w:szCs w:val="24"/>
+                <w:lang w:val="en-US" w:eastAsia="zh-CN" w:bidi="ar"/>
+              </w:rPr>
+              <w:t>Truy cập URL /movie-detail không kèm tham số id.</w:t>
+            </w:r>
+          </w:p>
+        </w:tc>
+      </w:tr>
+      <w:tr>
+        <w:tblPrEx>
+          <w:tblBorders>
+            <w:top w:val="single" w:color="auto" w:sz="4" w:space="0"/>
+            <w:left w:val="single" w:color="auto" w:sz="4" w:space="0"/>
+            <w:bottom w:val="single" w:color="auto" w:sz="4" w:space="0"/>
+            <w:right w:val="single" w:color="auto" w:sz="4" w:space="0"/>
+            <w:insideH w:val="single" w:color="auto" w:sz="4" w:space="0"/>
+            <w:insideV w:val="single" w:color="auto" w:sz="4" w:space="0"/>
+          </w:tblBorders>
+          <w:shd w:val="clear" w:color="auto" w:fill="auto"/>
+          <w:tblCellMar>
+            <w:top w:w="0" w:type="dxa"/>
+            <w:left w:w="10" w:type="dxa"/>
+            <w:bottom w:w="0" w:type="dxa"/>
+            <w:right w:w="10" w:type="dxa"/>
+          </w:tblCellMar>
+        </w:tblPrEx>
+        <w:tc>
+          <w:tcPr>
+            <w:tcW w:w="2000" w:type="dxa"/>
+            <w:tcBorders>
+              <w:top w:val="single" w:color="000000" w:sz="6" w:space="0"/>
+              <w:left w:val="single" w:color="000000" w:sz="6" w:space="0"/>
+              <w:bottom w:val="single" w:color="000000" w:sz="6" w:space="0"/>
+              <w:right w:val="single" w:color="000000" w:sz="6" w:space="0"/>
+            </w:tcBorders>
+            <w:shd w:val="clear" w:color="auto" w:fill="D9D9D9"/>
+            <w:tcMar>
+              <w:top w:w="80" w:type="dxa"/>
+              <w:left w:w="120" w:type="dxa"/>
+              <w:bottom w:w="80" w:type="dxa"/>
+              <w:right w:w="120" w:type="dxa"/>
+            </w:tcMar>
+            <w:vAlign w:val="center"/>
+          </w:tcPr>
+          <w:p>
+            <w:pPr>
+              <w:keepNext w:val="0"/>
+              <w:keepLines w:val="0"/>
+              <w:widowControl/>
+              <w:suppressLineNumbers w:val="0"/>
+              <w:spacing w:before="40" w:beforeAutospacing="0" w:after="40" w:afterAutospacing="0" w:line="360" w:lineRule="auto"/>
+              <w:ind w:left="0" w:right="0"/>
+              <w:jc w:val="left"/>
+              <w:rPr>
+                <w:rFonts w:hint="default"/>
+              </w:rPr>
+            </w:pPr>
+            <w:r>
+              <w:rPr>
+                <w:rFonts w:hint="default" w:ascii="Times New Roman" w:hAnsi="Times New Roman" w:eastAsia="Times New Roman" w:cs="Times New Roman"/>
+                <w:b/>
+                <w:bCs/>
+                <w:color w:val="auto"/>
+                <w:kern w:val="0"/>
+                <w:sz w:val="24"/>
+                <w:szCs w:val="24"/>
+                <w:lang w:val="en-US" w:eastAsia="zh-CN" w:bidi="ar"/>
+              </w:rPr>
+              <w:t>Tiền điều kiện</w:t>
+            </w:r>
+          </w:p>
+        </w:tc>
+        <w:tc>
+          <w:tcPr>
+            <w:tcW w:w="7026" w:type="dxa"/>
+            <w:tcBorders>
+              <w:top w:val="single" w:color="000000" w:sz="6" w:space="0"/>
+              <w:left w:val="single" w:color="000000" w:sz="6" w:space="0"/>
+              <w:bottom w:val="single" w:color="000000" w:sz="6" w:space="0"/>
+              <w:right w:val="single" w:color="000000" w:sz="6" w:space="0"/>
+            </w:tcBorders>
+            <w:shd w:val="clear" w:color="auto" w:fill="auto"/>
+            <w:tcMar>
+              <w:top w:w="80" w:type="dxa"/>
+              <w:left w:w="120" w:type="dxa"/>
+              <w:bottom w:w="80" w:type="dxa"/>
+              <w:right w:w="120" w:type="dxa"/>
+            </w:tcMar>
+            <w:vAlign w:val="center"/>
+          </w:tcPr>
+          <w:p>
+            <w:pPr>
+              <w:keepNext w:val="0"/>
+              <w:keepLines w:val="0"/>
+              <w:widowControl/>
+              <w:suppressLineNumbers w:val="0"/>
+              <w:spacing w:before="20" w:beforeAutospacing="0" w:after="20" w:afterAutospacing="0" w:line="360" w:lineRule="auto"/>
+              <w:ind w:left="0" w:right="0"/>
+              <w:jc w:val="both"/>
+              <w:rPr>
+                <w:rFonts w:hint="default"/>
+              </w:rPr>
+            </w:pPr>
+            <w:r>
+              <w:rPr>
+                <w:rFonts w:hint="default" w:ascii="Times New Roman" w:hAnsi="Times New Roman" w:eastAsia="Times New Roman" w:cs="Times New Roman"/>
+                <w:color w:val="000000"/>
+                <w:kern w:val="0"/>
+                <w:sz w:val="24"/>
+                <w:szCs w:val="24"/>
+                <w:lang w:val="en-US" w:eastAsia="zh-CN" w:bidi="ar"/>
+              </w:rPr>
+              <w:t>1. Hệ thống đang hoạt động bình thường.</w:t>
+            </w:r>
+          </w:p>
+        </w:tc>
+      </w:tr>
+      <w:tr>
+        <w:tblPrEx>
+          <w:tblBorders>
+            <w:top w:val="single" w:color="auto" w:sz="4" w:space="0"/>
+            <w:left w:val="single" w:color="auto" w:sz="4" w:space="0"/>
+            <w:bottom w:val="single" w:color="auto" w:sz="4" w:space="0"/>
+            <w:right w:val="single" w:color="auto" w:sz="4" w:space="0"/>
+            <w:insideH w:val="single" w:color="auto" w:sz="4" w:space="0"/>
+            <w:insideV w:val="single" w:color="auto" w:sz="4" w:space="0"/>
+          </w:tblBorders>
+          <w:shd w:val="clear" w:color="auto" w:fill="auto"/>
+          <w:tblCellMar>
+            <w:top w:w="0" w:type="dxa"/>
+            <w:left w:w="10" w:type="dxa"/>
+            <w:bottom w:w="0" w:type="dxa"/>
+            <w:right w:w="10" w:type="dxa"/>
+          </w:tblCellMar>
+        </w:tblPrEx>
+        <w:tc>
+          <w:tcPr>
+            <w:tcW w:w="2000" w:type="dxa"/>
+            <w:tcBorders>
+              <w:top w:val="single" w:color="000000" w:sz="6" w:space="0"/>
+              <w:left w:val="single" w:color="000000" w:sz="6" w:space="0"/>
+              <w:bottom w:val="single" w:color="000000" w:sz="6" w:space="0"/>
+              <w:right w:val="single" w:color="000000" w:sz="6" w:space="0"/>
+            </w:tcBorders>
+            <w:shd w:val="clear" w:color="auto" w:fill="D9D9D9"/>
+            <w:tcMar>
+              <w:top w:w="80" w:type="dxa"/>
+              <w:left w:w="120" w:type="dxa"/>
+              <w:bottom w:w="80" w:type="dxa"/>
+              <w:right w:w="120" w:type="dxa"/>
+            </w:tcMar>
+            <w:vAlign w:val="center"/>
+          </w:tcPr>
+          <w:p>
+            <w:pPr>
+              <w:keepNext w:val="0"/>
+              <w:keepLines w:val="0"/>
+              <w:widowControl/>
+              <w:suppressLineNumbers w:val="0"/>
+              <w:spacing w:before="40" w:beforeAutospacing="0" w:after="40" w:afterAutospacing="0" w:line="360" w:lineRule="auto"/>
+              <w:ind w:left="0" w:right="0"/>
+              <w:jc w:val="left"/>
+              <w:rPr>
+                <w:rFonts w:hint="default"/>
+              </w:rPr>
+            </w:pPr>
+            <w:r>
+              <w:rPr>
+                <w:rFonts w:hint="default" w:ascii="Times New Roman" w:hAnsi="Times New Roman" w:eastAsia="Times New Roman" w:cs="Times New Roman"/>
+                <w:b/>
+                <w:bCs/>
+                <w:color w:val="auto"/>
+                <w:kern w:val="0"/>
+                <w:sz w:val="24"/>
+                <w:szCs w:val="24"/>
+                <w:lang w:val="en-US" w:eastAsia="zh-CN" w:bidi="ar"/>
+              </w:rPr>
+              <w:t>Các bước thực hiện</w:t>
+            </w:r>
+          </w:p>
+        </w:tc>
+        <w:tc>
+          <w:tcPr>
+            <w:tcW w:w="7026" w:type="dxa"/>
+            <w:tcBorders>
+              <w:top w:val="single" w:color="000000" w:sz="6" w:space="0"/>
+              <w:left w:val="single" w:color="000000" w:sz="6" w:space="0"/>
+              <w:bottom w:val="single" w:color="000000" w:sz="6" w:space="0"/>
+              <w:right w:val="single" w:color="000000" w:sz="6" w:space="0"/>
+            </w:tcBorders>
+            <w:shd w:val="clear" w:color="auto" w:fill="auto"/>
+            <w:tcMar>
+              <w:top w:w="80" w:type="dxa"/>
+              <w:left w:w="120" w:type="dxa"/>
+              <w:bottom w:w="80" w:type="dxa"/>
+              <w:right w:w="120" w:type="dxa"/>
+            </w:tcMar>
+            <w:vAlign w:val="center"/>
+          </w:tcPr>
+          <w:p>
+            <w:pPr>
+              <w:keepNext w:val="0"/>
+              <w:keepLines w:val="0"/>
+              <w:widowControl/>
+              <w:suppressLineNumbers w:val="0"/>
+              <w:spacing w:before="20" w:beforeAutospacing="0" w:after="20" w:afterAutospacing="0" w:line="360" w:lineRule="auto"/>
+              <w:ind w:left="0" w:right="0"/>
+              <w:jc w:val="both"/>
+              <w:rPr>
+                <w:rFonts w:hint="default"/>
+              </w:rPr>
+            </w:pPr>
+            <w:r>
+              <w:rPr>
+                <w:rFonts w:hint="default" w:ascii="Times New Roman" w:hAnsi="Times New Roman" w:eastAsia="Times New Roman" w:cs="Times New Roman"/>
+                <w:color w:val="000000"/>
+                <w:kern w:val="0"/>
+                <w:sz w:val="24"/>
+                <w:szCs w:val="24"/>
+                <w:lang w:val="en-US" w:eastAsia="zh-CN" w:bidi="ar"/>
+              </w:rPr>
+              <w:t>1. Mở trình duyệt, truy cập URL: /movie-detail (không có ?id=...).</w:t>
+            </w:r>
+          </w:p>
+          <w:p>
+            <w:pPr>
+              <w:keepNext w:val="0"/>
+              <w:keepLines w:val="0"/>
+              <w:widowControl/>
+              <w:suppressLineNumbers w:val="0"/>
+              <w:spacing w:before="20" w:beforeAutospacing="0" w:after="20" w:afterAutospacing="0" w:line="360" w:lineRule="auto"/>
+              <w:ind w:left="0" w:right="0"/>
+              <w:jc w:val="both"/>
+              <w:rPr>
+                <w:rFonts w:hint="default"/>
+              </w:rPr>
+            </w:pPr>
+            <w:r>
+              <w:rPr>
+                <w:rFonts w:hint="default" w:ascii="Times New Roman" w:hAnsi="Times New Roman" w:eastAsia="Times New Roman" w:cs="Times New Roman"/>
+                <w:color w:val="000000"/>
+                <w:kern w:val="0"/>
+                <w:sz w:val="24"/>
+                <w:szCs w:val="24"/>
+                <w:lang w:val="en-US" w:eastAsia="zh-CN" w:bidi="ar"/>
+              </w:rPr>
+              <w:t>2. MovieController nhận request, gọi request.getParameter("id").</w:t>
+            </w:r>
+          </w:p>
+          <w:p>
+            <w:pPr>
+              <w:keepNext w:val="0"/>
+              <w:keepLines w:val="0"/>
+              <w:widowControl/>
+              <w:suppressLineNumbers w:val="0"/>
+              <w:spacing w:before="20" w:beforeAutospacing="0" w:after="20" w:afterAutospacing="0" w:line="360" w:lineRule="auto"/>
+              <w:ind w:left="0" w:right="0"/>
+              <w:jc w:val="both"/>
+              <w:rPr>
+                <w:rFonts w:hint="default"/>
+              </w:rPr>
+            </w:pPr>
+            <w:r>
+              <w:rPr>
+                <w:rFonts w:hint="default" w:ascii="Times New Roman" w:hAnsi="Times New Roman" w:eastAsia="Times New Roman" w:cs="Times New Roman"/>
+                <w:color w:val="000000"/>
+                <w:kern w:val="0"/>
+                <w:sz w:val="24"/>
+                <w:szCs w:val="24"/>
+                <w:lang w:val="en-US" w:eastAsia="zh-CN" w:bidi="ar"/>
+              </w:rPr>
+              <w:t>3. Giá trị trả về là null.</w:t>
+            </w:r>
+          </w:p>
+          <w:p>
+            <w:pPr>
+              <w:keepNext w:val="0"/>
+              <w:keepLines w:val="0"/>
+              <w:widowControl/>
+              <w:suppressLineNumbers w:val="0"/>
+              <w:spacing w:before="20" w:beforeAutospacing="0" w:after="20" w:afterAutospacing="0" w:line="360" w:lineRule="auto"/>
+              <w:ind w:left="0" w:right="0"/>
+              <w:jc w:val="both"/>
+              <w:rPr>
+                <w:rFonts w:hint="default"/>
+              </w:rPr>
+            </w:pPr>
+            <w:r>
+              <w:rPr>
+                <w:rFonts w:hint="default" w:ascii="Times New Roman" w:hAnsi="Times New Roman" w:eastAsia="Times New Roman" w:cs="Times New Roman"/>
+                <w:color w:val="000000"/>
+                <w:kern w:val="0"/>
+                <w:sz w:val="24"/>
+                <w:szCs w:val="24"/>
+                <w:lang w:val="en-US" w:eastAsia="zh-CN" w:bidi="ar"/>
+              </w:rPr>
+              <w:t>4. MovieController kiểm tra idRaw == null.</w:t>
+            </w:r>
+          </w:p>
+        </w:tc>
+      </w:tr>
+      <w:tr>
+        <w:tblPrEx>
+          <w:tblBorders>
+            <w:top w:val="single" w:color="auto" w:sz="4" w:space="0"/>
+            <w:left w:val="single" w:color="auto" w:sz="4" w:space="0"/>
+            <w:bottom w:val="single" w:color="auto" w:sz="4" w:space="0"/>
+            <w:right w:val="single" w:color="auto" w:sz="4" w:space="0"/>
+            <w:insideH w:val="single" w:color="auto" w:sz="4" w:space="0"/>
+            <w:insideV w:val="single" w:color="auto" w:sz="4" w:space="0"/>
+          </w:tblBorders>
+          <w:shd w:val="clear" w:color="auto" w:fill="auto"/>
+          <w:tblCellMar>
+            <w:top w:w="0" w:type="dxa"/>
+            <w:left w:w="10" w:type="dxa"/>
+            <w:bottom w:w="0" w:type="dxa"/>
+            <w:right w:w="10" w:type="dxa"/>
+          </w:tblCellMar>
+        </w:tblPrEx>
+        <w:tc>
+          <w:tcPr>
+            <w:tcW w:w="2000" w:type="dxa"/>
+            <w:tcBorders>
+              <w:top w:val="single" w:color="000000" w:sz="6" w:space="0"/>
+              <w:left w:val="single" w:color="000000" w:sz="6" w:space="0"/>
+              <w:bottom w:val="single" w:color="000000" w:sz="6" w:space="0"/>
+              <w:right w:val="single" w:color="000000" w:sz="6" w:space="0"/>
+            </w:tcBorders>
+            <w:shd w:val="clear" w:color="auto" w:fill="D9D9D9"/>
+            <w:tcMar>
+              <w:top w:w="80" w:type="dxa"/>
+              <w:left w:w="120" w:type="dxa"/>
+              <w:bottom w:w="80" w:type="dxa"/>
+              <w:right w:w="120" w:type="dxa"/>
+            </w:tcMar>
+            <w:vAlign w:val="center"/>
+          </w:tcPr>
+          <w:p>
+            <w:pPr>
+              <w:keepNext w:val="0"/>
+              <w:keepLines w:val="0"/>
+              <w:widowControl/>
+              <w:suppressLineNumbers w:val="0"/>
+              <w:spacing w:before="40" w:beforeAutospacing="0" w:after="40" w:afterAutospacing="0" w:line="360" w:lineRule="auto"/>
+              <w:ind w:left="0" w:right="0"/>
+              <w:jc w:val="left"/>
+              <w:rPr>
+                <w:rFonts w:hint="default"/>
+              </w:rPr>
+            </w:pPr>
+            <w:r>
+              <w:rPr>
+                <w:rFonts w:hint="default" w:ascii="Times New Roman" w:hAnsi="Times New Roman" w:eastAsia="Times New Roman" w:cs="Times New Roman"/>
+                <w:b/>
+                <w:bCs/>
+                <w:color w:val="auto"/>
+                <w:kern w:val="0"/>
+                <w:sz w:val="24"/>
+                <w:szCs w:val="24"/>
+                <w:lang w:val="en-US" w:eastAsia="zh-CN" w:bidi="ar"/>
+              </w:rPr>
+              <w:t>Kết quả mong đợi</w:t>
+            </w:r>
+          </w:p>
+        </w:tc>
+        <w:tc>
+          <w:tcPr>
+            <w:tcW w:w="7026" w:type="dxa"/>
+            <w:tcBorders>
+              <w:top w:val="single" w:color="000000" w:sz="6" w:space="0"/>
+              <w:left w:val="single" w:color="000000" w:sz="6" w:space="0"/>
+              <w:bottom w:val="single" w:color="000000" w:sz="6" w:space="0"/>
+              <w:right w:val="single" w:color="000000" w:sz="6" w:space="0"/>
+            </w:tcBorders>
+            <w:shd w:val="clear" w:color="auto" w:fill="auto"/>
+            <w:tcMar>
+              <w:top w:w="80" w:type="dxa"/>
+              <w:left w:w="120" w:type="dxa"/>
+              <w:bottom w:w="80" w:type="dxa"/>
+              <w:right w:w="120" w:type="dxa"/>
+            </w:tcMar>
+            <w:vAlign w:val="center"/>
+          </w:tcPr>
+          <w:p>
+            <w:pPr>
+              <w:keepNext w:val="0"/>
+              <w:keepLines w:val="0"/>
+              <w:widowControl/>
+              <w:numPr>
+                <w:ilvl w:val="0"/>
+                <w:numId w:val="7"/>
+              </w:numPr>
+              <w:suppressLineNumbers w:val="0"/>
+              <w:spacing w:before="20" w:beforeAutospacing="0" w:after="20" w:afterAutospacing="0" w:line="360" w:lineRule="auto"/>
+              <w:ind w:left="0" w:right="0"/>
+              <w:jc w:val="both"/>
+              <w:rPr>
+                <w:rFonts w:hint="default" w:ascii="Times New Roman" w:hAnsi="Times New Roman" w:eastAsia="Times New Roman" w:cs="Times New Roman"/>
+                <w:color w:val="000000"/>
+                <w:kern w:val="0"/>
+                <w:sz w:val="24"/>
+                <w:szCs w:val="24"/>
+                <w:lang w:val="en-US" w:eastAsia="zh-CN" w:bidi="ar"/>
+              </w:rPr>
+            </w:pPr>
+            <w:r>
+              <w:rPr>
+                <w:rFonts w:hint="default" w:ascii="Times New Roman" w:hAnsi="Times New Roman" w:eastAsia="Times New Roman" w:cs="Times New Roman"/>
+                <w:color w:val="000000"/>
+                <w:kern w:val="0"/>
+                <w:sz w:val="24"/>
+                <w:szCs w:val="24"/>
+                <w:lang w:val="en-US" w:eastAsia="zh-CN" w:bidi="ar"/>
+              </w:rPr>
+              <w:t>Hệ thống redirect về /movies?detailMessage=missing_id và hiển thị thông báo “Vui lòng chọn phim từ danh sách.”</w:t>
+            </w:r>
+          </w:p>
+          <w:p>
+            <w:pPr>
+              <w:keepNext w:val="0"/>
+              <w:keepLines w:val="0"/>
+              <w:widowControl/>
+              <w:numPr>
+                <w:numId w:val="0"/>
+              </w:numPr>
+              <w:suppressLineNumbers w:val="0"/>
+              <w:spacing w:before="20" w:beforeAutospacing="0" w:after="20" w:afterAutospacing="0" w:line="360" w:lineRule="auto"/>
+              <w:ind w:right="0" w:rightChars="0"/>
+              <w:jc w:val="both"/>
+              <w:rPr>
+                <w:rFonts w:hint="default"/>
+              </w:rPr>
+            </w:pPr>
+            <w:r>
+              <w:rPr>
+                <w:rFonts w:hint="default" w:ascii="Times New Roman" w:hAnsi="Times New Roman" w:eastAsia="Times New Roman" w:cs="Times New Roman"/>
+                <w:color w:val="000000"/>
+                <w:kern w:val="0"/>
+                <w:sz w:val="24"/>
+                <w:szCs w:val="24"/>
+                <w:lang w:val="en-US" w:eastAsia="zh-CN" w:bidi="ar"/>
+              </w:rPr>
+              <w:t>2. Không hiển thị trang trắng hay lỗi server.</w:t>
+            </w:r>
+          </w:p>
+          <w:p>
+            <w:pPr>
+              <w:keepNext w:val="0"/>
+              <w:keepLines w:val="0"/>
+              <w:widowControl/>
+              <w:suppressLineNumbers w:val="0"/>
+              <w:spacing w:before="20" w:beforeAutospacing="0" w:after="20" w:afterAutospacing="0" w:line="360" w:lineRule="auto"/>
+              <w:ind w:left="0" w:right="0"/>
+              <w:jc w:val="both"/>
+              <w:rPr>
+                <w:rFonts w:hint="default"/>
+              </w:rPr>
+            </w:pPr>
+            <w:r>
+              <w:rPr>
+                <w:rFonts w:hint="default" w:ascii="Times New Roman" w:hAnsi="Times New Roman" w:eastAsia="Times New Roman" w:cs="Times New Roman"/>
+                <w:color w:val="000000"/>
+                <w:kern w:val="0"/>
+                <w:sz w:val="24"/>
+                <w:szCs w:val="24"/>
+                <w:lang w:val="en-US" w:eastAsia="zh-CN" w:bidi="ar"/>
+              </w:rPr>
+              <w:t>3. Không phát sinh HTTP 500.</w:t>
+            </w:r>
+          </w:p>
+        </w:tc>
+      </w:tr>
+    </w:tbl>
+    <w:p>
+      <w:pPr>
+        <w:keepNext w:val="0"/>
+        <w:keepLines w:val="0"/>
+        <w:widowControl/>
+        <w:suppressLineNumbers w:val="0"/>
+        <w:spacing w:before="0" w:beforeAutospacing="0" w:after="0" w:afterAutospacing="0" w:line="360" w:lineRule="auto"/>
+        <w:ind w:left="0" w:right="0"/>
+        <w:jc w:val="left"/>
+        <w:rPr>
+          <w:lang w:val="en-US"/>
+        </w:rPr>
+      </w:pPr>
+    </w:p>
+    <w:p>
+      <w:pPr>
+        <w:pStyle w:val="3"/>
+        <w:widowControl/>
+        <w:spacing w:line="360" w:lineRule="auto"/>
+        <w:rPr>
+          <w:lang w:val="en-US"/>
+        </w:rPr>
+      </w:pPr>
+      <w:bookmarkStart w:id="87" w:name="_Toc6276"/>
+      <w:bookmarkStart w:id="88" w:name="_Toc4233"/>
+      <w:bookmarkStart w:id="89" w:name="_Toc231414256"/>
+      <w:r>
+        <w:rPr>
+          <w:lang w:val="en-US"/>
+        </w:rPr>
+        <w:t>6.4. TC04-04: Tham số id không phải số</w:t>
+      </w:r>
+      <w:bookmarkEnd w:id="87"/>
+      <w:bookmarkEnd w:id="88"/>
+      <w:bookmarkEnd w:id="89"/>
     </w:p>
     <w:tbl>
       <w:tblPr>
@@ -18583,7 +20105,7 @@
                 <w:szCs w:val="24"/>
                 <w:lang w:val="en-US" w:eastAsia="zh-CN" w:bidi="ar"/>
               </w:rPr>
-              <w:t>TC04-02</w:t>
+              <w:t>TC04-04</w:t>
             </w:r>
           </w:p>
         </w:tc>
@@ -18691,7 +20213,7 @@
                 <w:szCs w:val="24"/>
                 <w:lang w:val="en-US" w:eastAsia="zh-CN" w:bidi="ar"/>
               </w:rPr>
-              <w:t>Truy cập trang chi tiết phim với id hợp lệ nhưng phim không tồn tại trong database.</w:t>
+              <w:t>Truy cập trang chi tiết phim với id là chuỗi ký tự không hợp lệ.</w:t>
             </w:r>
           </w:p>
         </w:tc>
@@ -18803,31 +20325,6 @@
               <w:t>1. Hệ thống đang hoạt động bình thường.</w:t>
             </w:r>
           </w:p>
-          <w:p>
-            <w:pPr>
-              <w:keepNext w:val="0"/>
-              <w:keepLines w:val="0"/>
-              <w:widowControl/>
-              <w:suppressLineNumbers w:val="0"/>
-              <w:spacing w:before="20" w:beforeAutospacing="0" w:after="20" w:afterAutospacing="0" w:line="360" w:lineRule="auto"/>
-              <w:ind w:left="0" w:right="0"/>
-              <w:jc w:val="both"/>
-              <w:rPr>
-                <w:rFonts w:hint="default"/>
-              </w:rPr>
-            </w:pPr>
-            <w:r>
-              <w:rPr>
-                <w:rFonts w:hint="default" w:ascii="Times New Roman" w:hAnsi="Times New Roman" w:eastAsia="Times New Roman" w:cs="Times New Roman"/>
-                <w:color w:val="000000"/>
-                <w:kern w:val="0"/>
-                <w:sz w:val="24"/>
-                <w:szCs w:val="24"/>
-                <w:lang w:val="en-US" w:eastAsia="zh-CN" w:bidi="ar"/>
-              </w:rPr>
-              <w:t>2. Không có phim nào trong database có id = 9999.</w:t>
-            </w:r>
-          </w:p>
         </w:tc>
       </w:tr>
       <w:tr>
@@ -18934,7 +20431,7 @@
                 <w:szCs w:val="24"/>
                 <w:lang w:val="en-US" w:eastAsia="zh-CN" w:bidi="ar"/>
               </w:rPr>
-              <w:t>1. Mở trình duyệt, truy cập URL: /movie-detail?id=9999.</w:t>
+              <w:t>1. Mở trình duyệt, truy cập URL: /movie-detail?id=abc.</w:t>
             </w:r>
           </w:p>
           <w:p>
@@ -18959,7 +20456,7 @@
                 <w:szCs w:val="24"/>
                 <w:lang w:val="en-US" w:eastAsia="zh-CN" w:bidi="ar"/>
               </w:rPr>
-              <w:t>2. MovieController kiểm tra id = "9999" hợp lệ về dạng số.</w:t>
+              <w:t>2. MovieController nhận idRaw = "abc".</w:t>
             </w:r>
           </w:p>
           <w:p>
@@ -18984,82 +20481,7 @@
                 <w:szCs w:val="24"/>
                 <w:lang w:val="en-US" w:eastAsia="zh-CN" w:bidi="ar"/>
               </w:rPr>
-              <w:t>3. MovieController gọi MovieService.getMovieDetail(9999).</w:t>
-            </w:r>
-          </w:p>
-          <w:p>
-            <w:pPr>
-              <w:keepNext w:val="0"/>
-              <w:keepLines w:val="0"/>
-              <w:widowControl/>
-              <w:suppressLineNumbers w:val="0"/>
-              <w:spacing w:before="20" w:beforeAutospacing="0" w:after="20" w:afterAutospacing="0" w:line="360" w:lineRule="auto"/>
-              <w:ind w:left="0" w:right="0"/>
-              <w:jc w:val="both"/>
-              <w:rPr>
-                <w:rFonts w:hint="default"/>
-              </w:rPr>
-            </w:pPr>
-            <w:r>
-              <w:rPr>
-                <w:rFonts w:hint="default" w:ascii="Times New Roman" w:hAnsi="Times New Roman" w:eastAsia="Times New Roman" w:cs="Times New Roman"/>
-                <w:color w:val="000000"/>
-                <w:kern w:val="0"/>
-                <w:sz w:val="24"/>
-                <w:szCs w:val="24"/>
-                <w:lang w:val="en-US" w:eastAsia="zh-CN" w:bidi="ar"/>
-              </w:rPr>
-              <w:t>4. MovieDAO thực thi truy vấn, không tìm thấy kết quả, trả về null.</w:t>
-            </w:r>
-          </w:p>
-          <w:p>
-            <w:pPr>
-              <w:keepNext w:val="0"/>
-              <w:keepLines w:val="0"/>
-              <w:widowControl/>
-              <w:suppressLineNumbers w:val="0"/>
-              <w:spacing w:before="20" w:beforeAutospacing="0" w:after="20" w:afterAutospacing="0" w:line="360" w:lineRule="auto"/>
-              <w:ind w:left="0" w:right="0"/>
-              <w:jc w:val="both"/>
-              <w:rPr>
-                <w:rFonts w:hint="default"/>
-              </w:rPr>
-            </w:pPr>
-            <w:r>
-              <w:rPr>
-                <w:rFonts w:hint="default" w:ascii="Times New Roman" w:hAnsi="Times New Roman" w:eastAsia="Times New Roman" w:cs="Times New Roman"/>
-                <w:color w:val="000000"/>
-                <w:kern w:val="0"/>
-                <w:sz w:val="24"/>
-                <w:szCs w:val="24"/>
-                <w:lang w:val="en-US" w:eastAsia="zh-CN" w:bidi="ar"/>
-              </w:rPr>
-              <w:t>5. MovieService trả null về MovieController.</w:t>
-            </w:r>
-          </w:p>
-          <w:p>
-            <w:pPr>
-              <w:keepNext w:val="0"/>
-              <w:keepLines w:val="0"/>
-              <w:widowControl/>
-              <w:suppressLineNumbers w:val="0"/>
-              <w:spacing w:before="20" w:beforeAutospacing="0" w:after="20" w:afterAutospacing="0" w:line="360" w:lineRule="auto"/>
-              <w:ind w:left="0" w:right="0"/>
-              <w:jc w:val="both"/>
-              <w:rPr>
-                <w:rFonts w:hint="default"/>
-              </w:rPr>
-            </w:pPr>
-            <w:r>
-              <w:rPr>
-                <w:rFonts w:hint="default" w:ascii="Times New Roman" w:hAnsi="Times New Roman" w:eastAsia="Times New Roman" w:cs="Times New Roman"/>
-                <w:color w:val="000000"/>
-                <w:kern w:val="0"/>
-                <w:sz w:val="24"/>
-                <w:szCs w:val="24"/>
-                <w:lang w:val="en-US" w:eastAsia="zh-CN" w:bidi="ar"/>
-              </w:rPr>
-              <w:t>6. MovieController kiểm tra movie == null.</w:t>
+              <w:t>3. Controller thực hiện Integer.parseInt("abc"), phát sinh NumberFormatException.</w:t>
             </w:r>
           </w:p>
         </w:tc>
@@ -19168,7 +20590,7 @@
                 <w:szCs w:val="24"/>
                 <w:lang w:val="en-US" w:eastAsia="zh-CN" w:bidi="ar"/>
               </w:rPr>
-              <w:t>1. Hệ thống không hiển thị trang chi tiết phim.</w:t>
+              <w:t>1. Hệ thống xử lý ngoại lệ, không crash.</w:t>
             </w:r>
           </w:p>
           <w:p>
@@ -19218,32 +20640,7 @@
                 <w:szCs w:val="24"/>
                 <w:lang w:val="en-US" w:eastAsia="zh-CN" w:bidi="ar"/>
               </w:rPr>
-              <w:t>3. Không phát sinh lỗi HTTP 500.</w:t>
-            </w:r>
-          </w:p>
-          <w:p>
-            <w:pPr>
-              <w:keepNext w:val="0"/>
-              <w:keepLines w:val="0"/>
-              <w:widowControl/>
-              <w:suppressLineNumbers w:val="0"/>
-              <w:spacing w:before="20" w:beforeAutospacing="0" w:after="20" w:afterAutospacing="0" w:line="360" w:lineRule="auto"/>
-              <w:ind w:left="0" w:right="0"/>
-              <w:jc w:val="both"/>
-              <w:rPr>
-                <w:rFonts w:hint="default"/>
-              </w:rPr>
-            </w:pPr>
-            <w:r>
-              <w:rPr>
-                <w:rFonts w:hint="default" w:ascii="Times New Roman" w:hAnsi="Times New Roman" w:eastAsia="Times New Roman" w:cs="Times New Roman"/>
-                <w:color w:val="000000"/>
-                <w:kern w:val="0"/>
-                <w:sz w:val="24"/>
-                <w:szCs w:val="24"/>
-                <w:lang w:val="en-US" w:eastAsia="zh-CN" w:bidi="ar"/>
-              </w:rPr>
-              <w:t>4. Không có dữ liệu phim nào được hiển thị.</w:t>
+              <w:t>3. Không phát sinh HTTP 500 hiển thị ra người dùng.</w:t>
             </w:r>
           </w:p>
         </w:tc>
@@ -19272,743 +20669,18 @@
           <w:lang w:val="en-US"/>
         </w:rPr>
       </w:pPr>
-      <w:bookmarkStart w:id="84" w:name="_Toc13906"/>
-      <w:bookmarkStart w:id="85" w:name="_Toc14643"/>
-      <w:bookmarkStart w:id="86" w:name="_Toc231414255"/>
-      <w:r>
-        <w:rPr>
-          <w:lang w:val="en-US"/>
-        </w:rPr>
-        <w:t>6.3. TC04-03: Thiếu tham số id trong URL</w:t>
-      </w:r>
-      <w:bookmarkEnd w:id="84"/>
-      <w:bookmarkEnd w:id="85"/>
-      <w:bookmarkEnd w:id="86"/>
-    </w:p>
-    <w:tbl>
-      <w:tblPr>
-        <w:tblStyle w:val="9"/>
-        <w:tblW w:w="9026" w:type="dxa"/>
-        <w:tblInd w:w="0" w:type="dxa"/>
-        <w:tblBorders>
-          <w:top w:val="single" w:color="auto" w:sz="4" w:space="0"/>
-          <w:left w:val="single" w:color="auto" w:sz="4" w:space="0"/>
-          <w:bottom w:val="single" w:color="auto" w:sz="4" w:space="0"/>
-          <w:right w:val="single" w:color="auto" w:sz="4" w:space="0"/>
-          <w:insideH w:val="single" w:color="auto" w:sz="4" w:space="0"/>
-          <w:insideV w:val="single" w:color="auto" w:sz="4" w:space="0"/>
-        </w:tblBorders>
-        <w:shd w:val="clear" w:color="auto" w:fill="auto"/>
-        <w:tblLayout w:type="autofit"/>
-        <w:tblCellMar>
-          <w:top w:w="0" w:type="dxa"/>
-          <w:left w:w="10" w:type="dxa"/>
-          <w:bottom w:w="0" w:type="dxa"/>
-          <w:right w:w="10" w:type="dxa"/>
-        </w:tblCellMar>
-      </w:tblPr>
-      <w:tblGrid>
-        <w:gridCol w:w="2000"/>
-        <w:gridCol w:w="7026"/>
-      </w:tblGrid>
-      <w:tr>
-        <w:tblPrEx>
-          <w:tblBorders>
-            <w:top w:val="single" w:color="auto" w:sz="4" w:space="0"/>
-            <w:left w:val="single" w:color="auto" w:sz="4" w:space="0"/>
-            <w:bottom w:val="single" w:color="auto" w:sz="4" w:space="0"/>
-            <w:right w:val="single" w:color="auto" w:sz="4" w:space="0"/>
-            <w:insideH w:val="single" w:color="auto" w:sz="4" w:space="0"/>
-            <w:insideV w:val="single" w:color="auto" w:sz="4" w:space="0"/>
-          </w:tblBorders>
-          <w:shd w:val="clear" w:color="auto" w:fill="auto"/>
-        </w:tblPrEx>
-        <w:tc>
-          <w:tcPr>
-            <w:tcW w:w="2000" w:type="dxa"/>
-            <w:tcBorders>
-              <w:top w:val="single" w:color="000000" w:sz="6" w:space="0"/>
-              <w:left w:val="single" w:color="000000" w:sz="6" w:space="0"/>
-              <w:bottom w:val="single" w:color="000000" w:sz="6" w:space="0"/>
-              <w:right w:val="single" w:color="000000" w:sz="6" w:space="0"/>
-            </w:tcBorders>
-            <w:shd w:val="clear" w:color="auto" w:fill="D9D9D9"/>
-            <w:tcMar>
-              <w:top w:w="80" w:type="dxa"/>
-              <w:left w:w="120" w:type="dxa"/>
-              <w:bottom w:w="80" w:type="dxa"/>
-              <w:right w:w="120" w:type="dxa"/>
-            </w:tcMar>
-            <w:vAlign w:val="center"/>
-          </w:tcPr>
-          <w:p>
-            <w:pPr>
-              <w:keepNext w:val="0"/>
-              <w:keepLines w:val="0"/>
-              <w:widowControl/>
-              <w:suppressLineNumbers w:val="0"/>
-              <w:spacing w:before="40" w:beforeAutospacing="0" w:after="40" w:afterAutospacing="0" w:line="360" w:lineRule="auto"/>
-              <w:ind w:left="0" w:right="0"/>
-              <w:jc w:val="left"/>
-              <w:rPr>
-                <w:rFonts w:hint="default"/>
-              </w:rPr>
-            </w:pPr>
-            <w:r>
-              <w:rPr>
-                <w:rFonts w:hint="default" w:ascii="Times New Roman" w:hAnsi="Times New Roman" w:eastAsia="Times New Roman" w:cs="Times New Roman"/>
-                <w:b/>
-                <w:bCs/>
-                <w:color w:val="auto"/>
-                <w:kern w:val="0"/>
-                <w:sz w:val="24"/>
-                <w:szCs w:val="24"/>
-                <w:lang w:val="en-US" w:eastAsia="zh-CN" w:bidi="ar"/>
-              </w:rPr>
-              <w:t>TC ID</w:t>
-            </w:r>
-          </w:p>
-        </w:tc>
-        <w:tc>
-          <w:tcPr>
-            <w:tcW w:w="7026" w:type="dxa"/>
-            <w:tcBorders>
-              <w:top w:val="single" w:color="000000" w:sz="6" w:space="0"/>
-              <w:left w:val="single" w:color="000000" w:sz="6" w:space="0"/>
-              <w:bottom w:val="single" w:color="000000" w:sz="6" w:space="0"/>
-              <w:right w:val="single" w:color="000000" w:sz="6" w:space="0"/>
-            </w:tcBorders>
-            <w:shd w:val="clear" w:color="auto" w:fill="auto"/>
-            <w:tcMar>
-              <w:top w:w="80" w:type="dxa"/>
-              <w:left w:w="120" w:type="dxa"/>
-              <w:bottom w:w="80" w:type="dxa"/>
-              <w:right w:w="120" w:type="dxa"/>
-            </w:tcMar>
-            <w:vAlign w:val="center"/>
-          </w:tcPr>
-          <w:p>
-            <w:pPr>
-              <w:keepNext w:val="0"/>
-              <w:keepLines w:val="0"/>
-              <w:widowControl/>
-              <w:suppressLineNumbers w:val="0"/>
-              <w:spacing w:before="40" w:beforeAutospacing="0" w:after="40" w:afterAutospacing="0" w:line="360" w:lineRule="auto"/>
-              <w:ind w:left="0" w:right="0"/>
-              <w:jc w:val="left"/>
-              <w:rPr>
-                <w:rFonts w:hint="default"/>
-              </w:rPr>
-            </w:pPr>
-            <w:r>
-              <w:rPr>
-                <w:rFonts w:hint="default" w:ascii="Times New Roman" w:hAnsi="Times New Roman" w:eastAsia="Times New Roman" w:cs="Times New Roman"/>
-                <w:kern w:val="0"/>
-                <w:sz w:val="24"/>
-                <w:szCs w:val="24"/>
-                <w:lang w:val="en-US" w:eastAsia="zh-CN" w:bidi="ar"/>
-              </w:rPr>
-              <w:t>TC04-03</w:t>
-            </w:r>
-          </w:p>
-        </w:tc>
-      </w:tr>
-      <w:tr>
-        <w:tblPrEx>
-          <w:tblBorders>
-            <w:top w:val="single" w:color="auto" w:sz="4" w:space="0"/>
-            <w:left w:val="single" w:color="auto" w:sz="4" w:space="0"/>
-            <w:bottom w:val="single" w:color="auto" w:sz="4" w:space="0"/>
-            <w:right w:val="single" w:color="auto" w:sz="4" w:space="0"/>
-            <w:insideH w:val="single" w:color="auto" w:sz="4" w:space="0"/>
-            <w:insideV w:val="single" w:color="auto" w:sz="4" w:space="0"/>
-          </w:tblBorders>
-          <w:shd w:val="clear" w:color="auto" w:fill="auto"/>
-          <w:tblCellMar>
-            <w:top w:w="0" w:type="dxa"/>
-            <w:left w:w="10" w:type="dxa"/>
-            <w:bottom w:w="0" w:type="dxa"/>
-            <w:right w:w="10" w:type="dxa"/>
-          </w:tblCellMar>
-        </w:tblPrEx>
-        <w:tc>
-          <w:tcPr>
-            <w:tcW w:w="2000" w:type="dxa"/>
-            <w:tcBorders>
-              <w:top w:val="single" w:color="000000" w:sz="6" w:space="0"/>
-              <w:left w:val="single" w:color="000000" w:sz="6" w:space="0"/>
-              <w:bottom w:val="single" w:color="000000" w:sz="6" w:space="0"/>
-              <w:right w:val="single" w:color="000000" w:sz="6" w:space="0"/>
-            </w:tcBorders>
-            <w:shd w:val="clear" w:color="auto" w:fill="D9D9D9"/>
-            <w:tcMar>
-              <w:top w:w="80" w:type="dxa"/>
-              <w:left w:w="120" w:type="dxa"/>
-              <w:bottom w:w="80" w:type="dxa"/>
-              <w:right w:w="120" w:type="dxa"/>
-            </w:tcMar>
-            <w:vAlign w:val="center"/>
-          </w:tcPr>
-          <w:p>
-            <w:pPr>
-              <w:keepNext w:val="0"/>
-              <w:keepLines w:val="0"/>
-              <w:widowControl/>
-              <w:suppressLineNumbers w:val="0"/>
-              <w:spacing w:before="40" w:beforeAutospacing="0" w:after="40" w:afterAutospacing="0" w:line="360" w:lineRule="auto"/>
-              <w:ind w:left="0" w:right="0"/>
-              <w:jc w:val="left"/>
-              <w:rPr>
-                <w:rFonts w:hint="default"/>
-              </w:rPr>
-            </w:pPr>
-            <w:r>
-              <w:rPr>
-                <w:rFonts w:hint="default" w:ascii="Times New Roman" w:hAnsi="Times New Roman" w:eastAsia="Times New Roman" w:cs="Times New Roman"/>
-                <w:b/>
-                <w:bCs/>
-                <w:color w:val="auto"/>
-                <w:kern w:val="0"/>
-                <w:sz w:val="24"/>
-                <w:szCs w:val="24"/>
-                <w:lang w:val="en-US" w:eastAsia="zh-CN" w:bidi="ar"/>
-              </w:rPr>
-              <w:t>Mô tả</w:t>
-            </w:r>
-          </w:p>
-        </w:tc>
-        <w:tc>
-          <w:tcPr>
-            <w:tcW w:w="7026" w:type="dxa"/>
-            <w:tcBorders>
-              <w:top w:val="single" w:color="000000" w:sz="6" w:space="0"/>
-              <w:left w:val="single" w:color="000000" w:sz="6" w:space="0"/>
-              <w:bottom w:val="single" w:color="000000" w:sz="6" w:space="0"/>
-              <w:right w:val="single" w:color="000000" w:sz="6" w:space="0"/>
-            </w:tcBorders>
-            <w:shd w:val="clear" w:color="auto" w:fill="auto"/>
-            <w:tcMar>
-              <w:top w:w="80" w:type="dxa"/>
-              <w:left w:w="120" w:type="dxa"/>
-              <w:bottom w:w="80" w:type="dxa"/>
-              <w:right w:w="120" w:type="dxa"/>
-            </w:tcMar>
-            <w:vAlign w:val="center"/>
-          </w:tcPr>
-          <w:p>
-            <w:pPr>
-              <w:keepNext w:val="0"/>
-              <w:keepLines w:val="0"/>
-              <w:widowControl/>
-              <w:suppressLineNumbers w:val="0"/>
-              <w:spacing w:before="40" w:beforeAutospacing="0" w:after="40" w:afterAutospacing="0" w:line="360" w:lineRule="auto"/>
-              <w:ind w:left="0" w:right="0"/>
-              <w:jc w:val="left"/>
-              <w:rPr>
-                <w:rFonts w:hint="default"/>
-              </w:rPr>
-            </w:pPr>
-            <w:r>
-              <w:rPr>
-                <w:rFonts w:hint="default" w:ascii="Times New Roman" w:hAnsi="Times New Roman" w:eastAsia="Times New Roman" w:cs="Times New Roman"/>
-                <w:kern w:val="0"/>
-                <w:sz w:val="24"/>
-                <w:szCs w:val="24"/>
-                <w:lang w:val="en-US" w:eastAsia="zh-CN" w:bidi="ar"/>
-              </w:rPr>
-              <w:t>Truy cập URL /movie-detail không kèm tham số id.</w:t>
-            </w:r>
-          </w:p>
-        </w:tc>
-      </w:tr>
-      <w:tr>
-        <w:tblPrEx>
-          <w:tblBorders>
-            <w:top w:val="single" w:color="auto" w:sz="4" w:space="0"/>
-            <w:left w:val="single" w:color="auto" w:sz="4" w:space="0"/>
-            <w:bottom w:val="single" w:color="auto" w:sz="4" w:space="0"/>
-            <w:right w:val="single" w:color="auto" w:sz="4" w:space="0"/>
-            <w:insideH w:val="single" w:color="auto" w:sz="4" w:space="0"/>
-            <w:insideV w:val="single" w:color="auto" w:sz="4" w:space="0"/>
-          </w:tblBorders>
-          <w:shd w:val="clear" w:color="auto" w:fill="auto"/>
-          <w:tblCellMar>
-            <w:top w:w="0" w:type="dxa"/>
-            <w:left w:w="10" w:type="dxa"/>
-            <w:bottom w:w="0" w:type="dxa"/>
-            <w:right w:w="10" w:type="dxa"/>
-          </w:tblCellMar>
-        </w:tblPrEx>
-        <w:tc>
-          <w:tcPr>
-            <w:tcW w:w="2000" w:type="dxa"/>
-            <w:tcBorders>
-              <w:top w:val="single" w:color="000000" w:sz="6" w:space="0"/>
-              <w:left w:val="single" w:color="000000" w:sz="6" w:space="0"/>
-              <w:bottom w:val="single" w:color="000000" w:sz="6" w:space="0"/>
-              <w:right w:val="single" w:color="000000" w:sz="6" w:space="0"/>
-            </w:tcBorders>
-            <w:shd w:val="clear" w:color="auto" w:fill="D9D9D9"/>
-            <w:tcMar>
-              <w:top w:w="80" w:type="dxa"/>
-              <w:left w:w="120" w:type="dxa"/>
-              <w:bottom w:w="80" w:type="dxa"/>
-              <w:right w:w="120" w:type="dxa"/>
-            </w:tcMar>
-            <w:vAlign w:val="center"/>
-          </w:tcPr>
-          <w:p>
-            <w:pPr>
-              <w:keepNext w:val="0"/>
-              <w:keepLines w:val="0"/>
-              <w:widowControl/>
-              <w:suppressLineNumbers w:val="0"/>
-              <w:spacing w:before="40" w:beforeAutospacing="0" w:after="40" w:afterAutospacing="0" w:line="360" w:lineRule="auto"/>
-              <w:ind w:left="0" w:right="0"/>
-              <w:jc w:val="left"/>
-              <w:rPr>
-                <w:rFonts w:hint="default"/>
-              </w:rPr>
-            </w:pPr>
-            <w:r>
-              <w:rPr>
-                <w:rFonts w:hint="default" w:ascii="Times New Roman" w:hAnsi="Times New Roman" w:eastAsia="Times New Roman" w:cs="Times New Roman"/>
-                <w:b/>
-                <w:bCs/>
-                <w:color w:val="auto"/>
-                <w:kern w:val="0"/>
-                <w:sz w:val="24"/>
-                <w:szCs w:val="24"/>
-                <w:lang w:val="en-US" w:eastAsia="zh-CN" w:bidi="ar"/>
-              </w:rPr>
-              <w:t>Tiền điều kiện</w:t>
-            </w:r>
-          </w:p>
-        </w:tc>
-        <w:tc>
-          <w:tcPr>
-            <w:tcW w:w="7026" w:type="dxa"/>
-            <w:tcBorders>
-              <w:top w:val="single" w:color="000000" w:sz="6" w:space="0"/>
-              <w:left w:val="single" w:color="000000" w:sz="6" w:space="0"/>
-              <w:bottom w:val="single" w:color="000000" w:sz="6" w:space="0"/>
-              <w:right w:val="single" w:color="000000" w:sz="6" w:space="0"/>
-            </w:tcBorders>
-            <w:shd w:val="clear" w:color="auto" w:fill="auto"/>
-            <w:tcMar>
-              <w:top w:w="80" w:type="dxa"/>
-              <w:left w:w="120" w:type="dxa"/>
-              <w:bottom w:w="80" w:type="dxa"/>
-              <w:right w:w="120" w:type="dxa"/>
-            </w:tcMar>
-            <w:vAlign w:val="center"/>
-          </w:tcPr>
-          <w:p>
-            <w:pPr>
-              <w:keepNext w:val="0"/>
-              <w:keepLines w:val="0"/>
-              <w:widowControl/>
-              <w:suppressLineNumbers w:val="0"/>
-              <w:spacing w:before="20" w:beforeAutospacing="0" w:after="20" w:afterAutospacing="0" w:line="360" w:lineRule="auto"/>
-              <w:ind w:left="0" w:right="0"/>
-              <w:jc w:val="both"/>
-              <w:rPr>
-                <w:rFonts w:hint="default"/>
-              </w:rPr>
-            </w:pPr>
-            <w:r>
-              <w:rPr>
-                <w:rFonts w:hint="default" w:ascii="Times New Roman" w:hAnsi="Times New Roman" w:eastAsia="Times New Roman" w:cs="Times New Roman"/>
-                <w:color w:val="000000"/>
-                <w:kern w:val="0"/>
-                <w:sz w:val="24"/>
-                <w:szCs w:val="24"/>
-                <w:lang w:val="en-US" w:eastAsia="zh-CN" w:bidi="ar"/>
-              </w:rPr>
-              <w:t>1. Hệ thống đang hoạt động bình thường.</w:t>
-            </w:r>
-          </w:p>
-        </w:tc>
-      </w:tr>
-      <w:tr>
-        <w:tblPrEx>
-          <w:tblBorders>
-            <w:top w:val="single" w:color="auto" w:sz="4" w:space="0"/>
-            <w:left w:val="single" w:color="auto" w:sz="4" w:space="0"/>
-            <w:bottom w:val="single" w:color="auto" w:sz="4" w:space="0"/>
-            <w:right w:val="single" w:color="auto" w:sz="4" w:space="0"/>
-            <w:insideH w:val="single" w:color="auto" w:sz="4" w:space="0"/>
-            <w:insideV w:val="single" w:color="auto" w:sz="4" w:space="0"/>
-          </w:tblBorders>
-          <w:shd w:val="clear" w:color="auto" w:fill="auto"/>
-          <w:tblCellMar>
-            <w:top w:w="0" w:type="dxa"/>
-            <w:left w:w="10" w:type="dxa"/>
-            <w:bottom w:w="0" w:type="dxa"/>
-            <w:right w:w="10" w:type="dxa"/>
-          </w:tblCellMar>
-        </w:tblPrEx>
-        <w:tc>
-          <w:tcPr>
-            <w:tcW w:w="2000" w:type="dxa"/>
-            <w:tcBorders>
-              <w:top w:val="single" w:color="000000" w:sz="6" w:space="0"/>
-              <w:left w:val="single" w:color="000000" w:sz="6" w:space="0"/>
-              <w:bottom w:val="single" w:color="000000" w:sz="6" w:space="0"/>
-              <w:right w:val="single" w:color="000000" w:sz="6" w:space="0"/>
-            </w:tcBorders>
-            <w:shd w:val="clear" w:color="auto" w:fill="D9D9D9"/>
-            <w:tcMar>
-              <w:top w:w="80" w:type="dxa"/>
-              <w:left w:w="120" w:type="dxa"/>
-              <w:bottom w:w="80" w:type="dxa"/>
-              <w:right w:w="120" w:type="dxa"/>
-            </w:tcMar>
-            <w:vAlign w:val="center"/>
-          </w:tcPr>
-          <w:p>
-            <w:pPr>
-              <w:keepNext w:val="0"/>
-              <w:keepLines w:val="0"/>
-              <w:widowControl/>
-              <w:suppressLineNumbers w:val="0"/>
-              <w:spacing w:before="40" w:beforeAutospacing="0" w:after="40" w:afterAutospacing="0" w:line="360" w:lineRule="auto"/>
-              <w:ind w:left="0" w:right="0"/>
-              <w:jc w:val="left"/>
-              <w:rPr>
-                <w:rFonts w:hint="default"/>
-              </w:rPr>
-            </w:pPr>
-            <w:r>
-              <w:rPr>
-                <w:rFonts w:hint="default" w:ascii="Times New Roman" w:hAnsi="Times New Roman" w:eastAsia="Times New Roman" w:cs="Times New Roman"/>
-                <w:b/>
-                <w:bCs/>
-                <w:color w:val="auto"/>
-                <w:kern w:val="0"/>
-                <w:sz w:val="24"/>
-                <w:szCs w:val="24"/>
-                <w:lang w:val="en-US" w:eastAsia="zh-CN" w:bidi="ar"/>
-              </w:rPr>
-              <w:t>Các bước thực hiện</w:t>
-            </w:r>
-          </w:p>
-        </w:tc>
-        <w:tc>
-          <w:tcPr>
-            <w:tcW w:w="7026" w:type="dxa"/>
-            <w:tcBorders>
-              <w:top w:val="single" w:color="000000" w:sz="6" w:space="0"/>
-              <w:left w:val="single" w:color="000000" w:sz="6" w:space="0"/>
-              <w:bottom w:val="single" w:color="000000" w:sz="6" w:space="0"/>
-              <w:right w:val="single" w:color="000000" w:sz="6" w:space="0"/>
-            </w:tcBorders>
-            <w:shd w:val="clear" w:color="auto" w:fill="auto"/>
-            <w:tcMar>
-              <w:top w:w="80" w:type="dxa"/>
-              <w:left w:w="120" w:type="dxa"/>
-              <w:bottom w:w="80" w:type="dxa"/>
-              <w:right w:w="120" w:type="dxa"/>
-            </w:tcMar>
-            <w:vAlign w:val="center"/>
-          </w:tcPr>
-          <w:p>
-            <w:pPr>
-              <w:keepNext w:val="0"/>
-              <w:keepLines w:val="0"/>
-              <w:widowControl/>
-              <w:suppressLineNumbers w:val="0"/>
-              <w:spacing w:before="20" w:beforeAutospacing="0" w:after="20" w:afterAutospacing="0" w:line="360" w:lineRule="auto"/>
-              <w:ind w:left="0" w:right="0"/>
-              <w:jc w:val="both"/>
-              <w:rPr>
-                <w:rFonts w:hint="default"/>
-              </w:rPr>
-            </w:pPr>
-            <w:r>
-              <w:rPr>
-                <w:rFonts w:hint="default" w:ascii="Times New Roman" w:hAnsi="Times New Roman" w:eastAsia="Times New Roman" w:cs="Times New Roman"/>
-                <w:color w:val="000000"/>
-                <w:kern w:val="0"/>
-                <w:sz w:val="24"/>
-                <w:szCs w:val="24"/>
-                <w:lang w:val="en-US" w:eastAsia="zh-CN" w:bidi="ar"/>
-              </w:rPr>
-              <w:t>1. Mở trình duyệt, truy cập URL: /movie-detail (không có ?id=...).</w:t>
-            </w:r>
-          </w:p>
-          <w:p>
-            <w:pPr>
-              <w:keepNext w:val="0"/>
-              <w:keepLines w:val="0"/>
-              <w:widowControl/>
-              <w:suppressLineNumbers w:val="0"/>
-              <w:spacing w:before="20" w:beforeAutospacing="0" w:after="20" w:afterAutospacing="0" w:line="360" w:lineRule="auto"/>
-              <w:ind w:left="0" w:right="0"/>
-              <w:jc w:val="both"/>
-              <w:rPr>
-                <w:rFonts w:hint="default"/>
-              </w:rPr>
-            </w:pPr>
-            <w:r>
-              <w:rPr>
-                <w:rFonts w:hint="default" w:ascii="Times New Roman" w:hAnsi="Times New Roman" w:eastAsia="Times New Roman" w:cs="Times New Roman"/>
-                <w:color w:val="000000"/>
-                <w:kern w:val="0"/>
-                <w:sz w:val="24"/>
-                <w:szCs w:val="24"/>
-                <w:lang w:val="en-US" w:eastAsia="zh-CN" w:bidi="ar"/>
-              </w:rPr>
-              <w:t>2. MovieController nhận request, gọi request.getParameter("id").</w:t>
-            </w:r>
-          </w:p>
-          <w:p>
-            <w:pPr>
-              <w:keepNext w:val="0"/>
-              <w:keepLines w:val="0"/>
-              <w:widowControl/>
-              <w:suppressLineNumbers w:val="0"/>
-              <w:spacing w:before="20" w:beforeAutospacing="0" w:after="20" w:afterAutospacing="0" w:line="360" w:lineRule="auto"/>
-              <w:ind w:left="0" w:right="0"/>
-              <w:jc w:val="both"/>
-              <w:rPr>
-                <w:rFonts w:hint="default"/>
-              </w:rPr>
-            </w:pPr>
-            <w:r>
-              <w:rPr>
-                <w:rFonts w:hint="default" w:ascii="Times New Roman" w:hAnsi="Times New Roman" w:eastAsia="Times New Roman" w:cs="Times New Roman"/>
-                <w:color w:val="000000"/>
-                <w:kern w:val="0"/>
-                <w:sz w:val="24"/>
-                <w:szCs w:val="24"/>
-                <w:lang w:val="en-US" w:eastAsia="zh-CN" w:bidi="ar"/>
-              </w:rPr>
-              <w:t>3. Giá trị trả về là null.</w:t>
-            </w:r>
-          </w:p>
-          <w:p>
-            <w:pPr>
-              <w:keepNext w:val="0"/>
-              <w:keepLines w:val="0"/>
-              <w:widowControl/>
-              <w:suppressLineNumbers w:val="0"/>
-              <w:spacing w:before="20" w:beforeAutospacing="0" w:after="20" w:afterAutospacing="0" w:line="360" w:lineRule="auto"/>
-              <w:ind w:left="0" w:right="0"/>
-              <w:jc w:val="both"/>
-              <w:rPr>
-                <w:rFonts w:hint="default"/>
-              </w:rPr>
-            </w:pPr>
-            <w:r>
-              <w:rPr>
-                <w:rFonts w:hint="default" w:ascii="Times New Roman" w:hAnsi="Times New Roman" w:eastAsia="Times New Roman" w:cs="Times New Roman"/>
-                <w:color w:val="000000"/>
-                <w:kern w:val="0"/>
-                <w:sz w:val="24"/>
-                <w:szCs w:val="24"/>
-                <w:lang w:val="en-US" w:eastAsia="zh-CN" w:bidi="ar"/>
-              </w:rPr>
-              <w:t>4. MovieController kiểm tra idRaw == null.</w:t>
-            </w:r>
-          </w:p>
-        </w:tc>
-      </w:tr>
-      <w:tr>
-        <w:tblPrEx>
-          <w:tblBorders>
-            <w:top w:val="single" w:color="auto" w:sz="4" w:space="0"/>
-            <w:left w:val="single" w:color="auto" w:sz="4" w:space="0"/>
-            <w:bottom w:val="single" w:color="auto" w:sz="4" w:space="0"/>
-            <w:right w:val="single" w:color="auto" w:sz="4" w:space="0"/>
-            <w:insideH w:val="single" w:color="auto" w:sz="4" w:space="0"/>
-            <w:insideV w:val="single" w:color="auto" w:sz="4" w:space="0"/>
-          </w:tblBorders>
-          <w:shd w:val="clear" w:color="auto" w:fill="auto"/>
-          <w:tblCellMar>
-            <w:top w:w="0" w:type="dxa"/>
-            <w:left w:w="10" w:type="dxa"/>
-            <w:bottom w:w="0" w:type="dxa"/>
-            <w:right w:w="10" w:type="dxa"/>
-          </w:tblCellMar>
-        </w:tblPrEx>
-        <w:tc>
-          <w:tcPr>
-            <w:tcW w:w="2000" w:type="dxa"/>
-            <w:tcBorders>
-              <w:top w:val="single" w:color="000000" w:sz="6" w:space="0"/>
-              <w:left w:val="single" w:color="000000" w:sz="6" w:space="0"/>
-              <w:bottom w:val="single" w:color="000000" w:sz="6" w:space="0"/>
-              <w:right w:val="single" w:color="000000" w:sz="6" w:space="0"/>
-            </w:tcBorders>
-            <w:shd w:val="clear" w:color="auto" w:fill="D9D9D9"/>
-            <w:tcMar>
-              <w:top w:w="80" w:type="dxa"/>
-              <w:left w:w="120" w:type="dxa"/>
-              <w:bottom w:w="80" w:type="dxa"/>
-              <w:right w:w="120" w:type="dxa"/>
-            </w:tcMar>
-            <w:vAlign w:val="center"/>
-          </w:tcPr>
-          <w:p>
-            <w:pPr>
-              <w:keepNext w:val="0"/>
-              <w:keepLines w:val="0"/>
-              <w:widowControl/>
-              <w:suppressLineNumbers w:val="0"/>
-              <w:spacing w:before="40" w:beforeAutospacing="0" w:after="40" w:afterAutospacing="0" w:line="360" w:lineRule="auto"/>
-              <w:ind w:left="0" w:right="0"/>
-              <w:jc w:val="left"/>
-              <w:rPr>
-                <w:rFonts w:hint="default"/>
-              </w:rPr>
-            </w:pPr>
-            <w:r>
-              <w:rPr>
-                <w:rFonts w:hint="default" w:ascii="Times New Roman" w:hAnsi="Times New Roman" w:eastAsia="Times New Roman" w:cs="Times New Roman"/>
-                <w:b/>
-                <w:bCs/>
-                <w:color w:val="auto"/>
-                <w:kern w:val="0"/>
-                <w:sz w:val="24"/>
-                <w:szCs w:val="24"/>
-                <w:lang w:val="en-US" w:eastAsia="zh-CN" w:bidi="ar"/>
-              </w:rPr>
-              <w:t>Kết quả mong đợi</w:t>
-            </w:r>
-          </w:p>
-        </w:tc>
-        <w:tc>
-          <w:tcPr>
-            <w:tcW w:w="7026" w:type="dxa"/>
-            <w:tcBorders>
-              <w:top w:val="single" w:color="000000" w:sz="6" w:space="0"/>
-              <w:left w:val="single" w:color="000000" w:sz="6" w:space="0"/>
-              <w:bottom w:val="single" w:color="000000" w:sz="6" w:space="0"/>
-              <w:right w:val="single" w:color="000000" w:sz="6" w:space="0"/>
-            </w:tcBorders>
-            <w:shd w:val="clear" w:color="auto" w:fill="auto"/>
-            <w:tcMar>
-              <w:top w:w="80" w:type="dxa"/>
-              <w:left w:w="120" w:type="dxa"/>
-              <w:bottom w:w="80" w:type="dxa"/>
-              <w:right w:w="120" w:type="dxa"/>
-            </w:tcMar>
-            <w:vAlign w:val="center"/>
-          </w:tcPr>
-          <w:p>
-            <w:pPr>
-              <w:keepNext w:val="0"/>
-              <w:keepLines w:val="0"/>
-              <w:widowControl/>
-              <w:suppressLineNumbers w:val="0"/>
-              <w:spacing w:before="20" w:beforeAutospacing="0" w:after="20" w:afterAutospacing="0" w:line="360" w:lineRule="auto"/>
-              <w:ind w:left="0" w:right="0"/>
-              <w:jc w:val="both"/>
-              <w:rPr>
-                <w:rFonts w:hint="default"/>
-              </w:rPr>
-            </w:pPr>
-            <w:r>
-              <w:rPr>
-                <w:rFonts w:hint="default" w:ascii="Times New Roman" w:hAnsi="Times New Roman" w:eastAsia="Times New Roman" w:cs="Times New Roman"/>
-                <w:color w:val="000000"/>
-                <w:kern w:val="0"/>
-                <w:sz w:val="24"/>
-                <w:szCs w:val="24"/>
-                <w:lang w:val="en-US" w:eastAsia="zh-CN" w:bidi="ar"/>
-              </w:rPr>
-              <w:t>1. Hệ thống redirect về trang danh sách phim (/movies).</w:t>
-            </w:r>
-          </w:p>
-          <w:p>
-            <w:pPr>
-              <w:keepNext w:val="0"/>
-              <w:keepLines w:val="0"/>
-              <w:widowControl/>
-              <w:suppressLineNumbers w:val="0"/>
-              <w:spacing w:before="20" w:beforeAutospacing="0" w:after="20" w:afterAutospacing="0" w:line="360" w:lineRule="auto"/>
-              <w:ind w:left="0" w:right="0"/>
-              <w:jc w:val="both"/>
-              <w:rPr>
-                <w:rFonts w:hint="default"/>
-              </w:rPr>
-            </w:pPr>
-            <w:r>
-              <w:rPr>
-                <w:rFonts w:hint="default" w:ascii="Times New Roman" w:hAnsi="Times New Roman" w:eastAsia="Times New Roman" w:cs="Times New Roman"/>
-                <w:color w:val="000000"/>
-                <w:kern w:val="0"/>
-                <w:sz w:val="24"/>
-                <w:szCs w:val="24"/>
-                <w:lang w:val="en-US" w:eastAsia="zh-CN" w:bidi="ar"/>
-              </w:rPr>
-              <w:t>2. Không hiển thị trang trắng hay lỗi server.</w:t>
-            </w:r>
-          </w:p>
-          <w:p>
-            <w:pPr>
-              <w:keepNext w:val="0"/>
-              <w:keepLines w:val="0"/>
-              <w:widowControl/>
-              <w:suppressLineNumbers w:val="0"/>
-              <w:spacing w:before="20" w:beforeAutospacing="0" w:after="20" w:afterAutospacing="0" w:line="360" w:lineRule="auto"/>
-              <w:ind w:left="0" w:right="0"/>
-              <w:jc w:val="both"/>
-              <w:rPr>
-                <w:rFonts w:hint="default"/>
-              </w:rPr>
-            </w:pPr>
-            <w:r>
-              <w:rPr>
-                <w:rFonts w:hint="default" w:ascii="Times New Roman" w:hAnsi="Times New Roman" w:eastAsia="Times New Roman" w:cs="Times New Roman"/>
-                <w:color w:val="000000"/>
-                <w:kern w:val="0"/>
-                <w:sz w:val="24"/>
-                <w:szCs w:val="24"/>
-                <w:lang w:val="en-US" w:eastAsia="zh-CN" w:bidi="ar"/>
-              </w:rPr>
-              <w:t>3. Không phát sinh HTTP 500.</w:t>
-            </w:r>
-          </w:p>
-        </w:tc>
-      </w:tr>
-    </w:tbl>
-    <w:p>
-      <w:pPr>
-        <w:keepNext w:val="0"/>
-        <w:keepLines w:val="0"/>
-        <w:widowControl/>
-        <w:suppressLineNumbers w:val="0"/>
-        <w:spacing w:before="0" w:beforeAutospacing="0" w:after="0" w:afterAutospacing="0" w:line="360" w:lineRule="auto"/>
-        <w:ind w:left="0" w:right="0"/>
-        <w:jc w:val="left"/>
-        <w:rPr>
-          <w:lang w:val="en-US"/>
-        </w:rPr>
-      </w:pPr>
-    </w:p>
-    <w:p>
-      <w:pPr>
-        <w:pStyle w:val="3"/>
-        <w:widowControl/>
-        <w:spacing w:line="360" w:lineRule="auto"/>
-        <w:rPr>
-          <w:lang w:val="en-US"/>
-        </w:rPr>
-      </w:pPr>
-      <w:bookmarkStart w:id="87" w:name="_Toc231414256"/>
-      <w:bookmarkStart w:id="88" w:name="_Toc6276"/>
-      <w:bookmarkStart w:id="89" w:name="_Toc4233"/>
-      <w:r>
-        <w:rPr>
-          <w:lang w:val="en-US"/>
-        </w:rPr>
-        <w:t>6.4. TC04-04: Tham số id không phải số</w:t>
-      </w:r>
-      <w:bookmarkEnd w:id="87"/>
-      <w:bookmarkEnd w:id="88"/>
-      <w:bookmarkEnd w:id="89"/>
+      <w:bookmarkStart w:id="90" w:name="_Toc231414257"/>
+      <w:bookmarkStart w:id="91" w:name="_Toc20901"/>
+      <w:bookmarkStart w:id="92" w:name="_Toc28465"/>
+      <w:r>
+        <w:rPr>
+          <w:lang w:val="en-US"/>
+        </w:rPr>
+        <w:t>6.5. TC04-05: Phim không có trailer</w:t>
+      </w:r>
+      <w:bookmarkEnd w:id="90"/>
+      <w:bookmarkEnd w:id="91"/>
+      <w:bookmarkEnd w:id="92"/>
     </w:p>
     <w:tbl>
       <w:tblPr>
@@ -20139,7 +20811,7 @@
                 <w:szCs w:val="24"/>
                 <w:lang w:val="en-US" w:eastAsia="zh-CN" w:bidi="ar"/>
               </w:rPr>
-              <w:t>TC04-04</w:t>
+              <w:t>TC04-05</w:t>
             </w:r>
           </w:p>
         </w:tc>
@@ -20247,7 +20919,7 @@
                 <w:szCs w:val="24"/>
                 <w:lang w:val="en-US" w:eastAsia="zh-CN" w:bidi="ar"/>
               </w:rPr>
-              <w:t>Truy cập trang chi tiết phim với id là chuỗi ký tự không hợp lệ.</w:t>
+              <w:t>Xem chi tiết phim mà trường trailerUrl là null hoặc rỗng.</w:t>
             </w:r>
           </w:p>
         </w:tc>
@@ -20356,6 +21028,31 @@
                 <w:lang w:val="en-US" w:eastAsia="zh-CN" w:bidi="ar"/>
               </w:rPr>
               <w:t>1. Hệ thống đang hoạt động bình thường.</w:t>
+            </w:r>
+          </w:p>
+          <w:p>
+            <w:pPr>
+              <w:keepNext w:val="0"/>
+              <w:keepLines w:val="0"/>
+              <w:widowControl/>
+              <w:suppressLineNumbers w:val="0"/>
+              <w:spacing w:before="20" w:beforeAutospacing="0" w:after="20" w:afterAutospacing="0" w:line="360" w:lineRule="auto"/>
+              <w:ind w:left="0" w:right="0"/>
+              <w:jc w:val="both"/>
+              <w:rPr>
+                <w:rFonts w:hint="default"/>
+              </w:rPr>
+            </w:pPr>
+            <w:r>
+              <w:rPr>
+                <w:rFonts w:hint="default" w:ascii="Times New Roman" w:hAnsi="Times New Roman" w:eastAsia="Times New Roman" w:cs="Times New Roman"/>
+                <w:color w:val="000000"/>
+                <w:kern w:val="0"/>
+                <w:sz w:val="24"/>
+                <w:szCs w:val="24"/>
+                <w:lang w:val="en-US" w:eastAsia="zh-CN" w:bidi="ar"/>
+              </w:rPr>
+              <w:t>2. Phim có id = 5 tồn tại nhưng trường trailerUrl trong database là NULL.</w:t>
             </w:r>
           </w:p>
         </w:tc>
@@ -20464,7 +21161,7 @@
                 <w:szCs w:val="24"/>
                 <w:lang w:val="en-US" w:eastAsia="zh-CN" w:bidi="ar"/>
               </w:rPr>
-              <w:t>1. Mở trình duyệt, truy cập URL: /movie-detail?id=abc.</w:t>
+              <w:t>1. Mở trình duyệt, truy cập URL: /movie-detail?id=5.</w:t>
             </w:r>
           </w:p>
           <w:p>
@@ -20489,7 +21186,7 @@
                 <w:szCs w:val="24"/>
                 <w:lang w:val="en-US" w:eastAsia="zh-CN" w:bidi="ar"/>
               </w:rPr>
-              <w:t>2. MovieController nhận idRaw = "abc".</w:t>
+              <w:t>2. Hệ thống truy vấn và lấy được đối tượng Movie với trailerUrl = null.</w:t>
             </w:r>
           </w:p>
           <w:p>
@@ -20514,7 +21211,32 @@
                 <w:szCs w:val="24"/>
                 <w:lang w:val="en-US" w:eastAsia="zh-CN" w:bidi="ar"/>
               </w:rPr>
-              <w:t>3. Controller thực hiện Integer.parseInt("abc"), phát sinh NumberFormatException.</w:t>
+              <w:t>3. MovieController forward sang movie-detail.jsp.</w:t>
+            </w:r>
+          </w:p>
+          <w:p>
+            <w:pPr>
+              <w:keepNext w:val="0"/>
+              <w:keepLines w:val="0"/>
+              <w:widowControl/>
+              <w:suppressLineNumbers w:val="0"/>
+              <w:spacing w:before="20" w:beforeAutospacing="0" w:after="20" w:afterAutospacing="0" w:line="360" w:lineRule="auto"/>
+              <w:ind w:left="0" w:right="0"/>
+              <w:jc w:val="both"/>
+              <w:rPr>
+                <w:rFonts w:hint="default"/>
+              </w:rPr>
+            </w:pPr>
+            <w:r>
+              <w:rPr>
+                <w:rFonts w:hint="default" w:ascii="Times New Roman" w:hAnsi="Times New Roman" w:eastAsia="Times New Roman" w:cs="Times New Roman"/>
+                <w:color w:val="000000"/>
+                <w:kern w:val="0"/>
+                <w:sz w:val="24"/>
+                <w:szCs w:val="24"/>
+                <w:lang w:val="en-US" w:eastAsia="zh-CN" w:bidi="ar"/>
+              </w:rPr>
+              <w:t>4. JSP kiểm tra: &lt;c:if test="${not empty movie.trailerUrl}"&gt;.</w:t>
             </w:r>
           </w:p>
         </w:tc>
@@ -20623,7 +21345,7 @@
                 <w:szCs w:val="24"/>
                 <w:lang w:val="en-US" w:eastAsia="zh-CN" w:bidi="ar"/>
               </w:rPr>
-              <w:t>1. Hệ thống xử lý ngoại lệ, không crash.</w:t>
+              <w:t>1. Trang chi tiết phim hiển thị thành công.</w:t>
             </w:r>
           </w:p>
           <w:p>
@@ -20648,7 +21370,7 @@
                 <w:szCs w:val="24"/>
                 <w:lang w:val="en-US" w:eastAsia="zh-CN" w:bidi="ar"/>
               </w:rPr>
-              <w:t>2. Hệ thống redirect về trang danh sách phim (/movies).</w:t>
+              <w:t>2. Nút "Trailer" bị ẩn hoàn toàn (không render ra HTML).</w:t>
             </w:r>
           </w:p>
           <w:p>
@@ -20673,7 +21395,32 @@
                 <w:szCs w:val="24"/>
                 <w:lang w:val="en-US" w:eastAsia="zh-CN" w:bidi="ar"/>
               </w:rPr>
-              <w:t>3. Không phát sinh HTTP 500 hiển thị ra người dùng.</w:t>
+              <w:t>3. Tất cả thông tin khác (tên, mô tả, poster, thể loại...) vẫn hiển thị bình thường.</w:t>
+            </w:r>
+          </w:p>
+          <w:p>
+            <w:pPr>
+              <w:keepNext w:val="0"/>
+              <w:keepLines w:val="0"/>
+              <w:widowControl/>
+              <w:suppressLineNumbers w:val="0"/>
+              <w:spacing w:before="20" w:beforeAutospacing="0" w:after="20" w:afterAutospacing="0" w:line="360" w:lineRule="auto"/>
+              <w:ind w:left="0" w:right="0"/>
+              <w:jc w:val="both"/>
+              <w:rPr>
+                <w:rFonts w:hint="default"/>
+              </w:rPr>
+            </w:pPr>
+            <w:r>
+              <w:rPr>
+                <w:rFonts w:hint="default" w:ascii="Times New Roman" w:hAnsi="Times New Roman" w:eastAsia="Times New Roman" w:cs="Times New Roman"/>
+                <w:color w:val="000000"/>
+                <w:kern w:val="0"/>
+                <w:sz w:val="24"/>
+                <w:szCs w:val="24"/>
+                <w:lang w:val="en-US" w:eastAsia="zh-CN" w:bidi="ar"/>
+              </w:rPr>
+              <w:t>4. Nút "Xem lịch chiếu" và "Quay lại" vẫn hoạt động.</w:t>
             </w:r>
           </w:p>
         </w:tc>
@@ -20702,18 +21449,18 @@
           <w:lang w:val="en-US"/>
         </w:rPr>
       </w:pPr>
-      <w:bookmarkStart w:id="90" w:name="_Toc231414257"/>
-      <w:bookmarkStart w:id="91" w:name="_Toc28465"/>
-      <w:bookmarkStart w:id="92" w:name="_Toc20901"/>
-      <w:r>
-        <w:rPr>
-          <w:lang w:val="en-US"/>
-        </w:rPr>
-        <w:t>6.5. TC04-05: Phim không có trailer</w:t>
-      </w:r>
-      <w:bookmarkEnd w:id="90"/>
-      <w:bookmarkEnd w:id="91"/>
-      <w:bookmarkEnd w:id="92"/>
+      <w:bookmarkStart w:id="93" w:name="_Toc26934"/>
+      <w:bookmarkStart w:id="94" w:name="_Toc231414258"/>
+      <w:bookmarkStart w:id="95" w:name="_Toc1156"/>
+      <w:r>
+        <w:rPr>
+          <w:lang w:val="en-US"/>
+        </w:rPr>
+        <w:t>6.6. TC04-06: Phim không có poster</w:t>
+      </w:r>
+      <w:bookmarkEnd w:id="93"/>
+      <w:bookmarkEnd w:id="94"/>
+      <w:bookmarkEnd w:id="95"/>
     </w:p>
     <w:tbl>
       <w:tblPr>
@@ -20844,7 +21591,7 @@
                 <w:szCs w:val="24"/>
                 <w:lang w:val="en-US" w:eastAsia="zh-CN" w:bidi="ar"/>
               </w:rPr>
-              <w:t>TC04-05</w:t>
+              <w:t>TC04-06</w:t>
             </w:r>
           </w:p>
         </w:tc>
@@ -20952,7 +21699,7 @@
                 <w:szCs w:val="24"/>
                 <w:lang w:val="en-US" w:eastAsia="zh-CN" w:bidi="ar"/>
               </w:rPr>
-              <w:t>Xem chi tiết phim mà trường trailerUrl là null hoặc rỗng.</w:t>
+              <w:t>Xem chi tiết phim mà trường posterUrl là null hoặc rỗng.</w:t>
             </w:r>
           </w:p>
         </w:tc>
@@ -21086,7 +21833,7 @@
                 <w:szCs w:val="24"/>
                 <w:lang w:val="en-US" w:eastAsia="zh-CN" w:bidi="ar"/>
               </w:rPr>
-              <w:t>2. Phim có id = 5 tồn tại nhưng trường trailerUrl trong database là NULL.</w:t>
+              <w:t>2. Phim tồn tại nhưng trường posterUrl trong database là NULL.</w:t>
             </w:r>
           </w:p>
         </w:tc>
@@ -21195,7 +21942,7 @@
                 <w:szCs w:val="24"/>
                 <w:lang w:val="en-US" w:eastAsia="zh-CN" w:bidi="ar"/>
               </w:rPr>
-              <w:t>1. Mở trình duyệt, truy cập URL: /movie-detail?id=5.</w:t>
+              <w:t>1. Truy cập trang chi tiết phim của bộ phim không có poster.</w:t>
             </w:r>
           </w:p>
           <w:p>
@@ -21220,7 +21967,7 @@
                 <w:szCs w:val="24"/>
                 <w:lang w:val="en-US" w:eastAsia="zh-CN" w:bidi="ar"/>
               </w:rPr>
-              <w:t>2. Hệ thống truy vấn và lấy được đối tượng Movie với trailerUrl = null.</w:t>
+              <w:t>2. JSP kiểm tra: &lt;c:choose&gt; → &lt;c:when test="${not empty movie.posterUrl}"&gt; thất bại.</w:t>
             </w:r>
           </w:p>
           <w:p>
@@ -21245,32 +21992,7 @@
                 <w:szCs w:val="24"/>
                 <w:lang w:val="en-US" w:eastAsia="zh-CN" w:bidi="ar"/>
               </w:rPr>
-              <w:t>3. MovieController forward sang movie-detail.jsp.</w:t>
-            </w:r>
-          </w:p>
-          <w:p>
-            <w:pPr>
-              <w:keepNext w:val="0"/>
-              <w:keepLines w:val="0"/>
-              <w:widowControl/>
-              <w:suppressLineNumbers w:val="0"/>
-              <w:spacing w:before="20" w:beforeAutospacing="0" w:after="20" w:afterAutospacing="0" w:line="360" w:lineRule="auto"/>
-              <w:ind w:left="0" w:right="0"/>
-              <w:jc w:val="both"/>
-              <w:rPr>
-                <w:rFonts w:hint="default"/>
-              </w:rPr>
-            </w:pPr>
-            <w:r>
-              <w:rPr>
-                <w:rFonts w:hint="default" w:ascii="Times New Roman" w:hAnsi="Times New Roman" w:eastAsia="Times New Roman" w:cs="Times New Roman"/>
-                <w:color w:val="000000"/>
-                <w:kern w:val="0"/>
-                <w:sz w:val="24"/>
-                <w:szCs w:val="24"/>
-                <w:lang w:val="en-US" w:eastAsia="zh-CN" w:bidi="ar"/>
-              </w:rPr>
-              <w:t>4. JSP kiểm tra: &lt;c:if test="${not empty movie.trailerUrl}"&gt;.</w:t>
+              <w:t>3. JSP vào nhánh &lt;c:otherwise&gt;.</w:t>
             </w:r>
           </w:p>
         </w:tc>
@@ -21379,7 +22101,7 @@
                 <w:szCs w:val="24"/>
                 <w:lang w:val="en-US" w:eastAsia="zh-CN" w:bidi="ar"/>
               </w:rPr>
-              <w:t>1. Trang chi tiết phim hiển thị thành công.</w:t>
+              <w:t>1. Trang hiển thị poster placeholder thay thế.</w:t>
             </w:r>
           </w:p>
           <w:p>
@@ -21404,7 +22126,7 @@
                 <w:szCs w:val="24"/>
                 <w:lang w:val="en-US" w:eastAsia="zh-CN" w:bidi="ar"/>
               </w:rPr>
-              <w:t>2. Nút "Trailer" bị ẩn hoàn toàn (không render ra HTML).</w:t>
+              <w:t>2. Placeholder hiển thị tên phim và ageRating của phim.</w:t>
             </w:r>
           </w:p>
           <w:p>
@@ -21429,7 +22151,7 @@
                 <w:szCs w:val="24"/>
                 <w:lang w:val="en-US" w:eastAsia="zh-CN" w:bidi="ar"/>
               </w:rPr>
-              <w:t>3. Tất cả thông tin khác (tên, mô tả, poster, thể loại...) vẫn hiển thị bình thường.</w:t>
+              <w:t>3. Không phát sinh lỗi JavaScript hay lỗi server.</w:t>
             </w:r>
           </w:p>
           <w:p>
@@ -21454,7 +22176,7 @@
                 <w:szCs w:val="24"/>
                 <w:lang w:val="en-US" w:eastAsia="zh-CN" w:bidi="ar"/>
               </w:rPr>
-              <w:t>4. Nút "Xem lịch chiếu" và "Quay lại" vẫn hoạt động.</w:t>
+              <w:t>4. Các thông tin khác của phim vẫn hiển thị đầy đủ.</w:t>
             </w:r>
           </w:p>
         </w:tc>
@@ -21483,18 +22205,18 @@
           <w:lang w:val="en-US"/>
         </w:rPr>
       </w:pPr>
-      <w:bookmarkStart w:id="93" w:name="_Toc26934"/>
-      <w:bookmarkStart w:id="94" w:name="_Toc1156"/>
-      <w:bookmarkStart w:id="95" w:name="_Toc231414258"/>
-      <w:r>
-        <w:rPr>
-          <w:lang w:val="en-US"/>
-        </w:rPr>
-        <w:t>6.6. TC04-06: Phim không có poster</w:t>
-      </w:r>
-      <w:bookmarkEnd w:id="93"/>
-      <w:bookmarkEnd w:id="94"/>
-      <w:bookmarkEnd w:id="95"/>
+      <w:bookmarkStart w:id="96" w:name="_Toc1307"/>
+      <w:bookmarkStart w:id="97" w:name="_Toc16664"/>
+      <w:bookmarkStart w:id="98" w:name="_Toc231414259"/>
+      <w:r>
+        <w:rPr>
+          <w:lang w:val="en-US"/>
+        </w:rPr>
+        <w:t>6.7. TC04-07: Phim chưa được gán thể loại</w:t>
+      </w:r>
+      <w:bookmarkEnd w:id="96"/>
+      <w:bookmarkEnd w:id="97"/>
+      <w:bookmarkEnd w:id="98"/>
     </w:p>
     <w:tbl>
       <w:tblPr>
@@ -21625,7 +22347,7 @@
                 <w:szCs w:val="24"/>
                 <w:lang w:val="en-US" w:eastAsia="zh-CN" w:bidi="ar"/>
               </w:rPr>
-              <w:t>TC04-06</w:t>
+              <w:t>TC04-07</w:t>
             </w:r>
           </w:p>
         </w:tc>
@@ -21733,7 +22455,7 @@
                 <w:szCs w:val="24"/>
                 <w:lang w:val="en-US" w:eastAsia="zh-CN" w:bidi="ar"/>
               </w:rPr>
-              <w:t>Xem chi tiết phim mà trường posterUrl là null hoặc rỗng.</w:t>
+              <w:t>Xem chi tiết phim không có thể loại nào được gán trong bảng movie_genres.</w:t>
             </w:r>
           </w:p>
         </w:tc>
@@ -21842,32 +22564,7 @@
                 <w:szCs w:val="24"/>
                 <w:lang w:val="en-US" w:eastAsia="zh-CN" w:bidi="ar"/>
               </w:rPr>
-              <w:t>1. Hệ thống đang hoạt động bình thường.</w:t>
-            </w:r>
-          </w:p>
-          <w:p>
-            <w:pPr>
-              <w:keepNext w:val="0"/>
-              <w:keepLines w:val="0"/>
-              <w:widowControl/>
-              <w:suppressLineNumbers w:val="0"/>
-              <w:spacing w:before="20" w:beforeAutospacing="0" w:after="20" w:afterAutospacing="0" w:line="360" w:lineRule="auto"/>
-              <w:ind w:left="0" w:right="0"/>
-              <w:jc w:val="both"/>
-              <w:rPr>
-                <w:rFonts w:hint="default"/>
-              </w:rPr>
-            </w:pPr>
-            <w:r>
-              <w:rPr>
-                <w:rFonts w:hint="default" w:ascii="Times New Roman" w:hAnsi="Times New Roman" w:eastAsia="Times New Roman" w:cs="Times New Roman"/>
-                <w:color w:val="000000"/>
-                <w:kern w:val="0"/>
-                <w:sz w:val="24"/>
-                <w:szCs w:val="24"/>
-                <w:lang w:val="en-US" w:eastAsia="zh-CN" w:bidi="ar"/>
-              </w:rPr>
-              <w:t>2. Phim tồn tại nhưng trường posterUrl trong database là NULL.</w:t>
+              <w:t>1. Phim tồn tại trong bảng movies nhưng không có bản ghi nào trong movie_genres.</w:t>
             </w:r>
           </w:p>
         </w:tc>
@@ -21976,7 +22673,7 @@
                 <w:szCs w:val="24"/>
                 <w:lang w:val="en-US" w:eastAsia="zh-CN" w:bidi="ar"/>
               </w:rPr>
-              <w:t>1. Truy cập trang chi tiết phim của bộ phim không có poster.</w:t>
+              <w:t>1. Truy cập trang chi tiết phim.</w:t>
             </w:r>
           </w:p>
           <w:p>
@@ -22001,7 +22698,7 @@
                 <w:szCs w:val="24"/>
                 <w:lang w:val="en-US" w:eastAsia="zh-CN" w:bidi="ar"/>
               </w:rPr>
-              <w:t>2. JSP kiểm tra: &lt;c:choose&gt; → &lt;c:when test="${not empty movie.posterUrl}"&gt; thất bại.</w:t>
+              <w:t>2. MovieDAO thực thi truy vấn LEFT JOIN movie_genres + genres.</w:t>
             </w:r>
           </w:p>
           <w:p>
@@ -22026,7 +22723,7 @@
                 <w:szCs w:val="24"/>
                 <w:lang w:val="en-US" w:eastAsia="zh-CN" w:bidi="ar"/>
               </w:rPr>
-              <w:t>3. JSP vào nhánh &lt;c:otherwise&gt;.</w:t>
+              <w:t>3. Không có kết quả JOIN, COALESCE(genreNames, "Chưa phân loại") được áp dụng.</w:t>
             </w:r>
           </w:p>
         </w:tc>
@@ -22135,7 +22832,7 @@
                 <w:szCs w:val="24"/>
                 <w:lang w:val="en-US" w:eastAsia="zh-CN" w:bidi="ar"/>
               </w:rPr>
-              <w:t>1. Trang hiển thị poster placeholder thay thế.</w:t>
+              <w:t>1. Trang chi tiết phim hiển thị thành công.</w:t>
             </w:r>
           </w:p>
           <w:p>
@@ -22160,7 +22857,7 @@
                 <w:szCs w:val="24"/>
                 <w:lang w:val="en-US" w:eastAsia="zh-CN" w:bidi="ar"/>
               </w:rPr>
-              <w:t>2. Placeholder hiển thị tên phim và ageRating của phim.</w:t>
+              <w:t>2. Trường thể loại hiển thị "Chưa phân loại".</w:t>
             </w:r>
           </w:p>
           <w:p>
@@ -22185,32 +22882,7 @@
                 <w:szCs w:val="24"/>
                 <w:lang w:val="en-US" w:eastAsia="zh-CN" w:bidi="ar"/>
               </w:rPr>
-              <w:t>3. Không phát sinh lỗi JavaScript hay lỗi server.</w:t>
-            </w:r>
-          </w:p>
-          <w:p>
-            <w:pPr>
-              <w:keepNext w:val="0"/>
-              <w:keepLines w:val="0"/>
-              <w:widowControl/>
-              <w:suppressLineNumbers w:val="0"/>
-              <w:spacing w:before="20" w:beforeAutospacing="0" w:after="20" w:afterAutospacing="0" w:line="360" w:lineRule="auto"/>
-              <w:ind w:left="0" w:right="0"/>
-              <w:jc w:val="both"/>
-              <w:rPr>
-                <w:rFonts w:hint="default"/>
-              </w:rPr>
-            </w:pPr>
-            <w:r>
-              <w:rPr>
-                <w:rFonts w:hint="default" w:ascii="Times New Roman" w:hAnsi="Times New Roman" w:eastAsia="Times New Roman" w:cs="Times New Roman"/>
-                <w:color w:val="000000"/>
-                <w:kern w:val="0"/>
-                <w:sz w:val="24"/>
-                <w:szCs w:val="24"/>
-                <w:lang w:val="en-US" w:eastAsia="zh-CN" w:bidi="ar"/>
-              </w:rPr>
-              <w:t>4. Các thông tin khác của phim vẫn hiển thị đầy đủ.</w:t>
+              <w:t>3. Không phát sinh lỗi.</w:t>
             </w:r>
           </w:p>
         </w:tc>
@@ -22239,18 +22911,18 @@
           <w:lang w:val="en-US"/>
         </w:rPr>
       </w:pPr>
-      <w:bookmarkStart w:id="96" w:name="_Toc231414259"/>
-      <w:bookmarkStart w:id="97" w:name="_Toc16664"/>
-      <w:bookmarkStart w:id="98" w:name="_Toc1307"/>
-      <w:r>
-        <w:rPr>
-          <w:lang w:val="en-US"/>
-        </w:rPr>
-        <w:t>6.7. TC04-07: Phim chưa được gán thể loại</w:t>
-      </w:r>
-      <w:bookmarkEnd w:id="96"/>
-      <w:bookmarkEnd w:id="97"/>
-      <w:bookmarkEnd w:id="98"/>
+      <w:bookmarkStart w:id="99" w:name="_Toc26462"/>
+      <w:bookmarkStart w:id="100" w:name="_Toc231414260"/>
+      <w:bookmarkStart w:id="101" w:name="_Toc1106"/>
+      <w:r>
+        <w:rPr>
+          <w:lang w:val="en-US"/>
+        </w:rPr>
+        <w:t>6.8. TC04-08: Nhấn nút "Xem lịch chiếu"</w:t>
+      </w:r>
+      <w:bookmarkEnd w:id="99"/>
+      <w:bookmarkEnd w:id="100"/>
+      <w:bookmarkEnd w:id="101"/>
     </w:p>
     <w:tbl>
       <w:tblPr>
@@ -22381,709 +23053,6 @@
                 <w:szCs w:val="24"/>
                 <w:lang w:val="en-US" w:eastAsia="zh-CN" w:bidi="ar"/>
               </w:rPr>
-              <w:t>TC04-07</w:t>
-            </w:r>
-          </w:p>
-        </w:tc>
-      </w:tr>
-      <w:tr>
-        <w:tblPrEx>
-          <w:tblBorders>
-            <w:top w:val="single" w:color="auto" w:sz="4" w:space="0"/>
-            <w:left w:val="single" w:color="auto" w:sz="4" w:space="0"/>
-            <w:bottom w:val="single" w:color="auto" w:sz="4" w:space="0"/>
-            <w:right w:val="single" w:color="auto" w:sz="4" w:space="0"/>
-            <w:insideH w:val="single" w:color="auto" w:sz="4" w:space="0"/>
-            <w:insideV w:val="single" w:color="auto" w:sz="4" w:space="0"/>
-          </w:tblBorders>
-          <w:shd w:val="clear" w:color="auto" w:fill="auto"/>
-          <w:tblCellMar>
-            <w:top w:w="0" w:type="dxa"/>
-            <w:left w:w="10" w:type="dxa"/>
-            <w:bottom w:w="0" w:type="dxa"/>
-            <w:right w:w="10" w:type="dxa"/>
-          </w:tblCellMar>
-        </w:tblPrEx>
-        <w:tc>
-          <w:tcPr>
-            <w:tcW w:w="2000" w:type="dxa"/>
-            <w:tcBorders>
-              <w:top w:val="single" w:color="000000" w:sz="6" w:space="0"/>
-              <w:left w:val="single" w:color="000000" w:sz="6" w:space="0"/>
-              <w:bottom w:val="single" w:color="000000" w:sz="6" w:space="0"/>
-              <w:right w:val="single" w:color="000000" w:sz="6" w:space="0"/>
-            </w:tcBorders>
-            <w:shd w:val="clear" w:color="auto" w:fill="D9D9D9"/>
-            <w:tcMar>
-              <w:top w:w="80" w:type="dxa"/>
-              <w:left w:w="120" w:type="dxa"/>
-              <w:bottom w:w="80" w:type="dxa"/>
-              <w:right w:w="120" w:type="dxa"/>
-            </w:tcMar>
-            <w:vAlign w:val="center"/>
-          </w:tcPr>
-          <w:p>
-            <w:pPr>
-              <w:keepNext w:val="0"/>
-              <w:keepLines w:val="0"/>
-              <w:widowControl/>
-              <w:suppressLineNumbers w:val="0"/>
-              <w:spacing w:before="40" w:beforeAutospacing="0" w:after="40" w:afterAutospacing="0" w:line="360" w:lineRule="auto"/>
-              <w:ind w:left="0" w:right="0"/>
-              <w:jc w:val="left"/>
-              <w:rPr>
-                <w:rFonts w:hint="default"/>
-              </w:rPr>
-            </w:pPr>
-            <w:r>
-              <w:rPr>
-                <w:rFonts w:hint="default" w:ascii="Times New Roman" w:hAnsi="Times New Roman" w:eastAsia="Times New Roman" w:cs="Times New Roman"/>
-                <w:b/>
-                <w:bCs/>
-                <w:color w:val="auto"/>
-                <w:kern w:val="0"/>
-                <w:sz w:val="24"/>
-                <w:szCs w:val="24"/>
-                <w:lang w:val="en-US" w:eastAsia="zh-CN" w:bidi="ar"/>
-              </w:rPr>
-              <w:t>Mô tả</w:t>
-            </w:r>
-          </w:p>
-        </w:tc>
-        <w:tc>
-          <w:tcPr>
-            <w:tcW w:w="7026" w:type="dxa"/>
-            <w:tcBorders>
-              <w:top w:val="single" w:color="000000" w:sz="6" w:space="0"/>
-              <w:left w:val="single" w:color="000000" w:sz="6" w:space="0"/>
-              <w:bottom w:val="single" w:color="000000" w:sz="6" w:space="0"/>
-              <w:right w:val="single" w:color="000000" w:sz="6" w:space="0"/>
-            </w:tcBorders>
-            <w:shd w:val="clear" w:color="auto" w:fill="auto"/>
-            <w:tcMar>
-              <w:top w:w="80" w:type="dxa"/>
-              <w:left w:w="120" w:type="dxa"/>
-              <w:bottom w:w="80" w:type="dxa"/>
-              <w:right w:w="120" w:type="dxa"/>
-            </w:tcMar>
-            <w:vAlign w:val="center"/>
-          </w:tcPr>
-          <w:p>
-            <w:pPr>
-              <w:keepNext w:val="0"/>
-              <w:keepLines w:val="0"/>
-              <w:widowControl/>
-              <w:suppressLineNumbers w:val="0"/>
-              <w:spacing w:before="40" w:beforeAutospacing="0" w:after="40" w:afterAutospacing="0" w:line="360" w:lineRule="auto"/>
-              <w:ind w:left="0" w:right="0"/>
-              <w:jc w:val="left"/>
-              <w:rPr>
-                <w:rFonts w:hint="default"/>
-              </w:rPr>
-            </w:pPr>
-            <w:r>
-              <w:rPr>
-                <w:rFonts w:hint="default" w:ascii="Times New Roman" w:hAnsi="Times New Roman" w:eastAsia="Times New Roman" w:cs="Times New Roman"/>
-                <w:kern w:val="0"/>
-                <w:sz w:val="24"/>
-                <w:szCs w:val="24"/>
-                <w:lang w:val="en-US" w:eastAsia="zh-CN" w:bidi="ar"/>
-              </w:rPr>
-              <w:t>Xem chi tiết phim không có thể loại nào được gán trong bảng movie_genres.</w:t>
-            </w:r>
-          </w:p>
-        </w:tc>
-      </w:tr>
-      <w:tr>
-        <w:tblPrEx>
-          <w:tblBorders>
-            <w:top w:val="single" w:color="auto" w:sz="4" w:space="0"/>
-            <w:left w:val="single" w:color="auto" w:sz="4" w:space="0"/>
-            <w:bottom w:val="single" w:color="auto" w:sz="4" w:space="0"/>
-            <w:right w:val="single" w:color="auto" w:sz="4" w:space="0"/>
-            <w:insideH w:val="single" w:color="auto" w:sz="4" w:space="0"/>
-            <w:insideV w:val="single" w:color="auto" w:sz="4" w:space="0"/>
-          </w:tblBorders>
-          <w:shd w:val="clear" w:color="auto" w:fill="auto"/>
-          <w:tblCellMar>
-            <w:top w:w="0" w:type="dxa"/>
-            <w:left w:w="10" w:type="dxa"/>
-            <w:bottom w:w="0" w:type="dxa"/>
-            <w:right w:w="10" w:type="dxa"/>
-          </w:tblCellMar>
-        </w:tblPrEx>
-        <w:tc>
-          <w:tcPr>
-            <w:tcW w:w="2000" w:type="dxa"/>
-            <w:tcBorders>
-              <w:top w:val="single" w:color="000000" w:sz="6" w:space="0"/>
-              <w:left w:val="single" w:color="000000" w:sz="6" w:space="0"/>
-              <w:bottom w:val="single" w:color="000000" w:sz="6" w:space="0"/>
-              <w:right w:val="single" w:color="000000" w:sz="6" w:space="0"/>
-            </w:tcBorders>
-            <w:shd w:val="clear" w:color="auto" w:fill="D9D9D9"/>
-            <w:tcMar>
-              <w:top w:w="80" w:type="dxa"/>
-              <w:left w:w="120" w:type="dxa"/>
-              <w:bottom w:w="80" w:type="dxa"/>
-              <w:right w:w="120" w:type="dxa"/>
-            </w:tcMar>
-            <w:vAlign w:val="center"/>
-          </w:tcPr>
-          <w:p>
-            <w:pPr>
-              <w:keepNext w:val="0"/>
-              <w:keepLines w:val="0"/>
-              <w:widowControl/>
-              <w:suppressLineNumbers w:val="0"/>
-              <w:spacing w:before="40" w:beforeAutospacing="0" w:after="40" w:afterAutospacing="0" w:line="360" w:lineRule="auto"/>
-              <w:ind w:left="0" w:right="0"/>
-              <w:jc w:val="left"/>
-              <w:rPr>
-                <w:rFonts w:hint="default"/>
-              </w:rPr>
-            </w:pPr>
-            <w:r>
-              <w:rPr>
-                <w:rFonts w:hint="default" w:ascii="Times New Roman" w:hAnsi="Times New Roman" w:eastAsia="Times New Roman" w:cs="Times New Roman"/>
-                <w:b/>
-                <w:bCs/>
-                <w:color w:val="auto"/>
-                <w:kern w:val="0"/>
-                <w:sz w:val="24"/>
-                <w:szCs w:val="24"/>
-                <w:lang w:val="en-US" w:eastAsia="zh-CN" w:bidi="ar"/>
-              </w:rPr>
-              <w:t>Tiền điều kiện</w:t>
-            </w:r>
-          </w:p>
-        </w:tc>
-        <w:tc>
-          <w:tcPr>
-            <w:tcW w:w="7026" w:type="dxa"/>
-            <w:tcBorders>
-              <w:top w:val="single" w:color="000000" w:sz="6" w:space="0"/>
-              <w:left w:val="single" w:color="000000" w:sz="6" w:space="0"/>
-              <w:bottom w:val="single" w:color="000000" w:sz="6" w:space="0"/>
-              <w:right w:val="single" w:color="000000" w:sz="6" w:space="0"/>
-            </w:tcBorders>
-            <w:shd w:val="clear" w:color="auto" w:fill="auto"/>
-            <w:tcMar>
-              <w:top w:w="80" w:type="dxa"/>
-              <w:left w:w="120" w:type="dxa"/>
-              <w:bottom w:w="80" w:type="dxa"/>
-              <w:right w:w="120" w:type="dxa"/>
-            </w:tcMar>
-            <w:vAlign w:val="center"/>
-          </w:tcPr>
-          <w:p>
-            <w:pPr>
-              <w:keepNext w:val="0"/>
-              <w:keepLines w:val="0"/>
-              <w:widowControl/>
-              <w:suppressLineNumbers w:val="0"/>
-              <w:spacing w:before="20" w:beforeAutospacing="0" w:after="20" w:afterAutospacing="0" w:line="360" w:lineRule="auto"/>
-              <w:ind w:left="0" w:right="0"/>
-              <w:jc w:val="both"/>
-              <w:rPr>
-                <w:rFonts w:hint="default"/>
-              </w:rPr>
-            </w:pPr>
-            <w:r>
-              <w:rPr>
-                <w:rFonts w:hint="default" w:ascii="Times New Roman" w:hAnsi="Times New Roman" w:eastAsia="Times New Roman" w:cs="Times New Roman"/>
-                <w:color w:val="000000"/>
-                <w:kern w:val="0"/>
-                <w:sz w:val="24"/>
-                <w:szCs w:val="24"/>
-                <w:lang w:val="en-US" w:eastAsia="zh-CN" w:bidi="ar"/>
-              </w:rPr>
-              <w:t>1. Phim tồn tại trong bảng movies nhưng không có bản ghi nào trong movie_genres.</w:t>
-            </w:r>
-          </w:p>
-        </w:tc>
-      </w:tr>
-      <w:tr>
-        <w:tblPrEx>
-          <w:tblBorders>
-            <w:top w:val="single" w:color="auto" w:sz="4" w:space="0"/>
-            <w:left w:val="single" w:color="auto" w:sz="4" w:space="0"/>
-            <w:bottom w:val="single" w:color="auto" w:sz="4" w:space="0"/>
-            <w:right w:val="single" w:color="auto" w:sz="4" w:space="0"/>
-            <w:insideH w:val="single" w:color="auto" w:sz="4" w:space="0"/>
-            <w:insideV w:val="single" w:color="auto" w:sz="4" w:space="0"/>
-          </w:tblBorders>
-          <w:tblCellMar>
-            <w:top w:w="0" w:type="dxa"/>
-            <w:left w:w="10" w:type="dxa"/>
-            <w:bottom w:w="0" w:type="dxa"/>
-            <w:right w:w="10" w:type="dxa"/>
-          </w:tblCellMar>
-        </w:tblPrEx>
-        <w:tc>
-          <w:tcPr>
-            <w:tcW w:w="2000" w:type="dxa"/>
-            <w:tcBorders>
-              <w:top w:val="single" w:color="000000" w:sz="6" w:space="0"/>
-              <w:left w:val="single" w:color="000000" w:sz="6" w:space="0"/>
-              <w:bottom w:val="single" w:color="000000" w:sz="6" w:space="0"/>
-              <w:right w:val="single" w:color="000000" w:sz="6" w:space="0"/>
-            </w:tcBorders>
-            <w:shd w:val="clear" w:color="auto" w:fill="D9D9D9"/>
-            <w:tcMar>
-              <w:top w:w="80" w:type="dxa"/>
-              <w:left w:w="120" w:type="dxa"/>
-              <w:bottom w:w="80" w:type="dxa"/>
-              <w:right w:w="120" w:type="dxa"/>
-            </w:tcMar>
-            <w:vAlign w:val="center"/>
-          </w:tcPr>
-          <w:p>
-            <w:pPr>
-              <w:keepNext w:val="0"/>
-              <w:keepLines w:val="0"/>
-              <w:widowControl/>
-              <w:suppressLineNumbers w:val="0"/>
-              <w:spacing w:before="40" w:beforeAutospacing="0" w:after="40" w:afterAutospacing="0" w:line="360" w:lineRule="auto"/>
-              <w:ind w:left="0" w:right="0"/>
-              <w:jc w:val="left"/>
-              <w:rPr>
-                <w:rFonts w:hint="default"/>
-              </w:rPr>
-            </w:pPr>
-            <w:r>
-              <w:rPr>
-                <w:rFonts w:hint="default" w:ascii="Times New Roman" w:hAnsi="Times New Roman" w:eastAsia="Times New Roman" w:cs="Times New Roman"/>
-                <w:b/>
-                <w:bCs/>
-                <w:color w:val="auto"/>
-                <w:kern w:val="0"/>
-                <w:sz w:val="24"/>
-                <w:szCs w:val="24"/>
-                <w:lang w:val="en-US" w:eastAsia="zh-CN" w:bidi="ar"/>
-              </w:rPr>
-              <w:t>Các bước thực hiện</w:t>
-            </w:r>
-          </w:p>
-        </w:tc>
-        <w:tc>
-          <w:tcPr>
-            <w:tcW w:w="7026" w:type="dxa"/>
-            <w:tcBorders>
-              <w:top w:val="single" w:color="000000" w:sz="6" w:space="0"/>
-              <w:left w:val="single" w:color="000000" w:sz="6" w:space="0"/>
-              <w:bottom w:val="single" w:color="000000" w:sz="6" w:space="0"/>
-              <w:right w:val="single" w:color="000000" w:sz="6" w:space="0"/>
-            </w:tcBorders>
-            <w:shd w:val="clear" w:color="auto" w:fill="auto"/>
-            <w:tcMar>
-              <w:top w:w="80" w:type="dxa"/>
-              <w:left w:w="120" w:type="dxa"/>
-              <w:bottom w:w="80" w:type="dxa"/>
-              <w:right w:w="120" w:type="dxa"/>
-            </w:tcMar>
-            <w:vAlign w:val="center"/>
-          </w:tcPr>
-          <w:p>
-            <w:pPr>
-              <w:keepNext w:val="0"/>
-              <w:keepLines w:val="0"/>
-              <w:widowControl/>
-              <w:suppressLineNumbers w:val="0"/>
-              <w:spacing w:before="20" w:beforeAutospacing="0" w:after="20" w:afterAutospacing="0" w:line="360" w:lineRule="auto"/>
-              <w:ind w:left="0" w:right="0"/>
-              <w:jc w:val="both"/>
-              <w:rPr>
-                <w:rFonts w:hint="default"/>
-              </w:rPr>
-            </w:pPr>
-            <w:r>
-              <w:rPr>
-                <w:rFonts w:hint="default" w:ascii="Times New Roman" w:hAnsi="Times New Roman" w:eastAsia="Times New Roman" w:cs="Times New Roman"/>
-                <w:color w:val="000000"/>
-                <w:kern w:val="0"/>
-                <w:sz w:val="24"/>
-                <w:szCs w:val="24"/>
-                <w:lang w:val="en-US" w:eastAsia="zh-CN" w:bidi="ar"/>
-              </w:rPr>
-              <w:t>1. Truy cập trang chi tiết phim.</w:t>
-            </w:r>
-          </w:p>
-          <w:p>
-            <w:pPr>
-              <w:keepNext w:val="0"/>
-              <w:keepLines w:val="0"/>
-              <w:widowControl/>
-              <w:suppressLineNumbers w:val="0"/>
-              <w:spacing w:before="20" w:beforeAutospacing="0" w:after="20" w:afterAutospacing="0" w:line="360" w:lineRule="auto"/>
-              <w:ind w:left="0" w:right="0"/>
-              <w:jc w:val="both"/>
-              <w:rPr>
-                <w:rFonts w:hint="default"/>
-              </w:rPr>
-            </w:pPr>
-            <w:r>
-              <w:rPr>
-                <w:rFonts w:hint="default" w:ascii="Times New Roman" w:hAnsi="Times New Roman" w:eastAsia="Times New Roman" w:cs="Times New Roman"/>
-                <w:color w:val="000000"/>
-                <w:kern w:val="0"/>
-                <w:sz w:val="24"/>
-                <w:szCs w:val="24"/>
-                <w:lang w:val="en-US" w:eastAsia="zh-CN" w:bidi="ar"/>
-              </w:rPr>
-              <w:t>2. MovieDAO thực thi truy vấn LEFT JOIN movie_genres + genres.</w:t>
-            </w:r>
-          </w:p>
-          <w:p>
-            <w:pPr>
-              <w:keepNext w:val="0"/>
-              <w:keepLines w:val="0"/>
-              <w:widowControl/>
-              <w:suppressLineNumbers w:val="0"/>
-              <w:spacing w:before="20" w:beforeAutospacing="0" w:after="20" w:afterAutospacing="0" w:line="360" w:lineRule="auto"/>
-              <w:ind w:left="0" w:right="0"/>
-              <w:jc w:val="both"/>
-              <w:rPr>
-                <w:rFonts w:hint="default"/>
-              </w:rPr>
-            </w:pPr>
-            <w:r>
-              <w:rPr>
-                <w:rFonts w:hint="default" w:ascii="Times New Roman" w:hAnsi="Times New Roman" w:eastAsia="Times New Roman" w:cs="Times New Roman"/>
-                <w:color w:val="000000"/>
-                <w:kern w:val="0"/>
-                <w:sz w:val="24"/>
-                <w:szCs w:val="24"/>
-                <w:lang w:val="en-US" w:eastAsia="zh-CN" w:bidi="ar"/>
-              </w:rPr>
-              <w:t>3. Không có kết quả JOIN, COALESCE(genreNames, "Chưa phân loại") được áp dụng.</w:t>
-            </w:r>
-          </w:p>
-        </w:tc>
-      </w:tr>
-      <w:tr>
-        <w:tblPrEx>
-          <w:tblBorders>
-            <w:top w:val="single" w:color="auto" w:sz="4" w:space="0"/>
-            <w:left w:val="single" w:color="auto" w:sz="4" w:space="0"/>
-            <w:bottom w:val="single" w:color="auto" w:sz="4" w:space="0"/>
-            <w:right w:val="single" w:color="auto" w:sz="4" w:space="0"/>
-            <w:insideH w:val="single" w:color="auto" w:sz="4" w:space="0"/>
-            <w:insideV w:val="single" w:color="auto" w:sz="4" w:space="0"/>
-          </w:tblBorders>
-          <w:tblCellMar>
-            <w:top w:w="0" w:type="dxa"/>
-            <w:left w:w="10" w:type="dxa"/>
-            <w:bottom w:w="0" w:type="dxa"/>
-            <w:right w:w="10" w:type="dxa"/>
-          </w:tblCellMar>
-        </w:tblPrEx>
-        <w:tc>
-          <w:tcPr>
-            <w:tcW w:w="2000" w:type="dxa"/>
-            <w:tcBorders>
-              <w:top w:val="single" w:color="000000" w:sz="6" w:space="0"/>
-              <w:left w:val="single" w:color="000000" w:sz="6" w:space="0"/>
-              <w:bottom w:val="single" w:color="000000" w:sz="6" w:space="0"/>
-              <w:right w:val="single" w:color="000000" w:sz="6" w:space="0"/>
-            </w:tcBorders>
-            <w:shd w:val="clear" w:color="auto" w:fill="D9D9D9"/>
-            <w:tcMar>
-              <w:top w:w="80" w:type="dxa"/>
-              <w:left w:w="120" w:type="dxa"/>
-              <w:bottom w:w="80" w:type="dxa"/>
-              <w:right w:w="120" w:type="dxa"/>
-            </w:tcMar>
-            <w:vAlign w:val="center"/>
-          </w:tcPr>
-          <w:p>
-            <w:pPr>
-              <w:keepNext w:val="0"/>
-              <w:keepLines w:val="0"/>
-              <w:widowControl/>
-              <w:suppressLineNumbers w:val="0"/>
-              <w:spacing w:before="40" w:beforeAutospacing="0" w:after="40" w:afterAutospacing="0" w:line="360" w:lineRule="auto"/>
-              <w:ind w:left="0" w:right="0"/>
-              <w:jc w:val="left"/>
-              <w:rPr>
-                <w:rFonts w:hint="default"/>
-              </w:rPr>
-            </w:pPr>
-            <w:r>
-              <w:rPr>
-                <w:rFonts w:hint="default" w:ascii="Times New Roman" w:hAnsi="Times New Roman" w:eastAsia="Times New Roman" w:cs="Times New Roman"/>
-                <w:b/>
-                <w:bCs/>
-                <w:color w:val="auto"/>
-                <w:kern w:val="0"/>
-                <w:sz w:val="24"/>
-                <w:szCs w:val="24"/>
-                <w:lang w:val="en-US" w:eastAsia="zh-CN" w:bidi="ar"/>
-              </w:rPr>
-              <w:t>Kết quả mong đợi</w:t>
-            </w:r>
-          </w:p>
-        </w:tc>
-        <w:tc>
-          <w:tcPr>
-            <w:tcW w:w="7026" w:type="dxa"/>
-            <w:tcBorders>
-              <w:top w:val="single" w:color="000000" w:sz="6" w:space="0"/>
-              <w:left w:val="single" w:color="000000" w:sz="6" w:space="0"/>
-              <w:bottom w:val="single" w:color="000000" w:sz="6" w:space="0"/>
-              <w:right w:val="single" w:color="000000" w:sz="6" w:space="0"/>
-            </w:tcBorders>
-            <w:shd w:val="clear" w:color="auto" w:fill="auto"/>
-            <w:tcMar>
-              <w:top w:w="80" w:type="dxa"/>
-              <w:left w:w="120" w:type="dxa"/>
-              <w:bottom w:w="80" w:type="dxa"/>
-              <w:right w:w="120" w:type="dxa"/>
-            </w:tcMar>
-            <w:vAlign w:val="center"/>
-          </w:tcPr>
-          <w:p>
-            <w:pPr>
-              <w:keepNext w:val="0"/>
-              <w:keepLines w:val="0"/>
-              <w:widowControl/>
-              <w:suppressLineNumbers w:val="0"/>
-              <w:spacing w:before="20" w:beforeAutospacing="0" w:after="20" w:afterAutospacing="0" w:line="360" w:lineRule="auto"/>
-              <w:ind w:left="0" w:right="0"/>
-              <w:jc w:val="both"/>
-              <w:rPr>
-                <w:rFonts w:hint="default"/>
-              </w:rPr>
-            </w:pPr>
-            <w:r>
-              <w:rPr>
-                <w:rFonts w:hint="default" w:ascii="Times New Roman" w:hAnsi="Times New Roman" w:eastAsia="Times New Roman" w:cs="Times New Roman"/>
-                <w:color w:val="000000"/>
-                <w:kern w:val="0"/>
-                <w:sz w:val="24"/>
-                <w:szCs w:val="24"/>
-                <w:lang w:val="en-US" w:eastAsia="zh-CN" w:bidi="ar"/>
-              </w:rPr>
-              <w:t>1. Trang chi tiết phim hiển thị thành công.</w:t>
-            </w:r>
-          </w:p>
-          <w:p>
-            <w:pPr>
-              <w:keepNext w:val="0"/>
-              <w:keepLines w:val="0"/>
-              <w:widowControl/>
-              <w:suppressLineNumbers w:val="0"/>
-              <w:spacing w:before="20" w:beforeAutospacing="0" w:after="20" w:afterAutospacing="0" w:line="360" w:lineRule="auto"/>
-              <w:ind w:left="0" w:right="0"/>
-              <w:jc w:val="both"/>
-              <w:rPr>
-                <w:rFonts w:hint="default"/>
-              </w:rPr>
-            </w:pPr>
-            <w:r>
-              <w:rPr>
-                <w:rFonts w:hint="default" w:ascii="Times New Roman" w:hAnsi="Times New Roman" w:eastAsia="Times New Roman" w:cs="Times New Roman"/>
-                <w:color w:val="000000"/>
-                <w:kern w:val="0"/>
-                <w:sz w:val="24"/>
-                <w:szCs w:val="24"/>
-                <w:lang w:val="en-US" w:eastAsia="zh-CN" w:bidi="ar"/>
-              </w:rPr>
-              <w:t>2. Trường thể loại hiển thị "Chưa phân loại".</w:t>
-            </w:r>
-          </w:p>
-          <w:p>
-            <w:pPr>
-              <w:keepNext w:val="0"/>
-              <w:keepLines w:val="0"/>
-              <w:widowControl/>
-              <w:suppressLineNumbers w:val="0"/>
-              <w:spacing w:before="20" w:beforeAutospacing="0" w:after="20" w:afterAutospacing="0" w:line="360" w:lineRule="auto"/>
-              <w:ind w:left="0" w:right="0"/>
-              <w:jc w:val="both"/>
-              <w:rPr>
-                <w:rFonts w:hint="default"/>
-              </w:rPr>
-            </w:pPr>
-            <w:r>
-              <w:rPr>
-                <w:rFonts w:hint="default" w:ascii="Times New Roman" w:hAnsi="Times New Roman" w:eastAsia="Times New Roman" w:cs="Times New Roman"/>
-                <w:color w:val="000000"/>
-                <w:kern w:val="0"/>
-                <w:sz w:val="24"/>
-                <w:szCs w:val="24"/>
-                <w:lang w:val="en-US" w:eastAsia="zh-CN" w:bidi="ar"/>
-              </w:rPr>
-              <w:t>3. Không phát sinh lỗi.</w:t>
-            </w:r>
-          </w:p>
-        </w:tc>
-      </w:tr>
-    </w:tbl>
-    <w:p>
-      <w:pPr>
-        <w:keepNext w:val="0"/>
-        <w:keepLines w:val="0"/>
-        <w:widowControl/>
-        <w:suppressLineNumbers w:val="0"/>
-        <w:spacing w:before="0" w:beforeAutospacing="0" w:after="0" w:afterAutospacing="0" w:line="360" w:lineRule="auto"/>
-        <w:ind w:left="0" w:right="0"/>
-        <w:jc w:val="left"/>
-        <w:rPr>
-          <w:lang w:val="en-US"/>
-        </w:rPr>
-      </w:pPr>
-    </w:p>
-    <w:p>
-      <w:pPr>
-        <w:pStyle w:val="3"/>
-        <w:widowControl/>
-        <w:spacing w:line="360" w:lineRule="auto"/>
-        <w:rPr>
-          <w:lang w:val="en-US"/>
-        </w:rPr>
-      </w:pPr>
-      <w:bookmarkStart w:id="99" w:name="_Toc26462"/>
-      <w:bookmarkStart w:id="100" w:name="_Toc231414260"/>
-      <w:bookmarkStart w:id="101" w:name="_Toc1106"/>
-      <w:r>
-        <w:rPr>
-          <w:lang w:val="en-US"/>
-        </w:rPr>
-        <w:t>6.8. TC04-08: Nhấn nút "Xem lịch chiếu"</w:t>
-      </w:r>
-      <w:bookmarkEnd w:id="99"/>
-      <w:bookmarkEnd w:id="100"/>
-      <w:bookmarkEnd w:id="101"/>
-    </w:p>
-    <w:tbl>
-      <w:tblPr>
-        <w:tblStyle w:val="9"/>
-        <w:tblW w:w="9026" w:type="dxa"/>
-        <w:tblInd w:w="0" w:type="dxa"/>
-        <w:tblBorders>
-          <w:top w:val="single" w:color="auto" w:sz="4" w:space="0"/>
-          <w:left w:val="single" w:color="auto" w:sz="4" w:space="0"/>
-          <w:bottom w:val="single" w:color="auto" w:sz="4" w:space="0"/>
-          <w:right w:val="single" w:color="auto" w:sz="4" w:space="0"/>
-          <w:insideH w:val="single" w:color="auto" w:sz="4" w:space="0"/>
-          <w:insideV w:val="single" w:color="auto" w:sz="4" w:space="0"/>
-        </w:tblBorders>
-        <w:shd w:val="clear" w:color="auto" w:fill="auto"/>
-        <w:tblLayout w:type="autofit"/>
-        <w:tblCellMar>
-          <w:top w:w="0" w:type="dxa"/>
-          <w:left w:w="10" w:type="dxa"/>
-          <w:bottom w:w="0" w:type="dxa"/>
-          <w:right w:w="10" w:type="dxa"/>
-        </w:tblCellMar>
-      </w:tblPr>
-      <w:tblGrid>
-        <w:gridCol w:w="2000"/>
-        <w:gridCol w:w="7026"/>
-      </w:tblGrid>
-      <w:tr>
-        <w:tblPrEx>
-          <w:tblBorders>
-            <w:top w:val="single" w:color="auto" w:sz="4" w:space="0"/>
-            <w:left w:val="single" w:color="auto" w:sz="4" w:space="0"/>
-            <w:bottom w:val="single" w:color="auto" w:sz="4" w:space="0"/>
-            <w:right w:val="single" w:color="auto" w:sz="4" w:space="0"/>
-            <w:insideH w:val="single" w:color="auto" w:sz="4" w:space="0"/>
-            <w:insideV w:val="single" w:color="auto" w:sz="4" w:space="0"/>
-          </w:tblBorders>
-          <w:tblCellMar>
-            <w:top w:w="0" w:type="dxa"/>
-            <w:left w:w="10" w:type="dxa"/>
-            <w:bottom w:w="0" w:type="dxa"/>
-            <w:right w:w="10" w:type="dxa"/>
-          </w:tblCellMar>
-        </w:tblPrEx>
-        <w:tc>
-          <w:tcPr>
-            <w:tcW w:w="2000" w:type="dxa"/>
-            <w:tcBorders>
-              <w:top w:val="single" w:color="000000" w:sz="6" w:space="0"/>
-              <w:left w:val="single" w:color="000000" w:sz="6" w:space="0"/>
-              <w:bottom w:val="single" w:color="000000" w:sz="6" w:space="0"/>
-              <w:right w:val="single" w:color="000000" w:sz="6" w:space="0"/>
-            </w:tcBorders>
-            <w:shd w:val="clear" w:color="auto" w:fill="D9D9D9"/>
-            <w:tcMar>
-              <w:top w:w="80" w:type="dxa"/>
-              <w:left w:w="120" w:type="dxa"/>
-              <w:bottom w:w="80" w:type="dxa"/>
-              <w:right w:w="120" w:type="dxa"/>
-            </w:tcMar>
-            <w:vAlign w:val="center"/>
-          </w:tcPr>
-          <w:p>
-            <w:pPr>
-              <w:keepNext w:val="0"/>
-              <w:keepLines w:val="0"/>
-              <w:widowControl/>
-              <w:suppressLineNumbers w:val="0"/>
-              <w:spacing w:before="40" w:beforeAutospacing="0" w:after="40" w:afterAutospacing="0" w:line="360" w:lineRule="auto"/>
-              <w:ind w:left="0" w:right="0"/>
-              <w:jc w:val="left"/>
-              <w:rPr>
-                <w:rFonts w:hint="default"/>
-              </w:rPr>
-            </w:pPr>
-            <w:r>
-              <w:rPr>
-                <w:rFonts w:hint="default" w:ascii="Times New Roman" w:hAnsi="Times New Roman" w:eastAsia="Times New Roman" w:cs="Times New Roman"/>
-                <w:b/>
-                <w:bCs/>
-                <w:color w:val="auto"/>
-                <w:kern w:val="0"/>
-                <w:sz w:val="24"/>
-                <w:szCs w:val="24"/>
-                <w:lang w:val="en-US" w:eastAsia="zh-CN" w:bidi="ar"/>
-              </w:rPr>
-              <w:t>TC ID</w:t>
-            </w:r>
-          </w:p>
-        </w:tc>
-        <w:tc>
-          <w:tcPr>
-            <w:tcW w:w="7026" w:type="dxa"/>
-            <w:tcBorders>
-              <w:top w:val="single" w:color="000000" w:sz="6" w:space="0"/>
-              <w:left w:val="single" w:color="000000" w:sz="6" w:space="0"/>
-              <w:bottom w:val="single" w:color="000000" w:sz="6" w:space="0"/>
-              <w:right w:val="single" w:color="000000" w:sz="6" w:space="0"/>
-            </w:tcBorders>
-            <w:shd w:val="clear" w:color="auto" w:fill="auto"/>
-            <w:tcMar>
-              <w:top w:w="80" w:type="dxa"/>
-              <w:left w:w="120" w:type="dxa"/>
-              <w:bottom w:w="80" w:type="dxa"/>
-              <w:right w:w="120" w:type="dxa"/>
-            </w:tcMar>
-            <w:vAlign w:val="center"/>
-          </w:tcPr>
-          <w:p>
-            <w:pPr>
-              <w:keepNext w:val="0"/>
-              <w:keepLines w:val="0"/>
-              <w:widowControl/>
-              <w:suppressLineNumbers w:val="0"/>
-              <w:spacing w:before="40" w:beforeAutospacing="0" w:after="40" w:afterAutospacing="0" w:line="360" w:lineRule="auto"/>
-              <w:ind w:left="0" w:right="0"/>
-              <w:jc w:val="left"/>
-              <w:rPr>
-                <w:rFonts w:hint="default"/>
-              </w:rPr>
-            </w:pPr>
-            <w:r>
-              <w:rPr>
-                <w:rFonts w:hint="default" w:ascii="Times New Roman" w:hAnsi="Times New Roman" w:eastAsia="Times New Roman" w:cs="Times New Roman"/>
-                <w:kern w:val="0"/>
-                <w:sz w:val="24"/>
-                <w:szCs w:val="24"/>
-                <w:lang w:val="en-US" w:eastAsia="zh-CN" w:bidi="ar"/>
-              </w:rPr>
               <w:t>TC04-08</w:t>
             </w:r>
           </w:p>
@@ -24411,7 +24380,7 @@
                 <w:szCs w:val="24"/>
                 <w:lang w:val="en-US" w:eastAsia="zh-CN" w:bidi="ar"/>
               </w:rPr>
-              <w:t>2. Hệ thống redirect về trang danh sách phim (/movies).</w:t>
+              <w:t>2. Hệ thống redirect về /movies?detailMessage=movie_not_available và không hiển thị dữ liệu chi tiết của phim không hợp lệ.</w:t>
             </w:r>
           </w:p>
           <w:p>
@@ -24489,9 +24458,9 @@
           <w:lang w:val="en-US"/>
         </w:rPr>
       </w:pPr>
-      <w:bookmarkStart w:id="104" w:name="_Toc3514"/>
-      <w:bookmarkStart w:id="105" w:name="_Toc231414262"/>
-      <w:bookmarkStart w:id="106" w:name="_Toc3829"/>
+      <w:bookmarkStart w:id="104" w:name="_Toc3829"/>
+      <w:bookmarkStart w:id="105" w:name="_Toc3514"/>
+      <w:bookmarkStart w:id="106" w:name="_Toc231414262"/>
       <w:r>
         <w:rPr>
           <w:lang w:val="en-US"/>
@@ -24512,11 +24481,11 @@
           <w:lang w:val="en-US"/>
         </w:rPr>
       </w:pPr>
-      <w:bookmarkStart w:id="107" w:name="_Toc7416"/>
-      <w:bookmarkStart w:id="108" w:name="_Toc231414263"/>
-      <w:bookmarkStart w:id="109" w:name="_Toc228887530"/>
-      <w:bookmarkStart w:id="110" w:name="_Toc9810"/>
-      <w:bookmarkStart w:id="111" w:name="_Toc8349"/>
+      <w:bookmarkStart w:id="107" w:name="_Toc8349"/>
+      <w:bookmarkStart w:id="108" w:name="_Toc9810"/>
+      <w:bookmarkStart w:id="109" w:name="_Toc7416"/>
+      <w:bookmarkStart w:id="110" w:name="_Toc228887530"/>
+      <w:bookmarkStart w:id="111" w:name="_Toc231414263"/>
       <w:r>
         <w:rPr>
           <w:rFonts w:hint="default" w:ascii="Arial" w:hAnsi="Arial" w:cs="Times New Roman"/>
@@ -24623,8 +24592,8 @@
         </w:rPr>
       </w:pPr>
       <w:bookmarkStart w:id="112" w:name="_Toc8838"/>
-      <w:bookmarkStart w:id="113" w:name="_Toc29686"/>
-      <w:bookmarkStart w:id="114" w:name="_Toc231414264"/>
+      <w:bookmarkStart w:id="113" w:name="_Toc231414264"/>
+      <w:bookmarkStart w:id="114" w:name="_Toc29686"/>
       <w:r>
         <w:rPr>
           <w:lang w:val="en-US"/>
@@ -24644,8 +24613,8 @@
           <w:lang w:val="en-US"/>
         </w:rPr>
       </w:pPr>
-      <w:bookmarkStart w:id="115" w:name="_Toc21877"/>
-      <w:bookmarkStart w:id="116" w:name="_Toc231414265"/>
+      <w:bookmarkStart w:id="115" w:name="_Toc231414265"/>
+      <w:bookmarkStart w:id="116" w:name="_Toc21877"/>
       <w:bookmarkStart w:id="117" w:name="_Toc27421"/>
       <w:r>
         <w:rPr>
@@ -24931,9 +24900,9 @@
           <w:lang w:val="en-US"/>
         </w:rPr>
       </w:pPr>
-      <w:bookmarkStart w:id="118" w:name="_Toc231414266"/>
-      <w:bookmarkStart w:id="119" w:name="_Toc24487"/>
-      <w:bookmarkStart w:id="120" w:name="_Toc3480"/>
+      <w:bookmarkStart w:id="118" w:name="_Toc3480"/>
+      <w:bookmarkStart w:id="119" w:name="_Toc231414266"/>
+      <w:bookmarkStart w:id="120" w:name="_Toc24487"/>
       <w:r>
         <w:rPr>
           <w:lang w:val="en-US"/>
@@ -25190,9 +25159,9 @@
           <w:lang w:val="en-US"/>
         </w:rPr>
       </w:pPr>
-      <w:bookmarkStart w:id="121" w:name="_Toc19251"/>
-      <w:bookmarkStart w:id="122" w:name="_Toc231414267"/>
-      <w:bookmarkStart w:id="123" w:name="_Toc15319"/>
+      <w:bookmarkStart w:id="121" w:name="_Toc231414267"/>
+      <w:bookmarkStart w:id="122" w:name="_Toc15319"/>
+      <w:bookmarkStart w:id="123" w:name="_Toc19251"/>
       <w:r>
         <w:rPr>
           <w:lang w:val="en-US"/>
@@ -26065,8 +26034,8 @@
           <w:lang w:val="en-US"/>
         </w:rPr>
       </w:pPr>
-      <w:bookmarkStart w:id="130" w:name="_Toc231414270"/>
-      <w:bookmarkStart w:id="131" w:name="_Toc9834"/>
+      <w:bookmarkStart w:id="130" w:name="_Toc9834"/>
+      <w:bookmarkStart w:id="131" w:name="_Toc231414270"/>
       <w:bookmarkStart w:id="132" w:name="_Toc30918"/>
       <w:r>
         <w:rPr>
@@ -26338,9 +26307,9 @@
           <w:lang w:val="en-US"/>
         </w:rPr>
       </w:pPr>
-      <w:bookmarkStart w:id="133" w:name="_Toc13037"/>
-      <w:bookmarkStart w:id="134" w:name="_Toc5254"/>
-      <w:bookmarkStart w:id="135" w:name="_Toc231414271"/>
+      <w:bookmarkStart w:id="133" w:name="_Toc5254"/>
+      <w:bookmarkStart w:id="134" w:name="_Toc231414271"/>
+      <w:bookmarkStart w:id="135" w:name="_Toc13037"/>
       <w:r>
         <w:rPr>
           <w:lang w:val="en-US"/>
@@ -26853,8 +26822,8 @@
         </w:rPr>
       </w:pPr>
       <w:bookmarkStart w:id="141" w:name="_Toc231414274"/>
-      <w:bookmarkStart w:id="142" w:name="_Toc1456"/>
-      <w:bookmarkStart w:id="143" w:name="_Toc18912"/>
+      <w:bookmarkStart w:id="142" w:name="_Toc18912"/>
+      <w:bookmarkStart w:id="143" w:name="_Toc1456"/>
       <w:r>
         <w:rPr>
           <w:lang w:val="en-US"/>
@@ -27425,6 +27394,18 @@
     </w:lvl>
   </w:abstractNum>
   <w:abstractNum w:abstractNumId="3">
+    <w:nsid w:val="1C524114"/>
+    <w:multiLevelType w:val="singleLevel"/>
+    <w:tmpl w:val="1C524114"/>
+    <w:lvl w:ilvl="0" w:tentative="0">
+      <w:start w:val="1"/>
+      <w:numFmt w:val="decimal"/>
+      <w:suff w:val="space"/>
+      <w:lvlText w:val="%1."/>
+      <w:lvlJc w:val="left"/>
+    </w:lvl>
+  </w:abstractNum>
+  <w:abstractNum w:abstractNumId="4">
     <w:nsid w:val="4BF6AFE8"/>
     <w:multiLevelType w:val="multilevel"/>
     <w:tmpl w:val="4BF6AFE8"/>
@@ -27537,7 +27518,7 @@
       </w:rPr>
     </w:lvl>
   </w:abstractNum>
-  <w:abstractNum w:abstractNumId="4">
+  <w:abstractNum w:abstractNumId="5">
     <w:nsid w:val="52D97C7E"/>
     <w:multiLevelType w:val="multilevel"/>
     <w:tmpl w:val="52D97C7E"/>
@@ -27647,7 +27628,7 @@
       </w:pPr>
     </w:lvl>
   </w:abstractNum>
-  <w:abstractNum w:abstractNumId="5">
+  <w:abstractNum w:abstractNumId="6">
     <w:nsid w:val="6A2182D2"/>
     <w:multiLevelType w:val="multilevel"/>
     <w:tmpl w:val="6A2182D2"/>
@@ -27764,19 +27745,22 @@
     <w:abstractNumId w:val="2"/>
   </w:num>
   <w:num w:numId="2">
-    <w:abstractNumId w:val="5"/>
+    <w:abstractNumId w:val="6"/>
   </w:num>
   <w:num w:numId="3">
     <w:abstractNumId w:val="1"/>
   </w:num>
   <w:num w:numId="4">
-    <w:abstractNumId w:val="3"/>
+    <w:abstractNumId w:val="4"/>
   </w:num>
   <w:num w:numId="5">
     <w:abstractNumId w:val="0"/>
   </w:num>
   <w:num w:numId="6">
-    <w:abstractNumId w:val="4"/>
+    <w:abstractNumId w:val="5"/>
+  </w:num>
+  <w:num w:numId="7">
+    <w:abstractNumId w:val="3"/>
   </w:num>
 </w:numbering>
 </file>
@@ -27878,7 +27862,7 @@
     <w:lsdException w:unhideWhenUsed="0" w:uiPriority="0" w:semiHidden="0" w:name="Body Text Indent 3"/>
     <w:lsdException w:unhideWhenUsed="0" w:uiPriority="0" w:semiHidden="0" w:name="Block Text"/>
     <w:lsdException w:qFormat="1" w:uiPriority="99" w:semiHidden="0" w:name="Hyperlink"/>
-    <w:lsdException w:unhideWhenUsed="0" w:uiPriority="0" w:semiHidden="0" w:name="FollowedHyperlink"/>
+    <w:lsdException w:qFormat="1" w:unhideWhenUsed="0" w:uiPriority="0" w:semiHidden="0" w:name="FollowedHyperlink"/>
     <w:lsdException w:qFormat="1" w:unhideWhenUsed="0" w:uiPriority="0" w:semiHidden="0" w:name="Strong"/>
     <w:lsdException w:qFormat="1" w:unhideWhenUsed="0" w:uiPriority="0" w:semiHidden="0" w:name="Emphasis"/>
     <w:lsdException w:unhideWhenUsed="0" w:uiPriority="0" w:semiHidden="0" w:name="Document Map"/>
@@ -28223,6 +28207,7 @@
   </w:style>
   <w:style w:type="character" w:styleId="12">
     <w:name w:val="FollowedHyperlink"/>
+    <w:qFormat/>
     <w:uiPriority w:val="0"/>
     <w:rPr>
       <w:color w:val="800080"/>
@@ -28366,6 +28351,7 @@
   <w:style w:type="character" w:customStyle="1" w:styleId="23">
     <w:name w:val="Heading 2 Char"/>
     <w:link w:val="3"/>
+    <w:qFormat/>
     <w:uiPriority w:val="0"/>
     <w:rPr>
       <w:b/>
@@ -28439,6 +28425,7 @@
   <w:style w:type="character" w:customStyle="1" w:styleId="29">
     <w:name w:val="Heading 4 Char"/>
     <w:link w:val="5"/>
+    <w:qFormat/>
     <w:uiPriority w:val="0"/>
     <w:rPr>
       <w:i/>

--- a/docs/Thu2_Ca3_Nhom4_23130102_BuiVanHieu.docx
+++ b/docs/Thu2_Ca3_Nhom4_23130102_BuiVanHieu.docx
@@ -2598,6 +2598,547 @@
           </w:p>
         </w:tc>
       </w:tr>
+      <w:tr>
+        <w:tblPrEx>
+          <w:tblBorders>
+            <w:top w:val="single" w:color="auto" w:sz="4" w:space="0"/>
+            <w:left w:val="single" w:color="auto" w:sz="4" w:space="0"/>
+            <w:bottom w:val="single" w:color="auto" w:sz="4" w:space="0"/>
+            <w:right w:val="single" w:color="auto" w:sz="4" w:space="0"/>
+            <w:insideH w:val="single" w:color="auto" w:sz="4" w:space="0"/>
+            <w:insideV w:val="single" w:color="auto" w:sz="4" w:space="0"/>
+          </w:tblBorders>
+          <w:shd w:val="clear" w:color="auto" w:fill="auto"/>
+          <w:tblCellMar>
+            <w:top w:w="0" w:type="dxa"/>
+            <w:left w:w="108" w:type="dxa"/>
+            <w:bottom w:w="0" w:type="dxa"/>
+            <w:right w:w="108" w:type="dxa"/>
+          </w:tblCellMar>
+        </w:tblPrEx>
+        <w:tc>
+          <w:tcPr>
+            <w:tcW w:w="2209" w:type="dxa"/>
+            <w:tcBorders>
+              <w:top w:val="single" w:color="auto" w:sz="4" w:space="0"/>
+              <w:left w:val="single" w:color="auto" w:sz="4" w:space="0"/>
+              <w:bottom w:val="single" w:color="auto" w:sz="4" w:space="0"/>
+              <w:right w:val="single" w:color="auto" w:sz="4" w:space="0"/>
+            </w:tcBorders>
+            <w:shd w:val="clear" w:color="auto" w:fill="auto"/>
+            <w:vAlign w:val="top"/>
+          </w:tcPr>
+          <w:p>
+            <w:pPr>
+              <w:keepNext w:val="0"/>
+              <w:keepLines w:val="0"/>
+              <w:widowControl/>
+              <w:suppressLineNumbers w:val="0"/>
+              <w:spacing w:before="40" w:beforeAutospacing="0" w:after="40" w:afterAutospacing="0" w:line="360" w:lineRule="auto"/>
+              <w:ind w:left="360" w:right="0"/>
+              <w:jc w:val="center"/>
+              <w:rPr>
+                <w:rFonts w:hint="default" w:ascii="Times New Roman" w:hAnsi="Times New Roman" w:eastAsia="Times New Roman" w:cs="Times New Roman"/>
+                <w:kern w:val="0"/>
+                <w:sz w:val="24"/>
+                <w:szCs w:val="24"/>
+                <w:lang w:val="en-US" w:eastAsia="zh-CN" w:bidi="ar"/>
+              </w:rPr>
+            </w:pPr>
+            <w:r>
+              <w:rPr>
+                <w:rFonts w:hint="default" w:ascii="Times New Roman" w:hAnsi="Times New Roman" w:eastAsia="Times New Roman" w:cs="Times New Roman"/>
+                <w:kern w:val="0"/>
+                <w:sz w:val="24"/>
+                <w:szCs w:val="24"/>
+                <w:lang w:val="en-US" w:eastAsia="zh-CN" w:bidi="ar"/>
+              </w:rPr>
+              <w:t>03/06/2026</w:t>
+            </w:r>
+          </w:p>
+        </w:tc>
+        <w:tc>
+          <w:tcPr>
+            <w:tcW w:w="2209" w:type="dxa"/>
+            <w:tcBorders>
+              <w:top w:val="single" w:color="auto" w:sz="4" w:space="0"/>
+              <w:left w:val="single" w:color="auto" w:sz="4" w:space="0"/>
+              <w:bottom w:val="single" w:color="auto" w:sz="4" w:space="0"/>
+              <w:right w:val="single" w:color="auto" w:sz="4" w:space="0"/>
+            </w:tcBorders>
+            <w:shd w:val="clear" w:color="auto" w:fill="auto"/>
+            <w:vAlign w:val="top"/>
+          </w:tcPr>
+          <w:p>
+            <w:pPr>
+              <w:keepNext w:val="0"/>
+              <w:keepLines w:val="0"/>
+              <w:widowControl/>
+              <w:suppressLineNumbers w:val="0"/>
+              <w:spacing w:before="40" w:beforeAutospacing="0" w:after="40" w:afterAutospacing="0" w:line="360" w:lineRule="auto"/>
+              <w:ind w:left="360" w:right="0"/>
+              <w:jc w:val="center"/>
+              <w:rPr>
+                <w:rFonts w:hint="default" w:ascii="Times New Roman" w:hAnsi="Times New Roman" w:eastAsia="Times New Roman" w:cs="Times New Roman"/>
+                <w:kern w:val="0"/>
+                <w:sz w:val="24"/>
+                <w:szCs w:val="24"/>
+                <w:lang w:val="en-US" w:eastAsia="zh-CN" w:bidi="ar"/>
+              </w:rPr>
+            </w:pPr>
+            <w:r>
+              <w:rPr>
+                <w:rFonts w:hint="default" w:cs="Times New Roman"/>
+                <w:kern w:val="0"/>
+                <w:sz w:val="24"/>
+                <w:szCs w:val="24"/>
+                <w:lang w:val="en-US" w:eastAsia="zh-CN" w:bidi="ar"/>
+              </w:rPr>
+              <w:t>1.2</w:t>
+            </w:r>
+          </w:p>
+        </w:tc>
+        <w:tc>
+          <w:tcPr>
+            <w:tcW w:w="2209" w:type="dxa"/>
+            <w:tcBorders>
+              <w:top w:val="single" w:color="auto" w:sz="4" w:space="0"/>
+              <w:left w:val="single" w:color="auto" w:sz="4" w:space="0"/>
+              <w:bottom w:val="single" w:color="auto" w:sz="4" w:space="0"/>
+              <w:right w:val="single" w:color="auto" w:sz="4" w:space="0"/>
+            </w:tcBorders>
+            <w:shd w:val="clear" w:color="auto" w:fill="auto"/>
+            <w:vAlign w:val="top"/>
+          </w:tcPr>
+          <w:p>
+            <w:pPr>
+              <w:keepNext w:val="0"/>
+              <w:keepLines w:val="0"/>
+              <w:widowControl/>
+              <w:suppressLineNumbers w:val="0"/>
+              <w:spacing w:before="40" w:beforeAutospacing="0" w:after="40" w:afterAutospacing="0" w:line="360" w:lineRule="auto"/>
+              <w:ind w:left="360" w:right="0"/>
+              <w:jc w:val="center"/>
+              <w:rPr>
+                <w:rFonts w:hint="default" w:ascii="Times New Roman" w:hAnsi="Times New Roman" w:eastAsia="Times New Roman" w:cs="Times New Roman"/>
+                <w:kern w:val="0"/>
+                <w:sz w:val="24"/>
+                <w:szCs w:val="24"/>
+                <w:lang w:val="en-US" w:eastAsia="zh-CN" w:bidi="ar"/>
+              </w:rPr>
+            </w:pPr>
+            <w:r>
+              <w:rPr>
+                <w:rFonts w:hint="default" w:cs="Times New Roman"/>
+                <w:kern w:val="0"/>
+                <w:sz w:val="24"/>
+                <w:szCs w:val="24"/>
+                <w:lang w:val="en-US" w:eastAsia="zh-CN" w:bidi="ar"/>
+              </w:rPr>
+              <w:t>Bùi Văn Hiếu</w:t>
+            </w:r>
+          </w:p>
+        </w:tc>
+        <w:tc>
+          <w:tcPr>
+            <w:tcW w:w="2210" w:type="dxa"/>
+            <w:tcBorders>
+              <w:top w:val="single" w:color="auto" w:sz="4" w:space="0"/>
+              <w:left w:val="single" w:color="auto" w:sz="4" w:space="0"/>
+              <w:bottom w:val="single" w:color="auto" w:sz="4" w:space="0"/>
+              <w:right w:val="single" w:color="auto" w:sz="4" w:space="0"/>
+            </w:tcBorders>
+            <w:shd w:val="clear" w:color="auto" w:fill="auto"/>
+            <w:vAlign w:val="top"/>
+          </w:tcPr>
+          <w:p>
+            <w:pPr>
+              <w:keepNext w:val="0"/>
+              <w:keepLines w:val="0"/>
+              <w:widowControl/>
+              <w:suppressLineNumbers w:val="0"/>
+              <w:spacing w:before="40" w:beforeAutospacing="0" w:after="40" w:afterAutospacing="0" w:line="360" w:lineRule="auto"/>
+              <w:ind w:left="0" w:right="0"/>
+              <w:jc w:val="left"/>
+              <w:rPr>
+                <w:rFonts w:hint="default" w:ascii="Times New Roman" w:hAnsi="Times New Roman" w:eastAsia="Times New Roman" w:cs="Times New Roman"/>
+                <w:kern w:val="0"/>
+                <w:sz w:val="24"/>
+                <w:szCs w:val="24"/>
+                <w:lang w:val="en-US" w:eastAsia="zh-CN" w:bidi="ar"/>
+              </w:rPr>
+            </w:pPr>
+            <w:r>
+              <w:rPr>
+                <w:rFonts w:hint="default" w:ascii="Times New Roman" w:hAnsi="Times New Roman" w:eastAsia="Times New Roman" w:cs="Times New Roman"/>
+                <w:kern w:val="0"/>
+                <w:sz w:val="24"/>
+                <w:szCs w:val="24"/>
+                <w:lang w:val="en-US" w:eastAsia="zh-CN" w:bidi="ar"/>
+              </w:rPr>
+              <w:t>Cập nhật phần tóm tắt và mục lục của tài liệu; điều chỉnh nội dung liên quan đến các test case UC04 để phản ánh đầy đủ các trường hợp kiểm thử của chức năng xem chi tiết phim.</w:t>
+            </w:r>
+          </w:p>
+        </w:tc>
+      </w:tr>
+      <w:tr>
+        <w:tblPrEx>
+          <w:tblBorders>
+            <w:top w:val="single" w:color="auto" w:sz="4" w:space="0"/>
+            <w:left w:val="single" w:color="auto" w:sz="4" w:space="0"/>
+            <w:bottom w:val="single" w:color="auto" w:sz="4" w:space="0"/>
+            <w:right w:val="single" w:color="auto" w:sz="4" w:space="0"/>
+            <w:insideH w:val="single" w:color="auto" w:sz="4" w:space="0"/>
+            <w:insideV w:val="single" w:color="auto" w:sz="4" w:space="0"/>
+          </w:tblBorders>
+          <w:shd w:val="clear" w:color="auto" w:fill="auto"/>
+          <w:tblCellMar>
+            <w:top w:w="0" w:type="dxa"/>
+            <w:left w:w="108" w:type="dxa"/>
+            <w:bottom w:w="0" w:type="dxa"/>
+            <w:right w:w="108" w:type="dxa"/>
+          </w:tblCellMar>
+        </w:tblPrEx>
+        <w:tc>
+          <w:tcPr>
+            <w:tcW w:w="2209" w:type="dxa"/>
+            <w:tcBorders>
+              <w:top w:val="single" w:color="auto" w:sz="4" w:space="0"/>
+              <w:left w:val="single" w:color="auto" w:sz="4" w:space="0"/>
+              <w:bottom w:val="single" w:color="auto" w:sz="4" w:space="0"/>
+              <w:right w:val="single" w:color="auto" w:sz="4" w:space="0"/>
+            </w:tcBorders>
+            <w:shd w:val="clear" w:color="auto" w:fill="auto"/>
+            <w:vAlign w:val="top"/>
+          </w:tcPr>
+          <w:p>
+            <w:pPr>
+              <w:keepNext w:val="0"/>
+              <w:keepLines w:val="0"/>
+              <w:widowControl/>
+              <w:suppressLineNumbers w:val="0"/>
+              <w:spacing w:before="40" w:beforeAutospacing="0" w:after="40" w:afterAutospacing="0" w:line="360" w:lineRule="auto"/>
+              <w:ind w:left="360" w:right="0"/>
+              <w:jc w:val="center"/>
+              <w:rPr>
+                <w:rFonts w:hint="default" w:ascii="Times New Roman" w:hAnsi="Times New Roman" w:eastAsia="Times New Roman" w:cs="Times New Roman"/>
+                <w:kern w:val="0"/>
+                <w:sz w:val="24"/>
+                <w:szCs w:val="24"/>
+                <w:lang w:val="en-US" w:eastAsia="zh-CN" w:bidi="ar"/>
+              </w:rPr>
+            </w:pPr>
+            <w:r>
+              <w:rPr>
+                <w:rFonts w:hint="default" w:ascii="Times New Roman" w:hAnsi="Times New Roman" w:eastAsia="Times New Roman" w:cs="Times New Roman"/>
+                <w:kern w:val="0"/>
+                <w:sz w:val="24"/>
+                <w:szCs w:val="24"/>
+                <w:lang w:val="en-US" w:eastAsia="zh-CN" w:bidi="ar"/>
+              </w:rPr>
+              <w:t>06/06/2026</w:t>
+            </w:r>
+          </w:p>
+        </w:tc>
+        <w:tc>
+          <w:tcPr>
+            <w:tcW w:w="2209" w:type="dxa"/>
+            <w:tcBorders>
+              <w:top w:val="single" w:color="auto" w:sz="4" w:space="0"/>
+              <w:left w:val="single" w:color="auto" w:sz="4" w:space="0"/>
+              <w:bottom w:val="single" w:color="auto" w:sz="4" w:space="0"/>
+              <w:right w:val="single" w:color="auto" w:sz="4" w:space="0"/>
+            </w:tcBorders>
+            <w:shd w:val="clear" w:color="auto" w:fill="auto"/>
+            <w:vAlign w:val="top"/>
+          </w:tcPr>
+          <w:p>
+            <w:pPr>
+              <w:keepNext w:val="0"/>
+              <w:keepLines w:val="0"/>
+              <w:widowControl/>
+              <w:suppressLineNumbers w:val="0"/>
+              <w:spacing w:before="40" w:beforeAutospacing="0" w:after="40" w:afterAutospacing="0" w:line="360" w:lineRule="auto"/>
+              <w:ind w:left="360" w:right="0"/>
+              <w:jc w:val="center"/>
+              <w:rPr>
+                <w:rFonts w:hint="default" w:cs="Times New Roman"/>
+                <w:kern w:val="0"/>
+                <w:sz w:val="24"/>
+                <w:szCs w:val="24"/>
+                <w:lang w:val="en-US" w:eastAsia="zh-CN" w:bidi="ar"/>
+              </w:rPr>
+            </w:pPr>
+            <w:r>
+              <w:rPr>
+                <w:rFonts w:hint="default" w:cs="Times New Roman"/>
+                <w:kern w:val="0"/>
+                <w:sz w:val="24"/>
+                <w:szCs w:val="24"/>
+                <w:lang w:val="en-US" w:eastAsia="zh-CN" w:bidi="ar"/>
+              </w:rPr>
+              <w:t>1.3</w:t>
+            </w:r>
+          </w:p>
+        </w:tc>
+        <w:tc>
+          <w:tcPr>
+            <w:tcW w:w="2209" w:type="dxa"/>
+            <w:tcBorders>
+              <w:top w:val="single" w:color="auto" w:sz="4" w:space="0"/>
+              <w:left w:val="single" w:color="auto" w:sz="4" w:space="0"/>
+              <w:bottom w:val="single" w:color="auto" w:sz="4" w:space="0"/>
+              <w:right w:val="single" w:color="auto" w:sz="4" w:space="0"/>
+            </w:tcBorders>
+            <w:shd w:val="clear" w:color="auto" w:fill="auto"/>
+            <w:vAlign w:val="top"/>
+          </w:tcPr>
+          <w:p>
+            <w:pPr>
+              <w:keepNext w:val="0"/>
+              <w:keepLines w:val="0"/>
+              <w:widowControl/>
+              <w:suppressLineNumbers w:val="0"/>
+              <w:spacing w:before="40" w:beforeAutospacing="0" w:after="40" w:afterAutospacing="0" w:line="360" w:lineRule="auto"/>
+              <w:ind w:left="360" w:right="0"/>
+              <w:jc w:val="center"/>
+              <w:rPr>
+                <w:rFonts w:hint="default" w:cs="Times New Roman"/>
+                <w:kern w:val="0"/>
+                <w:sz w:val="24"/>
+                <w:szCs w:val="24"/>
+                <w:lang w:val="en-US" w:eastAsia="zh-CN" w:bidi="ar"/>
+              </w:rPr>
+            </w:pPr>
+            <w:r>
+              <w:rPr>
+                <w:rFonts w:hint="default" w:cs="Times New Roman"/>
+                <w:kern w:val="0"/>
+                <w:sz w:val="24"/>
+                <w:szCs w:val="24"/>
+                <w:lang w:val="en-US" w:eastAsia="zh-CN" w:bidi="ar"/>
+              </w:rPr>
+              <w:t>Bùi Văn Hiếu</w:t>
+            </w:r>
+          </w:p>
+        </w:tc>
+        <w:tc>
+          <w:tcPr>
+            <w:tcW w:w="2210" w:type="dxa"/>
+            <w:tcBorders>
+              <w:top w:val="single" w:color="auto" w:sz="4" w:space="0"/>
+              <w:left w:val="single" w:color="auto" w:sz="4" w:space="0"/>
+              <w:bottom w:val="single" w:color="auto" w:sz="4" w:space="0"/>
+              <w:right w:val="single" w:color="auto" w:sz="4" w:space="0"/>
+            </w:tcBorders>
+            <w:shd w:val="clear" w:color="auto" w:fill="auto"/>
+            <w:vAlign w:val="top"/>
+          </w:tcPr>
+          <w:p>
+            <w:pPr>
+              <w:keepNext w:val="0"/>
+              <w:keepLines w:val="0"/>
+              <w:widowControl/>
+              <w:suppressLineNumbers w:val="0"/>
+              <w:spacing w:before="40" w:beforeAutospacing="0" w:after="40" w:afterAutospacing="0" w:line="360" w:lineRule="auto"/>
+              <w:ind w:left="0" w:right="0"/>
+              <w:jc w:val="left"/>
+              <w:rPr>
+                <w:rFonts w:hint="default" w:ascii="Times New Roman" w:hAnsi="Times New Roman" w:eastAsia="Times New Roman" w:cs="Times New Roman"/>
+                <w:kern w:val="0"/>
+                <w:sz w:val="24"/>
+                <w:szCs w:val="24"/>
+                <w:lang w:val="en-US" w:eastAsia="zh-CN" w:bidi="ar"/>
+              </w:rPr>
+            </w:pPr>
+            <w:r>
+              <w:rPr>
+                <w:rFonts w:hint="default" w:ascii="Times New Roman" w:hAnsi="Times New Roman" w:eastAsia="Times New Roman" w:cs="Times New Roman"/>
+                <w:kern w:val="0"/>
+                <w:sz w:val="24"/>
+                <w:szCs w:val="24"/>
+                <w:lang w:val="en-US" w:eastAsia="zh-CN" w:bidi="ar"/>
+              </w:rPr>
+              <w:t>Đối chiếu và cập nhật tài liệu UC04 theo mã nguồn hiện tại, bao gồm Preconditions, Main Flow, Alternative Flows, Sequence Diagram và Test Case để khớp với luồng xử lý thực tế của chức năng xem chi tiết phim.</w:t>
+            </w:r>
+          </w:p>
+        </w:tc>
+      </w:tr>
+      <w:tr>
+        <w:tblPrEx>
+          <w:tblBorders>
+            <w:top w:val="single" w:color="auto" w:sz="4" w:space="0"/>
+            <w:left w:val="single" w:color="auto" w:sz="4" w:space="0"/>
+            <w:bottom w:val="single" w:color="auto" w:sz="4" w:space="0"/>
+            <w:right w:val="single" w:color="auto" w:sz="4" w:space="0"/>
+            <w:insideH w:val="single" w:color="auto" w:sz="4" w:space="0"/>
+            <w:insideV w:val="single" w:color="auto" w:sz="4" w:space="0"/>
+          </w:tblBorders>
+          <w:shd w:val="clear" w:color="auto" w:fill="auto"/>
+          <w:tblCellMar>
+            <w:top w:w="0" w:type="dxa"/>
+            <w:left w:w="108" w:type="dxa"/>
+            <w:bottom w:w="0" w:type="dxa"/>
+            <w:right w:w="108" w:type="dxa"/>
+          </w:tblCellMar>
+        </w:tblPrEx>
+        <w:tc>
+          <w:tcPr>
+            <w:tcW w:w="2209" w:type="dxa"/>
+            <w:tcBorders>
+              <w:top w:val="single" w:color="auto" w:sz="4" w:space="0"/>
+              <w:left w:val="single" w:color="auto" w:sz="4" w:space="0"/>
+              <w:bottom w:val="single" w:color="auto" w:sz="4" w:space="0"/>
+              <w:right w:val="single" w:color="auto" w:sz="4" w:space="0"/>
+            </w:tcBorders>
+            <w:shd w:val="clear" w:color="auto" w:fill="auto"/>
+            <w:vAlign w:val="top"/>
+          </w:tcPr>
+          <w:p>
+            <w:pPr>
+              <w:keepNext w:val="0"/>
+              <w:keepLines w:val="0"/>
+              <w:widowControl/>
+              <w:suppressLineNumbers w:val="0"/>
+              <w:spacing w:before="40" w:beforeAutospacing="0" w:after="40" w:afterAutospacing="0" w:line="360" w:lineRule="auto"/>
+              <w:ind w:left="360" w:right="0"/>
+              <w:jc w:val="center"/>
+              <w:rPr>
+                <w:rFonts w:hint="default" w:ascii="Times New Roman" w:hAnsi="Times New Roman" w:eastAsia="Times New Roman" w:cs="Times New Roman"/>
+                <w:kern w:val="0"/>
+                <w:sz w:val="24"/>
+                <w:szCs w:val="24"/>
+                <w:lang w:val="en-US" w:eastAsia="zh-CN" w:bidi="ar"/>
+              </w:rPr>
+            </w:pPr>
+            <w:r>
+              <w:rPr>
+                <w:rFonts w:hint="default" w:ascii="Times New Roman" w:hAnsi="Times New Roman" w:eastAsia="Times New Roman" w:cs="Times New Roman"/>
+                <w:kern w:val="0"/>
+                <w:sz w:val="24"/>
+                <w:szCs w:val="24"/>
+                <w:lang w:val="en-US" w:eastAsia="zh-CN" w:bidi="ar"/>
+              </w:rPr>
+              <w:t>06/06/2026</w:t>
+            </w:r>
+          </w:p>
+        </w:tc>
+        <w:tc>
+          <w:tcPr>
+            <w:tcW w:w="2209" w:type="dxa"/>
+            <w:tcBorders>
+              <w:top w:val="single" w:color="auto" w:sz="4" w:space="0"/>
+              <w:left w:val="single" w:color="auto" w:sz="4" w:space="0"/>
+              <w:bottom w:val="single" w:color="auto" w:sz="4" w:space="0"/>
+              <w:right w:val="single" w:color="auto" w:sz="4" w:space="0"/>
+            </w:tcBorders>
+            <w:shd w:val="clear" w:color="auto" w:fill="auto"/>
+            <w:vAlign w:val="top"/>
+          </w:tcPr>
+          <w:p>
+            <w:pPr>
+              <w:keepNext w:val="0"/>
+              <w:keepLines w:val="0"/>
+              <w:widowControl/>
+              <w:suppressLineNumbers w:val="0"/>
+              <w:spacing w:before="40" w:beforeAutospacing="0" w:after="40" w:afterAutospacing="0" w:line="360" w:lineRule="auto"/>
+              <w:ind w:left="360" w:right="0"/>
+              <w:jc w:val="center"/>
+              <w:rPr>
+                <w:rFonts w:hint="default" w:cs="Times New Roman"/>
+                <w:kern w:val="0"/>
+                <w:sz w:val="24"/>
+                <w:szCs w:val="24"/>
+                <w:lang w:val="en-US" w:eastAsia="zh-CN" w:bidi="ar"/>
+              </w:rPr>
+            </w:pPr>
+            <w:r>
+              <w:rPr>
+                <w:rFonts w:hint="default" w:cs="Times New Roman"/>
+                <w:kern w:val="0"/>
+                <w:sz w:val="24"/>
+                <w:szCs w:val="24"/>
+                <w:lang w:val="en-US" w:eastAsia="zh-CN" w:bidi="ar"/>
+              </w:rPr>
+              <w:t>1.4</w:t>
+            </w:r>
+          </w:p>
+        </w:tc>
+        <w:tc>
+          <w:tcPr>
+            <w:tcW w:w="2209" w:type="dxa"/>
+            <w:tcBorders>
+              <w:top w:val="single" w:color="auto" w:sz="4" w:space="0"/>
+              <w:left w:val="single" w:color="auto" w:sz="4" w:space="0"/>
+              <w:bottom w:val="single" w:color="auto" w:sz="4" w:space="0"/>
+              <w:right w:val="single" w:color="auto" w:sz="4" w:space="0"/>
+            </w:tcBorders>
+            <w:shd w:val="clear" w:color="auto" w:fill="auto"/>
+            <w:vAlign w:val="top"/>
+          </w:tcPr>
+          <w:p>
+            <w:pPr>
+              <w:keepNext w:val="0"/>
+              <w:keepLines w:val="0"/>
+              <w:widowControl/>
+              <w:suppressLineNumbers w:val="0"/>
+              <w:spacing w:before="40" w:beforeAutospacing="0" w:after="40" w:afterAutospacing="0" w:line="360" w:lineRule="auto"/>
+              <w:ind w:left="360" w:right="0"/>
+              <w:jc w:val="center"/>
+              <w:rPr>
+                <w:rFonts w:hint="default" w:cs="Times New Roman"/>
+                <w:kern w:val="0"/>
+                <w:sz w:val="24"/>
+                <w:szCs w:val="24"/>
+                <w:lang w:val="en-US" w:eastAsia="zh-CN" w:bidi="ar"/>
+              </w:rPr>
+            </w:pPr>
+            <w:r>
+              <w:rPr>
+                <w:rFonts w:hint="default" w:cs="Times New Roman"/>
+                <w:kern w:val="0"/>
+                <w:sz w:val="24"/>
+                <w:szCs w:val="24"/>
+                <w:lang w:val="en-US" w:eastAsia="zh-CN" w:bidi="ar"/>
+              </w:rPr>
+              <w:t>Bùi Văn Hiếu</w:t>
+            </w:r>
+          </w:p>
+        </w:tc>
+        <w:tc>
+          <w:tcPr>
+            <w:tcW w:w="2210" w:type="dxa"/>
+            <w:tcBorders>
+              <w:top w:val="single" w:color="auto" w:sz="4" w:space="0"/>
+              <w:left w:val="single" w:color="auto" w:sz="4" w:space="0"/>
+              <w:bottom w:val="single" w:color="auto" w:sz="4" w:space="0"/>
+              <w:right w:val="single" w:color="auto" w:sz="4" w:space="0"/>
+            </w:tcBorders>
+            <w:shd w:val="clear" w:color="auto" w:fill="auto"/>
+            <w:vAlign w:val="top"/>
+          </w:tcPr>
+          <w:p>
+            <w:pPr>
+              <w:keepNext w:val="0"/>
+              <w:keepLines w:val="0"/>
+              <w:widowControl/>
+              <w:suppressLineNumbers w:val="0"/>
+              <w:spacing w:before="40" w:beforeAutospacing="0" w:after="40" w:afterAutospacing="0" w:line="360" w:lineRule="auto"/>
+              <w:ind w:left="0" w:right="0"/>
+              <w:jc w:val="left"/>
+              <w:rPr>
+                <w:rFonts w:hint="default" w:ascii="Times New Roman" w:hAnsi="Times New Roman" w:eastAsia="Times New Roman" w:cs="Times New Roman"/>
+                <w:kern w:val="0"/>
+                <w:sz w:val="24"/>
+                <w:szCs w:val="24"/>
+                <w:lang w:val="en-US" w:eastAsia="zh-CN" w:bidi="ar"/>
+              </w:rPr>
+            </w:pPr>
+            <w:bookmarkStart w:id="144" w:name="_GoBack"/>
+            <w:bookmarkEnd w:id="144"/>
+          </w:p>
+        </w:tc>
+      </w:tr>
     </w:tbl>
     <w:p>
       <w:pPr>
@@ -2646,9 +3187,9 @@
           <w:lang w:val="en-US"/>
         </w:rPr>
       </w:pPr>
-      <w:bookmarkStart w:id="6" w:name="_Toc7225"/>
+      <w:bookmarkStart w:id="6" w:name="_Toc231414233"/>
       <w:bookmarkStart w:id="7" w:name="_Toc22296"/>
-      <w:bookmarkStart w:id="8" w:name="_Toc231414233"/>
+      <w:bookmarkStart w:id="8" w:name="_Toc7225"/>
       <w:r>
         <w:rPr>
           <w:lang w:val="en-US"/>
@@ -5140,8 +5681,8 @@
         </w:rPr>
       </w:pPr>
       <w:bookmarkStart w:id="9" w:name="_Toc1677"/>
-      <w:bookmarkStart w:id="10" w:name="_Toc231414234"/>
-      <w:bookmarkStart w:id="11" w:name="_Toc28442"/>
+      <w:bookmarkStart w:id="10" w:name="_Toc28442"/>
+      <w:bookmarkStart w:id="11" w:name="_Toc231414234"/>
       <w:r>
         <w:rPr>
           <w:lang w:val="en-US"/>
@@ -5161,9 +5702,9 @@
           <w:lang w:val="en-US"/>
         </w:rPr>
       </w:pPr>
-      <w:bookmarkStart w:id="12" w:name="_Toc30409"/>
-      <w:bookmarkStart w:id="13" w:name="_Toc28286"/>
-      <w:bookmarkStart w:id="14" w:name="_Toc231414235"/>
+      <w:bookmarkStart w:id="12" w:name="_Toc28286"/>
+      <w:bookmarkStart w:id="13" w:name="_Toc231414235"/>
+      <w:bookmarkStart w:id="14" w:name="_Toc30409"/>
       <w:r>
         <w:rPr>
           <w:lang w:val="en-US"/>
@@ -5209,8 +5750,8 @@
         </w:rPr>
       </w:pPr>
       <w:bookmarkStart w:id="15" w:name="_Toc9067"/>
-      <w:bookmarkStart w:id="16" w:name="_Toc1909"/>
-      <w:bookmarkStart w:id="17" w:name="_Toc231414236"/>
+      <w:bookmarkStart w:id="16" w:name="_Toc231414236"/>
+      <w:bookmarkStart w:id="17" w:name="_Toc1909"/>
       <w:r>
         <w:rPr>
           <w:lang w:val="en-US"/>
@@ -5255,9 +5796,9 @@
           <w:lang w:val="en-US"/>
         </w:rPr>
       </w:pPr>
-      <w:bookmarkStart w:id="18" w:name="_Toc3926"/>
+      <w:bookmarkStart w:id="18" w:name="_Toc231414237"/>
       <w:bookmarkStart w:id="19" w:name="_Toc9270"/>
-      <w:bookmarkStart w:id="20" w:name="_Toc231414237"/>
+      <w:bookmarkStart w:id="20" w:name="_Toc3926"/>
       <w:r>
         <w:rPr>
           <w:lang w:val="en-US"/>
@@ -5304,8 +5845,8 @@
         </w:rPr>
       </w:pPr>
       <w:bookmarkStart w:id="21" w:name="_Toc30898"/>
-      <w:bookmarkStart w:id="22" w:name="_Toc20435"/>
-      <w:bookmarkStart w:id="23" w:name="_Toc231414238"/>
+      <w:bookmarkStart w:id="22" w:name="_Toc231414238"/>
+      <w:bookmarkStart w:id="23" w:name="_Toc20435"/>
       <w:r>
         <w:rPr>
           <w:lang w:val="en-US"/>
@@ -5331,8 +5872,8 @@
       <w:bookmarkStart w:id="25" w:name="_Toc3516"/>
       <w:bookmarkStart w:id="26" w:name="_Toc15567"/>
       <w:bookmarkStart w:id="27" w:name="_Toc228887504"/>
-      <w:bookmarkStart w:id="28" w:name="_Toc228888348"/>
-      <w:bookmarkStart w:id="29" w:name="_Toc229943261"/>
+      <w:bookmarkStart w:id="28" w:name="_Toc229943261"/>
+      <w:bookmarkStart w:id="29" w:name="_Toc228888348"/>
       <w:bookmarkStart w:id="30" w:name="_Toc231414239"/>
       <w:r>
         <w:rPr>
@@ -5410,13 +5951,13 @@
           <w:lang w:val="en-US"/>
         </w:rPr>
       </w:pPr>
-      <w:bookmarkStart w:id="31" w:name="_Toc228888349"/>
+      <w:bookmarkStart w:id="31" w:name="_Toc229943262"/>
       <w:bookmarkStart w:id="32" w:name="_Toc228887505"/>
-      <w:bookmarkStart w:id="33" w:name="_Toc229943262"/>
-      <w:bookmarkStart w:id="34" w:name="_Toc229251622"/>
-      <w:bookmarkStart w:id="35" w:name="_Toc1553"/>
+      <w:bookmarkStart w:id="33" w:name="_Toc229251622"/>
+      <w:bookmarkStart w:id="34" w:name="_Toc228888349"/>
+      <w:bookmarkStart w:id="35" w:name="_Toc231414240"/>
       <w:bookmarkStart w:id="36" w:name="_Toc4596"/>
-      <w:bookmarkStart w:id="37" w:name="_Toc231414240"/>
+      <w:bookmarkStart w:id="37" w:name="_Toc1553"/>
       <w:r>
         <w:rPr>
           <w:lang w:val="en-US"/>
@@ -5543,7 +6084,6 @@
             <w:insideH w:val="single" w:color="auto" w:sz="4" w:space="0"/>
             <w:insideV w:val="single" w:color="auto" w:sz="4" w:space="0"/>
           </w:tblBorders>
-          <w:shd w:val="clear" w:color="auto" w:fill="auto"/>
           <w:tblCellMar>
             <w:top w:w="0" w:type="dxa"/>
             <w:left w:w="10" w:type="dxa"/>
@@ -6408,8 +6948,8 @@
         </w:rPr>
       </w:pPr>
       <w:bookmarkStart w:id="38" w:name="_Toc6816"/>
-      <w:bookmarkStart w:id="39" w:name="_Toc231414241"/>
-      <w:bookmarkStart w:id="40" w:name="_Toc22329"/>
+      <w:bookmarkStart w:id="39" w:name="_Toc22329"/>
+      <w:bookmarkStart w:id="40" w:name="_Toc231414241"/>
       <w:r>
         <w:rPr>
           <w:lang w:val="en-US"/>
@@ -7289,7 +7829,6 @@
             <w:insideH w:val="single" w:color="auto" w:sz="4" w:space="0"/>
             <w:insideV w:val="single" w:color="auto" w:sz="4" w:space="0"/>
           </w:tblBorders>
-          <w:shd w:val="clear" w:color="auto" w:fill="auto"/>
           <w:tblCellMar>
             <w:top w:w="0" w:type="dxa"/>
             <w:left w:w="10" w:type="dxa"/>
@@ -8274,7 +8813,6 @@
             <w:insideH w:val="single" w:color="auto" w:sz="4" w:space="0"/>
             <w:insideV w:val="single" w:color="auto" w:sz="4" w:space="0"/>
           </w:tblBorders>
-          <w:shd w:val="clear" w:color="auto" w:fill="auto"/>
           <w:tblCellMar>
             <w:top w:w="0" w:type="dxa"/>
             <w:left w:w="10" w:type="dxa"/>
@@ -8610,6 +9148,7 @@
             <w:insideH w:val="single" w:color="auto" w:sz="4" w:space="0"/>
             <w:insideV w:val="single" w:color="auto" w:sz="4" w:space="0"/>
           </w:tblBorders>
+          <w:shd w:val="clear" w:color="auto" w:fill="auto"/>
           <w:tblCellMar>
             <w:top w:w="0" w:type="dxa"/>
             <w:left w:w="108" w:type="dxa"/>
@@ -8893,6 +9432,7 @@
             <w:insideH w:val="single" w:color="auto" w:sz="4" w:space="0"/>
             <w:insideV w:val="single" w:color="auto" w:sz="4" w:space="0"/>
           </w:tblBorders>
+          <w:shd w:val="clear" w:color="auto" w:fill="auto"/>
           <w:tblCellMar>
             <w:top w:w="0" w:type="dxa"/>
             <w:left w:w="108" w:type="dxa"/>
@@ -9460,6 +10000,7 @@
             <w:insideH w:val="single" w:color="auto" w:sz="4" w:space="0"/>
             <w:insideV w:val="single" w:color="auto" w:sz="4" w:space="0"/>
           </w:tblBorders>
+          <w:shd w:val="clear" w:color="auto" w:fill="auto"/>
           <w:tblCellMar>
             <w:top w:w="0" w:type="dxa"/>
             <w:left w:w="108" w:type="dxa"/>
@@ -9743,6 +10284,7 @@
             <w:insideH w:val="single" w:color="auto" w:sz="4" w:space="0"/>
             <w:insideV w:val="single" w:color="auto" w:sz="4" w:space="0"/>
           </w:tblBorders>
+          <w:shd w:val="clear" w:color="auto" w:fill="auto"/>
           <w:tblCellMar>
             <w:top w:w="0" w:type="dxa"/>
             <w:left w:w="108" w:type="dxa"/>
@@ -10455,9 +10997,9 @@
           <w:lang w:val="en-US"/>
         </w:rPr>
       </w:pPr>
-      <w:bookmarkStart w:id="48" w:name="_Toc8765"/>
-      <w:bookmarkStart w:id="49" w:name="_Toc231414243"/>
-      <w:bookmarkStart w:id="50" w:name="_Toc382"/>
+      <w:bookmarkStart w:id="48" w:name="_Toc231414243"/>
+      <w:bookmarkStart w:id="49" w:name="_Toc382"/>
+      <w:bookmarkStart w:id="50" w:name="_Toc8765"/>
       <w:r>
         <w:rPr>
           <w:lang w:val="en-US"/>
@@ -10739,12 +11281,7 @@
             <w:insideH w:val="single" w:color="auto" w:sz="4" w:space="0"/>
             <w:insideV w:val="single" w:color="auto" w:sz="4" w:space="0"/>
           </w:tblBorders>
-          <w:tblCellMar>
-            <w:top w:w="0" w:type="dxa"/>
-            <w:left w:w="108" w:type="dxa"/>
-            <w:bottom w:w="0" w:type="dxa"/>
-            <w:right w:w="108" w:type="dxa"/>
-          </w:tblCellMar>
+          <w:shd w:val="clear" w:color="auto" w:fill="auto"/>
         </w:tblPrEx>
         <w:tc>
           <w:tcPr>
@@ -11729,9 +12266,9 @@
           <w:lang w:val="en-US"/>
         </w:rPr>
       </w:pPr>
-      <w:bookmarkStart w:id="51" w:name="_Toc231414244"/>
-      <w:bookmarkStart w:id="52" w:name="_Toc29555"/>
-      <w:bookmarkStart w:id="53" w:name="_Toc14852"/>
+      <w:bookmarkStart w:id="51" w:name="_Toc29555"/>
+      <w:bookmarkStart w:id="52" w:name="_Toc14852"/>
+      <w:bookmarkStart w:id="53" w:name="_Toc231414244"/>
       <w:r>
         <w:rPr>
           <w:lang w:val="en-US"/>
@@ -11924,8 +12461,8 @@
         </w:rPr>
       </w:pPr>
       <w:bookmarkStart w:id="57" w:name="_Toc231414246"/>
-      <w:bookmarkStart w:id="58" w:name="_Toc7349"/>
-      <w:bookmarkStart w:id="59" w:name="_Toc30027"/>
+      <w:bookmarkStart w:id="58" w:name="_Toc30027"/>
+      <w:bookmarkStart w:id="59" w:name="_Toc7349"/>
       <w:r>
         <w:rPr>
           <w:lang w:val="en-US"/>
@@ -12126,9 +12663,9 @@
           <w:lang w:val="en-US"/>
         </w:rPr>
       </w:pPr>
-      <w:bookmarkStart w:id="60" w:name="_Toc22913"/>
+      <w:bookmarkStart w:id="60" w:name="_Toc1750"/>
       <w:bookmarkStart w:id="61" w:name="_Toc231414247"/>
-      <w:bookmarkStart w:id="62" w:name="_Toc1750"/>
+      <w:bookmarkStart w:id="62" w:name="_Toc22913"/>
       <w:r>
         <w:rPr>
           <w:lang w:val="en-US"/>
@@ -12630,6 +13167,7 @@
             <w:insideH w:val="single" w:color="auto" w:sz="4" w:space="0"/>
             <w:insideV w:val="single" w:color="auto" w:sz="4" w:space="0"/>
           </w:tblBorders>
+          <w:shd w:val="clear" w:color="auto" w:fill="auto"/>
           <w:tblCellMar>
             <w:top w:w="0" w:type="dxa"/>
             <w:left w:w="10" w:type="dxa"/>
@@ -13060,7 +13598,6 @@
             <w:insideH w:val="single" w:color="auto" w:sz="4" w:space="0"/>
             <w:insideV w:val="single" w:color="auto" w:sz="4" w:space="0"/>
           </w:tblBorders>
-          <w:shd w:val="clear" w:color="auto" w:fill="auto"/>
           <w:tblCellMar>
             <w:top w:w="0" w:type="dxa"/>
             <w:left w:w="10" w:type="dxa"/>
@@ -13378,7 +13915,6 @@
             <w:insideH w:val="single" w:color="auto" w:sz="4" w:space="0"/>
             <w:insideV w:val="single" w:color="auto" w:sz="4" w:space="0"/>
           </w:tblBorders>
-          <w:shd w:val="clear" w:color="auto" w:fill="auto"/>
           <w:tblCellMar>
             <w:top w:w="0" w:type="dxa"/>
             <w:left w:w="10" w:type="dxa"/>
@@ -13500,8 +14036,8 @@
           <w:lang w:val="en-US"/>
         </w:rPr>
       </w:pPr>
-      <w:bookmarkStart w:id="66" w:name="_Toc231414249"/>
-      <w:bookmarkStart w:id="67" w:name="_Toc13122"/>
+      <w:bookmarkStart w:id="66" w:name="_Toc13122"/>
+      <w:bookmarkStart w:id="67" w:name="_Toc231414249"/>
       <w:bookmarkStart w:id="68" w:name="_Toc24085"/>
       <w:r>
         <w:rPr>
@@ -13549,6 +14085,7 @@
             <w:insideH w:val="single" w:color="auto" w:sz="4" w:space="0"/>
             <w:insideV w:val="single" w:color="auto" w:sz="4" w:space="0"/>
           </w:tblBorders>
+          <w:shd w:val="clear" w:color="auto" w:fill="auto"/>
           <w:tblCellMar>
             <w:top w:w="0" w:type="dxa"/>
             <w:left w:w="10" w:type="dxa"/>
@@ -13648,6 +14185,310 @@
                 <w:lang w:val="en-US" w:eastAsia="zh-CN" w:bidi="ar"/>
               </w:rPr>
               <w:t>Mô tả</w:t>
+            </w:r>
+          </w:p>
+        </w:tc>
+      </w:tr>
+      <w:tr>
+        <w:tblPrEx>
+          <w:tblBorders>
+            <w:top w:val="single" w:color="auto" w:sz="4" w:space="0"/>
+            <w:left w:val="single" w:color="auto" w:sz="4" w:space="0"/>
+            <w:bottom w:val="single" w:color="auto" w:sz="4" w:space="0"/>
+            <w:right w:val="single" w:color="auto" w:sz="4" w:space="0"/>
+            <w:insideH w:val="single" w:color="auto" w:sz="4" w:space="0"/>
+            <w:insideV w:val="single" w:color="auto" w:sz="4" w:space="0"/>
+          </w:tblBorders>
+          <w:tblCellMar>
+            <w:top w:w="0" w:type="dxa"/>
+            <w:left w:w="10" w:type="dxa"/>
+            <w:bottom w:w="0" w:type="dxa"/>
+            <w:right w:w="10" w:type="dxa"/>
+          </w:tblCellMar>
+        </w:tblPrEx>
+        <w:tc>
+          <w:tcPr>
+            <w:tcW w:w="1200" w:type="dxa"/>
+            <w:tcBorders>
+              <w:top w:val="single" w:color="000000" w:sz="6" w:space="0"/>
+              <w:left w:val="single" w:color="000000" w:sz="6" w:space="0"/>
+              <w:bottom w:val="single" w:color="000000" w:sz="6" w:space="0"/>
+              <w:right w:val="single" w:color="000000" w:sz="6" w:space="0"/>
+            </w:tcBorders>
+            <w:shd w:val="clear" w:color="auto" w:fill="auto"/>
+            <w:tcMar>
+              <w:top w:w="80" w:type="dxa"/>
+              <w:left w:w="120" w:type="dxa"/>
+              <w:bottom w:w="80" w:type="dxa"/>
+              <w:right w:w="120" w:type="dxa"/>
+            </w:tcMar>
+            <w:vAlign w:val="center"/>
+          </w:tcPr>
+          <w:p>
+            <w:pPr>
+              <w:keepNext w:val="0"/>
+              <w:keepLines w:val="0"/>
+              <w:widowControl/>
+              <w:suppressLineNumbers w:val="0"/>
+              <w:spacing w:before="40" w:beforeAutospacing="0" w:after="40" w:afterAutospacing="0" w:line="360" w:lineRule="auto"/>
+              <w:ind w:left="0" w:right="0"/>
+              <w:jc w:val="center"/>
+              <w:rPr>
+                <w:rFonts w:hint="default"/>
+              </w:rPr>
+            </w:pPr>
+            <w:r>
+              <w:rPr>
+                <w:rFonts w:hint="default" w:ascii="Times New Roman" w:hAnsi="Times New Roman" w:eastAsia="Times New Roman" w:cs="Times New Roman"/>
+                <w:kern w:val="0"/>
+                <w:sz w:val="24"/>
+                <w:szCs w:val="24"/>
+                <w:lang w:val="en-US" w:eastAsia="zh-CN" w:bidi="ar"/>
+              </w:rPr>
+              <w:t>4.1.0</w:t>
+            </w:r>
+          </w:p>
+        </w:tc>
+        <w:tc>
+          <w:tcPr>
+            <w:tcW w:w="7826" w:type="dxa"/>
+            <w:tcBorders>
+              <w:top w:val="single" w:color="000000" w:sz="6" w:space="0"/>
+              <w:left w:val="single" w:color="000000" w:sz="6" w:space="0"/>
+              <w:bottom w:val="single" w:color="000000" w:sz="6" w:space="0"/>
+              <w:right w:val="single" w:color="000000" w:sz="6" w:space="0"/>
+            </w:tcBorders>
+            <w:shd w:val="clear" w:color="auto" w:fill="auto"/>
+            <w:tcMar>
+              <w:top w:w="80" w:type="dxa"/>
+              <w:left w:w="120" w:type="dxa"/>
+              <w:bottom w:w="80" w:type="dxa"/>
+              <w:right w:w="120" w:type="dxa"/>
+            </w:tcMar>
+            <w:vAlign w:val="center"/>
+          </w:tcPr>
+          <w:p>
+            <w:pPr>
+              <w:keepNext w:val="0"/>
+              <w:keepLines w:val="0"/>
+              <w:widowControl/>
+              <w:suppressLineNumbers w:val="0"/>
+              <w:spacing w:before="40" w:beforeAutospacing="0" w:after="40" w:afterAutospacing="0" w:line="360" w:lineRule="auto"/>
+              <w:ind w:left="0" w:right="0"/>
+              <w:jc w:val="left"/>
+              <w:rPr>
+                <w:rFonts w:hint="default"/>
+              </w:rPr>
+            </w:pPr>
+            <w:r>
+              <w:rPr>
+                <w:rFonts w:hint="default" w:ascii="Times New Roman" w:hAnsi="Times New Roman" w:eastAsia="Times New Roman" w:cs="Times New Roman"/>
+                <w:kern w:val="0"/>
+                <w:sz w:val="24"/>
+                <w:szCs w:val="24"/>
+                <w:lang w:val="en-US" w:eastAsia="zh-CN" w:bidi="ar"/>
+              </w:rPr>
+              <w:t>Khách hàng nhấn nút “Chi tiết” trên một movie card tại trang danh sách phim (/movies). Trình duyệt gửi HTTP GET request đến URL: /movie-detail?id={movieId}.</w:t>
+            </w:r>
+          </w:p>
+        </w:tc>
+      </w:tr>
+      <w:tr>
+        <w:tblPrEx>
+          <w:tblBorders>
+            <w:top w:val="single" w:color="auto" w:sz="4" w:space="0"/>
+            <w:left w:val="single" w:color="auto" w:sz="4" w:space="0"/>
+            <w:bottom w:val="single" w:color="auto" w:sz="4" w:space="0"/>
+            <w:right w:val="single" w:color="auto" w:sz="4" w:space="0"/>
+            <w:insideH w:val="single" w:color="auto" w:sz="4" w:space="0"/>
+            <w:insideV w:val="single" w:color="auto" w:sz="4" w:space="0"/>
+          </w:tblBorders>
+          <w:tblCellMar>
+            <w:top w:w="0" w:type="dxa"/>
+            <w:left w:w="10" w:type="dxa"/>
+            <w:bottom w:w="0" w:type="dxa"/>
+            <w:right w:w="10" w:type="dxa"/>
+          </w:tblCellMar>
+        </w:tblPrEx>
+        <w:tc>
+          <w:tcPr>
+            <w:tcW w:w="1200" w:type="dxa"/>
+            <w:tcBorders>
+              <w:top w:val="single" w:color="000000" w:sz="6" w:space="0"/>
+              <w:left w:val="single" w:color="000000" w:sz="6" w:space="0"/>
+              <w:bottom w:val="single" w:color="000000" w:sz="6" w:space="0"/>
+              <w:right w:val="single" w:color="000000" w:sz="6" w:space="0"/>
+            </w:tcBorders>
+            <w:shd w:val="clear" w:color="auto" w:fill="auto"/>
+            <w:tcMar>
+              <w:top w:w="80" w:type="dxa"/>
+              <w:left w:w="120" w:type="dxa"/>
+              <w:bottom w:w="80" w:type="dxa"/>
+              <w:right w:w="120" w:type="dxa"/>
+            </w:tcMar>
+            <w:vAlign w:val="center"/>
+          </w:tcPr>
+          <w:p>
+            <w:pPr>
+              <w:keepNext w:val="0"/>
+              <w:keepLines w:val="0"/>
+              <w:widowControl/>
+              <w:suppressLineNumbers w:val="0"/>
+              <w:spacing w:before="40" w:beforeAutospacing="0" w:after="40" w:afterAutospacing="0" w:line="360" w:lineRule="auto"/>
+              <w:ind w:left="0" w:right="0"/>
+              <w:jc w:val="center"/>
+              <w:rPr>
+                <w:rFonts w:hint="default"/>
+              </w:rPr>
+            </w:pPr>
+            <w:r>
+              <w:rPr>
+                <w:rFonts w:hint="default" w:ascii="Times New Roman" w:hAnsi="Times New Roman" w:eastAsia="Times New Roman" w:cs="Times New Roman"/>
+                <w:kern w:val="0"/>
+                <w:sz w:val="24"/>
+                <w:szCs w:val="24"/>
+                <w:lang w:val="en-US" w:eastAsia="zh-CN" w:bidi="ar"/>
+              </w:rPr>
+              <w:t>4.1.1</w:t>
+            </w:r>
+          </w:p>
+        </w:tc>
+        <w:tc>
+          <w:tcPr>
+            <w:tcW w:w="7826" w:type="dxa"/>
+            <w:tcBorders>
+              <w:top w:val="single" w:color="000000" w:sz="6" w:space="0"/>
+              <w:left w:val="single" w:color="000000" w:sz="6" w:space="0"/>
+              <w:bottom w:val="single" w:color="000000" w:sz="6" w:space="0"/>
+              <w:right w:val="single" w:color="000000" w:sz="6" w:space="0"/>
+            </w:tcBorders>
+            <w:shd w:val="clear" w:color="auto" w:fill="auto"/>
+            <w:tcMar>
+              <w:top w:w="80" w:type="dxa"/>
+              <w:left w:w="120" w:type="dxa"/>
+              <w:bottom w:w="80" w:type="dxa"/>
+              <w:right w:w="120" w:type="dxa"/>
+            </w:tcMar>
+            <w:vAlign w:val="center"/>
+          </w:tcPr>
+          <w:p>
+            <w:pPr>
+              <w:keepNext w:val="0"/>
+              <w:keepLines w:val="0"/>
+              <w:widowControl/>
+              <w:suppressLineNumbers w:val="0"/>
+              <w:spacing w:before="40" w:beforeAutospacing="0" w:after="40" w:afterAutospacing="0" w:line="360" w:lineRule="auto"/>
+              <w:ind w:left="0" w:right="0"/>
+              <w:jc w:val="left"/>
+              <w:rPr>
+                <w:rFonts w:hint="default"/>
+              </w:rPr>
+            </w:pPr>
+            <w:r>
+              <w:rPr>
+                <w:rFonts w:hint="default"/>
+              </w:rPr>
+              <w:t>MovieController tiếp nhận request. Controller lấy giá trị tham số id từ request bằng request.getParameter("id"). Nếu id là null hoặc chuỗi rỗng, Controller redirect về /movies?detailMessage=missing_id và kết thúc use case.</w:t>
+            </w:r>
+          </w:p>
+        </w:tc>
+      </w:tr>
+      <w:tr>
+        <w:tblPrEx>
+          <w:tblBorders>
+            <w:top w:val="single" w:color="auto" w:sz="4" w:space="0"/>
+            <w:left w:val="single" w:color="auto" w:sz="4" w:space="0"/>
+            <w:bottom w:val="single" w:color="auto" w:sz="4" w:space="0"/>
+            <w:right w:val="single" w:color="auto" w:sz="4" w:space="0"/>
+            <w:insideH w:val="single" w:color="auto" w:sz="4" w:space="0"/>
+            <w:insideV w:val="single" w:color="auto" w:sz="4" w:space="0"/>
+          </w:tblBorders>
+          <w:tblCellMar>
+            <w:top w:w="0" w:type="dxa"/>
+            <w:left w:w="10" w:type="dxa"/>
+            <w:bottom w:w="0" w:type="dxa"/>
+            <w:right w:w="10" w:type="dxa"/>
+          </w:tblCellMar>
+        </w:tblPrEx>
+        <w:tc>
+          <w:tcPr>
+            <w:tcW w:w="1200" w:type="dxa"/>
+            <w:tcBorders>
+              <w:top w:val="single" w:color="000000" w:sz="6" w:space="0"/>
+              <w:left w:val="single" w:color="000000" w:sz="6" w:space="0"/>
+              <w:bottom w:val="single" w:color="000000" w:sz="6" w:space="0"/>
+              <w:right w:val="single" w:color="000000" w:sz="6" w:space="0"/>
+            </w:tcBorders>
+            <w:shd w:val="clear" w:color="auto" w:fill="auto"/>
+            <w:tcMar>
+              <w:top w:w="80" w:type="dxa"/>
+              <w:left w:w="120" w:type="dxa"/>
+              <w:bottom w:w="80" w:type="dxa"/>
+              <w:right w:w="120" w:type="dxa"/>
+            </w:tcMar>
+            <w:vAlign w:val="center"/>
+          </w:tcPr>
+          <w:p>
+            <w:pPr>
+              <w:keepNext w:val="0"/>
+              <w:keepLines w:val="0"/>
+              <w:widowControl/>
+              <w:suppressLineNumbers w:val="0"/>
+              <w:spacing w:before="40" w:beforeAutospacing="0" w:after="40" w:afterAutospacing="0" w:line="360" w:lineRule="auto"/>
+              <w:ind w:left="0" w:right="0"/>
+              <w:jc w:val="center"/>
+              <w:rPr>
+                <w:rFonts w:hint="default"/>
+              </w:rPr>
+            </w:pPr>
+            <w:r>
+              <w:rPr>
+                <w:rFonts w:hint="default" w:ascii="Times New Roman" w:hAnsi="Times New Roman" w:eastAsia="Times New Roman" w:cs="Times New Roman"/>
+                <w:kern w:val="0"/>
+                <w:sz w:val="24"/>
+                <w:szCs w:val="24"/>
+                <w:lang w:val="en-US" w:eastAsia="zh-CN" w:bidi="ar"/>
+              </w:rPr>
+              <w:t>4.1.2</w:t>
+            </w:r>
+          </w:p>
+        </w:tc>
+        <w:tc>
+          <w:tcPr>
+            <w:tcW w:w="7826" w:type="dxa"/>
+            <w:tcBorders>
+              <w:top w:val="single" w:color="000000" w:sz="6" w:space="0"/>
+              <w:left w:val="single" w:color="000000" w:sz="6" w:space="0"/>
+              <w:bottom w:val="single" w:color="000000" w:sz="6" w:space="0"/>
+              <w:right w:val="single" w:color="000000" w:sz="6" w:space="0"/>
+            </w:tcBorders>
+            <w:shd w:val="clear" w:color="auto" w:fill="auto"/>
+            <w:tcMar>
+              <w:top w:w="80" w:type="dxa"/>
+              <w:left w:w="120" w:type="dxa"/>
+              <w:bottom w:w="80" w:type="dxa"/>
+              <w:right w:w="120" w:type="dxa"/>
+            </w:tcMar>
+            <w:vAlign w:val="center"/>
+          </w:tcPr>
+          <w:p>
+            <w:pPr>
+              <w:keepNext w:val="0"/>
+              <w:keepLines w:val="0"/>
+              <w:widowControl/>
+              <w:suppressLineNumbers w:val="0"/>
+              <w:spacing w:before="40" w:beforeAutospacing="0" w:after="40" w:afterAutospacing="0" w:line="360" w:lineRule="auto"/>
+              <w:ind w:left="0" w:right="0"/>
+              <w:jc w:val="left"/>
+              <w:rPr>
+                <w:rFonts w:hint="default"/>
+              </w:rPr>
+            </w:pPr>
+            <w:r>
+              <w:rPr>
+                <w:rFonts w:hint="default"/>
+              </w:rPr>
+              <w:t>Controller chuyển đổi id sang kiểu số nguyên bằng Integer.parseInt(idRaw). Nếu id không phải số hợp lệ, hệ thống phát sinh NumberFormatException. Controller bắt lỗi và redirect về /movies?detailMessage=invalid_id.</w:t>
             </w:r>
           </w:p>
         </w:tc>
@@ -13709,7 +14550,7 @@
                 <w:szCs w:val="24"/>
                 <w:lang w:val="en-US" w:eastAsia="zh-CN" w:bidi="ar"/>
               </w:rPr>
-              <w:t>4.1.0</w:t>
+              <w:t>4.1.3</w:t>
             </w:r>
           </w:p>
         </w:tc>
@@ -13752,7 +14593,7 @@
                 <w:szCs w:val="24"/>
                 <w:lang w:val="en-US" w:eastAsia="zh-CN" w:bidi="ar"/>
               </w:rPr>
-              <w:t>Khách hàng nhấn nút “Chi tiết” trên một movie card tại trang danh sách phim (/movies). Trình duyệt gửi HTTP GET request đến URL: /movie-detail?id={movieId}.</w:t>
+              <w:t>MovieController gọi phương thức getMovieDetail(id) của MovieService.</w:t>
             </w:r>
           </w:p>
         </w:tc>
@@ -13814,7 +14655,7 @@
                 <w:szCs w:val="24"/>
                 <w:lang w:val="en-US" w:eastAsia="zh-CN" w:bidi="ar"/>
               </w:rPr>
-              <w:t>4.1.1</w:t>
+              <w:t>4.1.4</w:t>
             </w:r>
           </w:p>
         </w:tc>
@@ -13851,9 +14692,13 @@
             </w:pPr>
             <w:r>
               <w:rPr>
-                <w:rFonts w:hint="default"/>
-              </w:rPr>
-              <w:t>MovieController tiếp nhận request. Controller lấy giá trị tham số id từ request bằng request.getParameter("id"). Nếu id là null hoặc chuỗi rỗng, Controller redirect về /movies?detailMessage=missing_id và kết thúc use case.</w:t>
+                <w:rFonts w:hint="default" w:ascii="Times New Roman" w:hAnsi="Times New Roman" w:eastAsia="Times New Roman" w:cs="Times New Roman"/>
+                <w:kern w:val="0"/>
+                <w:sz w:val="24"/>
+                <w:szCs w:val="24"/>
+                <w:lang w:val="en-US" w:eastAsia="zh-CN" w:bidi="ar"/>
+              </w:rPr>
+              <w:t>MovieService gọi phương thức findById(id) của MovieDAO để truy vấn thông tin phim từ cơ sở dữ liệu.</w:t>
             </w:r>
           </w:p>
         </w:tc>
@@ -13915,7 +14760,7 @@
                 <w:szCs w:val="24"/>
                 <w:lang w:val="en-US" w:eastAsia="zh-CN" w:bidi="ar"/>
               </w:rPr>
-              <w:t>4.1.2</w:t>
+              <w:t>4.1.5</w:t>
             </w:r>
           </w:p>
         </w:tc>
@@ -13952,9 +14797,117 @@
             </w:pPr>
             <w:r>
               <w:rPr>
-                <w:rFonts w:hint="default"/>
-              </w:rPr>
-              <w:t>Controller chuyển đổi id sang kiểu số nguyên bằng Integer.parseInt(idRaw). Nếu id không phải số hợp lệ, hệ thống phát sinh NumberFormatException. Controller bắt lỗi và redirect về /movies?detailMessage=invalid_id.</w:t>
+                <w:rFonts w:hint="default" w:ascii="Times New Roman" w:hAnsi="Times New Roman" w:eastAsia="Times New Roman" w:cs="Times New Roman"/>
+                <w:kern w:val="0"/>
+                <w:sz w:val="24"/>
+                <w:szCs w:val="24"/>
+                <w:lang w:val="en-US" w:eastAsia="zh-CN" w:bidi="ar"/>
+              </w:rPr>
+              <w:t>MovieDAO thực hiện câu truy vấn SQL lấy thông tin chi tiết phim từ bảng movies, kết hợp với movie_genres và genres để lấy danh sách thể loại. Câu truy vấn chỉ lấy phim có id tương ứng và có trạng thái NOW_SHOWING nhằm tránh trường hợp người dùng truy cập trực tiếp vào chi tiết phim không còn được hiển thị. Kết quả được ánh xạ thành đối tượng Movie thông qua JDBI BeanMapper.</w:t>
+            </w:r>
+          </w:p>
+        </w:tc>
+      </w:tr>
+      <w:tr>
+        <w:tblPrEx>
+          <w:tblBorders>
+            <w:top w:val="single" w:color="auto" w:sz="4" w:space="0"/>
+            <w:left w:val="single" w:color="auto" w:sz="4" w:space="0"/>
+            <w:bottom w:val="single" w:color="auto" w:sz="4" w:space="0"/>
+            <w:right w:val="single" w:color="auto" w:sz="4" w:space="0"/>
+            <w:insideH w:val="single" w:color="auto" w:sz="4" w:space="0"/>
+            <w:insideV w:val="single" w:color="auto" w:sz="4" w:space="0"/>
+          </w:tblBorders>
+          <w:tblCellMar>
+            <w:top w:w="0" w:type="dxa"/>
+            <w:left w:w="10" w:type="dxa"/>
+            <w:bottom w:w="0" w:type="dxa"/>
+            <w:right w:w="10" w:type="dxa"/>
+          </w:tblCellMar>
+        </w:tblPrEx>
+        <w:tc>
+          <w:tcPr>
+            <w:tcW w:w="1200" w:type="dxa"/>
+            <w:tcBorders>
+              <w:top w:val="single" w:color="000000" w:sz="6" w:space="0"/>
+              <w:left w:val="single" w:color="000000" w:sz="6" w:space="0"/>
+              <w:bottom w:val="single" w:color="000000" w:sz="6" w:space="0"/>
+              <w:right w:val="single" w:color="000000" w:sz="6" w:space="0"/>
+            </w:tcBorders>
+            <w:shd w:val="clear" w:color="auto" w:fill="auto"/>
+            <w:tcMar>
+              <w:top w:w="80" w:type="dxa"/>
+              <w:left w:w="120" w:type="dxa"/>
+              <w:bottom w:w="80" w:type="dxa"/>
+              <w:right w:w="120" w:type="dxa"/>
+            </w:tcMar>
+            <w:vAlign w:val="center"/>
+          </w:tcPr>
+          <w:p>
+            <w:pPr>
+              <w:keepNext w:val="0"/>
+              <w:keepLines w:val="0"/>
+              <w:widowControl/>
+              <w:suppressLineNumbers w:val="0"/>
+              <w:spacing w:before="40" w:beforeAutospacing="0" w:after="40" w:afterAutospacing="0" w:line="360" w:lineRule="auto"/>
+              <w:ind w:left="0" w:right="0"/>
+              <w:jc w:val="center"/>
+              <w:rPr>
+                <w:rFonts w:hint="default"/>
+              </w:rPr>
+            </w:pPr>
+            <w:r>
+              <w:rPr>
+                <w:rFonts w:hint="default" w:ascii="Times New Roman" w:hAnsi="Times New Roman" w:eastAsia="Times New Roman" w:cs="Times New Roman"/>
+                <w:kern w:val="0"/>
+                <w:sz w:val="24"/>
+                <w:szCs w:val="24"/>
+                <w:lang w:val="en-US" w:eastAsia="zh-CN" w:bidi="ar"/>
+              </w:rPr>
+              <w:t>4.1.6</w:t>
+            </w:r>
+          </w:p>
+        </w:tc>
+        <w:tc>
+          <w:tcPr>
+            <w:tcW w:w="7826" w:type="dxa"/>
+            <w:tcBorders>
+              <w:top w:val="single" w:color="000000" w:sz="6" w:space="0"/>
+              <w:left w:val="single" w:color="000000" w:sz="6" w:space="0"/>
+              <w:bottom w:val="single" w:color="000000" w:sz="6" w:space="0"/>
+              <w:right w:val="single" w:color="000000" w:sz="6" w:space="0"/>
+            </w:tcBorders>
+            <w:shd w:val="clear" w:color="auto" w:fill="auto"/>
+            <w:tcMar>
+              <w:top w:w="80" w:type="dxa"/>
+              <w:left w:w="120" w:type="dxa"/>
+              <w:bottom w:w="80" w:type="dxa"/>
+              <w:right w:w="120" w:type="dxa"/>
+            </w:tcMar>
+            <w:vAlign w:val="center"/>
+          </w:tcPr>
+          <w:p>
+            <w:pPr>
+              <w:keepNext w:val="0"/>
+              <w:keepLines w:val="0"/>
+              <w:widowControl/>
+              <w:suppressLineNumbers w:val="0"/>
+              <w:spacing w:before="40" w:beforeAutospacing="0" w:after="40" w:afterAutospacing="0" w:line="360" w:lineRule="auto"/>
+              <w:ind w:left="0" w:right="0"/>
+              <w:jc w:val="left"/>
+              <w:rPr>
+                <w:rFonts w:hint="default"/>
+              </w:rPr>
+            </w:pPr>
+            <w:r>
+              <w:rPr>
+                <w:rFonts w:hint="default" w:ascii="Times New Roman" w:hAnsi="Times New Roman" w:eastAsia="Times New Roman" w:cs="Times New Roman"/>
+                <w:kern w:val="0"/>
+                <w:sz w:val="24"/>
+                <w:szCs w:val="24"/>
+                <w:lang w:val="en-US" w:eastAsia="zh-CN" w:bidi="ar"/>
+              </w:rPr>
+              <w:t>MovieDAO trả về đối tượng Movie cho MovieService. Thông tin phim bao gồm: id, title, durationMinutes, ageRating, shortDescription, description, posterUrl, trailerUrl, releaseDate, status, genreNames.</w:t>
             </w:r>
           </w:p>
         </w:tc>
@@ -14016,7 +14969,7 @@
                 <w:szCs w:val="24"/>
                 <w:lang w:val="en-US" w:eastAsia="zh-CN" w:bidi="ar"/>
               </w:rPr>
-              <w:t>4.1.3</w:t>
+              <w:t>4.1.7</w:t>
             </w:r>
           </w:p>
         </w:tc>
@@ -14059,7 +15012,7 @@
                 <w:szCs w:val="24"/>
                 <w:lang w:val="en-US" w:eastAsia="zh-CN" w:bidi="ar"/>
               </w:rPr>
-              <w:t>MovieController gọi phương thức getMovieDetail(id) của MovieService.</w:t>
+              <w:t>MovieService trả về đối tượng Movie cho MovieController. Nếu đối tượng Movie là null, tức là phim không tồn tại trong database hoặc không thuộc trạng thái được hiển thị, Controller redirect về /movies?detailMessage=movie_not_available và kết thúc use case.</w:t>
             </w:r>
           </w:p>
         </w:tc>
@@ -14121,7 +15074,7 @@
                 <w:szCs w:val="24"/>
                 <w:lang w:val="en-US" w:eastAsia="zh-CN" w:bidi="ar"/>
               </w:rPr>
-              <w:t>4.1.4</w:t>
+              <w:t>4.1.8</w:t>
             </w:r>
           </w:p>
         </w:tc>
@@ -14164,7 +15117,7 @@
                 <w:szCs w:val="24"/>
                 <w:lang w:val="en-US" w:eastAsia="zh-CN" w:bidi="ar"/>
               </w:rPr>
-              <w:t>MovieService gọi phương thức findById(id) của MovieDAO để truy vấn thông tin phim từ cơ sở dữ liệu.</w:t>
+              <w:t>MovieController đặt đối tượng Movie vào request attribute với tên "movie" (request.setAttribute("movie", movie)) và forward request sang movie-detail.jsp.</w:t>
             </w:r>
           </w:p>
         </w:tc>
@@ -14179,427 +15132,6 @@
             <w:insideH w:val="single" w:color="auto" w:sz="4" w:space="0"/>
             <w:insideV w:val="single" w:color="auto" w:sz="4" w:space="0"/>
           </w:tblBorders>
-          <w:shd w:val="clear" w:color="auto" w:fill="auto"/>
-          <w:tblCellMar>
-            <w:top w:w="0" w:type="dxa"/>
-            <w:left w:w="10" w:type="dxa"/>
-            <w:bottom w:w="0" w:type="dxa"/>
-            <w:right w:w="10" w:type="dxa"/>
-          </w:tblCellMar>
-        </w:tblPrEx>
-        <w:tc>
-          <w:tcPr>
-            <w:tcW w:w="1200" w:type="dxa"/>
-            <w:tcBorders>
-              <w:top w:val="single" w:color="000000" w:sz="6" w:space="0"/>
-              <w:left w:val="single" w:color="000000" w:sz="6" w:space="0"/>
-              <w:bottom w:val="single" w:color="000000" w:sz="6" w:space="0"/>
-              <w:right w:val="single" w:color="000000" w:sz="6" w:space="0"/>
-            </w:tcBorders>
-            <w:shd w:val="clear" w:color="auto" w:fill="auto"/>
-            <w:tcMar>
-              <w:top w:w="80" w:type="dxa"/>
-              <w:left w:w="120" w:type="dxa"/>
-              <w:bottom w:w="80" w:type="dxa"/>
-              <w:right w:w="120" w:type="dxa"/>
-            </w:tcMar>
-            <w:vAlign w:val="center"/>
-          </w:tcPr>
-          <w:p>
-            <w:pPr>
-              <w:keepNext w:val="0"/>
-              <w:keepLines w:val="0"/>
-              <w:widowControl/>
-              <w:suppressLineNumbers w:val="0"/>
-              <w:spacing w:before="40" w:beforeAutospacing="0" w:after="40" w:afterAutospacing="0" w:line="360" w:lineRule="auto"/>
-              <w:ind w:left="0" w:right="0"/>
-              <w:jc w:val="center"/>
-              <w:rPr>
-                <w:rFonts w:hint="default"/>
-              </w:rPr>
-            </w:pPr>
-            <w:r>
-              <w:rPr>
-                <w:rFonts w:hint="default" w:ascii="Times New Roman" w:hAnsi="Times New Roman" w:eastAsia="Times New Roman" w:cs="Times New Roman"/>
-                <w:kern w:val="0"/>
-                <w:sz w:val="24"/>
-                <w:szCs w:val="24"/>
-                <w:lang w:val="en-US" w:eastAsia="zh-CN" w:bidi="ar"/>
-              </w:rPr>
-              <w:t>4.1.5</w:t>
-            </w:r>
-          </w:p>
-        </w:tc>
-        <w:tc>
-          <w:tcPr>
-            <w:tcW w:w="7826" w:type="dxa"/>
-            <w:tcBorders>
-              <w:top w:val="single" w:color="000000" w:sz="6" w:space="0"/>
-              <w:left w:val="single" w:color="000000" w:sz="6" w:space="0"/>
-              <w:bottom w:val="single" w:color="000000" w:sz="6" w:space="0"/>
-              <w:right w:val="single" w:color="000000" w:sz="6" w:space="0"/>
-            </w:tcBorders>
-            <w:shd w:val="clear" w:color="auto" w:fill="auto"/>
-            <w:tcMar>
-              <w:top w:w="80" w:type="dxa"/>
-              <w:left w:w="120" w:type="dxa"/>
-              <w:bottom w:w="80" w:type="dxa"/>
-              <w:right w:w="120" w:type="dxa"/>
-            </w:tcMar>
-            <w:vAlign w:val="center"/>
-          </w:tcPr>
-          <w:p>
-            <w:pPr>
-              <w:keepNext w:val="0"/>
-              <w:keepLines w:val="0"/>
-              <w:widowControl/>
-              <w:suppressLineNumbers w:val="0"/>
-              <w:spacing w:before="40" w:beforeAutospacing="0" w:after="40" w:afterAutospacing="0" w:line="360" w:lineRule="auto"/>
-              <w:ind w:left="0" w:right="0"/>
-              <w:jc w:val="left"/>
-              <w:rPr>
-                <w:rFonts w:hint="default"/>
-              </w:rPr>
-            </w:pPr>
-            <w:r>
-              <w:rPr>
-                <w:rFonts w:hint="default" w:ascii="Times New Roman" w:hAnsi="Times New Roman" w:eastAsia="Times New Roman" w:cs="Times New Roman"/>
-                <w:kern w:val="0"/>
-                <w:sz w:val="24"/>
-                <w:szCs w:val="24"/>
-                <w:lang w:val="en-US" w:eastAsia="zh-CN" w:bidi="ar"/>
-              </w:rPr>
-              <w:t>MovieDAO thực hiện câu truy vấn SQL lấy thông tin chi tiết phim từ bảng movies, kết hợp với movie_genres và genres để lấy danh sách thể loại. Câu truy vấn chỉ lấy phim có id tương ứng và có trạng thái NOW_SHOWING nhằm tránh trường hợp người dùng truy cập trực tiếp vào chi tiết phim không còn được hiển thị. Kết quả được ánh xạ thành đối tượng Movie thông qua JDBI BeanMapper.</w:t>
-            </w:r>
-          </w:p>
-        </w:tc>
-      </w:tr>
-      <w:tr>
-        <w:tblPrEx>
-          <w:tblBorders>
-            <w:top w:val="single" w:color="auto" w:sz="4" w:space="0"/>
-            <w:left w:val="single" w:color="auto" w:sz="4" w:space="0"/>
-            <w:bottom w:val="single" w:color="auto" w:sz="4" w:space="0"/>
-            <w:right w:val="single" w:color="auto" w:sz="4" w:space="0"/>
-            <w:insideH w:val="single" w:color="auto" w:sz="4" w:space="0"/>
-            <w:insideV w:val="single" w:color="auto" w:sz="4" w:space="0"/>
-          </w:tblBorders>
-          <w:shd w:val="clear" w:color="auto" w:fill="auto"/>
-          <w:tblCellMar>
-            <w:top w:w="0" w:type="dxa"/>
-            <w:left w:w="10" w:type="dxa"/>
-            <w:bottom w:w="0" w:type="dxa"/>
-            <w:right w:w="10" w:type="dxa"/>
-          </w:tblCellMar>
-        </w:tblPrEx>
-        <w:tc>
-          <w:tcPr>
-            <w:tcW w:w="1200" w:type="dxa"/>
-            <w:tcBorders>
-              <w:top w:val="single" w:color="000000" w:sz="6" w:space="0"/>
-              <w:left w:val="single" w:color="000000" w:sz="6" w:space="0"/>
-              <w:bottom w:val="single" w:color="000000" w:sz="6" w:space="0"/>
-              <w:right w:val="single" w:color="000000" w:sz="6" w:space="0"/>
-            </w:tcBorders>
-            <w:shd w:val="clear" w:color="auto" w:fill="auto"/>
-            <w:tcMar>
-              <w:top w:w="80" w:type="dxa"/>
-              <w:left w:w="120" w:type="dxa"/>
-              <w:bottom w:w="80" w:type="dxa"/>
-              <w:right w:w="120" w:type="dxa"/>
-            </w:tcMar>
-            <w:vAlign w:val="center"/>
-          </w:tcPr>
-          <w:p>
-            <w:pPr>
-              <w:keepNext w:val="0"/>
-              <w:keepLines w:val="0"/>
-              <w:widowControl/>
-              <w:suppressLineNumbers w:val="0"/>
-              <w:spacing w:before="40" w:beforeAutospacing="0" w:after="40" w:afterAutospacing="0" w:line="360" w:lineRule="auto"/>
-              <w:ind w:left="0" w:right="0"/>
-              <w:jc w:val="center"/>
-              <w:rPr>
-                <w:rFonts w:hint="default"/>
-              </w:rPr>
-            </w:pPr>
-            <w:r>
-              <w:rPr>
-                <w:rFonts w:hint="default" w:ascii="Times New Roman" w:hAnsi="Times New Roman" w:eastAsia="Times New Roman" w:cs="Times New Roman"/>
-                <w:kern w:val="0"/>
-                <w:sz w:val="24"/>
-                <w:szCs w:val="24"/>
-                <w:lang w:val="en-US" w:eastAsia="zh-CN" w:bidi="ar"/>
-              </w:rPr>
-              <w:t>4.1.6</w:t>
-            </w:r>
-          </w:p>
-        </w:tc>
-        <w:tc>
-          <w:tcPr>
-            <w:tcW w:w="7826" w:type="dxa"/>
-            <w:tcBorders>
-              <w:top w:val="single" w:color="000000" w:sz="6" w:space="0"/>
-              <w:left w:val="single" w:color="000000" w:sz="6" w:space="0"/>
-              <w:bottom w:val="single" w:color="000000" w:sz="6" w:space="0"/>
-              <w:right w:val="single" w:color="000000" w:sz="6" w:space="0"/>
-            </w:tcBorders>
-            <w:shd w:val="clear" w:color="auto" w:fill="auto"/>
-            <w:tcMar>
-              <w:top w:w="80" w:type="dxa"/>
-              <w:left w:w="120" w:type="dxa"/>
-              <w:bottom w:w="80" w:type="dxa"/>
-              <w:right w:w="120" w:type="dxa"/>
-            </w:tcMar>
-            <w:vAlign w:val="center"/>
-          </w:tcPr>
-          <w:p>
-            <w:pPr>
-              <w:keepNext w:val="0"/>
-              <w:keepLines w:val="0"/>
-              <w:widowControl/>
-              <w:suppressLineNumbers w:val="0"/>
-              <w:spacing w:before="40" w:beforeAutospacing="0" w:after="40" w:afterAutospacing="0" w:line="360" w:lineRule="auto"/>
-              <w:ind w:left="0" w:right="0"/>
-              <w:jc w:val="left"/>
-              <w:rPr>
-                <w:rFonts w:hint="default"/>
-              </w:rPr>
-            </w:pPr>
-            <w:r>
-              <w:rPr>
-                <w:rFonts w:hint="default" w:ascii="Times New Roman" w:hAnsi="Times New Roman" w:eastAsia="Times New Roman" w:cs="Times New Roman"/>
-                <w:kern w:val="0"/>
-                <w:sz w:val="24"/>
-                <w:szCs w:val="24"/>
-                <w:lang w:val="en-US" w:eastAsia="zh-CN" w:bidi="ar"/>
-              </w:rPr>
-              <w:t>MovieDAO trả về đối tượng Movie cho MovieService. Thông tin phim bao gồm: id, title, durationMinutes, ageRating, shortDescription, description, posterUrl, trailerUrl, releaseDate, status, genreNames.</w:t>
-            </w:r>
-          </w:p>
-        </w:tc>
-      </w:tr>
-      <w:tr>
-        <w:tblPrEx>
-          <w:tblBorders>
-            <w:top w:val="single" w:color="auto" w:sz="4" w:space="0"/>
-            <w:left w:val="single" w:color="auto" w:sz="4" w:space="0"/>
-            <w:bottom w:val="single" w:color="auto" w:sz="4" w:space="0"/>
-            <w:right w:val="single" w:color="auto" w:sz="4" w:space="0"/>
-            <w:insideH w:val="single" w:color="auto" w:sz="4" w:space="0"/>
-            <w:insideV w:val="single" w:color="auto" w:sz="4" w:space="0"/>
-          </w:tblBorders>
-          <w:shd w:val="clear" w:color="auto" w:fill="auto"/>
-          <w:tblCellMar>
-            <w:top w:w="0" w:type="dxa"/>
-            <w:left w:w="10" w:type="dxa"/>
-            <w:bottom w:w="0" w:type="dxa"/>
-            <w:right w:w="10" w:type="dxa"/>
-          </w:tblCellMar>
-        </w:tblPrEx>
-        <w:tc>
-          <w:tcPr>
-            <w:tcW w:w="1200" w:type="dxa"/>
-            <w:tcBorders>
-              <w:top w:val="single" w:color="000000" w:sz="6" w:space="0"/>
-              <w:left w:val="single" w:color="000000" w:sz="6" w:space="0"/>
-              <w:bottom w:val="single" w:color="000000" w:sz="6" w:space="0"/>
-              <w:right w:val="single" w:color="000000" w:sz="6" w:space="0"/>
-            </w:tcBorders>
-            <w:shd w:val="clear" w:color="auto" w:fill="auto"/>
-            <w:tcMar>
-              <w:top w:w="80" w:type="dxa"/>
-              <w:left w:w="120" w:type="dxa"/>
-              <w:bottom w:w="80" w:type="dxa"/>
-              <w:right w:w="120" w:type="dxa"/>
-            </w:tcMar>
-            <w:vAlign w:val="center"/>
-          </w:tcPr>
-          <w:p>
-            <w:pPr>
-              <w:keepNext w:val="0"/>
-              <w:keepLines w:val="0"/>
-              <w:widowControl/>
-              <w:suppressLineNumbers w:val="0"/>
-              <w:spacing w:before="40" w:beforeAutospacing="0" w:after="40" w:afterAutospacing="0" w:line="360" w:lineRule="auto"/>
-              <w:ind w:left="0" w:right="0"/>
-              <w:jc w:val="center"/>
-              <w:rPr>
-                <w:rFonts w:hint="default"/>
-              </w:rPr>
-            </w:pPr>
-            <w:r>
-              <w:rPr>
-                <w:rFonts w:hint="default" w:ascii="Times New Roman" w:hAnsi="Times New Roman" w:eastAsia="Times New Roman" w:cs="Times New Roman"/>
-                <w:kern w:val="0"/>
-                <w:sz w:val="24"/>
-                <w:szCs w:val="24"/>
-                <w:lang w:val="en-US" w:eastAsia="zh-CN" w:bidi="ar"/>
-              </w:rPr>
-              <w:t>4.1.7</w:t>
-            </w:r>
-          </w:p>
-        </w:tc>
-        <w:tc>
-          <w:tcPr>
-            <w:tcW w:w="7826" w:type="dxa"/>
-            <w:tcBorders>
-              <w:top w:val="single" w:color="000000" w:sz="6" w:space="0"/>
-              <w:left w:val="single" w:color="000000" w:sz="6" w:space="0"/>
-              <w:bottom w:val="single" w:color="000000" w:sz="6" w:space="0"/>
-              <w:right w:val="single" w:color="000000" w:sz="6" w:space="0"/>
-            </w:tcBorders>
-            <w:shd w:val="clear" w:color="auto" w:fill="auto"/>
-            <w:tcMar>
-              <w:top w:w="80" w:type="dxa"/>
-              <w:left w:w="120" w:type="dxa"/>
-              <w:bottom w:w="80" w:type="dxa"/>
-              <w:right w:w="120" w:type="dxa"/>
-            </w:tcMar>
-            <w:vAlign w:val="center"/>
-          </w:tcPr>
-          <w:p>
-            <w:pPr>
-              <w:keepNext w:val="0"/>
-              <w:keepLines w:val="0"/>
-              <w:widowControl/>
-              <w:suppressLineNumbers w:val="0"/>
-              <w:spacing w:before="40" w:beforeAutospacing="0" w:after="40" w:afterAutospacing="0" w:line="360" w:lineRule="auto"/>
-              <w:ind w:left="0" w:right="0"/>
-              <w:jc w:val="left"/>
-              <w:rPr>
-                <w:rFonts w:hint="default"/>
-              </w:rPr>
-            </w:pPr>
-            <w:r>
-              <w:rPr>
-                <w:rFonts w:hint="default" w:ascii="Times New Roman" w:hAnsi="Times New Roman" w:eastAsia="Times New Roman" w:cs="Times New Roman"/>
-                <w:kern w:val="0"/>
-                <w:sz w:val="24"/>
-                <w:szCs w:val="24"/>
-                <w:lang w:val="en-US" w:eastAsia="zh-CN" w:bidi="ar"/>
-              </w:rPr>
-              <w:t>MovieService trả về đối tượng Movie cho MovieController. Nếu đối tượng Movie là null, tức là phim không tồn tại trong database hoặc không thuộc trạng thái được hiển thị, Controller redirect về /movies?detailMessage=movie_not_available và kết thúc use case.</w:t>
-            </w:r>
-          </w:p>
-        </w:tc>
-      </w:tr>
-      <w:tr>
-        <w:tblPrEx>
-          <w:tblBorders>
-            <w:top w:val="single" w:color="auto" w:sz="4" w:space="0"/>
-            <w:left w:val="single" w:color="auto" w:sz="4" w:space="0"/>
-            <w:bottom w:val="single" w:color="auto" w:sz="4" w:space="0"/>
-            <w:right w:val="single" w:color="auto" w:sz="4" w:space="0"/>
-            <w:insideH w:val="single" w:color="auto" w:sz="4" w:space="0"/>
-            <w:insideV w:val="single" w:color="auto" w:sz="4" w:space="0"/>
-          </w:tblBorders>
-          <w:shd w:val="clear" w:color="auto" w:fill="auto"/>
-          <w:tblCellMar>
-            <w:top w:w="0" w:type="dxa"/>
-            <w:left w:w="10" w:type="dxa"/>
-            <w:bottom w:w="0" w:type="dxa"/>
-            <w:right w:w="10" w:type="dxa"/>
-          </w:tblCellMar>
-        </w:tblPrEx>
-        <w:tc>
-          <w:tcPr>
-            <w:tcW w:w="1200" w:type="dxa"/>
-            <w:tcBorders>
-              <w:top w:val="single" w:color="000000" w:sz="6" w:space="0"/>
-              <w:left w:val="single" w:color="000000" w:sz="6" w:space="0"/>
-              <w:bottom w:val="single" w:color="000000" w:sz="6" w:space="0"/>
-              <w:right w:val="single" w:color="000000" w:sz="6" w:space="0"/>
-            </w:tcBorders>
-            <w:shd w:val="clear" w:color="auto" w:fill="auto"/>
-            <w:tcMar>
-              <w:top w:w="80" w:type="dxa"/>
-              <w:left w:w="120" w:type="dxa"/>
-              <w:bottom w:w="80" w:type="dxa"/>
-              <w:right w:w="120" w:type="dxa"/>
-            </w:tcMar>
-            <w:vAlign w:val="center"/>
-          </w:tcPr>
-          <w:p>
-            <w:pPr>
-              <w:keepNext w:val="0"/>
-              <w:keepLines w:val="0"/>
-              <w:widowControl/>
-              <w:suppressLineNumbers w:val="0"/>
-              <w:spacing w:before="40" w:beforeAutospacing="0" w:after="40" w:afterAutospacing="0" w:line="360" w:lineRule="auto"/>
-              <w:ind w:left="0" w:right="0"/>
-              <w:jc w:val="center"/>
-              <w:rPr>
-                <w:rFonts w:hint="default"/>
-              </w:rPr>
-            </w:pPr>
-            <w:r>
-              <w:rPr>
-                <w:rFonts w:hint="default" w:ascii="Times New Roman" w:hAnsi="Times New Roman" w:eastAsia="Times New Roman" w:cs="Times New Roman"/>
-                <w:kern w:val="0"/>
-                <w:sz w:val="24"/>
-                <w:szCs w:val="24"/>
-                <w:lang w:val="en-US" w:eastAsia="zh-CN" w:bidi="ar"/>
-              </w:rPr>
-              <w:t>4.1.8</w:t>
-            </w:r>
-          </w:p>
-        </w:tc>
-        <w:tc>
-          <w:tcPr>
-            <w:tcW w:w="7826" w:type="dxa"/>
-            <w:tcBorders>
-              <w:top w:val="single" w:color="000000" w:sz="6" w:space="0"/>
-              <w:left w:val="single" w:color="000000" w:sz="6" w:space="0"/>
-              <w:bottom w:val="single" w:color="000000" w:sz="6" w:space="0"/>
-              <w:right w:val="single" w:color="000000" w:sz="6" w:space="0"/>
-            </w:tcBorders>
-            <w:shd w:val="clear" w:color="auto" w:fill="auto"/>
-            <w:tcMar>
-              <w:top w:w="80" w:type="dxa"/>
-              <w:left w:w="120" w:type="dxa"/>
-              <w:bottom w:w="80" w:type="dxa"/>
-              <w:right w:w="120" w:type="dxa"/>
-            </w:tcMar>
-            <w:vAlign w:val="center"/>
-          </w:tcPr>
-          <w:p>
-            <w:pPr>
-              <w:keepNext w:val="0"/>
-              <w:keepLines w:val="0"/>
-              <w:widowControl/>
-              <w:suppressLineNumbers w:val="0"/>
-              <w:spacing w:before="40" w:beforeAutospacing="0" w:after="40" w:afterAutospacing="0" w:line="360" w:lineRule="auto"/>
-              <w:ind w:left="0" w:right="0"/>
-              <w:jc w:val="left"/>
-              <w:rPr>
-                <w:rFonts w:hint="default"/>
-              </w:rPr>
-            </w:pPr>
-            <w:r>
-              <w:rPr>
-                <w:rFonts w:hint="default" w:ascii="Times New Roman" w:hAnsi="Times New Roman" w:eastAsia="Times New Roman" w:cs="Times New Roman"/>
-                <w:kern w:val="0"/>
-                <w:sz w:val="24"/>
-                <w:szCs w:val="24"/>
-                <w:lang w:val="en-US" w:eastAsia="zh-CN" w:bidi="ar"/>
-              </w:rPr>
-              <w:t>MovieController đặt đối tượng Movie vào request attribute với tên "movie" (request.setAttribute("movie", movie)) và forward request sang movie-detail.jsp.</w:t>
-            </w:r>
-          </w:p>
-        </w:tc>
-      </w:tr>
-      <w:tr>
-        <w:tblPrEx>
-          <w:tblBorders>
-            <w:top w:val="single" w:color="auto" w:sz="4" w:space="0"/>
-            <w:left w:val="single" w:color="auto" w:sz="4" w:space="0"/>
-            <w:bottom w:val="single" w:color="auto" w:sz="4" w:space="0"/>
-            <w:right w:val="single" w:color="auto" w:sz="4" w:space="0"/>
-            <w:insideH w:val="single" w:color="auto" w:sz="4" w:space="0"/>
-            <w:insideV w:val="single" w:color="auto" w:sz="4" w:space="0"/>
-          </w:tblBorders>
-          <w:shd w:val="clear" w:color="auto" w:fill="auto"/>
           <w:tblCellMar>
             <w:top w:w="0" w:type="dxa"/>
             <w:left w:w="10" w:type="dxa"/>
@@ -16747,11 +17279,11 @@
         </w:tblCellMar>
       </w:tblPr>
       <w:tblGrid>
-        <w:gridCol w:w="599"/>
-        <w:gridCol w:w="1712"/>
-        <w:gridCol w:w="1061"/>
-        <w:gridCol w:w="2174"/>
-        <w:gridCol w:w="3737"/>
+        <w:gridCol w:w="585"/>
+        <w:gridCol w:w="1578"/>
+        <w:gridCol w:w="1006"/>
+        <w:gridCol w:w="2376"/>
+        <w:gridCol w:w="3738"/>
       </w:tblGrid>
       <w:tr>
         <w:tblPrEx>
@@ -17023,8 +17555,8 @@
           <w:lang w:val="en-US"/>
         </w:rPr>
       </w:pPr>
-      <w:bookmarkStart w:id="72" w:name="_Toc25459"/>
-      <w:bookmarkStart w:id="73" w:name="_Toc30079"/>
+      <w:bookmarkStart w:id="72" w:name="_Toc30079"/>
+      <w:bookmarkStart w:id="73" w:name="_Toc25459"/>
       <w:bookmarkStart w:id="74" w:name="_Toc231414251"/>
       <w:r>
         <w:rPr>
@@ -17091,9 +17623,9 @@
       <w:r>
         <w:drawing>
           <wp:inline distT="0" distB="0" distL="114300" distR="114300">
-            <wp:extent cx="5749290" cy="3260725"/>
-            <wp:effectExtent l="0" t="0" r="11430" b="635"/>
-            <wp:docPr id="1" name="Picture 1"/>
+            <wp:extent cx="5748020" cy="3319780"/>
+            <wp:effectExtent l="0" t="0" r="12700" b="2540"/>
+            <wp:docPr id="2" name="Picture 1"/>
             <wp:cNvGraphicFramePr>
               <a:graphicFrameLocks xmlns:a="http://schemas.openxmlformats.org/drawingml/2006/main" noChangeAspect="1"/>
             </wp:cNvGraphicFramePr>
@@ -17101,7 +17633,7 @@
               <a:graphicData uri="http://schemas.openxmlformats.org/drawingml/2006/picture">
                 <pic:pic xmlns:pic="http://schemas.openxmlformats.org/drawingml/2006/picture">
                   <pic:nvPicPr>
-                    <pic:cNvPr id="1" name="Picture 1"/>
+                    <pic:cNvPr id="2" name="Picture 1"/>
                     <pic:cNvPicPr>
                       <a:picLocks noChangeAspect="1"/>
                     </pic:cNvPicPr>
@@ -17115,7 +17647,7 @@
                   <pic:spPr>
                     <a:xfrm>
                       <a:off x="0" y="0"/>
-                      <a:ext cx="5749290" cy="3260725"/>
+                      <a:ext cx="5748020" cy="3319780"/>
                     </a:xfrm>
                     <a:prstGeom prst="rect">
                       <a:avLst/>
@@ -17434,8 +17966,8 @@
           <w:lang w:val="en-US"/>
         </w:rPr>
       </w:pPr>
-      <w:bookmarkStart w:id="75" w:name="_Toc17615"/>
-      <w:bookmarkStart w:id="76" w:name="_Toc16866"/>
+      <w:bookmarkStart w:id="75" w:name="_Toc16866"/>
+      <w:bookmarkStart w:id="76" w:name="_Toc17615"/>
       <w:bookmarkStart w:id="77" w:name="_Toc231414252"/>
       <w:r>
         <w:rPr>
@@ -17495,9 +18027,9 @@
           <w:lang w:val="en-US"/>
         </w:rPr>
       </w:pPr>
-      <w:bookmarkStart w:id="78" w:name="_Toc231414253"/>
-      <w:bookmarkStart w:id="79" w:name="_Toc23109"/>
-      <w:bookmarkStart w:id="80" w:name="_Toc866"/>
+      <w:bookmarkStart w:id="78" w:name="_Toc866"/>
+      <w:bookmarkStart w:id="79" w:name="_Toc231414253"/>
+      <w:bookmarkStart w:id="80" w:name="_Toc23109"/>
       <w:r>
         <w:rPr>
           <w:lang w:val="en-US"/>
@@ -18451,6 +18983,12 @@
             <w:insideV w:val="single" w:color="auto" w:sz="4" w:space="0"/>
           </w:tblBorders>
           <w:shd w:val="clear" w:color="auto" w:fill="auto"/>
+          <w:tblCellMar>
+            <w:top w:w="0" w:type="dxa"/>
+            <w:left w:w="10" w:type="dxa"/>
+            <w:bottom w:w="0" w:type="dxa"/>
+            <w:right w:w="10" w:type="dxa"/>
+          </w:tblCellMar>
         </w:tblPrEx>
         <w:tc>
           <w:tcPr>
@@ -19226,9 +19764,9 @@
           <w:lang w:val="en-US"/>
         </w:rPr>
       </w:pPr>
-      <w:bookmarkStart w:id="84" w:name="_Toc14643"/>
-      <w:bookmarkStart w:id="85" w:name="_Toc13906"/>
-      <w:bookmarkStart w:id="86" w:name="_Toc231414255"/>
+      <w:bookmarkStart w:id="84" w:name="_Toc13906"/>
+      <w:bookmarkStart w:id="85" w:name="_Toc231414255"/>
+      <w:bookmarkStart w:id="86" w:name="_Toc14643"/>
       <w:r>
         <w:rPr>
           <w:lang w:val="en-US"/>
@@ -19238,743 +19776,6 @@
       <w:bookmarkEnd w:id="84"/>
       <w:bookmarkEnd w:id="85"/>
       <w:bookmarkEnd w:id="86"/>
-    </w:p>
-    <w:tbl>
-      <w:tblPr>
-        <w:tblStyle w:val="9"/>
-        <w:tblW w:w="9026" w:type="dxa"/>
-        <w:tblInd w:w="0" w:type="dxa"/>
-        <w:tblBorders>
-          <w:top w:val="single" w:color="auto" w:sz="4" w:space="0"/>
-          <w:left w:val="single" w:color="auto" w:sz="4" w:space="0"/>
-          <w:bottom w:val="single" w:color="auto" w:sz="4" w:space="0"/>
-          <w:right w:val="single" w:color="auto" w:sz="4" w:space="0"/>
-          <w:insideH w:val="single" w:color="auto" w:sz="4" w:space="0"/>
-          <w:insideV w:val="single" w:color="auto" w:sz="4" w:space="0"/>
-        </w:tblBorders>
-        <w:shd w:val="clear" w:color="auto" w:fill="auto"/>
-        <w:tblLayout w:type="autofit"/>
-        <w:tblCellMar>
-          <w:top w:w="0" w:type="dxa"/>
-          <w:left w:w="10" w:type="dxa"/>
-          <w:bottom w:w="0" w:type="dxa"/>
-          <w:right w:w="10" w:type="dxa"/>
-        </w:tblCellMar>
-      </w:tblPr>
-      <w:tblGrid>
-        <w:gridCol w:w="2000"/>
-        <w:gridCol w:w="7026"/>
-      </w:tblGrid>
-      <w:tr>
-        <w:tblPrEx>
-          <w:tblBorders>
-            <w:top w:val="single" w:color="auto" w:sz="4" w:space="0"/>
-            <w:left w:val="single" w:color="auto" w:sz="4" w:space="0"/>
-            <w:bottom w:val="single" w:color="auto" w:sz="4" w:space="0"/>
-            <w:right w:val="single" w:color="auto" w:sz="4" w:space="0"/>
-            <w:insideH w:val="single" w:color="auto" w:sz="4" w:space="0"/>
-            <w:insideV w:val="single" w:color="auto" w:sz="4" w:space="0"/>
-          </w:tblBorders>
-          <w:shd w:val="clear" w:color="auto" w:fill="auto"/>
-        </w:tblPrEx>
-        <w:tc>
-          <w:tcPr>
-            <w:tcW w:w="2000" w:type="dxa"/>
-            <w:tcBorders>
-              <w:top w:val="single" w:color="000000" w:sz="6" w:space="0"/>
-              <w:left w:val="single" w:color="000000" w:sz="6" w:space="0"/>
-              <w:bottom w:val="single" w:color="000000" w:sz="6" w:space="0"/>
-              <w:right w:val="single" w:color="000000" w:sz="6" w:space="0"/>
-            </w:tcBorders>
-            <w:shd w:val="clear" w:color="auto" w:fill="D9D9D9"/>
-            <w:tcMar>
-              <w:top w:w="80" w:type="dxa"/>
-              <w:left w:w="120" w:type="dxa"/>
-              <w:bottom w:w="80" w:type="dxa"/>
-              <w:right w:w="120" w:type="dxa"/>
-            </w:tcMar>
-            <w:vAlign w:val="center"/>
-          </w:tcPr>
-          <w:p>
-            <w:pPr>
-              <w:keepNext w:val="0"/>
-              <w:keepLines w:val="0"/>
-              <w:widowControl/>
-              <w:suppressLineNumbers w:val="0"/>
-              <w:spacing w:before="40" w:beforeAutospacing="0" w:after="40" w:afterAutospacing="0" w:line="360" w:lineRule="auto"/>
-              <w:ind w:left="0" w:right="0"/>
-              <w:jc w:val="left"/>
-              <w:rPr>
-                <w:rFonts w:hint="default"/>
-              </w:rPr>
-            </w:pPr>
-            <w:r>
-              <w:rPr>
-                <w:rFonts w:hint="default" w:ascii="Times New Roman" w:hAnsi="Times New Roman" w:eastAsia="Times New Roman" w:cs="Times New Roman"/>
-                <w:b/>
-                <w:bCs/>
-                <w:color w:val="auto"/>
-                <w:kern w:val="0"/>
-                <w:sz w:val="24"/>
-                <w:szCs w:val="24"/>
-                <w:lang w:val="en-US" w:eastAsia="zh-CN" w:bidi="ar"/>
-              </w:rPr>
-              <w:t>TC ID</w:t>
-            </w:r>
-          </w:p>
-        </w:tc>
-        <w:tc>
-          <w:tcPr>
-            <w:tcW w:w="7026" w:type="dxa"/>
-            <w:tcBorders>
-              <w:top w:val="single" w:color="000000" w:sz="6" w:space="0"/>
-              <w:left w:val="single" w:color="000000" w:sz="6" w:space="0"/>
-              <w:bottom w:val="single" w:color="000000" w:sz="6" w:space="0"/>
-              <w:right w:val="single" w:color="000000" w:sz="6" w:space="0"/>
-            </w:tcBorders>
-            <w:shd w:val="clear" w:color="auto" w:fill="auto"/>
-            <w:tcMar>
-              <w:top w:w="80" w:type="dxa"/>
-              <w:left w:w="120" w:type="dxa"/>
-              <w:bottom w:w="80" w:type="dxa"/>
-              <w:right w:w="120" w:type="dxa"/>
-            </w:tcMar>
-            <w:vAlign w:val="center"/>
-          </w:tcPr>
-          <w:p>
-            <w:pPr>
-              <w:keepNext w:val="0"/>
-              <w:keepLines w:val="0"/>
-              <w:widowControl/>
-              <w:suppressLineNumbers w:val="0"/>
-              <w:spacing w:before="40" w:beforeAutospacing="0" w:after="40" w:afterAutospacing="0" w:line="360" w:lineRule="auto"/>
-              <w:ind w:left="0" w:right="0"/>
-              <w:jc w:val="left"/>
-              <w:rPr>
-                <w:rFonts w:hint="default"/>
-              </w:rPr>
-            </w:pPr>
-            <w:r>
-              <w:rPr>
-                <w:rFonts w:hint="default" w:ascii="Times New Roman" w:hAnsi="Times New Roman" w:eastAsia="Times New Roman" w:cs="Times New Roman"/>
-                <w:kern w:val="0"/>
-                <w:sz w:val="24"/>
-                <w:szCs w:val="24"/>
-                <w:lang w:val="en-US" w:eastAsia="zh-CN" w:bidi="ar"/>
-              </w:rPr>
-              <w:t>TC04-03</w:t>
-            </w:r>
-          </w:p>
-        </w:tc>
-      </w:tr>
-      <w:tr>
-        <w:tblPrEx>
-          <w:tblBorders>
-            <w:top w:val="single" w:color="auto" w:sz="4" w:space="0"/>
-            <w:left w:val="single" w:color="auto" w:sz="4" w:space="0"/>
-            <w:bottom w:val="single" w:color="auto" w:sz="4" w:space="0"/>
-            <w:right w:val="single" w:color="auto" w:sz="4" w:space="0"/>
-            <w:insideH w:val="single" w:color="auto" w:sz="4" w:space="0"/>
-            <w:insideV w:val="single" w:color="auto" w:sz="4" w:space="0"/>
-          </w:tblBorders>
-          <w:shd w:val="clear" w:color="auto" w:fill="auto"/>
-          <w:tblCellMar>
-            <w:top w:w="0" w:type="dxa"/>
-            <w:left w:w="10" w:type="dxa"/>
-            <w:bottom w:w="0" w:type="dxa"/>
-            <w:right w:w="10" w:type="dxa"/>
-          </w:tblCellMar>
-        </w:tblPrEx>
-        <w:tc>
-          <w:tcPr>
-            <w:tcW w:w="2000" w:type="dxa"/>
-            <w:tcBorders>
-              <w:top w:val="single" w:color="000000" w:sz="6" w:space="0"/>
-              <w:left w:val="single" w:color="000000" w:sz="6" w:space="0"/>
-              <w:bottom w:val="single" w:color="000000" w:sz="6" w:space="0"/>
-              <w:right w:val="single" w:color="000000" w:sz="6" w:space="0"/>
-            </w:tcBorders>
-            <w:shd w:val="clear" w:color="auto" w:fill="D9D9D9"/>
-            <w:tcMar>
-              <w:top w:w="80" w:type="dxa"/>
-              <w:left w:w="120" w:type="dxa"/>
-              <w:bottom w:w="80" w:type="dxa"/>
-              <w:right w:w="120" w:type="dxa"/>
-            </w:tcMar>
-            <w:vAlign w:val="center"/>
-          </w:tcPr>
-          <w:p>
-            <w:pPr>
-              <w:keepNext w:val="0"/>
-              <w:keepLines w:val="0"/>
-              <w:widowControl/>
-              <w:suppressLineNumbers w:val="0"/>
-              <w:spacing w:before="40" w:beforeAutospacing="0" w:after="40" w:afterAutospacing="0" w:line="360" w:lineRule="auto"/>
-              <w:ind w:left="0" w:right="0"/>
-              <w:jc w:val="left"/>
-              <w:rPr>
-                <w:rFonts w:hint="default"/>
-              </w:rPr>
-            </w:pPr>
-            <w:r>
-              <w:rPr>
-                <w:rFonts w:hint="default" w:ascii="Times New Roman" w:hAnsi="Times New Roman" w:eastAsia="Times New Roman" w:cs="Times New Roman"/>
-                <w:b/>
-                <w:bCs/>
-                <w:color w:val="auto"/>
-                <w:kern w:val="0"/>
-                <w:sz w:val="24"/>
-                <w:szCs w:val="24"/>
-                <w:lang w:val="en-US" w:eastAsia="zh-CN" w:bidi="ar"/>
-              </w:rPr>
-              <w:t>Mô tả</w:t>
-            </w:r>
-          </w:p>
-        </w:tc>
-        <w:tc>
-          <w:tcPr>
-            <w:tcW w:w="7026" w:type="dxa"/>
-            <w:tcBorders>
-              <w:top w:val="single" w:color="000000" w:sz="6" w:space="0"/>
-              <w:left w:val="single" w:color="000000" w:sz="6" w:space="0"/>
-              <w:bottom w:val="single" w:color="000000" w:sz="6" w:space="0"/>
-              <w:right w:val="single" w:color="000000" w:sz="6" w:space="0"/>
-            </w:tcBorders>
-            <w:shd w:val="clear" w:color="auto" w:fill="auto"/>
-            <w:tcMar>
-              <w:top w:w="80" w:type="dxa"/>
-              <w:left w:w="120" w:type="dxa"/>
-              <w:bottom w:w="80" w:type="dxa"/>
-              <w:right w:w="120" w:type="dxa"/>
-            </w:tcMar>
-            <w:vAlign w:val="center"/>
-          </w:tcPr>
-          <w:p>
-            <w:pPr>
-              <w:keepNext w:val="0"/>
-              <w:keepLines w:val="0"/>
-              <w:widowControl/>
-              <w:suppressLineNumbers w:val="0"/>
-              <w:spacing w:before="40" w:beforeAutospacing="0" w:after="40" w:afterAutospacing="0" w:line="360" w:lineRule="auto"/>
-              <w:ind w:left="0" w:right="0"/>
-              <w:jc w:val="left"/>
-              <w:rPr>
-                <w:rFonts w:hint="default"/>
-              </w:rPr>
-            </w:pPr>
-            <w:r>
-              <w:rPr>
-                <w:rFonts w:hint="default" w:ascii="Times New Roman" w:hAnsi="Times New Roman" w:eastAsia="Times New Roman" w:cs="Times New Roman"/>
-                <w:kern w:val="0"/>
-                <w:sz w:val="24"/>
-                <w:szCs w:val="24"/>
-                <w:lang w:val="en-US" w:eastAsia="zh-CN" w:bidi="ar"/>
-              </w:rPr>
-              <w:t>Truy cập URL /movie-detail không kèm tham số id.</w:t>
-            </w:r>
-          </w:p>
-        </w:tc>
-      </w:tr>
-      <w:tr>
-        <w:tblPrEx>
-          <w:tblBorders>
-            <w:top w:val="single" w:color="auto" w:sz="4" w:space="0"/>
-            <w:left w:val="single" w:color="auto" w:sz="4" w:space="0"/>
-            <w:bottom w:val="single" w:color="auto" w:sz="4" w:space="0"/>
-            <w:right w:val="single" w:color="auto" w:sz="4" w:space="0"/>
-            <w:insideH w:val="single" w:color="auto" w:sz="4" w:space="0"/>
-            <w:insideV w:val="single" w:color="auto" w:sz="4" w:space="0"/>
-          </w:tblBorders>
-          <w:shd w:val="clear" w:color="auto" w:fill="auto"/>
-          <w:tblCellMar>
-            <w:top w:w="0" w:type="dxa"/>
-            <w:left w:w="10" w:type="dxa"/>
-            <w:bottom w:w="0" w:type="dxa"/>
-            <w:right w:w="10" w:type="dxa"/>
-          </w:tblCellMar>
-        </w:tblPrEx>
-        <w:tc>
-          <w:tcPr>
-            <w:tcW w:w="2000" w:type="dxa"/>
-            <w:tcBorders>
-              <w:top w:val="single" w:color="000000" w:sz="6" w:space="0"/>
-              <w:left w:val="single" w:color="000000" w:sz="6" w:space="0"/>
-              <w:bottom w:val="single" w:color="000000" w:sz="6" w:space="0"/>
-              <w:right w:val="single" w:color="000000" w:sz="6" w:space="0"/>
-            </w:tcBorders>
-            <w:shd w:val="clear" w:color="auto" w:fill="D9D9D9"/>
-            <w:tcMar>
-              <w:top w:w="80" w:type="dxa"/>
-              <w:left w:w="120" w:type="dxa"/>
-              <w:bottom w:w="80" w:type="dxa"/>
-              <w:right w:w="120" w:type="dxa"/>
-            </w:tcMar>
-            <w:vAlign w:val="center"/>
-          </w:tcPr>
-          <w:p>
-            <w:pPr>
-              <w:keepNext w:val="0"/>
-              <w:keepLines w:val="0"/>
-              <w:widowControl/>
-              <w:suppressLineNumbers w:val="0"/>
-              <w:spacing w:before="40" w:beforeAutospacing="0" w:after="40" w:afterAutospacing="0" w:line="360" w:lineRule="auto"/>
-              <w:ind w:left="0" w:right="0"/>
-              <w:jc w:val="left"/>
-              <w:rPr>
-                <w:rFonts w:hint="default"/>
-              </w:rPr>
-            </w:pPr>
-            <w:r>
-              <w:rPr>
-                <w:rFonts w:hint="default" w:ascii="Times New Roman" w:hAnsi="Times New Roman" w:eastAsia="Times New Roman" w:cs="Times New Roman"/>
-                <w:b/>
-                <w:bCs/>
-                <w:color w:val="auto"/>
-                <w:kern w:val="0"/>
-                <w:sz w:val="24"/>
-                <w:szCs w:val="24"/>
-                <w:lang w:val="en-US" w:eastAsia="zh-CN" w:bidi="ar"/>
-              </w:rPr>
-              <w:t>Tiền điều kiện</w:t>
-            </w:r>
-          </w:p>
-        </w:tc>
-        <w:tc>
-          <w:tcPr>
-            <w:tcW w:w="7026" w:type="dxa"/>
-            <w:tcBorders>
-              <w:top w:val="single" w:color="000000" w:sz="6" w:space="0"/>
-              <w:left w:val="single" w:color="000000" w:sz="6" w:space="0"/>
-              <w:bottom w:val="single" w:color="000000" w:sz="6" w:space="0"/>
-              <w:right w:val="single" w:color="000000" w:sz="6" w:space="0"/>
-            </w:tcBorders>
-            <w:shd w:val="clear" w:color="auto" w:fill="auto"/>
-            <w:tcMar>
-              <w:top w:w="80" w:type="dxa"/>
-              <w:left w:w="120" w:type="dxa"/>
-              <w:bottom w:w="80" w:type="dxa"/>
-              <w:right w:w="120" w:type="dxa"/>
-            </w:tcMar>
-            <w:vAlign w:val="center"/>
-          </w:tcPr>
-          <w:p>
-            <w:pPr>
-              <w:keepNext w:val="0"/>
-              <w:keepLines w:val="0"/>
-              <w:widowControl/>
-              <w:suppressLineNumbers w:val="0"/>
-              <w:spacing w:before="20" w:beforeAutospacing="0" w:after="20" w:afterAutospacing="0" w:line="360" w:lineRule="auto"/>
-              <w:ind w:left="0" w:right="0"/>
-              <w:jc w:val="both"/>
-              <w:rPr>
-                <w:rFonts w:hint="default"/>
-              </w:rPr>
-            </w:pPr>
-            <w:r>
-              <w:rPr>
-                <w:rFonts w:hint="default" w:ascii="Times New Roman" w:hAnsi="Times New Roman" w:eastAsia="Times New Roman" w:cs="Times New Roman"/>
-                <w:color w:val="000000"/>
-                <w:kern w:val="0"/>
-                <w:sz w:val="24"/>
-                <w:szCs w:val="24"/>
-                <w:lang w:val="en-US" w:eastAsia="zh-CN" w:bidi="ar"/>
-              </w:rPr>
-              <w:t>1. Hệ thống đang hoạt động bình thường.</w:t>
-            </w:r>
-          </w:p>
-        </w:tc>
-      </w:tr>
-      <w:tr>
-        <w:tblPrEx>
-          <w:tblBorders>
-            <w:top w:val="single" w:color="auto" w:sz="4" w:space="0"/>
-            <w:left w:val="single" w:color="auto" w:sz="4" w:space="0"/>
-            <w:bottom w:val="single" w:color="auto" w:sz="4" w:space="0"/>
-            <w:right w:val="single" w:color="auto" w:sz="4" w:space="0"/>
-            <w:insideH w:val="single" w:color="auto" w:sz="4" w:space="0"/>
-            <w:insideV w:val="single" w:color="auto" w:sz="4" w:space="0"/>
-          </w:tblBorders>
-          <w:shd w:val="clear" w:color="auto" w:fill="auto"/>
-          <w:tblCellMar>
-            <w:top w:w="0" w:type="dxa"/>
-            <w:left w:w="10" w:type="dxa"/>
-            <w:bottom w:w="0" w:type="dxa"/>
-            <w:right w:w="10" w:type="dxa"/>
-          </w:tblCellMar>
-        </w:tblPrEx>
-        <w:tc>
-          <w:tcPr>
-            <w:tcW w:w="2000" w:type="dxa"/>
-            <w:tcBorders>
-              <w:top w:val="single" w:color="000000" w:sz="6" w:space="0"/>
-              <w:left w:val="single" w:color="000000" w:sz="6" w:space="0"/>
-              <w:bottom w:val="single" w:color="000000" w:sz="6" w:space="0"/>
-              <w:right w:val="single" w:color="000000" w:sz="6" w:space="0"/>
-            </w:tcBorders>
-            <w:shd w:val="clear" w:color="auto" w:fill="D9D9D9"/>
-            <w:tcMar>
-              <w:top w:w="80" w:type="dxa"/>
-              <w:left w:w="120" w:type="dxa"/>
-              <w:bottom w:w="80" w:type="dxa"/>
-              <w:right w:w="120" w:type="dxa"/>
-            </w:tcMar>
-            <w:vAlign w:val="center"/>
-          </w:tcPr>
-          <w:p>
-            <w:pPr>
-              <w:keepNext w:val="0"/>
-              <w:keepLines w:val="0"/>
-              <w:widowControl/>
-              <w:suppressLineNumbers w:val="0"/>
-              <w:spacing w:before="40" w:beforeAutospacing="0" w:after="40" w:afterAutospacing="0" w:line="360" w:lineRule="auto"/>
-              <w:ind w:left="0" w:right="0"/>
-              <w:jc w:val="left"/>
-              <w:rPr>
-                <w:rFonts w:hint="default"/>
-              </w:rPr>
-            </w:pPr>
-            <w:r>
-              <w:rPr>
-                <w:rFonts w:hint="default" w:ascii="Times New Roman" w:hAnsi="Times New Roman" w:eastAsia="Times New Roman" w:cs="Times New Roman"/>
-                <w:b/>
-                <w:bCs/>
-                <w:color w:val="auto"/>
-                <w:kern w:val="0"/>
-                <w:sz w:val="24"/>
-                <w:szCs w:val="24"/>
-                <w:lang w:val="en-US" w:eastAsia="zh-CN" w:bidi="ar"/>
-              </w:rPr>
-              <w:t>Các bước thực hiện</w:t>
-            </w:r>
-          </w:p>
-        </w:tc>
-        <w:tc>
-          <w:tcPr>
-            <w:tcW w:w="7026" w:type="dxa"/>
-            <w:tcBorders>
-              <w:top w:val="single" w:color="000000" w:sz="6" w:space="0"/>
-              <w:left w:val="single" w:color="000000" w:sz="6" w:space="0"/>
-              <w:bottom w:val="single" w:color="000000" w:sz="6" w:space="0"/>
-              <w:right w:val="single" w:color="000000" w:sz="6" w:space="0"/>
-            </w:tcBorders>
-            <w:shd w:val="clear" w:color="auto" w:fill="auto"/>
-            <w:tcMar>
-              <w:top w:w="80" w:type="dxa"/>
-              <w:left w:w="120" w:type="dxa"/>
-              <w:bottom w:w="80" w:type="dxa"/>
-              <w:right w:w="120" w:type="dxa"/>
-            </w:tcMar>
-            <w:vAlign w:val="center"/>
-          </w:tcPr>
-          <w:p>
-            <w:pPr>
-              <w:keepNext w:val="0"/>
-              <w:keepLines w:val="0"/>
-              <w:widowControl/>
-              <w:suppressLineNumbers w:val="0"/>
-              <w:spacing w:before="20" w:beforeAutospacing="0" w:after="20" w:afterAutospacing="0" w:line="360" w:lineRule="auto"/>
-              <w:ind w:left="0" w:right="0"/>
-              <w:jc w:val="both"/>
-              <w:rPr>
-                <w:rFonts w:hint="default"/>
-              </w:rPr>
-            </w:pPr>
-            <w:r>
-              <w:rPr>
-                <w:rFonts w:hint="default" w:ascii="Times New Roman" w:hAnsi="Times New Roman" w:eastAsia="Times New Roman" w:cs="Times New Roman"/>
-                <w:color w:val="000000"/>
-                <w:kern w:val="0"/>
-                <w:sz w:val="24"/>
-                <w:szCs w:val="24"/>
-                <w:lang w:val="en-US" w:eastAsia="zh-CN" w:bidi="ar"/>
-              </w:rPr>
-              <w:t>1. Mở trình duyệt, truy cập URL: /movie-detail (không có ?id=...).</w:t>
-            </w:r>
-          </w:p>
-          <w:p>
-            <w:pPr>
-              <w:keepNext w:val="0"/>
-              <w:keepLines w:val="0"/>
-              <w:widowControl/>
-              <w:suppressLineNumbers w:val="0"/>
-              <w:spacing w:before="20" w:beforeAutospacing="0" w:after="20" w:afterAutospacing="0" w:line="360" w:lineRule="auto"/>
-              <w:ind w:left="0" w:right="0"/>
-              <w:jc w:val="both"/>
-              <w:rPr>
-                <w:rFonts w:hint="default"/>
-              </w:rPr>
-            </w:pPr>
-            <w:r>
-              <w:rPr>
-                <w:rFonts w:hint="default" w:ascii="Times New Roman" w:hAnsi="Times New Roman" w:eastAsia="Times New Roman" w:cs="Times New Roman"/>
-                <w:color w:val="000000"/>
-                <w:kern w:val="0"/>
-                <w:sz w:val="24"/>
-                <w:szCs w:val="24"/>
-                <w:lang w:val="en-US" w:eastAsia="zh-CN" w:bidi="ar"/>
-              </w:rPr>
-              <w:t>2. MovieController nhận request, gọi request.getParameter("id").</w:t>
-            </w:r>
-          </w:p>
-          <w:p>
-            <w:pPr>
-              <w:keepNext w:val="0"/>
-              <w:keepLines w:val="0"/>
-              <w:widowControl/>
-              <w:suppressLineNumbers w:val="0"/>
-              <w:spacing w:before="20" w:beforeAutospacing="0" w:after="20" w:afterAutospacing="0" w:line="360" w:lineRule="auto"/>
-              <w:ind w:left="0" w:right="0"/>
-              <w:jc w:val="both"/>
-              <w:rPr>
-                <w:rFonts w:hint="default"/>
-              </w:rPr>
-            </w:pPr>
-            <w:r>
-              <w:rPr>
-                <w:rFonts w:hint="default" w:ascii="Times New Roman" w:hAnsi="Times New Roman" w:eastAsia="Times New Roman" w:cs="Times New Roman"/>
-                <w:color w:val="000000"/>
-                <w:kern w:val="0"/>
-                <w:sz w:val="24"/>
-                <w:szCs w:val="24"/>
-                <w:lang w:val="en-US" w:eastAsia="zh-CN" w:bidi="ar"/>
-              </w:rPr>
-              <w:t>3. Giá trị trả về là null.</w:t>
-            </w:r>
-          </w:p>
-          <w:p>
-            <w:pPr>
-              <w:keepNext w:val="0"/>
-              <w:keepLines w:val="0"/>
-              <w:widowControl/>
-              <w:suppressLineNumbers w:val="0"/>
-              <w:spacing w:before="20" w:beforeAutospacing="0" w:after="20" w:afterAutospacing="0" w:line="360" w:lineRule="auto"/>
-              <w:ind w:left="0" w:right="0"/>
-              <w:jc w:val="both"/>
-              <w:rPr>
-                <w:rFonts w:hint="default"/>
-              </w:rPr>
-            </w:pPr>
-            <w:r>
-              <w:rPr>
-                <w:rFonts w:hint="default" w:ascii="Times New Roman" w:hAnsi="Times New Roman" w:eastAsia="Times New Roman" w:cs="Times New Roman"/>
-                <w:color w:val="000000"/>
-                <w:kern w:val="0"/>
-                <w:sz w:val="24"/>
-                <w:szCs w:val="24"/>
-                <w:lang w:val="en-US" w:eastAsia="zh-CN" w:bidi="ar"/>
-              </w:rPr>
-              <w:t>4. MovieController kiểm tra idRaw == null.</w:t>
-            </w:r>
-          </w:p>
-        </w:tc>
-      </w:tr>
-      <w:tr>
-        <w:tblPrEx>
-          <w:tblBorders>
-            <w:top w:val="single" w:color="auto" w:sz="4" w:space="0"/>
-            <w:left w:val="single" w:color="auto" w:sz="4" w:space="0"/>
-            <w:bottom w:val="single" w:color="auto" w:sz="4" w:space="0"/>
-            <w:right w:val="single" w:color="auto" w:sz="4" w:space="0"/>
-            <w:insideH w:val="single" w:color="auto" w:sz="4" w:space="0"/>
-            <w:insideV w:val="single" w:color="auto" w:sz="4" w:space="0"/>
-          </w:tblBorders>
-          <w:shd w:val="clear" w:color="auto" w:fill="auto"/>
-          <w:tblCellMar>
-            <w:top w:w="0" w:type="dxa"/>
-            <w:left w:w="10" w:type="dxa"/>
-            <w:bottom w:w="0" w:type="dxa"/>
-            <w:right w:w="10" w:type="dxa"/>
-          </w:tblCellMar>
-        </w:tblPrEx>
-        <w:tc>
-          <w:tcPr>
-            <w:tcW w:w="2000" w:type="dxa"/>
-            <w:tcBorders>
-              <w:top w:val="single" w:color="000000" w:sz="6" w:space="0"/>
-              <w:left w:val="single" w:color="000000" w:sz="6" w:space="0"/>
-              <w:bottom w:val="single" w:color="000000" w:sz="6" w:space="0"/>
-              <w:right w:val="single" w:color="000000" w:sz="6" w:space="0"/>
-            </w:tcBorders>
-            <w:shd w:val="clear" w:color="auto" w:fill="D9D9D9"/>
-            <w:tcMar>
-              <w:top w:w="80" w:type="dxa"/>
-              <w:left w:w="120" w:type="dxa"/>
-              <w:bottom w:w="80" w:type="dxa"/>
-              <w:right w:w="120" w:type="dxa"/>
-            </w:tcMar>
-            <w:vAlign w:val="center"/>
-          </w:tcPr>
-          <w:p>
-            <w:pPr>
-              <w:keepNext w:val="0"/>
-              <w:keepLines w:val="0"/>
-              <w:widowControl/>
-              <w:suppressLineNumbers w:val="0"/>
-              <w:spacing w:before="40" w:beforeAutospacing="0" w:after="40" w:afterAutospacing="0" w:line="360" w:lineRule="auto"/>
-              <w:ind w:left="0" w:right="0"/>
-              <w:jc w:val="left"/>
-              <w:rPr>
-                <w:rFonts w:hint="default"/>
-              </w:rPr>
-            </w:pPr>
-            <w:r>
-              <w:rPr>
-                <w:rFonts w:hint="default" w:ascii="Times New Roman" w:hAnsi="Times New Roman" w:eastAsia="Times New Roman" w:cs="Times New Roman"/>
-                <w:b/>
-                <w:bCs/>
-                <w:color w:val="auto"/>
-                <w:kern w:val="0"/>
-                <w:sz w:val="24"/>
-                <w:szCs w:val="24"/>
-                <w:lang w:val="en-US" w:eastAsia="zh-CN" w:bidi="ar"/>
-              </w:rPr>
-              <w:t>Kết quả mong đợi</w:t>
-            </w:r>
-          </w:p>
-        </w:tc>
-        <w:tc>
-          <w:tcPr>
-            <w:tcW w:w="7026" w:type="dxa"/>
-            <w:tcBorders>
-              <w:top w:val="single" w:color="000000" w:sz="6" w:space="0"/>
-              <w:left w:val="single" w:color="000000" w:sz="6" w:space="0"/>
-              <w:bottom w:val="single" w:color="000000" w:sz="6" w:space="0"/>
-              <w:right w:val="single" w:color="000000" w:sz="6" w:space="0"/>
-            </w:tcBorders>
-            <w:shd w:val="clear" w:color="auto" w:fill="auto"/>
-            <w:tcMar>
-              <w:top w:w="80" w:type="dxa"/>
-              <w:left w:w="120" w:type="dxa"/>
-              <w:bottom w:w="80" w:type="dxa"/>
-              <w:right w:w="120" w:type="dxa"/>
-            </w:tcMar>
-            <w:vAlign w:val="center"/>
-          </w:tcPr>
-          <w:p>
-            <w:pPr>
-              <w:keepNext w:val="0"/>
-              <w:keepLines w:val="0"/>
-              <w:widowControl/>
-              <w:numPr>
-                <w:ilvl w:val="0"/>
-                <w:numId w:val="7"/>
-              </w:numPr>
-              <w:suppressLineNumbers w:val="0"/>
-              <w:spacing w:before="20" w:beforeAutospacing="0" w:after="20" w:afterAutospacing="0" w:line="360" w:lineRule="auto"/>
-              <w:ind w:left="0" w:right="0"/>
-              <w:jc w:val="both"/>
-              <w:rPr>
-                <w:rFonts w:hint="default" w:ascii="Times New Roman" w:hAnsi="Times New Roman" w:eastAsia="Times New Roman" w:cs="Times New Roman"/>
-                <w:color w:val="000000"/>
-                <w:kern w:val="0"/>
-                <w:sz w:val="24"/>
-                <w:szCs w:val="24"/>
-                <w:lang w:val="en-US" w:eastAsia="zh-CN" w:bidi="ar"/>
-              </w:rPr>
-            </w:pPr>
-            <w:r>
-              <w:rPr>
-                <w:rFonts w:hint="default" w:ascii="Times New Roman" w:hAnsi="Times New Roman" w:eastAsia="Times New Roman" w:cs="Times New Roman"/>
-                <w:color w:val="000000"/>
-                <w:kern w:val="0"/>
-                <w:sz w:val="24"/>
-                <w:szCs w:val="24"/>
-                <w:lang w:val="en-US" w:eastAsia="zh-CN" w:bidi="ar"/>
-              </w:rPr>
-              <w:t>Hệ thống redirect về /movies?detailMessage=missing_id và hiển thị thông báo “Vui lòng chọn phim từ danh sách.”</w:t>
-            </w:r>
-          </w:p>
-          <w:p>
-            <w:pPr>
-              <w:keepNext w:val="0"/>
-              <w:keepLines w:val="0"/>
-              <w:widowControl/>
-              <w:numPr>
-                <w:numId w:val="0"/>
-              </w:numPr>
-              <w:suppressLineNumbers w:val="0"/>
-              <w:spacing w:before="20" w:beforeAutospacing="0" w:after="20" w:afterAutospacing="0" w:line="360" w:lineRule="auto"/>
-              <w:ind w:right="0" w:rightChars="0"/>
-              <w:jc w:val="both"/>
-              <w:rPr>
-                <w:rFonts w:hint="default"/>
-              </w:rPr>
-            </w:pPr>
-            <w:r>
-              <w:rPr>
-                <w:rFonts w:hint="default" w:ascii="Times New Roman" w:hAnsi="Times New Roman" w:eastAsia="Times New Roman" w:cs="Times New Roman"/>
-                <w:color w:val="000000"/>
-                <w:kern w:val="0"/>
-                <w:sz w:val="24"/>
-                <w:szCs w:val="24"/>
-                <w:lang w:val="en-US" w:eastAsia="zh-CN" w:bidi="ar"/>
-              </w:rPr>
-              <w:t>2. Không hiển thị trang trắng hay lỗi server.</w:t>
-            </w:r>
-          </w:p>
-          <w:p>
-            <w:pPr>
-              <w:keepNext w:val="0"/>
-              <w:keepLines w:val="0"/>
-              <w:widowControl/>
-              <w:suppressLineNumbers w:val="0"/>
-              <w:spacing w:before="20" w:beforeAutospacing="0" w:after="20" w:afterAutospacing="0" w:line="360" w:lineRule="auto"/>
-              <w:ind w:left="0" w:right="0"/>
-              <w:jc w:val="both"/>
-              <w:rPr>
-                <w:rFonts w:hint="default"/>
-              </w:rPr>
-            </w:pPr>
-            <w:r>
-              <w:rPr>
-                <w:rFonts w:hint="default" w:ascii="Times New Roman" w:hAnsi="Times New Roman" w:eastAsia="Times New Roman" w:cs="Times New Roman"/>
-                <w:color w:val="000000"/>
-                <w:kern w:val="0"/>
-                <w:sz w:val="24"/>
-                <w:szCs w:val="24"/>
-                <w:lang w:val="en-US" w:eastAsia="zh-CN" w:bidi="ar"/>
-              </w:rPr>
-              <w:t>3. Không phát sinh HTTP 500.</w:t>
-            </w:r>
-          </w:p>
-        </w:tc>
-      </w:tr>
-    </w:tbl>
-    <w:p>
-      <w:pPr>
-        <w:keepNext w:val="0"/>
-        <w:keepLines w:val="0"/>
-        <w:widowControl/>
-        <w:suppressLineNumbers w:val="0"/>
-        <w:spacing w:before="0" w:beforeAutospacing="0" w:after="0" w:afterAutospacing="0" w:line="360" w:lineRule="auto"/>
-        <w:ind w:left="0" w:right="0"/>
-        <w:jc w:val="left"/>
-        <w:rPr>
-          <w:lang w:val="en-US"/>
-        </w:rPr>
-      </w:pPr>
-    </w:p>
-    <w:p>
-      <w:pPr>
-        <w:pStyle w:val="3"/>
-        <w:widowControl/>
-        <w:spacing w:line="360" w:lineRule="auto"/>
-        <w:rPr>
-          <w:lang w:val="en-US"/>
-        </w:rPr>
-      </w:pPr>
-      <w:bookmarkStart w:id="87" w:name="_Toc6276"/>
-      <w:bookmarkStart w:id="88" w:name="_Toc4233"/>
-      <w:bookmarkStart w:id="89" w:name="_Toc231414256"/>
-      <w:r>
-        <w:rPr>
-          <w:lang w:val="en-US"/>
-        </w:rPr>
-        <w:t>6.4. TC04-04: Tham số id không phải số</w:t>
-      </w:r>
-      <w:bookmarkEnd w:id="87"/>
-      <w:bookmarkEnd w:id="88"/>
-      <w:bookmarkEnd w:id="89"/>
     </w:p>
     <w:tbl>
       <w:tblPr>
@@ -20105,7 +19906,7 @@
                 <w:szCs w:val="24"/>
                 <w:lang w:val="en-US" w:eastAsia="zh-CN" w:bidi="ar"/>
               </w:rPr>
-              <w:t>TC04-04</w:t>
+              <w:t>TC04-03</w:t>
             </w:r>
           </w:p>
         </w:tc>
@@ -20213,7 +20014,7 @@
                 <w:szCs w:val="24"/>
                 <w:lang w:val="en-US" w:eastAsia="zh-CN" w:bidi="ar"/>
               </w:rPr>
-              <w:t>Truy cập trang chi tiết phim với id là chuỗi ký tự không hợp lệ.</w:t>
+              <w:t>Truy cập URL /movie-detail không kèm tham số id.</w:t>
             </w:r>
           </w:p>
         </w:tc>
@@ -20431,7 +20232,7 @@
                 <w:szCs w:val="24"/>
                 <w:lang w:val="en-US" w:eastAsia="zh-CN" w:bidi="ar"/>
               </w:rPr>
-              <w:t>1. Mở trình duyệt, truy cập URL: /movie-detail?id=abc.</w:t>
+              <w:t>1. Mở trình duyệt, truy cập URL: /movie-detail (không có ?id=...).</w:t>
             </w:r>
           </w:p>
           <w:p>
@@ -20456,7 +20257,7 @@
                 <w:szCs w:val="24"/>
                 <w:lang w:val="en-US" w:eastAsia="zh-CN" w:bidi="ar"/>
               </w:rPr>
-              <w:t>2. MovieController nhận idRaw = "abc".</w:t>
+              <w:t>2. MovieController nhận request, gọi request.getParameter("id").</w:t>
             </w:r>
           </w:p>
           <w:p>
@@ -20481,7 +20282,32 @@
                 <w:szCs w:val="24"/>
                 <w:lang w:val="en-US" w:eastAsia="zh-CN" w:bidi="ar"/>
               </w:rPr>
-              <w:t>3. Controller thực hiện Integer.parseInt("abc"), phát sinh NumberFormatException.</w:t>
+              <w:t>3. Giá trị trả về là null.</w:t>
+            </w:r>
+          </w:p>
+          <w:p>
+            <w:pPr>
+              <w:keepNext w:val="0"/>
+              <w:keepLines w:val="0"/>
+              <w:widowControl/>
+              <w:suppressLineNumbers w:val="0"/>
+              <w:spacing w:before="20" w:beforeAutospacing="0" w:after="20" w:afterAutospacing="0" w:line="360" w:lineRule="auto"/>
+              <w:ind w:left="0" w:right="0"/>
+              <w:jc w:val="both"/>
+              <w:rPr>
+                <w:rFonts w:hint="default"/>
+              </w:rPr>
+            </w:pPr>
+            <w:r>
+              <w:rPr>
+                <w:rFonts w:hint="default" w:ascii="Times New Roman" w:hAnsi="Times New Roman" w:eastAsia="Times New Roman" w:cs="Times New Roman"/>
+                <w:color w:val="000000"/>
+                <w:kern w:val="0"/>
+                <w:sz w:val="24"/>
+                <w:szCs w:val="24"/>
+                <w:lang w:val="en-US" w:eastAsia="zh-CN" w:bidi="ar"/>
+              </w:rPr>
+              <w:t>4. MovieController kiểm tra idRaw == null.</w:t>
             </w:r>
           </w:p>
         </w:tc>
@@ -20573,16 +20399,15 @@
               <w:keepNext w:val="0"/>
               <w:keepLines w:val="0"/>
               <w:widowControl/>
+              <w:numPr>
+                <w:ilvl w:val="0"/>
+                <w:numId w:val="7"/>
+              </w:numPr>
               <w:suppressLineNumbers w:val="0"/>
               <w:spacing w:before="20" w:beforeAutospacing="0" w:after="20" w:afterAutospacing="0" w:line="360" w:lineRule="auto"/>
               <w:ind w:left="0" w:right="0"/>
               <w:jc w:val="both"/>
               <w:rPr>
-                <w:rFonts w:hint="default"/>
-              </w:rPr>
-            </w:pPr>
-            <w:r>
-              <w:rPr>
                 <w:rFonts w:hint="default" w:ascii="Times New Roman" w:hAnsi="Times New Roman" w:eastAsia="Times New Roman" w:cs="Times New Roman"/>
                 <w:color w:val="000000"/>
                 <w:kern w:val="0"/>
@@ -20590,17 +20415,31 @@
                 <w:szCs w:val="24"/>
                 <w:lang w:val="en-US" w:eastAsia="zh-CN" w:bidi="ar"/>
               </w:rPr>
-              <w:t>1. Hệ thống xử lý ngoại lệ, không crash.</w:t>
-            </w:r>
-          </w:p>
-          <w:p>
-            <w:pPr>
-              <w:keepNext w:val="0"/>
-              <w:keepLines w:val="0"/>
-              <w:widowControl/>
+            </w:pPr>
+            <w:r>
+              <w:rPr>
+                <w:rFonts w:hint="default" w:ascii="Times New Roman" w:hAnsi="Times New Roman" w:eastAsia="Times New Roman" w:cs="Times New Roman"/>
+                <w:color w:val="000000"/>
+                <w:kern w:val="0"/>
+                <w:sz w:val="24"/>
+                <w:szCs w:val="24"/>
+                <w:lang w:val="en-US" w:eastAsia="zh-CN" w:bidi="ar"/>
+              </w:rPr>
+              <w:t>Hệ thống redirect về /movies?detailMessage=missing_id và hiển thị thông báo “Vui lòng chọn phim từ danh sách.”</w:t>
+            </w:r>
+          </w:p>
+          <w:p>
+            <w:pPr>
+              <w:keepNext w:val="0"/>
+              <w:keepLines w:val="0"/>
+              <w:widowControl/>
+              <w:numPr>
+                <w:ilvl w:val="0"/>
+                <w:numId w:val="0"/>
+              </w:numPr>
               <w:suppressLineNumbers w:val="0"/>
               <w:spacing w:before="20" w:beforeAutospacing="0" w:after="20" w:afterAutospacing="0" w:line="360" w:lineRule="auto"/>
-              <w:ind w:left="0" w:right="0"/>
+              <w:ind w:left="0" w:right="0" w:rightChars="0"/>
               <w:jc w:val="both"/>
               <w:rPr>
                 <w:rFonts w:hint="default"/>
@@ -20615,7 +20454,7 @@
                 <w:szCs w:val="24"/>
                 <w:lang w:val="en-US" w:eastAsia="zh-CN" w:bidi="ar"/>
               </w:rPr>
-              <w:t>2. Hệ thống redirect về trang danh sách phim (/movies).</w:t>
+              <w:t>2. Không hiển thị trang trắng hay lỗi server.</w:t>
             </w:r>
           </w:p>
           <w:p>
@@ -20640,7 +20479,7 @@
                 <w:szCs w:val="24"/>
                 <w:lang w:val="en-US" w:eastAsia="zh-CN" w:bidi="ar"/>
               </w:rPr>
-              <w:t>3. Không phát sinh HTTP 500 hiển thị ra người dùng.</w:t>
+              <w:t>3. Không phát sinh HTTP 500.</w:t>
             </w:r>
           </w:p>
         </w:tc>
@@ -20669,18 +20508,18 @@
           <w:lang w:val="en-US"/>
         </w:rPr>
       </w:pPr>
-      <w:bookmarkStart w:id="90" w:name="_Toc231414257"/>
-      <w:bookmarkStart w:id="91" w:name="_Toc20901"/>
-      <w:bookmarkStart w:id="92" w:name="_Toc28465"/>
-      <w:r>
-        <w:rPr>
-          <w:lang w:val="en-US"/>
-        </w:rPr>
-        <w:t>6.5. TC04-05: Phim không có trailer</w:t>
-      </w:r>
-      <w:bookmarkEnd w:id="90"/>
-      <w:bookmarkEnd w:id="91"/>
-      <w:bookmarkEnd w:id="92"/>
+      <w:bookmarkStart w:id="87" w:name="_Toc4233"/>
+      <w:bookmarkStart w:id="88" w:name="_Toc6276"/>
+      <w:bookmarkStart w:id="89" w:name="_Toc231414256"/>
+      <w:r>
+        <w:rPr>
+          <w:lang w:val="en-US"/>
+        </w:rPr>
+        <w:t>6.4. TC04-04: Tham số id không phải số</w:t>
+      </w:r>
+      <w:bookmarkEnd w:id="87"/>
+      <w:bookmarkEnd w:id="88"/>
+      <w:bookmarkEnd w:id="89"/>
     </w:p>
     <w:tbl>
       <w:tblPr>
@@ -20811,7 +20650,7 @@
                 <w:szCs w:val="24"/>
                 <w:lang w:val="en-US" w:eastAsia="zh-CN" w:bidi="ar"/>
               </w:rPr>
-              <w:t>TC04-05</w:t>
+              <w:t>TC04-04</w:t>
             </w:r>
           </w:p>
         </w:tc>
@@ -20919,140 +20758,7 @@
                 <w:szCs w:val="24"/>
                 <w:lang w:val="en-US" w:eastAsia="zh-CN" w:bidi="ar"/>
               </w:rPr>
-              <w:t>Xem chi tiết phim mà trường trailerUrl là null hoặc rỗng.</w:t>
-            </w:r>
-          </w:p>
-        </w:tc>
-      </w:tr>
-      <w:tr>
-        <w:tblPrEx>
-          <w:tblBorders>
-            <w:top w:val="single" w:color="auto" w:sz="4" w:space="0"/>
-            <w:left w:val="single" w:color="auto" w:sz="4" w:space="0"/>
-            <w:bottom w:val="single" w:color="auto" w:sz="4" w:space="0"/>
-            <w:right w:val="single" w:color="auto" w:sz="4" w:space="0"/>
-            <w:insideH w:val="single" w:color="auto" w:sz="4" w:space="0"/>
-            <w:insideV w:val="single" w:color="auto" w:sz="4" w:space="0"/>
-          </w:tblBorders>
-          <w:tblCellMar>
-            <w:top w:w="0" w:type="dxa"/>
-            <w:left w:w="10" w:type="dxa"/>
-            <w:bottom w:w="0" w:type="dxa"/>
-            <w:right w:w="10" w:type="dxa"/>
-          </w:tblCellMar>
-        </w:tblPrEx>
-        <w:tc>
-          <w:tcPr>
-            <w:tcW w:w="2000" w:type="dxa"/>
-            <w:tcBorders>
-              <w:top w:val="single" w:color="000000" w:sz="6" w:space="0"/>
-              <w:left w:val="single" w:color="000000" w:sz="6" w:space="0"/>
-              <w:bottom w:val="single" w:color="000000" w:sz="6" w:space="0"/>
-              <w:right w:val="single" w:color="000000" w:sz="6" w:space="0"/>
-            </w:tcBorders>
-            <w:shd w:val="clear" w:color="auto" w:fill="D9D9D9"/>
-            <w:tcMar>
-              <w:top w:w="80" w:type="dxa"/>
-              <w:left w:w="120" w:type="dxa"/>
-              <w:bottom w:w="80" w:type="dxa"/>
-              <w:right w:w="120" w:type="dxa"/>
-            </w:tcMar>
-            <w:vAlign w:val="center"/>
-          </w:tcPr>
-          <w:p>
-            <w:pPr>
-              <w:keepNext w:val="0"/>
-              <w:keepLines w:val="0"/>
-              <w:widowControl/>
-              <w:suppressLineNumbers w:val="0"/>
-              <w:spacing w:before="40" w:beforeAutospacing="0" w:after="40" w:afterAutospacing="0" w:line="360" w:lineRule="auto"/>
-              <w:ind w:left="0" w:right="0"/>
-              <w:jc w:val="left"/>
-              <w:rPr>
-                <w:rFonts w:hint="default"/>
-              </w:rPr>
-            </w:pPr>
-            <w:r>
-              <w:rPr>
-                <w:rFonts w:hint="default" w:ascii="Times New Roman" w:hAnsi="Times New Roman" w:eastAsia="Times New Roman" w:cs="Times New Roman"/>
-                <w:b/>
-                <w:bCs/>
-                <w:color w:val="auto"/>
-                <w:kern w:val="0"/>
-                <w:sz w:val="24"/>
-                <w:szCs w:val="24"/>
-                <w:lang w:val="en-US" w:eastAsia="zh-CN" w:bidi="ar"/>
-              </w:rPr>
-              <w:t>Tiền điều kiện</w:t>
-            </w:r>
-          </w:p>
-        </w:tc>
-        <w:tc>
-          <w:tcPr>
-            <w:tcW w:w="7026" w:type="dxa"/>
-            <w:tcBorders>
-              <w:top w:val="single" w:color="000000" w:sz="6" w:space="0"/>
-              <w:left w:val="single" w:color="000000" w:sz="6" w:space="0"/>
-              <w:bottom w:val="single" w:color="000000" w:sz="6" w:space="0"/>
-              <w:right w:val="single" w:color="000000" w:sz="6" w:space="0"/>
-            </w:tcBorders>
-            <w:shd w:val="clear" w:color="auto" w:fill="auto"/>
-            <w:tcMar>
-              <w:top w:w="80" w:type="dxa"/>
-              <w:left w:w="120" w:type="dxa"/>
-              <w:bottom w:w="80" w:type="dxa"/>
-              <w:right w:w="120" w:type="dxa"/>
-            </w:tcMar>
-            <w:vAlign w:val="center"/>
-          </w:tcPr>
-          <w:p>
-            <w:pPr>
-              <w:keepNext w:val="0"/>
-              <w:keepLines w:val="0"/>
-              <w:widowControl/>
-              <w:suppressLineNumbers w:val="0"/>
-              <w:spacing w:before="20" w:beforeAutospacing="0" w:after="20" w:afterAutospacing="0" w:line="360" w:lineRule="auto"/>
-              <w:ind w:left="0" w:right="0"/>
-              <w:jc w:val="both"/>
-              <w:rPr>
-                <w:rFonts w:hint="default"/>
-              </w:rPr>
-            </w:pPr>
-            <w:r>
-              <w:rPr>
-                <w:rFonts w:hint="default" w:ascii="Times New Roman" w:hAnsi="Times New Roman" w:eastAsia="Times New Roman" w:cs="Times New Roman"/>
-                <w:color w:val="000000"/>
-                <w:kern w:val="0"/>
-                <w:sz w:val="24"/>
-                <w:szCs w:val="24"/>
-                <w:lang w:val="en-US" w:eastAsia="zh-CN" w:bidi="ar"/>
-              </w:rPr>
-              <w:t>1. Hệ thống đang hoạt động bình thường.</w:t>
-            </w:r>
-          </w:p>
-          <w:p>
-            <w:pPr>
-              <w:keepNext w:val="0"/>
-              <w:keepLines w:val="0"/>
-              <w:widowControl/>
-              <w:suppressLineNumbers w:val="0"/>
-              <w:spacing w:before="20" w:beforeAutospacing="0" w:after="20" w:afterAutospacing="0" w:line="360" w:lineRule="auto"/>
-              <w:ind w:left="0" w:right="0"/>
-              <w:jc w:val="both"/>
-              <w:rPr>
-                <w:rFonts w:hint="default"/>
-              </w:rPr>
-            </w:pPr>
-            <w:r>
-              <w:rPr>
-                <w:rFonts w:hint="default" w:ascii="Times New Roman" w:hAnsi="Times New Roman" w:eastAsia="Times New Roman" w:cs="Times New Roman"/>
-                <w:color w:val="000000"/>
-                <w:kern w:val="0"/>
-                <w:sz w:val="24"/>
-                <w:szCs w:val="24"/>
-                <w:lang w:val="en-US" w:eastAsia="zh-CN" w:bidi="ar"/>
-              </w:rPr>
-              <w:t>2. Phim có id = 5 tồn tại nhưng trường trailerUrl trong database là NULL.</w:t>
+              <w:t>Truy cập trang chi tiết phim với id là chuỗi ký tự không hợp lệ.</w:t>
             </w:r>
           </w:p>
         </w:tc>
@@ -21117,7 +20823,7 @@
                 <w:szCs w:val="24"/>
                 <w:lang w:val="en-US" w:eastAsia="zh-CN" w:bidi="ar"/>
               </w:rPr>
-              <w:t>Các bước thực hiện</w:t>
+              <w:t>Tiền điều kiện</w:t>
             </w:r>
           </w:p>
         </w:tc>
@@ -21161,82 +20867,7 @@
                 <w:szCs w:val="24"/>
                 <w:lang w:val="en-US" w:eastAsia="zh-CN" w:bidi="ar"/>
               </w:rPr>
-              <w:t>1. Mở trình duyệt, truy cập URL: /movie-detail?id=5.</w:t>
-            </w:r>
-          </w:p>
-          <w:p>
-            <w:pPr>
-              <w:keepNext w:val="0"/>
-              <w:keepLines w:val="0"/>
-              <w:widowControl/>
-              <w:suppressLineNumbers w:val="0"/>
-              <w:spacing w:before="20" w:beforeAutospacing="0" w:after="20" w:afterAutospacing="0" w:line="360" w:lineRule="auto"/>
-              <w:ind w:left="0" w:right="0"/>
-              <w:jc w:val="both"/>
-              <w:rPr>
-                <w:rFonts w:hint="default"/>
-              </w:rPr>
-            </w:pPr>
-            <w:r>
-              <w:rPr>
-                <w:rFonts w:hint="default" w:ascii="Times New Roman" w:hAnsi="Times New Roman" w:eastAsia="Times New Roman" w:cs="Times New Roman"/>
-                <w:color w:val="000000"/>
-                <w:kern w:val="0"/>
-                <w:sz w:val="24"/>
-                <w:szCs w:val="24"/>
-                <w:lang w:val="en-US" w:eastAsia="zh-CN" w:bidi="ar"/>
-              </w:rPr>
-              <w:t>2. Hệ thống truy vấn và lấy được đối tượng Movie với trailerUrl = null.</w:t>
-            </w:r>
-          </w:p>
-          <w:p>
-            <w:pPr>
-              <w:keepNext w:val="0"/>
-              <w:keepLines w:val="0"/>
-              <w:widowControl/>
-              <w:suppressLineNumbers w:val="0"/>
-              <w:spacing w:before="20" w:beforeAutospacing="0" w:after="20" w:afterAutospacing="0" w:line="360" w:lineRule="auto"/>
-              <w:ind w:left="0" w:right="0"/>
-              <w:jc w:val="both"/>
-              <w:rPr>
-                <w:rFonts w:hint="default"/>
-              </w:rPr>
-            </w:pPr>
-            <w:r>
-              <w:rPr>
-                <w:rFonts w:hint="default" w:ascii="Times New Roman" w:hAnsi="Times New Roman" w:eastAsia="Times New Roman" w:cs="Times New Roman"/>
-                <w:color w:val="000000"/>
-                <w:kern w:val="0"/>
-                <w:sz w:val="24"/>
-                <w:szCs w:val="24"/>
-                <w:lang w:val="en-US" w:eastAsia="zh-CN" w:bidi="ar"/>
-              </w:rPr>
-              <w:t>3. MovieController forward sang movie-detail.jsp.</w:t>
-            </w:r>
-          </w:p>
-          <w:p>
-            <w:pPr>
-              <w:keepNext w:val="0"/>
-              <w:keepLines w:val="0"/>
-              <w:widowControl/>
-              <w:suppressLineNumbers w:val="0"/>
-              <w:spacing w:before="20" w:beforeAutospacing="0" w:after="20" w:afterAutospacing="0" w:line="360" w:lineRule="auto"/>
-              <w:ind w:left="0" w:right="0"/>
-              <w:jc w:val="both"/>
-              <w:rPr>
-                <w:rFonts w:hint="default"/>
-              </w:rPr>
-            </w:pPr>
-            <w:r>
-              <w:rPr>
-                <w:rFonts w:hint="default" w:ascii="Times New Roman" w:hAnsi="Times New Roman" w:eastAsia="Times New Roman" w:cs="Times New Roman"/>
-                <w:color w:val="000000"/>
-                <w:kern w:val="0"/>
-                <w:sz w:val="24"/>
-                <w:szCs w:val="24"/>
-                <w:lang w:val="en-US" w:eastAsia="zh-CN" w:bidi="ar"/>
-              </w:rPr>
-              <w:t>4. JSP kiểm tra: &lt;c:if test="${not empty movie.trailerUrl}"&gt;.</w:t>
+              <w:t>1. Hệ thống đang hoạt động bình thường.</w:t>
             </w:r>
           </w:p>
         </w:tc>
@@ -21301,7 +20932,7 @@
                 <w:szCs w:val="24"/>
                 <w:lang w:val="en-US" w:eastAsia="zh-CN" w:bidi="ar"/>
               </w:rPr>
-              <w:t>Kết quả mong đợi</w:t>
+              <w:t>Các bước thực hiện</w:t>
             </w:r>
           </w:p>
         </w:tc>
@@ -21345,7 +20976,7 @@
                 <w:szCs w:val="24"/>
                 <w:lang w:val="en-US" w:eastAsia="zh-CN" w:bidi="ar"/>
               </w:rPr>
-              <w:t>1. Trang chi tiết phim hiển thị thành công.</w:t>
+              <w:t>1. Mở trình duyệt, truy cập URL: /movie-detail?id=abc.</w:t>
             </w:r>
           </w:p>
           <w:p>
@@ -21370,7 +21001,7 @@
                 <w:szCs w:val="24"/>
                 <w:lang w:val="en-US" w:eastAsia="zh-CN" w:bidi="ar"/>
               </w:rPr>
-              <w:t>2. Nút "Trailer" bị ẩn hoàn toàn (không render ra HTML).</w:t>
+              <w:t>2. MovieController nhận idRaw = "abc".</w:t>
             </w:r>
           </w:p>
           <w:p>
@@ -21395,9 +21026,92 @@
                 <w:szCs w:val="24"/>
                 <w:lang w:val="en-US" w:eastAsia="zh-CN" w:bidi="ar"/>
               </w:rPr>
-              <w:t>3. Tất cả thông tin khác (tên, mô tả, poster, thể loại...) vẫn hiển thị bình thường.</w:t>
-            </w:r>
-          </w:p>
+              <w:t>3. Controller thực hiện Integer.parseInt("abc"), phát sinh NumberFormatException.</w:t>
+            </w:r>
+          </w:p>
+        </w:tc>
+      </w:tr>
+      <w:tr>
+        <w:tblPrEx>
+          <w:tblBorders>
+            <w:top w:val="single" w:color="auto" w:sz="4" w:space="0"/>
+            <w:left w:val="single" w:color="auto" w:sz="4" w:space="0"/>
+            <w:bottom w:val="single" w:color="auto" w:sz="4" w:space="0"/>
+            <w:right w:val="single" w:color="auto" w:sz="4" w:space="0"/>
+            <w:insideH w:val="single" w:color="auto" w:sz="4" w:space="0"/>
+            <w:insideV w:val="single" w:color="auto" w:sz="4" w:space="0"/>
+          </w:tblBorders>
+          <w:tblCellMar>
+            <w:top w:w="0" w:type="dxa"/>
+            <w:left w:w="10" w:type="dxa"/>
+            <w:bottom w:w="0" w:type="dxa"/>
+            <w:right w:w="10" w:type="dxa"/>
+          </w:tblCellMar>
+        </w:tblPrEx>
+        <w:tc>
+          <w:tcPr>
+            <w:tcW w:w="2000" w:type="dxa"/>
+            <w:tcBorders>
+              <w:top w:val="single" w:color="000000" w:sz="6" w:space="0"/>
+              <w:left w:val="single" w:color="000000" w:sz="6" w:space="0"/>
+              <w:bottom w:val="single" w:color="000000" w:sz="6" w:space="0"/>
+              <w:right w:val="single" w:color="000000" w:sz="6" w:space="0"/>
+            </w:tcBorders>
+            <w:shd w:val="clear" w:color="auto" w:fill="D9D9D9"/>
+            <w:tcMar>
+              <w:top w:w="80" w:type="dxa"/>
+              <w:left w:w="120" w:type="dxa"/>
+              <w:bottom w:w="80" w:type="dxa"/>
+              <w:right w:w="120" w:type="dxa"/>
+            </w:tcMar>
+            <w:vAlign w:val="center"/>
+          </w:tcPr>
+          <w:p>
+            <w:pPr>
+              <w:keepNext w:val="0"/>
+              <w:keepLines w:val="0"/>
+              <w:widowControl/>
+              <w:suppressLineNumbers w:val="0"/>
+              <w:spacing w:before="40" w:beforeAutospacing="0" w:after="40" w:afterAutospacing="0" w:line="360" w:lineRule="auto"/>
+              <w:ind w:left="0" w:right="0"/>
+              <w:jc w:val="left"/>
+              <w:rPr>
+                <w:rFonts w:hint="default"/>
+              </w:rPr>
+            </w:pPr>
+            <w:r>
+              <w:rPr>
+                <w:rFonts w:hint="default" w:ascii="Times New Roman" w:hAnsi="Times New Roman" w:eastAsia="Times New Roman" w:cs="Times New Roman"/>
+                <w:b/>
+                <w:bCs/>
+                <w:color w:val="auto"/>
+                <w:kern w:val="0"/>
+                <w:sz w:val="24"/>
+                <w:szCs w:val="24"/>
+                <w:lang w:val="en-US" w:eastAsia="zh-CN" w:bidi="ar"/>
+              </w:rPr>
+              <w:t>Kết quả mong đợi</w:t>
+            </w:r>
+          </w:p>
+        </w:tc>
+        <w:tc>
+          <w:tcPr>
+            <w:tcW w:w="7026" w:type="dxa"/>
+            <w:tcBorders>
+              <w:top w:val="single" w:color="000000" w:sz="6" w:space="0"/>
+              <w:left w:val="single" w:color="000000" w:sz="6" w:space="0"/>
+              <w:bottom w:val="single" w:color="000000" w:sz="6" w:space="0"/>
+              <w:right w:val="single" w:color="000000" w:sz="6" w:space="0"/>
+            </w:tcBorders>
+            <w:shd w:val="clear" w:color="auto" w:fill="auto"/>
+            <w:tcMar>
+              <w:top w:w="80" w:type="dxa"/>
+              <w:left w:w="120" w:type="dxa"/>
+              <w:bottom w:w="80" w:type="dxa"/>
+              <w:right w:w="120" w:type="dxa"/>
+            </w:tcMar>
+            <w:vAlign w:val="center"/>
+          </w:tcPr>
           <w:p>
             <w:pPr>
               <w:keepNext w:val="0"/>
@@ -21420,7 +21134,57 @@
                 <w:szCs w:val="24"/>
                 <w:lang w:val="en-US" w:eastAsia="zh-CN" w:bidi="ar"/>
               </w:rPr>
-              <w:t>4. Nút "Xem lịch chiếu" và "Quay lại" vẫn hoạt động.</w:t>
+              <w:t>1. Hệ thống xử lý ngoại lệ, không crash.</w:t>
+            </w:r>
+          </w:p>
+          <w:p>
+            <w:pPr>
+              <w:keepNext w:val="0"/>
+              <w:keepLines w:val="0"/>
+              <w:widowControl/>
+              <w:suppressLineNumbers w:val="0"/>
+              <w:spacing w:before="20" w:beforeAutospacing="0" w:after="20" w:afterAutospacing="0" w:line="360" w:lineRule="auto"/>
+              <w:ind w:left="0" w:right="0"/>
+              <w:jc w:val="both"/>
+              <w:rPr>
+                <w:rFonts w:hint="default"/>
+              </w:rPr>
+            </w:pPr>
+            <w:r>
+              <w:rPr>
+                <w:rFonts w:hint="default" w:ascii="Times New Roman" w:hAnsi="Times New Roman" w:eastAsia="Times New Roman" w:cs="Times New Roman"/>
+                <w:color w:val="000000"/>
+                <w:kern w:val="0"/>
+                <w:sz w:val="24"/>
+                <w:szCs w:val="24"/>
+                <w:lang w:val="en-US" w:eastAsia="zh-CN" w:bidi="ar"/>
+              </w:rPr>
+              <w:t>2. Hệ thống redirect về trang danh sách phim (/movies).</w:t>
+            </w:r>
+          </w:p>
+          <w:p>
+            <w:pPr>
+              <w:keepNext w:val="0"/>
+              <w:keepLines w:val="0"/>
+              <w:widowControl/>
+              <w:suppressLineNumbers w:val="0"/>
+              <w:spacing w:before="20" w:beforeAutospacing="0" w:after="20" w:afterAutospacing="0" w:line="360" w:lineRule="auto"/>
+              <w:ind w:left="0" w:right="0"/>
+              <w:jc w:val="both"/>
+              <w:rPr>
+                <w:rFonts w:hint="default"/>
+              </w:rPr>
+            </w:pPr>
+            <w:r>
+              <w:rPr>
+                <w:rFonts w:hint="default" w:ascii="Times New Roman" w:hAnsi="Times New Roman" w:eastAsia="Times New Roman" w:cs="Times New Roman"/>
+                <w:color w:val="000000"/>
+                <w:kern w:val="0"/>
+                <w:sz w:val="24"/>
+                <w:szCs w:val="24"/>
+                <w:lang w:val="en-US" w:eastAsia="zh-CN" w:bidi="ar"/>
+              </w:rPr>
+              <w:t>3. Không phát sinh HTTP 500 hiển thị ra người dùng.</w:t>
             </w:r>
           </w:p>
         </w:tc>
@@ -21449,18 +21213,18 @@
           <w:lang w:val="en-US"/>
         </w:rPr>
       </w:pPr>
-      <w:bookmarkStart w:id="93" w:name="_Toc26934"/>
-      <w:bookmarkStart w:id="94" w:name="_Toc231414258"/>
-      <w:bookmarkStart w:id="95" w:name="_Toc1156"/>
-      <w:r>
-        <w:rPr>
-          <w:lang w:val="en-US"/>
-        </w:rPr>
-        <w:t>6.6. TC04-06: Phim không có poster</w:t>
-      </w:r>
-      <w:bookmarkEnd w:id="93"/>
-      <w:bookmarkEnd w:id="94"/>
-      <w:bookmarkEnd w:id="95"/>
+      <w:bookmarkStart w:id="90" w:name="_Toc231414257"/>
+      <w:bookmarkStart w:id="91" w:name="_Toc28465"/>
+      <w:bookmarkStart w:id="92" w:name="_Toc20901"/>
+      <w:r>
+        <w:rPr>
+          <w:lang w:val="en-US"/>
+        </w:rPr>
+        <w:t>6.5. TC04-05: Phim không có trailer</w:t>
+      </w:r>
+      <w:bookmarkEnd w:id="90"/>
+      <w:bookmarkEnd w:id="91"/>
+      <w:bookmarkEnd w:id="92"/>
     </w:p>
     <w:tbl>
       <w:tblPr>
@@ -21591,7 +21355,114 @@
                 <w:szCs w:val="24"/>
                 <w:lang w:val="en-US" w:eastAsia="zh-CN" w:bidi="ar"/>
               </w:rPr>
-              <w:t>TC04-06</w:t>
+              <w:t>TC04-05</w:t>
+            </w:r>
+          </w:p>
+        </w:tc>
+      </w:tr>
+      <w:tr>
+        <w:tblPrEx>
+          <w:tblBorders>
+            <w:top w:val="single" w:color="auto" w:sz="4" w:space="0"/>
+            <w:left w:val="single" w:color="auto" w:sz="4" w:space="0"/>
+            <w:bottom w:val="single" w:color="auto" w:sz="4" w:space="0"/>
+            <w:right w:val="single" w:color="auto" w:sz="4" w:space="0"/>
+            <w:insideH w:val="single" w:color="auto" w:sz="4" w:space="0"/>
+            <w:insideV w:val="single" w:color="auto" w:sz="4" w:space="0"/>
+          </w:tblBorders>
+          <w:tblCellMar>
+            <w:top w:w="0" w:type="dxa"/>
+            <w:left w:w="10" w:type="dxa"/>
+            <w:bottom w:w="0" w:type="dxa"/>
+            <w:right w:w="10" w:type="dxa"/>
+          </w:tblCellMar>
+        </w:tblPrEx>
+        <w:tc>
+          <w:tcPr>
+            <w:tcW w:w="2000" w:type="dxa"/>
+            <w:tcBorders>
+              <w:top w:val="single" w:color="000000" w:sz="6" w:space="0"/>
+              <w:left w:val="single" w:color="000000" w:sz="6" w:space="0"/>
+              <w:bottom w:val="single" w:color="000000" w:sz="6" w:space="0"/>
+              <w:right w:val="single" w:color="000000" w:sz="6" w:space="0"/>
+            </w:tcBorders>
+            <w:shd w:val="clear" w:color="auto" w:fill="D9D9D9"/>
+            <w:tcMar>
+              <w:top w:w="80" w:type="dxa"/>
+              <w:left w:w="120" w:type="dxa"/>
+              <w:bottom w:w="80" w:type="dxa"/>
+              <w:right w:w="120" w:type="dxa"/>
+            </w:tcMar>
+            <w:vAlign w:val="center"/>
+          </w:tcPr>
+          <w:p>
+            <w:pPr>
+              <w:keepNext w:val="0"/>
+              <w:keepLines w:val="0"/>
+              <w:widowControl/>
+              <w:suppressLineNumbers w:val="0"/>
+              <w:spacing w:before="40" w:beforeAutospacing="0" w:after="40" w:afterAutospacing="0" w:line="360" w:lineRule="auto"/>
+              <w:ind w:left="0" w:right="0"/>
+              <w:jc w:val="left"/>
+              <w:rPr>
+                <w:rFonts w:hint="default"/>
+              </w:rPr>
+            </w:pPr>
+            <w:r>
+              <w:rPr>
+                <w:rFonts w:hint="default" w:ascii="Times New Roman" w:hAnsi="Times New Roman" w:eastAsia="Times New Roman" w:cs="Times New Roman"/>
+                <w:b/>
+                <w:bCs/>
+                <w:color w:val="auto"/>
+                <w:kern w:val="0"/>
+                <w:sz w:val="24"/>
+                <w:szCs w:val="24"/>
+                <w:lang w:val="en-US" w:eastAsia="zh-CN" w:bidi="ar"/>
+              </w:rPr>
+              <w:t>Mô tả</w:t>
+            </w:r>
+          </w:p>
+        </w:tc>
+        <w:tc>
+          <w:tcPr>
+            <w:tcW w:w="7026" w:type="dxa"/>
+            <w:tcBorders>
+              <w:top w:val="single" w:color="000000" w:sz="6" w:space="0"/>
+              <w:left w:val="single" w:color="000000" w:sz="6" w:space="0"/>
+              <w:bottom w:val="single" w:color="000000" w:sz="6" w:space="0"/>
+              <w:right w:val="single" w:color="000000" w:sz="6" w:space="0"/>
+            </w:tcBorders>
+            <w:shd w:val="clear" w:color="auto" w:fill="auto"/>
+            <w:tcMar>
+              <w:top w:w="80" w:type="dxa"/>
+              <w:left w:w="120" w:type="dxa"/>
+              <w:bottom w:w="80" w:type="dxa"/>
+              <w:right w:w="120" w:type="dxa"/>
+            </w:tcMar>
+            <w:vAlign w:val="center"/>
+          </w:tcPr>
+          <w:p>
+            <w:pPr>
+              <w:keepNext w:val="0"/>
+              <w:keepLines w:val="0"/>
+              <w:widowControl/>
+              <w:suppressLineNumbers w:val="0"/>
+              <w:spacing w:before="40" w:beforeAutospacing="0" w:after="40" w:afterAutospacing="0" w:line="360" w:lineRule="auto"/>
+              <w:ind w:left="0" w:right="0"/>
+              <w:jc w:val="left"/>
+              <w:rPr>
+                <w:rFonts w:hint="default"/>
+              </w:rPr>
+            </w:pPr>
+            <w:r>
+              <w:rPr>
+                <w:rFonts w:hint="default" w:ascii="Times New Roman" w:hAnsi="Times New Roman" w:eastAsia="Times New Roman" w:cs="Times New Roman"/>
+                <w:kern w:val="0"/>
+                <w:sz w:val="24"/>
+                <w:szCs w:val="24"/>
+                <w:lang w:val="en-US" w:eastAsia="zh-CN" w:bidi="ar"/>
+              </w:rPr>
+              <w:t>Xem chi tiết phim mà trường trailerUrl là null hoặc rỗng.</w:t>
             </w:r>
           </w:p>
         </w:tc>
@@ -21656,7 +21527,7 @@
                 <w:szCs w:val="24"/>
                 <w:lang w:val="en-US" w:eastAsia="zh-CN" w:bidi="ar"/>
               </w:rPr>
-              <w:t>Mô tả</w:t>
+              <w:t>Tiền điều kiện</w:t>
             </w:r>
           </w:p>
         </w:tc>
@@ -21684,22 +21555,48 @@
               <w:keepLines w:val="0"/>
               <w:widowControl/>
               <w:suppressLineNumbers w:val="0"/>
-              <w:spacing w:before="40" w:beforeAutospacing="0" w:after="40" w:afterAutospacing="0" w:line="360" w:lineRule="auto"/>
-              <w:ind w:left="0" w:right="0"/>
-              <w:jc w:val="left"/>
-              <w:rPr>
-                <w:rFonts w:hint="default"/>
-              </w:rPr>
-            </w:pPr>
-            <w:r>
-              <w:rPr>
-                <w:rFonts w:hint="default" w:ascii="Times New Roman" w:hAnsi="Times New Roman" w:eastAsia="Times New Roman" w:cs="Times New Roman"/>
-                <w:kern w:val="0"/>
-                <w:sz w:val="24"/>
-                <w:szCs w:val="24"/>
-                <w:lang w:val="en-US" w:eastAsia="zh-CN" w:bidi="ar"/>
-              </w:rPr>
-              <w:t>Xem chi tiết phim mà trường posterUrl là null hoặc rỗng.</w:t>
+              <w:spacing w:before="20" w:beforeAutospacing="0" w:after="20" w:afterAutospacing="0" w:line="360" w:lineRule="auto"/>
+              <w:ind w:left="0" w:right="0"/>
+              <w:jc w:val="both"/>
+              <w:rPr>
+                <w:rFonts w:hint="default"/>
+              </w:rPr>
+            </w:pPr>
+            <w:r>
+              <w:rPr>
+                <w:rFonts w:hint="default" w:ascii="Times New Roman" w:hAnsi="Times New Roman" w:eastAsia="Times New Roman" w:cs="Times New Roman"/>
+                <w:color w:val="000000"/>
+                <w:kern w:val="0"/>
+                <w:sz w:val="24"/>
+                <w:szCs w:val="24"/>
+                <w:lang w:val="en-US" w:eastAsia="zh-CN" w:bidi="ar"/>
+              </w:rPr>
+              <w:t>1. Hệ thống đang hoạt động bình thường.</w:t>
+            </w:r>
+          </w:p>
+          <w:p>
+            <w:pPr>
+              <w:keepNext w:val="0"/>
+              <w:keepLines w:val="0"/>
+              <w:widowControl/>
+              <w:suppressLineNumbers w:val="0"/>
+              <w:spacing w:before="20" w:beforeAutospacing="0" w:after="20" w:afterAutospacing="0" w:line="360" w:lineRule="auto"/>
+              <w:ind w:left="0" w:right="0"/>
+              <w:jc w:val="both"/>
+              <w:rPr>
+                <w:rFonts w:hint="default"/>
+              </w:rPr>
+            </w:pPr>
+            <w:r>
+              <w:rPr>
+                <w:rFonts w:hint="default" w:ascii="Times New Roman" w:hAnsi="Times New Roman" w:eastAsia="Times New Roman" w:cs="Times New Roman"/>
+                <w:color w:val="000000"/>
+                <w:kern w:val="0"/>
+                <w:sz w:val="24"/>
+                <w:szCs w:val="24"/>
+                <w:lang w:val="en-US" w:eastAsia="zh-CN" w:bidi="ar"/>
+              </w:rPr>
+              <w:t>2. Phim có id = 5 tồn tại nhưng trường trailerUrl trong database là NULL.</w:t>
             </w:r>
           </w:p>
         </w:tc>
@@ -21764,7 +21661,7 @@
                 <w:szCs w:val="24"/>
                 <w:lang w:val="en-US" w:eastAsia="zh-CN" w:bidi="ar"/>
               </w:rPr>
-              <w:t>Tiền điều kiện</w:t>
+              <w:t>Các bước thực hiện</w:t>
             </w:r>
           </w:p>
         </w:tc>
@@ -21808,7 +21705,7 @@
                 <w:szCs w:val="24"/>
                 <w:lang w:val="en-US" w:eastAsia="zh-CN" w:bidi="ar"/>
               </w:rPr>
-              <w:t>1. Hệ thống đang hoạt động bình thường.</w:t>
+              <w:t>1. Mở trình duyệt, truy cập URL: /movie-detail?id=5.</w:t>
             </w:r>
           </w:p>
           <w:p>
@@ -21833,7 +21730,57 @@
                 <w:szCs w:val="24"/>
                 <w:lang w:val="en-US" w:eastAsia="zh-CN" w:bidi="ar"/>
               </w:rPr>
-              <w:t>2. Phim tồn tại nhưng trường posterUrl trong database là NULL.</w:t>
+              <w:t>2. Hệ thống truy vấn và lấy được đối tượng Movie với trailerUrl = null.</w:t>
+            </w:r>
+          </w:p>
+          <w:p>
+            <w:pPr>
+              <w:keepNext w:val="0"/>
+              <w:keepLines w:val="0"/>
+              <w:widowControl/>
+              <w:suppressLineNumbers w:val="0"/>
+              <w:spacing w:before="20" w:beforeAutospacing="0" w:after="20" w:afterAutospacing="0" w:line="360" w:lineRule="auto"/>
+              <w:ind w:left="0" w:right="0"/>
+              <w:jc w:val="both"/>
+              <w:rPr>
+                <w:rFonts w:hint="default"/>
+              </w:rPr>
+            </w:pPr>
+            <w:r>
+              <w:rPr>
+                <w:rFonts w:hint="default" w:ascii="Times New Roman" w:hAnsi="Times New Roman" w:eastAsia="Times New Roman" w:cs="Times New Roman"/>
+                <w:color w:val="000000"/>
+                <w:kern w:val="0"/>
+                <w:sz w:val="24"/>
+                <w:szCs w:val="24"/>
+                <w:lang w:val="en-US" w:eastAsia="zh-CN" w:bidi="ar"/>
+              </w:rPr>
+              <w:t>3. MovieController forward sang movie-detail.jsp.</w:t>
+            </w:r>
+          </w:p>
+          <w:p>
+            <w:pPr>
+              <w:keepNext w:val="0"/>
+              <w:keepLines w:val="0"/>
+              <w:widowControl/>
+              <w:suppressLineNumbers w:val="0"/>
+              <w:spacing w:before="20" w:beforeAutospacing="0" w:after="20" w:afterAutospacing="0" w:line="360" w:lineRule="auto"/>
+              <w:ind w:left="0" w:right="0"/>
+              <w:jc w:val="both"/>
+              <w:rPr>
+                <w:rFonts w:hint="default"/>
+              </w:rPr>
+            </w:pPr>
+            <w:r>
+              <w:rPr>
+                <w:rFonts w:hint="default" w:ascii="Times New Roman" w:hAnsi="Times New Roman" w:eastAsia="Times New Roman" w:cs="Times New Roman"/>
+                <w:color w:val="000000"/>
+                <w:kern w:val="0"/>
+                <w:sz w:val="24"/>
+                <w:szCs w:val="24"/>
+                <w:lang w:val="en-US" w:eastAsia="zh-CN" w:bidi="ar"/>
+              </w:rPr>
+              <w:t>4. JSP kiểm tra: &lt;c:if test="${not empty movie.trailerUrl}"&gt;.</w:t>
             </w:r>
           </w:p>
         </w:tc>
@@ -21898,7 +21845,7 @@
                 <w:szCs w:val="24"/>
                 <w:lang w:val="en-US" w:eastAsia="zh-CN" w:bidi="ar"/>
               </w:rPr>
-              <w:t>Các bước thực hiện</w:t>
+              <w:t>Kết quả mong đợi</w:t>
             </w:r>
           </w:p>
         </w:tc>
@@ -21942,7 +21889,7 @@
                 <w:szCs w:val="24"/>
                 <w:lang w:val="en-US" w:eastAsia="zh-CN" w:bidi="ar"/>
               </w:rPr>
-              <w:t>1. Truy cập trang chi tiết phim của bộ phim không có poster.</w:t>
+              <w:t>1. Trang chi tiết phim hiển thị thành công.</w:t>
             </w:r>
           </w:p>
           <w:p>
@@ -21967,7 +21914,7 @@
                 <w:szCs w:val="24"/>
                 <w:lang w:val="en-US" w:eastAsia="zh-CN" w:bidi="ar"/>
               </w:rPr>
-              <w:t>2. JSP kiểm tra: &lt;c:choose&gt; → &lt;c:when test="${not empty movie.posterUrl}"&gt; thất bại.</w:t>
+              <w:t>2. Nút "Trailer" bị ẩn hoàn toàn (không render ra HTML).</w:t>
             </w:r>
           </w:p>
           <w:p>
@@ -21992,7 +21939,202 @@
                 <w:szCs w:val="24"/>
                 <w:lang w:val="en-US" w:eastAsia="zh-CN" w:bidi="ar"/>
               </w:rPr>
-              <w:t>3. JSP vào nhánh &lt;c:otherwise&gt;.</w:t>
+              <w:t>3. Tất cả thông tin khác (tên, mô tả, poster, thể loại...) vẫn hiển thị bình thường.</w:t>
+            </w:r>
+          </w:p>
+          <w:p>
+            <w:pPr>
+              <w:keepNext w:val="0"/>
+              <w:keepLines w:val="0"/>
+              <w:widowControl/>
+              <w:suppressLineNumbers w:val="0"/>
+              <w:spacing w:before="20" w:beforeAutospacing="0" w:after="20" w:afterAutospacing="0" w:line="360" w:lineRule="auto"/>
+              <w:ind w:left="0" w:right="0"/>
+              <w:jc w:val="both"/>
+              <w:rPr>
+                <w:rFonts w:hint="default"/>
+              </w:rPr>
+            </w:pPr>
+            <w:r>
+              <w:rPr>
+                <w:rFonts w:hint="default" w:ascii="Times New Roman" w:hAnsi="Times New Roman" w:eastAsia="Times New Roman" w:cs="Times New Roman"/>
+                <w:color w:val="000000"/>
+                <w:kern w:val="0"/>
+                <w:sz w:val="24"/>
+                <w:szCs w:val="24"/>
+                <w:lang w:val="en-US" w:eastAsia="zh-CN" w:bidi="ar"/>
+              </w:rPr>
+              <w:t>4. Nút "Xem lịch chiếu" và "Quay lại" vẫn hoạt động.</w:t>
+            </w:r>
+          </w:p>
+        </w:tc>
+      </w:tr>
+    </w:tbl>
+    <w:p>
+      <w:pPr>
+        <w:keepNext w:val="0"/>
+        <w:keepLines w:val="0"/>
+        <w:widowControl/>
+        <w:suppressLineNumbers w:val="0"/>
+        <w:spacing w:before="0" w:beforeAutospacing="0" w:after="0" w:afterAutospacing="0" w:line="360" w:lineRule="auto"/>
+        <w:ind w:left="0" w:right="0"/>
+        <w:jc w:val="left"/>
+        <w:rPr>
+          <w:lang w:val="en-US"/>
+        </w:rPr>
+      </w:pPr>
+    </w:p>
+    <w:p>
+      <w:pPr>
+        <w:pStyle w:val="3"/>
+        <w:widowControl/>
+        <w:spacing w:line="360" w:lineRule="auto"/>
+        <w:rPr>
+          <w:lang w:val="en-US"/>
+        </w:rPr>
+      </w:pPr>
+      <w:bookmarkStart w:id="93" w:name="_Toc1156"/>
+      <w:bookmarkStart w:id="94" w:name="_Toc231414258"/>
+      <w:bookmarkStart w:id="95" w:name="_Toc26934"/>
+      <w:r>
+        <w:rPr>
+          <w:lang w:val="en-US"/>
+        </w:rPr>
+        <w:t>6.6. TC04-06: Phim không có poster</w:t>
+      </w:r>
+      <w:bookmarkEnd w:id="93"/>
+      <w:bookmarkEnd w:id="94"/>
+      <w:bookmarkEnd w:id="95"/>
+    </w:p>
+    <w:tbl>
+      <w:tblPr>
+        <w:tblStyle w:val="9"/>
+        <w:tblW w:w="9026" w:type="dxa"/>
+        <w:tblInd w:w="0" w:type="dxa"/>
+        <w:tblBorders>
+          <w:top w:val="single" w:color="auto" w:sz="4" w:space="0"/>
+          <w:left w:val="single" w:color="auto" w:sz="4" w:space="0"/>
+          <w:bottom w:val="single" w:color="auto" w:sz="4" w:space="0"/>
+          <w:right w:val="single" w:color="auto" w:sz="4" w:space="0"/>
+          <w:insideH w:val="single" w:color="auto" w:sz="4" w:space="0"/>
+          <w:insideV w:val="single" w:color="auto" w:sz="4" w:space="0"/>
+        </w:tblBorders>
+        <w:shd w:val="clear" w:color="auto" w:fill="auto"/>
+        <w:tblLayout w:type="autofit"/>
+        <w:tblCellMar>
+          <w:top w:w="0" w:type="dxa"/>
+          <w:left w:w="10" w:type="dxa"/>
+          <w:bottom w:w="0" w:type="dxa"/>
+          <w:right w:w="10" w:type="dxa"/>
+        </w:tblCellMar>
+      </w:tblPr>
+      <w:tblGrid>
+        <w:gridCol w:w="2000"/>
+        <w:gridCol w:w="7026"/>
+      </w:tblGrid>
+      <w:tr>
+        <w:tblPrEx>
+          <w:tblBorders>
+            <w:top w:val="single" w:color="auto" w:sz="4" w:space="0"/>
+            <w:left w:val="single" w:color="auto" w:sz="4" w:space="0"/>
+            <w:bottom w:val="single" w:color="auto" w:sz="4" w:space="0"/>
+            <w:right w:val="single" w:color="auto" w:sz="4" w:space="0"/>
+            <w:insideH w:val="single" w:color="auto" w:sz="4" w:space="0"/>
+            <w:insideV w:val="single" w:color="auto" w:sz="4" w:space="0"/>
+          </w:tblBorders>
+          <w:tblCellMar>
+            <w:top w:w="0" w:type="dxa"/>
+            <w:left w:w="10" w:type="dxa"/>
+            <w:bottom w:w="0" w:type="dxa"/>
+            <w:right w:w="10" w:type="dxa"/>
+          </w:tblCellMar>
+        </w:tblPrEx>
+        <w:tc>
+          <w:tcPr>
+            <w:tcW w:w="2000" w:type="dxa"/>
+            <w:tcBorders>
+              <w:top w:val="single" w:color="000000" w:sz="6" w:space="0"/>
+              <w:left w:val="single" w:color="000000" w:sz="6" w:space="0"/>
+              <w:bottom w:val="single" w:color="000000" w:sz="6" w:space="0"/>
+              <w:right w:val="single" w:color="000000" w:sz="6" w:space="0"/>
+            </w:tcBorders>
+            <w:shd w:val="clear" w:color="auto" w:fill="D9D9D9"/>
+            <w:tcMar>
+              <w:top w:w="80" w:type="dxa"/>
+              <w:left w:w="120" w:type="dxa"/>
+              <w:bottom w:w="80" w:type="dxa"/>
+              <w:right w:w="120" w:type="dxa"/>
+            </w:tcMar>
+            <w:vAlign w:val="center"/>
+          </w:tcPr>
+          <w:p>
+            <w:pPr>
+              <w:keepNext w:val="0"/>
+              <w:keepLines w:val="0"/>
+              <w:widowControl/>
+              <w:suppressLineNumbers w:val="0"/>
+              <w:spacing w:before="40" w:beforeAutospacing="0" w:after="40" w:afterAutospacing="0" w:line="360" w:lineRule="auto"/>
+              <w:ind w:left="0" w:right="0"/>
+              <w:jc w:val="left"/>
+              <w:rPr>
+                <w:rFonts w:hint="default"/>
+              </w:rPr>
+            </w:pPr>
+            <w:r>
+              <w:rPr>
+                <w:rFonts w:hint="default" w:ascii="Times New Roman" w:hAnsi="Times New Roman" w:eastAsia="Times New Roman" w:cs="Times New Roman"/>
+                <w:b/>
+                <w:bCs/>
+                <w:color w:val="auto"/>
+                <w:kern w:val="0"/>
+                <w:sz w:val="24"/>
+                <w:szCs w:val="24"/>
+                <w:lang w:val="en-US" w:eastAsia="zh-CN" w:bidi="ar"/>
+              </w:rPr>
+              <w:t>TC ID</w:t>
+            </w:r>
+          </w:p>
+        </w:tc>
+        <w:tc>
+          <w:tcPr>
+            <w:tcW w:w="7026" w:type="dxa"/>
+            <w:tcBorders>
+              <w:top w:val="single" w:color="000000" w:sz="6" w:space="0"/>
+              <w:left w:val="single" w:color="000000" w:sz="6" w:space="0"/>
+              <w:bottom w:val="single" w:color="000000" w:sz="6" w:space="0"/>
+              <w:right w:val="single" w:color="000000" w:sz="6" w:space="0"/>
+            </w:tcBorders>
+            <w:shd w:val="clear" w:color="auto" w:fill="auto"/>
+            <w:tcMar>
+              <w:top w:w="80" w:type="dxa"/>
+              <w:left w:w="120" w:type="dxa"/>
+              <w:bottom w:w="80" w:type="dxa"/>
+              <w:right w:w="120" w:type="dxa"/>
+            </w:tcMar>
+            <w:vAlign w:val="center"/>
+          </w:tcPr>
+          <w:p>
+            <w:pPr>
+              <w:keepNext w:val="0"/>
+              <w:keepLines w:val="0"/>
+              <w:widowControl/>
+              <w:suppressLineNumbers w:val="0"/>
+              <w:spacing w:before="40" w:beforeAutospacing="0" w:after="40" w:afterAutospacing="0" w:line="360" w:lineRule="auto"/>
+              <w:ind w:left="0" w:right="0"/>
+              <w:jc w:val="left"/>
+              <w:rPr>
+                <w:rFonts w:hint="default"/>
+              </w:rPr>
+            </w:pPr>
+            <w:r>
+              <w:rPr>
+                <w:rFonts w:hint="default" w:ascii="Times New Roman" w:hAnsi="Times New Roman" w:eastAsia="Times New Roman" w:cs="Times New Roman"/>
+                <w:kern w:val="0"/>
+                <w:sz w:val="24"/>
+                <w:szCs w:val="24"/>
+                <w:lang w:val="en-US" w:eastAsia="zh-CN" w:bidi="ar"/>
+              </w:rPr>
+              <w:t>TC04-06</w:t>
             </w:r>
           </w:p>
         </w:tc>
@@ -22057,7 +22199,7 @@
                 <w:szCs w:val="24"/>
                 <w:lang w:val="en-US" w:eastAsia="zh-CN" w:bidi="ar"/>
               </w:rPr>
-              <w:t>Kết quả mong đợi</w:t>
+              <w:t>Mô tả</w:t>
             </w:r>
           </w:p>
         </w:tc>
@@ -22085,6 +22227,407 @@
               <w:keepLines w:val="0"/>
               <w:widowControl/>
               <w:suppressLineNumbers w:val="0"/>
+              <w:spacing w:before="40" w:beforeAutospacing="0" w:after="40" w:afterAutospacing="0" w:line="360" w:lineRule="auto"/>
+              <w:ind w:left="0" w:right="0"/>
+              <w:jc w:val="left"/>
+              <w:rPr>
+                <w:rFonts w:hint="default"/>
+              </w:rPr>
+            </w:pPr>
+            <w:r>
+              <w:rPr>
+                <w:rFonts w:hint="default" w:ascii="Times New Roman" w:hAnsi="Times New Roman" w:eastAsia="Times New Roman" w:cs="Times New Roman"/>
+                <w:kern w:val="0"/>
+                <w:sz w:val="24"/>
+                <w:szCs w:val="24"/>
+                <w:lang w:val="en-US" w:eastAsia="zh-CN" w:bidi="ar"/>
+              </w:rPr>
+              <w:t>Xem chi tiết phim mà trường posterUrl là null hoặc rỗng.</w:t>
+            </w:r>
+          </w:p>
+        </w:tc>
+      </w:tr>
+      <w:tr>
+        <w:tblPrEx>
+          <w:tblBorders>
+            <w:top w:val="single" w:color="auto" w:sz="4" w:space="0"/>
+            <w:left w:val="single" w:color="auto" w:sz="4" w:space="0"/>
+            <w:bottom w:val="single" w:color="auto" w:sz="4" w:space="0"/>
+            <w:right w:val="single" w:color="auto" w:sz="4" w:space="0"/>
+            <w:insideH w:val="single" w:color="auto" w:sz="4" w:space="0"/>
+            <w:insideV w:val="single" w:color="auto" w:sz="4" w:space="0"/>
+          </w:tblBorders>
+          <w:shd w:val="clear" w:color="auto" w:fill="auto"/>
+          <w:tblCellMar>
+            <w:top w:w="0" w:type="dxa"/>
+            <w:left w:w="10" w:type="dxa"/>
+            <w:bottom w:w="0" w:type="dxa"/>
+            <w:right w:w="10" w:type="dxa"/>
+          </w:tblCellMar>
+        </w:tblPrEx>
+        <w:tc>
+          <w:tcPr>
+            <w:tcW w:w="2000" w:type="dxa"/>
+            <w:tcBorders>
+              <w:top w:val="single" w:color="000000" w:sz="6" w:space="0"/>
+              <w:left w:val="single" w:color="000000" w:sz="6" w:space="0"/>
+              <w:bottom w:val="single" w:color="000000" w:sz="6" w:space="0"/>
+              <w:right w:val="single" w:color="000000" w:sz="6" w:space="0"/>
+            </w:tcBorders>
+            <w:shd w:val="clear" w:color="auto" w:fill="D9D9D9"/>
+            <w:tcMar>
+              <w:top w:w="80" w:type="dxa"/>
+              <w:left w:w="120" w:type="dxa"/>
+              <w:bottom w:w="80" w:type="dxa"/>
+              <w:right w:w="120" w:type="dxa"/>
+            </w:tcMar>
+            <w:vAlign w:val="center"/>
+          </w:tcPr>
+          <w:p>
+            <w:pPr>
+              <w:keepNext w:val="0"/>
+              <w:keepLines w:val="0"/>
+              <w:widowControl/>
+              <w:suppressLineNumbers w:val="0"/>
+              <w:spacing w:before="40" w:beforeAutospacing="0" w:after="40" w:afterAutospacing="0" w:line="360" w:lineRule="auto"/>
+              <w:ind w:left="0" w:right="0"/>
+              <w:jc w:val="left"/>
+              <w:rPr>
+                <w:rFonts w:hint="default"/>
+              </w:rPr>
+            </w:pPr>
+            <w:r>
+              <w:rPr>
+                <w:rFonts w:hint="default" w:ascii="Times New Roman" w:hAnsi="Times New Roman" w:eastAsia="Times New Roman" w:cs="Times New Roman"/>
+                <w:b/>
+                <w:bCs/>
+                <w:color w:val="auto"/>
+                <w:kern w:val="0"/>
+                <w:sz w:val="24"/>
+                <w:szCs w:val="24"/>
+                <w:lang w:val="en-US" w:eastAsia="zh-CN" w:bidi="ar"/>
+              </w:rPr>
+              <w:t>Tiền điều kiện</w:t>
+            </w:r>
+          </w:p>
+        </w:tc>
+        <w:tc>
+          <w:tcPr>
+            <w:tcW w:w="7026" w:type="dxa"/>
+            <w:tcBorders>
+              <w:top w:val="single" w:color="000000" w:sz="6" w:space="0"/>
+              <w:left w:val="single" w:color="000000" w:sz="6" w:space="0"/>
+              <w:bottom w:val="single" w:color="000000" w:sz="6" w:space="0"/>
+              <w:right w:val="single" w:color="000000" w:sz="6" w:space="0"/>
+            </w:tcBorders>
+            <w:shd w:val="clear" w:color="auto" w:fill="auto"/>
+            <w:tcMar>
+              <w:top w:w="80" w:type="dxa"/>
+              <w:left w:w="120" w:type="dxa"/>
+              <w:bottom w:w="80" w:type="dxa"/>
+              <w:right w:w="120" w:type="dxa"/>
+            </w:tcMar>
+            <w:vAlign w:val="center"/>
+          </w:tcPr>
+          <w:p>
+            <w:pPr>
+              <w:keepNext w:val="0"/>
+              <w:keepLines w:val="0"/>
+              <w:widowControl/>
+              <w:suppressLineNumbers w:val="0"/>
+              <w:spacing w:before="20" w:beforeAutospacing="0" w:after="20" w:afterAutospacing="0" w:line="360" w:lineRule="auto"/>
+              <w:ind w:left="0" w:right="0"/>
+              <w:jc w:val="both"/>
+              <w:rPr>
+                <w:rFonts w:hint="default"/>
+              </w:rPr>
+            </w:pPr>
+            <w:r>
+              <w:rPr>
+                <w:rFonts w:hint="default" w:ascii="Times New Roman" w:hAnsi="Times New Roman" w:eastAsia="Times New Roman" w:cs="Times New Roman"/>
+                <w:color w:val="000000"/>
+                <w:kern w:val="0"/>
+                <w:sz w:val="24"/>
+                <w:szCs w:val="24"/>
+                <w:lang w:val="en-US" w:eastAsia="zh-CN" w:bidi="ar"/>
+              </w:rPr>
+              <w:t>1. Hệ thống đang hoạt động bình thường.</w:t>
+            </w:r>
+          </w:p>
+          <w:p>
+            <w:pPr>
+              <w:keepNext w:val="0"/>
+              <w:keepLines w:val="0"/>
+              <w:widowControl/>
+              <w:suppressLineNumbers w:val="0"/>
+              <w:spacing w:before="20" w:beforeAutospacing="0" w:after="20" w:afterAutospacing="0" w:line="360" w:lineRule="auto"/>
+              <w:ind w:left="0" w:right="0"/>
+              <w:jc w:val="both"/>
+              <w:rPr>
+                <w:rFonts w:hint="default"/>
+              </w:rPr>
+            </w:pPr>
+            <w:r>
+              <w:rPr>
+                <w:rFonts w:hint="default" w:ascii="Times New Roman" w:hAnsi="Times New Roman" w:eastAsia="Times New Roman" w:cs="Times New Roman"/>
+                <w:color w:val="000000"/>
+                <w:kern w:val="0"/>
+                <w:sz w:val="24"/>
+                <w:szCs w:val="24"/>
+                <w:lang w:val="en-US" w:eastAsia="zh-CN" w:bidi="ar"/>
+              </w:rPr>
+              <w:t>2. Phim tồn tại nhưng trường posterUrl trong database là NULL.</w:t>
+            </w:r>
+          </w:p>
+        </w:tc>
+      </w:tr>
+      <w:tr>
+        <w:tblPrEx>
+          <w:tblBorders>
+            <w:top w:val="single" w:color="auto" w:sz="4" w:space="0"/>
+            <w:left w:val="single" w:color="auto" w:sz="4" w:space="0"/>
+            <w:bottom w:val="single" w:color="auto" w:sz="4" w:space="0"/>
+            <w:right w:val="single" w:color="auto" w:sz="4" w:space="0"/>
+            <w:insideH w:val="single" w:color="auto" w:sz="4" w:space="0"/>
+            <w:insideV w:val="single" w:color="auto" w:sz="4" w:space="0"/>
+          </w:tblBorders>
+          <w:shd w:val="clear" w:color="auto" w:fill="auto"/>
+          <w:tblCellMar>
+            <w:top w:w="0" w:type="dxa"/>
+            <w:left w:w="10" w:type="dxa"/>
+            <w:bottom w:w="0" w:type="dxa"/>
+            <w:right w:w="10" w:type="dxa"/>
+          </w:tblCellMar>
+        </w:tblPrEx>
+        <w:tc>
+          <w:tcPr>
+            <w:tcW w:w="2000" w:type="dxa"/>
+            <w:tcBorders>
+              <w:top w:val="single" w:color="000000" w:sz="6" w:space="0"/>
+              <w:left w:val="single" w:color="000000" w:sz="6" w:space="0"/>
+              <w:bottom w:val="single" w:color="000000" w:sz="6" w:space="0"/>
+              <w:right w:val="single" w:color="000000" w:sz="6" w:space="0"/>
+            </w:tcBorders>
+            <w:shd w:val="clear" w:color="auto" w:fill="D9D9D9"/>
+            <w:tcMar>
+              <w:top w:w="80" w:type="dxa"/>
+              <w:left w:w="120" w:type="dxa"/>
+              <w:bottom w:w="80" w:type="dxa"/>
+              <w:right w:w="120" w:type="dxa"/>
+            </w:tcMar>
+            <w:vAlign w:val="center"/>
+          </w:tcPr>
+          <w:p>
+            <w:pPr>
+              <w:keepNext w:val="0"/>
+              <w:keepLines w:val="0"/>
+              <w:widowControl/>
+              <w:suppressLineNumbers w:val="0"/>
+              <w:spacing w:before="40" w:beforeAutospacing="0" w:after="40" w:afterAutospacing="0" w:line="360" w:lineRule="auto"/>
+              <w:ind w:left="0" w:right="0"/>
+              <w:jc w:val="left"/>
+              <w:rPr>
+                <w:rFonts w:hint="default"/>
+              </w:rPr>
+            </w:pPr>
+            <w:r>
+              <w:rPr>
+                <w:rFonts w:hint="default" w:ascii="Times New Roman" w:hAnsi="Times New Roman" w:eastAsia="Times New Roman" w:cs="Times New Roman"/>
+                <w:b/>
+                <w:bCs/>
+                <w:color w:val="auto"/>
+                <w:kern w:val="0"/>
+                <w:sz w:val="24"/>
+                <w:szCs w:val="24"/>
+                <w:lang w:val="en-US" w:eastAsia="zh-CN" w:bidi="ar"/>
+              </w:rPr>
+              <w:t>Các bước thực hiện</w:t>
+            </w:r>
+          </w:p>
+        </w:tc>
+        <w:tc>
+          <w:tcPr>
+            <w:tcW w:w="7026" w:type="dxa"/>
+            <w:tcBorders>
+              <w:top w:val="single" w:color="000000" w:sz="6" w:space="0"/>
+              <w:left w:val="single" w:color="000000" w:sz="6" w:space="0"/>
+              <w:bottom w:val="single" w:color="000000" w:sz="6" w:space="0"/>
+              <w:right w:val="single" w:color="000000" w:sz="6" w:space="0"/>
+            </w:tcBorders>
+            <w:shd w:val="clear" w:color="auto" w:fill="auto"/>
+            <w:tcMar>
+              <w:top w:w="80" w:type="dxa"/>
+              <w:left w:w="120" w:type="dxa"/>
+              <w:bottom w:w="80" w:type="dxa"/>
+              <w:right w:w="120" w:type="dxa"/>
+            </w:tcMar>
+            <w:vAlign w:val="center"/>
+          </w:tcPr>
+          <w:p>
+            <w:pPr>
+              <w:keepNext w:val="0"/>
+              <w:keepLines w:val="0"/>
+              <w:widowControl/>
+              <w:suppressLineNumbers w:val="0"/>
+              <w:spacing w:before="20" w:beforeAutospacing="0" w:after="20" w:afterAutospacing="0" w:line="360" w:lineRule="auto"/>
+              <w:ind w:left="0" w:right="0"/>
+              <w:jc w:val="both"/>
+              <w:rPr>
+                <w:rFonts w:hint="default"/>
+              </w:rPr>
+            </w:pPr>
+            <w:r>
+              <w:rPr>
+                <w:rFonts w:hint="default" w:ascii="Times New Roman" w:hAnsi="Times New Roman" w:eastAsia="Times New Roman" w:cs="Times New Roman"/>
+                <w:color w:val="000000"/>
+                <w:kern w:val="0"/>
+                <w:sz w:val="24"/>
+                <w:szCs w:val="24"/>
+                <w:lang w:val="en-US" w:eastAsia="zh-CN" w:bidi="ar"/>
+              </w:rPr>
+              <w:t>1. Truy cập trang chi tiết phim của bộ phim không có poster.</w:t>
+            </w:r>
+          </w:p>
+          <w:p>
+            <w:pPr>
+              <w:keepNext w:val="0"/>
+              <w:keepLines w:val="0"/>
+              <w:widowControl/>
+              <w:suppressLineNumbers w:val="0"/>
+              <w:spacing w:before="20" w:beforeAutospacing="0" w:after="20" w:afterAutospacing="0" w:line="360" w:lineRule="auto"/>
+              <w:ind w:left="0" w:right="0"/>
+              <w:jc w:val="both"/>
+              <w:rPr>
+                <w:rFonts w:hint="default"/>
+              </w:rPr>
+            </w:pPr>
+            <w:r>
+              <w:rPr>
+                <w:rFonts w:hint="default" w:ascii="Times New Roman" w:hAnsi="Times New Roman" w:eastAsia="Times New Roman" w:cs="Times New Roman"/>
+                <w:color w:val="000000"/>
+                <w:kern w:val="0"/>
+                <w:sz w:val="24"/>
+                <w:szCs w:val="24"/>
+                <w:lang w:val="en-US" w:eastAsia="zh-CN" w:bidi="ar"/>
+              </w:rPr>
+              <w:t>2. JSP kiểm tra: &lt;c:choose&gt; → &lt;c:when test="${not empty movie.posterUrl}"&gt; thất bại.</w:t>
+            </w:r>
+          </w:p>
+          <w:p>
+            <w:pPr>
+              <w:keepNext w:val="0"/>
+              <w:keepLines w:val="0"/>
+              <w:widowControl/>
+              <w:suppressLineNumbers w:val="0"/>
+              <w:spacing w:before="20" w:beforeAutospacing="0" w:after="20" w:afterAutospacing="0" w:line="360" w:lineRule="auto"/>
+              <w:ind w:left="0" w:right="0"/>
+              <w:jc w:val="both"/>
+              <w:rPr>
+                <w:rFonts w:hint="default"/>
+              </w:rPr>
+            </w:pPr>
+            <w:r>
+              <w:rPr>
+                <w:rFonts w:hint="default" w:ascii="Times New Roman" w:hAnsi="Times New Roman" w:eastAsia="Times New Roman" w:cs="Times New Roman"/>
+                <w:color w:val="000000"/>
+                <w:kern w:val="0"/>
+                <w:sz w:val="24"/>
+                <w:szCs w:val="24"/>
+                <w:lang w:val="en-US" w:eastAsia="zh-CN" w:bidi="ar"/>
+              </w:rPr>
+              <w:t>3. JSP vào nhánh &lt;c:otherwise&gt;.</w:t>
+            </w:r>
+          </w:p>
+        </w:tc>
+      </w:tr>
+      <w:tr>
+        <w:tblPrEx>
+          <w:tblBorders>
+            <w:top w:val="single" w:color="auto" w:sz="4" w:space="0"/>
+            <w:left w:val="single" w:color="auto" w:sz="4" w:space="0"/>
+            <w:bottom w:val="single" w:color="auto" w:sz="4" w:space="0"/>
+            <w:right w:val="single" w:color="auto" w:sz="4" w:space="0"/>
+            <w:insideH w:val="single" w:color="auto" w:sz="4" w:space="0"/>
+            <w:insideV w:val="single" w:color="auto" w:sz="4" w:space="0"/>
+          </w:tblBorders>
+          <w:shd w:val="clear" w:color="auto" w:fill="auto"/>
+          <w:tblCellMar>
+            <w:top w:w="0" w:type="dxa"/>
+            <w:left w:w="10" w:type="dxa"/>
+            <w:bottom w:w="0" w:type="dxa"/>
+            <w:right w:w="10" w:type="dxa"/>
+          </w:tblCellMar>
+        </w:tblPrEx>
+        <w:tc>
+          <w:tcPr>
+            <w:tcW w:w="2000" w:type="dxa"/>
+            <w:tcBorders>
+              <w:top w:val="single" w:color="000000" w:sz="6" w:space="0"/>
+              <w:left w:val="single" w:color="000000" w:sz="6" w:space="0"/>
+              <w:bottom w:val="single" w:color="000000" w:sz="6" w:space="0"/>
+              <w:right w:val="single" w:color="000000" w:sz="6" w:space="0"/>
+            </w:tcBorders>
+            <w:shd w:val="clear" w:color="auto" w:fill="D9D9D9"/>
+            <w:tcMar>
+              <w:top w:w="80" w:type="dxa"/>
+              <w:left w:w="120" w:type="dxa"/>
+              <w:bottom w:w="80" w:type="dxa"/>
+              <w:right w:w="120" w:type="dxa"/>
+            </w:tcMar>
+            <w:vAlign w:val="center"/>
+          </w:tcPr>
+          <w:p>
+            <w:pPr>
+              <w:keepNext w:val="0"/>
+              <w:keepLines w:val="0"/>
+              <w:widowControl/>
+              <w:suppressLineNumbers w:val="0"/>
+              <w:spacing w:before="40" w:beforeAutospacing="0" w:after="40" w:afterAutospacing="0" w:line="360" w:lineRule="auto"/>
+              <w:ind w:left="0" w:right="0"/>
+              <w:jc w:val="left"/>
+              <w:rPr>
+                <w:rFonts w:hint="default"/>
+              </w:rPr>
+            </w:pPr>
+            <w:r>
+              <w:rPr>
+                <w:rFonts w:hint="default" w:ascii="Times New Roman" w:hAnsi="Times New Roman" w:eastAsia="Times New Roman" w:cs="Times New Roman"/>
+                <w:b/>
+                <w:bCs/>
+                <w:color w:val="auto"/>
+                <w:kern w:val="0"/>
+                <w:sz w:val="24"/>
+                <w:szCs w:val="24"/>
+                <w:lang w:val="en-US" w:eastAsia="zh-CN" w:bidi="ar"/>
+              </w:rPr>
+              <w:t>Kết quả mong đợi</w:t>
+            </w:r>
+          </w:p>
+        </w:tc>
+        <w:tc>
+          <w:tcPr>
+            <w:tcW w:w="7026" w:type="dxa"/>
+            <w:tcBorders>
+              <w:top w:val="single" w:color="000000" w:sz="6" w:space="0"/>
+              <w:left w:val="single" w:color="000000" w:sz="6" w:space="0"/>
+              <w:bottom w:val="single" w:color="000000" w:sz="6" w:space="0"/>
+              <w:right w:val="single" w:color="000000" w:sz="6" w:space="0"/>
+            </w:tcBorders>
+            <w:shd w:val="clear" w:color="auto" w:fill="auto"/>
+            <w:tcMar>
+              <w:top w:w="80" w:type="dxa"/>
+              <w:left w:w="120" w:type="dxa"/>
+              <w:bottom w:w="80" w:type="dxa"/>
+              <w:right w:w="120" w:type="dxa"/>
+            </w:tcMar>
+            <w:vAlign w:val="center"/>
+          </w:tcPr>
+          <w:p>
+            <w:pPr>
+              <w:keepNext w:val="0"/>
+              <w:keepLines w:val="0"/>
+              <w:widowControl/>
+              <w:suppressLineNumbers w:val="0"/>
               <w:spacing w:before="20" w:beforeAutospacing="0" w:after="20" w:afterAutospacing="0" w:line="360" w:lineRule="auto"/>
               <w:ind w:left="0" w:right="0"/>
               <w:jc w:val="both"/>
@@ -22206,8 +22749,8 @@
         </w:rPr>
       </w:pPr>
       <w:bookmarkStart w:id="96" w:name="_Toc1307"/>
-      <w:bookmarkStart w:id="97" w:name="_Toc16664"/>
-      <w:bookmarkStart w:id="98" w:name="_Toc231414259"/>
+      <w:bookmarkStart w:id="97" w:name="_Toc231414259"/>
+      <w:bookmarkStart w:id="98" w:name="_Toc16664"/>
       <w:r>
         <w:rPr>
           <w:lang w:val="en-US"/>
@@ -22579,7 +23122,6 @@
             <w:insideH w:val="single" w:color="auto" w:sz="4" w:space="0"/>
             <w:insideV w:val="single" w:color="auto" w:sz="4" w:space="0"/>
           </w:tblBorders>
-          <w:shd w:val="clear" w:color="auto" w:fill="auto"/>
           <w:tblCellMar>
             <w:top w:w="0" w:type="dxa"/>
             <w:left w:w="10" w:type="dxa"/>
@@ -22912,8 +23454,8 @@
         </w:rPr>
       </w:pPr>
       <w:bookmarkStart w:id="99" w:name="_Toc26462"/>
-      <w:bookmarkStart w:id="100" w:name="_Toc231414260"/>
-      <w:bookmarkStart w:id="101" w:name="_Toc1106"/>
+      <w:bookmarkStart w:id="100" w:name="_Toc1106"/>
+      <w:bookmarkStart w:id="101" w:name="_Toc231414260"/>
       <w:r>
         <w:rPr>
           <w:lang w:val="en-US"/>
@@ -23176,7 +23718,6 @@
             <w:insideH w:val="single" w:color="auto" w:sz="4" w:space="0"/>
             <w:insideV w:val="single" w:color="auto" w:sz="4" w:space="0"/>
           </w:tblBorders>
-          <w:shd w:val="clear" w:color="auto" w:fill="auto"/>
           <w:tblCellMar>
             <w:top w:w="0" w:type="dxa"/>
             <w:left w:w="10" w:type="dxa"/>
@@ -24484,8 +25025,8 @@
       <w:bookmarkStart w:id="107" w:name="_Toc8349"/>
       <w:bookmarkStart w:id="108" w:name="_Toc9810"/>
       <w:bookmarkStart w:id="109" w:name="_Toc7416"/>
-      <w:bookmarkStart w:id="110" w:name="_Toc228887530"/>
-      <w:bookmarkStart w:id="111" w:name="_Toc231414263"/>
+      <w:bookmarkStart w:id="110" w:name="_Toc231414263"/>
+      <w:bookmarkStart w:id="111" w:name="_Toc228887530"/>
       <w:r>
         <w:rPr>
           <w:rFonts w:hint="default" w:ascii="Arial" w:hAnsi="Arial" w:cs="Times New Roman"/>
@@ -24591,8 +25132,8 @@
           <w:lang w:val="en-US"/>
         </w:rPr>
       </w:pPr>
-      <w:bookmarkStart w:id="112" w:name="_Toc8838"/>
-      <w:bookmarkStart w:id="113" w:name="_Toc231414264"/>
+      <w:bookmarkStart w:id="112" w:name="_Toc231414264"/>
+      <w:bookmarkStart w:id="113" w:name="_Toc8838"/>
       <w:bookmarkStart w:id="114" w:name="_Toc29686"/>
       <w:r>
         <w:rPr>
@@ -24613,8 +25154,8 @@
           <w:lang w:val="en-US"/>
         </w:rPr>
       </w:pPr>
-      <w:bookmarkStart w:id="115" w:name="_Toc231414265"/>
-      <w:bookmarkStart w:id="116" w:name="_Toc21877"/>
+      <w:bookmarkStart w:id="115" w:name="_Toc21877"/>
+      <w:bookmarkStart w:id="116" w:name="_Toc231414265"/>
       <w:bookmarkStart w:id="117" w:name="_Toc27421"/>
       <w:r>
         <w:rPr>
@@ -25159,9 +25700,9 @@
           <w:lang w:val="en-US"/>
         </w:rPr>
       </w:pPr>
-      <w:bookmarkStart w:id="121" w:name="_Toc231414267"/>
-      <w:bookmarkStart w:id="122" w:name="_Toc15319"/>
-      <w:bookmarkStart w:id="123" w:name="_Toc19251"/>
+      <w:bookmarkStart w:id="121" w:name="_Toc19251"/>
+      <w:bookmarkStart w:id="122" w:name="_Toc231414267"/>
+      <w:bookmarkStart w:id="123" w:name="_Toc15319"/>
       <w:r>
         <w:rPr>
           <w:lang w:val="en-US"/>
@@ -25733,9 +26274,9 @@
           <w:lang w:val="en-US"/>
         </w:rPr>
       </w:pPr>
-      <w:bookmarkStart w:id="127" w:name="_Toc15589"/>
+      <w:bookmarkStart w:id="127" w:name="_Toc231414269"/>
       <w:bookmarkStart w:id="128" w:name="_Toc20779"/>
-      <w:bookmarkStart w:id="129" w:name="_Toc231414269"/>
+      <w:bookmarkStart w:id="129" w:name="_Toc15589"/>
       <w:r>
         <w:rPr>
           <w:lang w:val="en-US"/>
@@ -26504,9 +27045,9 @@
           <w:lang w:val="en-US"/>
         </w:rPr>
       </w:pPr>
-      <w:bookmarkStart w:id="137" w:name="_Toc639"/>
-      <w:bookmarkStart w:id="138" w:name="_Toc231414273"/>
-      <w:bookmarkStart w:id="139" w:name="_Toc21529"/>
+      <w:bookmarkStart w:id="137" w:name="_Toc21529"/>
+      <w:bookmarkStart w:id="138" w:name="_Toc639"/>
+      <w:bookmarkStart w:id="139" w:name="_Toc231414273"/>
       <w:r>
         <w:rPr>
           <w:lang w:val="en-US"/>
@@ -26821,9 +27362,9 @@
           <w:lang w:val="en-US"/>
         </w:rPr>
       </w:pPr>
-      <w:bookmarkStart w:id="141" w:name="_Toc231414274"/>
-      <w:bookmarkStart w:id="142" w:name="_Toc18912"/>
-      <w:bookmarkStart w:id="143" w:name="_Toc1456"/>
+      <w:bookmarkStart w:id="141" w:name="_Toc18912"/>
+      <w:bookmarkStart w:id="142" w:name="_Toc1456"/>
+      <w:bookmarkStart w:id="143" w:name="_Toc231414274"/>
       <w:r>
         <w:rPr>
           <w:lang w:val="en-US"/>
